--- a/docs/review-3/Team1_BCSE497J_Project_I_Report.docx
+++ b/docs/review-3/Team1_BCSE497J_Project_I_Report.docx
@@ -1961,7 +1961,7 @@
           <w:sz w:val="24"/>
           <w:szCs w:val="24"/>
         </w:rPr>
-        <w:t xml:space="preserve">, for their insightful guidance and continuous support. Their expertise and advice have been crucial in shaping the direction of our project, and their commitment to a collaborative and supportive atmosphere has greatly helped our learning.</w:t>
+        <w:t xml:space="preserve">, for their insightful guidance and continuous support. Their expertise and advice shaped the direction of our project, and the collaborative, supportive atmosphere they keep made learning easier for us.</w:t>
       </w:r>
     </w:p>
     <w:p>
@@ -1999,7 +1999,7 @@
           <w:sz w:val="24"/>
           <w:szCs w:val="24"/>
         </w:rPr>
-        <w:t xml:space="preserve">We are immensely thankful to our project guide, Dr. Kalyanaraman P., for their dedicated mentorship and valuable feedback. Their patience, knowledge and encouragement were pivotal in completing this project, and their willingness to share expertise and give thoughtful guidance helped us refine our ideas and methods.</w:t>
+        <w:t xml:space="preserve">We are immensely thankful to our project guide, Dr. Kalyanaraman P., for their dedicated mentorship and valuable feedback. Their patience, knowledge and encouragement carried us through this project, and the time they spent sharing expertise and giving thoughtful guidance helped us refine our ideas and methods.</w:t>
       </w:r>
     </w:p>
     <w:p>
@@ -12242,7 +12242,7 @@
           <w:sz w:val="24"/>
           <w:szCs w:val="24"/>
         </w:rPr>
-        <w:t xml:space="preserve">Process mining normally assigns every event to exactly one case. Workflows that involve several entities at once do not fit that rule. In an academic capstone, a single review submission concerns a project, a team, three students, a guide, a report version and, later, a score. Forcing such an event into one case notion, called flattening, can copy the event into several cases (convergence), drop it altogether (deficiency) or mix up repeated events (divergence). Object-centric event logs, in the OCEL 2.0 standard, keep the many-to-many links instead.</w:t>
+        <w:t xml:space="preserve">Imagine one click on a capstone portal. A student leader submits a report, and that single event touches a project, a team, three students, a guide and a report version. Process mining wants every event in exactly one case, so something has to give. Flatten the event to one case notion and it can be copied into several cases (convergence), dropped altogether (deficiency) or mixed up with repeated events that belong to other objects (divergence). Object-centric event logs, in the OCEL 2.0 standard, keep the many-to-many links instead.</w:t>
       </w:r>
     </w:p>
     <w:p>
@@ -12256,7 +12256,7 @@
           <w:sz w:val="24"/>
           <w:szCs w:val="24"/>
         </w:rPr>
-        <w:t xml:space="preserve">We began this project to study capstone review processes with OCEL 2.0. Production logs of a capstone portal are not available to us, and we found no public capstone or thesis-management event log. We therefore changed what we claim. We kept the capstone as a documented OCEL 2.0 design, and we measured flattening on seven real public logs: Gerrit code review (CROP), Open University learning analytics (OULAD), Angular commits, German Bundestag procedures, Enron e-mail, an Ethereum window and Age of Empires II matches. No synthetic or simulated data was used.</w:t>
+        <w:t xml:space="preserve">We began this project to study capstone review processes with OCEL 2.0, and then we couldn't get portal logs. We also found no public capstone or thesis-management event log. So we changed what we claim. The capstone stays as a documented OCEL 2.0 design, and we measured flattening on seven real public logs: Gerrit code review (CROP), Open University learning analytics (OULAD), Angular commits, German Bundestag procedures, Enron e-mail, an Ethereum window and Age of Empires II matches. No synthetic or simulated data was used anywhere.</w:t>
       </w:r>
     </w:p>
     <w:p>
@@ -12270,7 +12270,7 @@
           <w:sz w:val="24"/>
           <w:szCs w:val="24"/>
         </w:rPr>
-        <w:t xml:space="preserve">We built a reproducible pipeline that downloads and checks each source, converts Gerrit and OULAD data to OCEL 2.0, computes flattening distortion for 38 case notions, and compares standard outputs between flat and object-centric views: activity rankings, directly-follows edges, process variants and entity rankings.</w:t>
+        <w:t xml:space="preserve">We built a reproducible pipeline that downloads and checks each source, converts the Gerrit and OULAD data to OCEL 2.0, computes flattening distortion for 38 case notions, and compares what an analyst would read off a flat view against the object-centric one: activity rankings, directly-follows edges, process variants and entity rankings.</w:t>
       </w:r>
     </w:p>
     <w:p>
@@ -12284,7 +12284,7 @@
           <w:sz w:val="24"/>
           <w:szCs w:val="24"/>
         </w:rPr>
-        <w:t xml:space="preserve">The logs fall into three groups. In star logs (CROP, OULAD) every event touches one object of each type, so flattening copies nothing. In partitioned logs (Bundestag, Age of Empires II, Ethereum) one case notion drops 69% to 91% of the events in the median. In fan-out logs (Angular, Enron) flattening duplicates events, up to 81.65 copies of one event in Angular. Duplication alone rarely changes activity rankings: only 2 of 38 case notions fall below a rank correlation of 0.95. The larger effect is narrowing: in 20 of 38 case notions the flat log shows fewer than half of the process's activities. A denormalised flat export can also mislead entity rankings, with worst-case rank correlations of 0.16 (Enron), -0.01 (Ethereum) and -0.41 (Age of Empires II).</w:t>
+        <w:t xml:space="preserve">The logs fall into three groups. In star logs (CROP, OULAD) every event touches one object of each type, so flattening copies nothing. In partitioned logs (Bundestag, Age of Empires II, Ethereum) one case notion drops 69% to 91% of the events in the median. In fan-out logs (Angular, Enron) flattening does duplicate events, up to 81.65 copies of one event in Angular. Duplication alone rarely changes an activity ranking, since only 2 of 38 case notions fall below a rank correlation of 0.95. The bigger effect is narrowing: in 20 of 38 case notions the flat log shows fewer than half of the process's activities. Counting rows in a denormalised flat export can also wreck an entity ranking, with worst-case rank correlations of 0.16 (Enron), -0.01 (Ethereum) and -0.41 (Age of Empires II).</w:t>
       </w:r>
     </w:p>
     <w:p>
@@ -12298,7 +12298,7 @@
           <w:sz w:val="24"/>
           <w:szCs w:val="24"/>
         </w:rPr>
-        <w:t xml:space="preserve">The results are checked by an independent SQL implementation, a brute-force self-check, an independent recomputation of OULAD counts and byte-identical re-runs. These checks found three bugs of our own, which we fixed. No second person has labelled the findings, and the capstone model remains a design that has not been tested on portal data. A journal manuscript is in preparation and has not been submitted.</w:t>
+        <w:t xml:space="preserve">We checked parts of the pipeline with an independent SQL implementation, a brute-force self-check, an independent recomputation of the OULAD counts and byte-identical re-runs. Those checks caught three bugs of our own, which we fixed. The distortion metrics themselves have no second implementation yet, nobody outside the team has labelled the findings, and the capstone model is still a design that hasn't met portal data. A journal manuscript is in preparation and hasn't been submitted.</w:t>
       </w:r>
     </w:p>
     <w:p>
@@ -12381,7 +12381,7 @@
           <w:sz w:val="24"/>
           <w:szCs w:val="24"/>
         </w:rPr>
-        <w:t xml:space="preserve">Process mining starts from an event log. In its simplest form every event has three things: a case identifier, an activity name and a timestamp. The usual toolbox (discovering a process model, checking conformance, finding bottlenecks) rests on one assumption: every event belongs to exactly one case.</w:t>
+        <w:t xml:space="preserve">Think about what happens when a student leader clicks submit on a capstone report. One click, and that single event touches the project, the team, three students, the guide who will verify it and the report version going in. Ask a process-mining tool to draw the process and it asks back: which one of these is the case?</w:t>
       </w:r>
     </w:p>
     <w:p>
@@ -12395,7 +12395,7 @@
           <w:sz w:val="24"/>
           <w:szCs w:val="24"/>
         </w:rPr>
-        <w:t xml:space="preserve">Real processes rarely behave that way. Take a capstone review. When a student leader submits a report, that one event concerns the project, the team, three students, the guide who will verify it and the report version being submitted. If we choose the project as the case, the project's story stays together but the guide's workload across many projects disappears. If we choose the student, the same submission is written down three times, once per team member. A group photograph is a fair picture of it. A flat view cuts one person out of the photo. We can make a cut-out for every person, but the pile of cut-outs never tells us who stood next to whom.</w:t>
+        <w:t xml:space="preserve">That question is the reason this project exists. Classic process mining starts from an event log where every event has a case identifier, an activity name and a timestamp, and everything built on top of it (discovery, conformance checking, bottleneck analysis) assumes that each event belongs to exactly one case.</w:t>
       </w:r>
     </w:p>
     <w:p>
@@ -12409,7 +12409,21 @@
           <w:sz w:val="24"/>
           <w:szCs w:val="24"/>
         </w:rPr>
-        <w:t xml:space="preserve">The literature gives the damage names. When one event is copied into several cases the log shows </w:t>
+        <w:t xml:space="preserve">Pick the project as the case and the project's story stays together, but the guide's workload across all projects disappears. Pick the student and the same submission shows up three times, once per team member. We like to think of it as a group photo. A flat view cuts one person out of the picture. We can cut out everybody, one after another, but the pile of cut-outs never tells us who was standing next to whom.</w:t>
+      </w:r>
+    </w:p>
+    <w:p>
+      <w:pPr>
+        <w:spacing w:before="0" w:after="120" w:line="276" w:lineRule="auto"/>
+        <w:jc w:val="both"/>
+      </w:pPr>
+      <w:r>
+        <w:rPr>
+          <w:rFonts w:ascii="Times New Roman" w:hAnsi="Times New Roman" w:cs="Times New Roman" w:eastAsia="Times New Roman"/>
+          <w:sz w:val="24"/>
+          <w:szCs w:val="24"/>
+        </w:rPr>
+        <w:t xml:space="preserve">The literature has names for the damage. Copy one event into several cases and you get </w:t>
       </w:r>
       <w:r>
         <w:rPr>
@@ -12427,7 +12441,7 @@
           <w:sz w:val="24"/>
           <w:szCs w:val="24"/>
         </w:rPr>
-        <w:t xml:space="preserve">. When events of the same activity inside one case really belong to different other objects, the log shows </w:t>
+        <w:t xml:space="preserve">. Mix up repeated events that really belong to different other objects and you get </w:t>
       </w:r>
       <w:r>
         <w:rPr>
@@ -12445,7 +12459,7 @@
           <w:sz w:val="24"/>
           <w:szCs w:val="24"/>
         </w:rPr>
-        <w:t xml:space="preserve"> [1]. Events that have no object of the chosen type vanish from the flat log, which is called </w:t>
+        <w:t xml:space="preserve"> [1]. And events that have no object of the chosen type simply vanish from the flat log, which is called </w:t>
       </w:r>
       <w:r>
         <w:rPr>
@@ -12463,7 +12477,7 @@
           <w:sz w:val="24"/>
           <w:szCs w:val="24"/>
         </w:rPr>
-        <w:t xml:space="preserve">; the three issues are treated together in [4].</w:t>
+        <w:t xml:space="preserve">.</w:t>
       </w:r>
     </w:p>
     <w:p>
@@ -12477,7 +12491,7 @@
           <w:sz w:val="24"/>
           <w:szCs w:val="24"/>
         </w:rPr>
-        <w:t xml:space="preserve">Object-centric event logs avoid the choice. One event can be related to any number of objects, each with a type, and objects can be related to each other. The OCEL 2.0 specification [2] turns this idea into a standard with JSON, XML and SQLite formats, a qualifier on every link, and object attributes that may change over time. Recent papers show why the structure matters. Keeping the object graph helps machine-learning tasks on process data more than flattened features do [3]. One-to-many links create spurious directly-follows relations in a real food-company case study [5]. Object-centric data also has quality problems of its own [6]. In education, Miri et al. [7] converted Moodle activity into OCEL and found that group and resource links stay invisible in a student-centric log. What we could not find is a study that counts how large these effects are across several real logs.</w:t>
+        <w:t xml:space="preserve">Object-centric event logs skip the choice. One event can point at any number of objects, each with a type, and objects can be linked to each other too. OCEL 2.0 [2] turns this into a standard: JSON, XML and SQLite formats, a qualifier on every link, and object attributes that can change over time.</w:t>
       </w:r>
     </w:p>
     <w:p>
@@ -12491,7 +12505,7 @@
           <w:sz w:val="24"/>
           <w:szCs w:val="24"/>
         </w:rPr>
-        <w:t xml:space="preserve">Public data now makes such a count possible. The Open University Learning Analytics Dataset (OULAD) [8] covers students, courses and assessments. CROP [9] links Gerrit code reviews to code changes, a close cousin of a report-review workflow: submit, review, revise, accept.</w:t>
+        <w:t xml:space="preserve">People have started to show why this matters. Keeping the object graph helps machine-learning tasks on process data more than flattened features do [3], and Adams and van der Aalst [4] address convergence, divergence and deficiency together. One-to-many links produced false directly-follows relations in a food-company case study [5], and object-centric data has quality problems of its own [6]. In education, Miri et al. [7] turned Moodle activity into OCEL and found that group and resource links stay invisible in a student-centric log.</w:t>
       </w:r>
     </w:p>
     <w:p>
@@ -12505,7 +12519,7 @@
           <w:sz w:val="24"/>
           <w:szCs w:val="24"/>
         </w:rPr>
-        <w:t xml:space="preserve">The capstone itself has the same shape. Hassani et al. [10] describe a department that supervises more than 250 final-year computing projects, and Premchaiswadi and Porouhan [11] mined a peer-review process and found bottlenecks and rule violations in reviewer handling. The Educational Capstone Portal, a capstone management system whose architecture is documented in our project repository, handles registration, team formation, report compilation, three review stages, faculty decisions and scoring, and it writes an audit-log row for every state change. That is a naturally object-centric process.</w:t>
+        <w:t xml:space="preserve">What we couldn't find was a study that counts these effects across several real logs. Everyone agrees flattening hurts. Nobody tells you by how much. Public data has caught up, though: the Open University Learning Analytics Dataset (OULAD) [8] covers students, courses and assessments, and CROP [9] links Gerrit code reviews to code changes, a close cousin of a report review.</w:t>
       </w:r>
     </w:p>
     <w:p>
@@ -12519,7 +12533,21 @@
           <w:sz w:val="24"/>
           <w:szCs w:val="24"/>
         </w:rPr>
-        <w:t xml:space="preserve">We started this project to study exactly that process. We could not obtain portal logs, and we found no public capstone or thesis-management event log. So we changed what we claim. We kept the capstone as a documented OCEL 2.0 design, and we measured flattening on seven real public logs [12]. This report describes both parts and is careful to say which one is which.</w:t>
+        <w:t xml:space="preserve">A capstone has the same shape. Hassani et al. [10] describe a department supervising more than 250 final-year computing projects, and Premchaiswadi and Porouhan [11] mined an online peer-review process and found bottlenecks and rule violations in how reviewers were handled. The Educational Capstone Portal, whose architecture is documented in our project repository, handles registration, team formation, report compilation, three review stages, faculty decisions and scoring, and it writes an audit-log row for every state change. That is about as object-centric as a process gets.</w:t>
+      </w:r>
+    </w:p>
+    <w:p>
+      <w:pPr>
+        <w:spacing w:before="0" w:after="120" w:line="276" w:lineRule="auto"/>
+        <w:jc w:val="both"/>
+      </w:pPr>
+      <w:r>
+        <w:rPr>
+          <w:rFonts w:ascii="Times New Roman" w:hAnsi="Times New Roman" w:cs="Times New Roman" w:eastAsia="Times New Roman"/>
+          <w:sz w:val="24"/>
+          <w:szCs w:val="24"/>
+        </w:rPr>
+        <w:t xml:space="preserve">We set out to study exactly that process, and then hit a wall. We couldn't get portal logs, and we found no public capstone or thesis-management event log anywhere. So we changed what we claim. The capstone stays as a documented OCEL 2.0 design, and the measuring happens on seven real public logs [12]. This report keeps the two parts apart so nobody has to guess which is which.</w:t>
       </w:r>
     </w:p>
     <w:p>
@@ -12543,118 +12571,58 @@
     </w:p>
     <w:p>
       <w:pPr>
-        <w:numPr>
-          <w:ilvl w:val="0"/>
-          <w:numId w:val="90"/>
-        </w:numPr>
-        <w:spacing w:before="0" w:after="60" w:line="276" w:lineRule="auto"/>
-        <w:ind w:left="720" w:hanging="360"/>
+        <w:spacing w:before="0" w:after="120" w:line="276" w:lineRule="auto"/>
         <w:jc w:val="both"/>
       </w:pPr>
       <w:r>
         <w:rPr>
           <w:rFonts w:ascii="Times New Roman" w:hAnsi="Times New Roman" w:cs="Times New Roman" w:eastAsia="Times New Roman"/>
-          <w:b/>
-          <w:bCs/>
           <w:sz w:val="24"/>
           <w:szCs w:val="24"/>
         </w:rPr>
-        <w:t xml:space="preserve">Flattening is routine and quiet.</w:t>
-      </w:r>
+        <w:t xml:space="preserve">Number one, flattening happens quietly. Tools do it by default, and they rarely tell the analyst how much was copied, dropped or mixed up.</w:t>
+      </w:r>
+    </w:p>
+    <w:p>
+      <w:pPr>
+        <w:spacing w:before="0" w:after="120" w:line="276" w:lineRule="auto"/>
+        <w:jc w:val="both"/>
+      </w:pPr>
       <w:r>
         <w:rPr>
           <w:rFonts w:ascii="Times New Roman" w:hAnsi="Times New Roman" w:cs="Times New Roman" w:eastAsia="Times New Roman"/>
           <w:sz w:val="24"/>
           <w:szCs w:val="24"/>
         </w:rPr>
-        <w:t xml:space="preserve"> Tools flatten by default and rarely tell the analyst how much was copied, dropped or mixed up.</w:t>
-      </w:r>
-    </w:p>
-    <w:p>
-      <w:pPr>
-        <w:numPr>
-          <w:ilvl w:val="0"/>
-          <w:numId w:val="90"/>
-        </w:numPr>
-        <w:spacing w:before="0" w:after="60" w:line="276" w:lineRule="auto"/>
-        <w:ind w:left="720" w:hanging="360"/>
+        <w:t xml:space="preserve">Number two, the evidence is thin. Convergence and divergence get explained with toy examples or a single case study. We found nothing that reports how often and how badly they show up on several real logs.</w:t>
+      </w:r>
+    </w:p>
+    <w:p>
+      <w:pPr>
+        <w:spacing w:before="0" w:after="120" w:line="276" w:lineRule="auto"/>
         <w:jc w:val="both"/>
       </w:pPr>
       <w:r>
         <w:rPr>
           <w:rFonts w:ascii="Times New Roman" w:hAnsi="Times New Roman" w:cs="Times New Roman" w:eastAsia="Times New Roman"/>
-          <w:b/>
-          <w:bCs/>
           <w:sz w:val="24"/>
           <w:szCs w:val="24"/>
         </w:rPr>
-        <w:t xml:space="preserve">The evidence is thin.</w:t>
-      </w:r>
+        <w:t xml:space="preserve">Number three, capstones are coordination work. The questions people actually ask (is one guide overloaded, which team keeps resubmitting) cut across cases, so a case-centric view is the wrong shape for them.</w:t>
+      </w:r>
+    </w:p>
+    <w:p>
+      <w:pPr>
+        <w:spacing w:before="0" w:after="120" w:line="276" w:lineRule="auto"/>
+        <w:jc w:val="both"/>
+      </w:pPr>
       <w:r>
         <w:rPr>
           <w:rFonts w:ascii="Times New Roman" w:hAnsi="Times New Roman" w:cs="Times New Roman" w:eastAsia="Times New Roman"/>
           <w:sz w:val="24"/>
           <w:szCs w:val="24"/>
         </w:rPr>
-        <w:t xml:space="preserve"> Convergence and divergence are explained with toy examples or single case studies. We found no study that reports how often and how badly they occur on several real logs.</w:t>
-      </w:r>
-    </w:p>
-    <w:p>
-      <w:pPr>
-        <w:numPr>
-          <w:ilvl w:val="0"/>
-          <w:numId w:val="90"/>
-        </w:numPr>
-        <w:spacing w:before="0" w:after="60" w:line="276" w:lineRule="auto"/>
-        <w:ind w:left="720" w:hanging="360"/>
-        <w:jc w:val="both"/>
-      </w:pPr>
-      <w:r>
-        <w:rPr>
-          <w:rFonts w:ascii="Times New Roman" w:hAnsi="Times New Roman" w:cs="Times New Roman" w:eastAsia="Times New Roman"/>
-          <w:b/>
-          <w:bCs/>
-          <w:sz w:val="24"/>
-          <w:szCs w:val="24"/>
-        </w:rPr>
-        <w:t xml:space="preserve">Capstones are coordination work.</w:t>
-      </w:r>
-      <w:r>
-        <w:rPr>
-          <w:rFonts w:ascii="Times New Roman" w:hAnsi="Times New Roman" w:cs="Times New Roman" w:eastAsia="Times New Roman"/>
-          <w:sz w:val="24"/>
-          <w:szCs w:val="24"/>
-        </w:rPr>
-        <w:t xml:space="preserve"> The questions that matter (is one guide overloaded, which team keeps resubmitting) cut across cases, and a case-centric view is the wrong shape for them.</w:t>
-      </w:r>
-    </w:p>
-    <w:p>
-      <w:pPr>
-        <w:numPr>
-          <w:ilvl w:val="0"/>
-          <w:numId w:val="90"/>
-        </w:numPr>
-        <w:spacing w:before="0" w:after="60" w:line="276" w:lineRule="auto"/>
-        <w:ind w:left="720" w:hanging="360"/>
-        <w:jc w:val="both"/>
-      </w:pPr>
-      <w:r>
-        <w:rPr>
-          <w:rFonts w:ascii="Times New Roman" w:hAnsi="Times New Roman" w:cs="Times New Roman" w:eastAsia="Times New Roman"/>
-          <w:b/>
-          <w:bCs/>
-          <w:sz w:val="24"/>
-          <w:szCs w:val="24"/>
-        </w:rPr>
-        <w:t xml:space="preserve">We can only be honest about what we can reach.</w:t>
-      </w:r>
-      <w:r>
-        <w:rPr>
-          <w:rFonts w:ascii="Times New Roman" w:hAnsi="Times New Roman" w:cs="Times New Roman" w:eastAsia="Times New Roman"/>
-          <w:sz w:val="24"/>
-          <w:szCs w:val="24"/>
-        </w:rPr>
-        <w:t xml:space="preserve"> Portal data is not available to us, so a careful, re-runnable measurement on public logs is the strongest evidence we can really produce.</w:t>
+        <w:t xml:space="preserve">Number four, we can only claim what we can reach. Portal data isn't available to us, so a re-runnable measurement on public logs is the strongest evidence we can produce.</w:t>
       </w:r>
     </w:p>
     <w:p>
@@ -12687,7 +12655,7 @@
           <w:sz w:val="24"/>
           <w:szCs w:val="24"/>
         </w:rPr>
-        <w:t xml:space="preserve">Table 1.1 states what the project covers and what it does not. We would rather list the limits ourselves.</w:t>
+        <w:t xml:space="preserve">Table 1.1 says what the project covers and what it doesn't. We'd rather write the limits down ourselves than have a reader dig them out.</w:t>
       </w:r>
     </w:p>
     <w:p>
@@ -13045,7 +13013,7 @@
           <w:sz w:val="24"/>
           <w:szCs w:val="24"/>
         </w:rPr>
-        <w:t xml:space="preserve">Two further points belong here. A rule-based engine from our earlier work, which tests eleven natural predicates on CROP and OULAD, is kept only as an appendix-level component, because eleven rules on two logs are too few to conclude anything. And an eighth source, a Moodle event log from the University of Cádiz, was downloaded but is not used in any result here.</w:t>
+        <w:t xml:space="preserve">Two more things. A rule-based engine from our earlier work stays in the appendix, since eleven rules on two logs can't support a conclusion. And a Moodle log from the University of Cádiz was downloaded as an eighth source but isn't used in any result.</w:t>
       </w:r>
     </w:p>
     <w:p>
@@ -13059,7 +13027,7 @@
           <w:sz w:val="24"/>
           <w:szCs w:val="24"/>
         </w:rPr>
-        <w:t xml:space="preserve">Chapter 2 reviews the literature and sets out the gap, objectives and plan. Chapter 3 covers requirements and feasibility, Chapter 4 the design, Chapter 5 the modules and testing, Chapter 6 the demonstration, Chapter 7 the results and cost, Chapter 8 the conclusion and Chapter 9 the references. Appendix A holds sample code.</w:t>
+        <w:t xml:space="preserve">Chapter 2 covers the literature and the plan, Chapter 3 requirements and feasibility, Chapter 4 the design, Chapter 5 modules and testing, Chapter 6 the demonstration, Chapter 7 results and cost, Chapter 8 the conclusion, Chapter 9 the references. Appendix A has sample code.</w:t>
       </w:r>
     </w:p>
     <w:p>
@@ -13130,7 +13098,7 @@
           <w:sz w:val="24"/>
           <w:szCs w:val="24"/>
         </w:rPr>
-        <w:t xml:space="preserve">We reviewed work in four groups: the flattening problem itself, the OCEL format, the consequences and data-quality issues of object-centric data, and the educational and capstone literature. Table 2.1 summarises the papers that matter most for our questions. The full reference list is in Chapter 9.</w:t>
+        <w:t xml:space="preserve">We read in four groups: the flattening problem itself, the OCEL format, what flattening does to results and to data quality, and the education and capstone papers. Table 2.1 sums up the ones that matter most for our questions. The full list is in Chapter 9.</w:t>
       </w:r>
     </w:p>
     <w:p>
@@ -14202,20 +14170,10 @@
       <w:r>
         <w:rPr>
           <w:rFonts w:ascii="Times New Roman" w:hAnsi="Times New Roman" w:cs="Times New Roman" w:eastAsia="Times New Roman"/>
-          <w:i/>
-          <w:iCs/>
           <w:sz w:val="24"/>
           <w:szCs w:val="24"/>
         </w:rPr>
-        <w:t xml:space="preserve">The flattening problem.</w:t>
-      </w:r>
-      <w:r>
-        <w:rPr>
-          <w:rFonts w:ascii="Times New Roman" w:hAnsi="Times New Roman" w:cs="Times New Roman" w:eastAsia="Times New Roman"/>
-          <w:sz w:val="24"/>
-          <w:szCs w:val="24"/>
-        </w:rPr>
-        <w:t xml:space="preserve"> van der Aalst [1] explained why one-case-per-event logs misrepresent processes with several interacting entities, and Adams and van der Aalst [4] went on to address convergence, divergence and deficiency. Both are conceptual. Neither says how often these effects occur on real data.</w:t>
+        <w:t xml:space="preserve">Start with the problem. van der Aalst [1] explained why one-case-per-event logs misrepresent processes with several interacting entities, and Adams and van der Aalst [4] went on to cover convergence, divergence and deficiency together. Both papers are conceptual. Neither tells you how often these effects turn up in real data.</w:t>
       </w:r>
     </w:p>
     <w:p>
@@ -14226,20 +14184,10 @@
       <w:r>
         <w:rPr>
           <w:rFonts w:ascii="Times New Roman" w:hAnsi="Times New Roman" w:cs="Times New Roman" w:eastAsia="Times New Roman"/>
-          <w:i/>
-          <w:iCs/>
           <w:sz w:val="24"/>
           <w:szCs w:val="24"/>
         </w:rPr>
-        <w:t xml:space="preserve">The format.</w:t>
-      </w:r>
-      <w:r>
-        <w:rPr>
-          <w:rFonts w:ascii="Times New Roman" w:hAnsi="Times New Roman" w:cs="Times New Roman" w:eastAsia="Times New Roman"/>
-          <w:sz w:val="24"/>
-          <w:szCs w:val="24"/>
-        </w:rPr>
-        <w:t xml:space="preserve"> OCEL 2.0 [2] is the interchange standard we build on. It stores events, objects, event-to-object (E2O) relations and object-to-object (O2O) relations, each with qualifiers, in JSON, XML or SQLite. We use the SQLite form for our own converters and read the JSON and XML forms of the public logs.</w:t>
+        <w:t xml:space="preserve">OCEL 2.0 [2] is the format we build on. It stores events, objects, event-to-object (E2O) links and object-to-object (O2O) links, each with qualifiers, in JSON, XML or SQLite. Our own converters write the SQLite form, and we read the JSON and XML forms of the public logs.</w:t>
       </w:r>
     </w:p>
     <w:p>
@@ -14250,20 +14198,10 @@
       <w:r>
         <w:rPr>
           <w:rFonts w:ascii="Times New Roman" w:hAnsi="Times New Roman" w:cs="Times New Roman" w:eastAsia="Times New Roman"/>
-          <w:i/>
-          <w:iCs/>
           <w:sz w:val="24"/>
           <w:szCs w:val="24"/>
         </w:rPr>
-        <w:t xml:space="preserve">Consequences and quality.</w:t>
-      </w:r>
-      <w:r>
-        <w:rPr>
-          <w:rFonts w:ascii="Times New Roman" w:hAnsi="Times New Roman" w:cs="Times New Roman" w:eastAsia="Times New Roman"/>
-          <w:sz w:val="24"/>
-          <w:szCs w:val="24"/>
-        </w:rPr>
-        <w:t xml:space="preserve"> Waibel et al. [5] showed with a causal event graph that one-to-many links produce false directly-follows edges, but on a single company's data. Kabierski et al. [6] classified quality issues in object-centric data. They describe the kinds of problems; they do not count them. Adams et al. [3] showed that keeping the object graph helps predictive tasks.</w:t>
+        <w:t xml:space="preserve">On consequences, Waibel et al. [5] used a causal event graph to show that one-to-many links produce false directly-follows edges, but only on one company's data. Kabierski et al. [6] sorted the quality issues of object-centric data into classes. They describe the kinds of problems and don't count them. Adams et al. [3] showed that keeping the object graph helps predictive tasks.</w:t>
       </w:r>
     </w:p>
     <w:p>
@@ -14274,20 +14212,10 @@
       <w:r>
         <w:rPr>
           <w:rFonts w:ascii="Times New Roman" w:hAnsi="Times New Roman" w:cs="Times New Roman" w:eastAsia="Times New Roman"/>
-          <w:i/>
-          <w:iCs/>
           <w:sz w:val="24"/>
           <w:szCs w:val="24"/>
         </w:rPr>
-        <w:t xml:space="preserve">Education and capstones.</w:t>
-      </w:r>
-      <w:r>
-        <w:rPr>
-          <w:rFonts w:ascii="Times New Roman" w:hAnsi="Times New Roman" w:cs="Times New Roman" w:eastAsia="Times New Roman"/>
-          <w:sz w:val="24"/>
-          <w:szCs w:val="24"/>
-        </w:rPr>
-        <w:t xml:space="preserve"> Miri et al. [7] is the closest neighbour to our work: object-centric mining on Moodle data. We are therefore clear that we are not the first to use OCEL in education. Premchaiswadi and Porouhan [11] mined an online peer-review process with a single case notion. Hassani et al. [10] describe how a department supervises a large number of final-year projects, without event data.</w:t>
+        <w:t xml:space="preserve">For education, Miri et al. [7] is our closest neighbour, since they ran object-centric mining on Moodle data. So no, we're not the first to use OCEL in education, and we say so. Premchaiswadi and Porouhan [11] mined an online peer-review process with a single case notion, and Hassani et al. [10] describe how a department supervises a large number of final-year projects, with no event data.</w:t>
       </w:r>
     </w:p>
     <w:p>
@@ -14320,7 +14248,96 @@
           <w:sz w:val="24"/>
           <w:szCs w:val="24"/>
         </w:rPr>
-        <w:t xml:space="preserve">Reading the table above as a whole, we see three gaps.</w:t>
+        <w:t xml:space="preserve">Read the table as a whole and three gaps show up.</w:t>
+      </w:r>
+    </w:p>
+    <w:p>
+      <w:pPr>
+        <w:spacing w:before="0" w:after="120" w:line="276" w:lineRule="auto"/>
+        <w:jc w:val="both"/>
+      </w:pPr>
+      <w:r>
+        <w:rPr>
+          <w:rFonts w:ascii="Times New Roman" w:hAnsi="Times New Roman" w:cs="Times New Roman" w:eastAsia="Times New Roman"/>
+          <w:sz w:val="24"/>
+          <w:szCs w:val="24"/>
+        </w:rPr>
+        <w:t xml:space="preserve">The first is that flattening problems are named but not measured. Convergence and divergence appear as toy or single-case examples, and most object-centric evidence we found uses simulated logs.</w:t>
+      </w:r>
+    </w:p>
+    <w:p>
+      <w:pPr>
+        <w:spacing w:before="0" w:after="120" w:line="276" w:lineRule="auto"/>
+        <w:jc w:val="both"/>
+      </w:pPr>
+      <w:r>
+        <w:rPr>
+          <w:rFonts w:ascii="Times New Roman" w:hAnsi="Times New Roman" w:cs="Times New Roman" w:eastAsia="Times New Roman"/>
+          <w:sz w:val="24"/>
+          <w:szCs w:val="24"/>
+        </w:rPr>
+        <w:t xml:space="preserve">The second is that education and capstone work stays on learning-platform data. Object-centric educational mining uses Moodle activity. A review lifecycle with submit, review, reject, resubmit and score has no public object-centric dataset.</w:t>
+      </w:r>
+    </w:p>
+    <w:p>
+      <w:pPr>
+        <w:spacing w:before="0" w:after="120" w:line="276" w:lineRule="auto"/>
+        <w:jc w:val="both"/>
+      </w:pPr>
+      <w:r>
+        <w:rPr>
+          <w:rFonts w:ascii="Times New Roman" w:hAnsi="Times New Roman" w:cs="Times New Roman" w:eastAsia="Times New Roman"/>
+          <w:sz w:val="24"/>
+          <w:szCs w:val="24"/>
+        </w:rPr>
+        <w:t xml:space="preserve">The third is the awkward one. Capstone portal logs can't be had. Searches of Zenodo, 4TU and the web found no public capstone or thesis-management event log, so we can't test the capstone claim directly.</w:t>
+      </w:r>
+    </w:p>
+    <w:p>
+      <w:pPr>
+        <w:spacing w:before="0" w:after="120" w:line="276" w:lineRule="auto"/>
+        <w:jc w:val="both"/>
+      </w:pPr>
+      <w:r>
+        <w:rPr>
+          <w:rFonts w:ascii="Times New Roman" w:hAnsi="Times New Roman" w:cs="Times New Roman" w:eastAsia="Times New Roman"/>
+          <w:sz w:val="24"/>
+          <w:szCs w:val="24"/>
+        </w:rPr>
+        <w:t xml:space="preserve">Our way in is to measure on real review-like and multi-entity logs, give the capstone an OCEL 2.0 model, and write down the limits.</w:t>
+      </w:r>
+    </w:p>
+    <w:p>
+      <w:pPr>
+        <w:keepNext/>
+        <w:spacing w:before="200" w:after="100" w:line="276" w:lineRule="auto"/>
+        <w:outlineLvl w:val="1"/>
+      </w:pPr>
+      <w:bookmarkStart w:id="1010" w:name="_Toc_2_3"/>
+      <w:r>
+        <w:rPr>
+          <w:rFonts w:ascii="Times New Roman" w:hAnsi="Times New Roman" w:cs="Times New Roman" w:eastAsia="Times New Roman"/>
+          <w:b/>
+          <w:bCs/>
+          <w:sz w:val="24"/>
+          <w:szCs w:val="24"/>
+        </w:rPr>
+        <w:t xml:space="preserve">2.3  Objectives</w:t>
+      </w:r>
+      <w:bookmarkEnd w:id="1010"/>
+    </w:p>
+    <w:p>
+      <w:pPr>
+        <w:spacing w:before="0" w:after="120" w:line="276" w:lineRule="auto"/>
+        <w:jc w:val="both"/>
+      </w:pPr>
+      <w:r>
+        <w:rPr>
+          <w:rFonts w:ascii="Times New Roman" w:hAnsi="Times New Roman" w:cs="Times New Roman" w:eastAsia="Times New Roman"/>
+          <w:sz w:val="24"/>
+          <w:szCs w:val="24"/>
+        </w:rPr>
+        <w:t xml:space="preserve">The project has five objectives, in the order we worked on them.</w:t>
       </w:r>
     </w:p>
     <w:p>
@@ -14336,20 +14353,10 @@
       <w:r>
         <w:rPr>
           <w:rFonts w:ascii="Times New Roman" w:hAnsi="Times New Roman" w:cs="Times New Roman" w:eastAsia="Times New Roman"/>
-          <w:b/>
-          <w:bCs/>
           <w:sz w:val="24"/>
           <w:szCs w:val="24"/>
         </w:rPr>
-        <w:t xml:space="preserve">Flattening problems are named, not measured.</w:t>
-      </w:r>
-      <w:r>
-        <w:rPr>
-          <w:rFonts w:ascii="Times New Roman" w:hAnsi="Times New Roman" w:cs="Times New Roman" w:eastAsia="Times New Roman"/>
-          <w:sz w:val="24"/>
-          <w:szCs w:val="24"/>
-        </w:rPr>
-        <w:t xml:space="preserve"> Convergence and divergence appear as toy or single-case examples. Most object-centric evidence we found uses simulated logs.</w:t>
+        <w:t xml:space="preserve">O1. Model the capstone lifecycle as OCEL 2.0 from the documented portal behaviour.</w:t>
       </w:r>
     </w:p>
     <w:p>
@@ -14365,20 +14372,10 @@
       <w:r>
         <w:rPr>
           <w:rFonts w:ascii="Times New Roman" w:hAnsi="Times New Roman" w:cs="Times New Roman" w:eastAsia="Times New Roman"/>
-          <w:b/>
-          <w:bCs/>
           <w:sz w:val="24"/>
           <w:szCs w:val="24"/>
         </w:rPr>
-        <w:t xml:space="preserve">Education and capstone work stays on learning-platform data.</w:t>
-      </w:r>
-      <w:r>
-        <w:rPr>
-          <w:rFonts w:ascii="Times New Roman" w:hAnsi="Times New Roman" w:cs="Times New Roman" w:eastAsia="Times New Roman"/>
-          <w:sz w:val="24"/>
-          <w:szCs w:val="24"/>
-        </w:rPr>
-        <w:t xml:space="preserve"> Object-centric educational mining uses Moodle activity. A transactional review lifecycle (submit, review, reject, resubmit, score) has no public object-centric dataset.</w:t>
+        <w:t xml:space="preserve">O2. Build a reproducible pipeline: download, verify, convert, load and analyse.</w:t>
       </w:r>
     </w:p>
     <w:p>
@@ -14394,67 +14391,10 @@
       <w:r>
         <w:rPr>
           <w:rFonts w:ascii="Times New Roman" w:hAnsi="Times New Roman" w:cs="Times New Roman" w:eastAsia="Times New Roman"/>
-          <w:b/>
-          <w:bCs/>
           <w:sz w:val="24"/>
           <w:szCs w:val="24"/>
         </w:rPr>
-        <w:t xml:space="preserve">Capstone portal logs cannot be had.</w:t>
-      </w:r>
-      <w:r>
-        <w:rPr>
-          <w:rFonts w:ascii="Times New Roman" w:hAnsi="Times New Roman" w:cs="Times New Roman" w:eastAsia="Times New Roman"/>
-          <w:sz w:val="24"/>
-          <w:szCs w:val="24"/>
-        </w:rPr>
-        <w:t xml:space="preserve"> Searches of Zenodo, 4TU and the web found no public capstone or thesis-management event log, so the capstone claim cannot be tested directly.</w:t>
-      </w:r>
-    </w:p>
-    <w:p>
-      <w:pPr>
-        <w:spacing w:before="0" w:after="120" w:line="276" w:lineRule="auto"/>
-        <w:jc w:val="both"/>
-      </w:pPr>
-      <w:r>
-        <w:rPr>
-          <w:rFonts w:ascii="Times New Roman" w:hAnsi="Times New Roman" w:cs="Times New Roman" w:eastAsia="Times New Roman"/>
-          <w:sz w:val="24"/>
-          <w:szCs w:val="24"/>
-        </w:rPr>
-        <w:t xml:space="preserve">Our angle is to measure on real review-like and multi-entity logs, to give the capstone an OCEL 2.0 model, and to state the limits plainly.</w:t>
-      </w:r>
-    </w:p>
-    <w:p>
-      <w:pPr>
-        <w:keepNext/>
-        <w:spacing w:before="200" w:after="100" w:line="276" w:lineRule="auto"/>
-        <w:outlineLvl w:val="1"/>
-      </w:pPr>
-      <w:bookmarkStart w:id="1010" w:name="_Toc_2_3"/>
-      <w:r>
-        <w:rPr>
-          <w:rFonts w:ascii="Times New Roman" w:hAnsi="Times New Roman" w:cs="Times New Roman" w:eastAsia="Times New Roman"/>
-          <w:b/>
-          <w:bCs/>
-          <w:sz w:val="24"/>
-          <w:szCs w:val="24"/>
-        </w:rPr>
-        <w:t xml:space="preserve">2.3  Objectives</w:t>
-      </w:r>
-      <w:bookmarkEnd w:id="1010"/>
-    </w:p>
-    <w:p>
-      <w:pPr>
-        <w:spacing w:before="0" w:after="120" w:line="276" w:lineRule="auto"/>
-        <w:jc w:val="both"/>
-      </w:pPr>
-      <w:r>
-        <w:rPr>
-          <w:rFonts w:ascii="Times New Roman" w:hAnsi="Times New Roman" w:cs="Times New Roman" w:eastAsia="Times New Roman"/>
-          <w:sz w:val="24"/>
-          <w:szCs w:val="24"/>
-        </w:rPr>
-        <w:t xml:space="preserve">The project has five objectives, in the order we worked on them.</w:t>
+        <w:t xml:space="preserve">O3. Measure flattening distortion on seven real logs without hand-picked rules.</w:t>
       </w:r>
     </w:p>
     <w:p>
@@ -14470,20 +14410,10 @@
       <w:r>
         <w:rPr>
           <w:rFonts w:ascii="Times New Roman" w:hAnsi="Times New Roman" w:cs="Times New Roman" w:eastAsia="Times New Roman"/>
-          <w:b/>
-          <w:bCs/>
           <w:sz w:val="24"/>
           <w:szCs w:val="24"/>
         </w:rPr>
-        <w:t xml:space="preserve">O1.</w:t>
-      </w:r>
-      <w:r>
-        <w:rPr>
-          <w:rFonts w:ascii="Times New Roman" w:hAnsi="Times New Roman" w:cs="Times New Roman" w:eastAsia="Times New Roman"/>
-          <w:sz w:val="24"/>
-          <w:szCs w:val="24"/>
-        </w:rPr>
-        <w:t xml:space="preserve"> Model the capstone lifecycle as OCEL 2.0 from the documented portal behaviour.</w:t>
+        <w:t xml:space="preserve">O4. Compare standard outputs (activity rankings, directly-follows edges, variants, entity counts) between flat and object-centric views.</w:t>
       </w:r>
     </w:p>
     <w:p>
@@ -14499,107 +14429,10 @@
       <w:r>
         <w:rPr>
           <w:rFonts w:ascii="Times New Roman" w:hAnsi="Times New Roman" w:cs="Times New Roman" w:eastAsia="Times New Roman"/>
-          <w:b/>
-          <w:bCs/>
           <w:sz w:val="24"/>
           <w:szCs w:val="24"/>
         </w:rPr>
-        <w:t xml:space="preserve">O2.</w:t>
-      </w:r>
-      <w:r>
-        <w:rPr>
-          <w:rFonts w:ascii="Times New Roman" w:hAnsi="Times New Roman" w:cs="Times New Roman" w:eastAsia="Times New Roman"/>
-          <w:sz w:val="24"/>
-          <w:szCs w:val="24"/>
-        </w:rPr>
-        <w:t xml:space="preserve"> Build a reproducible pipeline: download, verify, convert, load and analyse.</w:t>
-      </w:r>
-    </w:p>
-    <w:p>
-      <w:pPr>
-        <w:numPr>
-          <w:ilvl w:val="0"/>
-          <w:numId w:val="90"/>
-        </w:numPr>
-        <w:spacing w:before="0" w:after="60" w:line="276" w:lineRule="auto"/>
-        <w:ind w:left="720" w:hanging="360"/>
-        <w:jc w:val="both"/>
-      </w:pPr>
-      <w:r>
-        <w:rPr>
-          <w:rFonts w:ascii="Times New Roman" w:hAnsi="Times New Roman" w:cs="Times New Roman" w:eastAsia="Times New Roman"/>
-          <w:b/>
-          <w:bCs/>
-          <w:sz w:val="24"/>
-          <w:szCs w:val="24"/>
-        </w:rPr>
-        <w:t xml:space="preserve">O3.</w:t>
-      </w:r>
-      <w:r>
-        <w:rPr>
-          <w:rFonts w:ascii="Times New Roman" w:hAnsi="Times New Roman" w:cs="Times New Roman" w:eastAsia="Times New Roman"/>
-          <w:sz w:val="24"/>
-          <w:szCs w:val="24"/>
-        </w:rPr>
-        <w:t xml:space="preserve"> Measure flattening distortion on seven real logs without hand-picked rules.</w:t>
-      </w:r>
-    </w:p>
-    <w:p>
-      <w:pPr>
-        <w:numPr>
-          <w:ilvl w:val="0"/>
-          <w:numId w:val="90"/>
-        </w:numPr>
-        <w:spacing w:before="0" w:after="60" w:line="276" w:lineRule="auto"/>
-        <w:ind w:left="720" w:hanging="360"/>
-        <w:jc w:val="both"/>
-      </w:pPr>
-      <w:r>
-        <w:rPr>
-          <w:rFonts w:ascii="Times New Roman" w:hAnsi="Times New Roman" w:cs="Times New Roman" w:eastAsia="Times New Roman"/>
-          <w:b/>
-          <w:bCs/>
-          <w:sz w:val="24"/>
-          <w:szCs w:val="24"/>
-        </w:rPr>
-        <w:t xml:space="preserve">O4.</w:t>
-      </w:r>
-      <w:r>
-        <w:rPr>
-          <w:rFonts w:ascii="Times New Roman" w:hAnsi="Times New Roman" w:cs="Times New Roman" w:eastAsia="Times New Roman"/>
-          <w:sz w:val="24"/>
-          <w:szCs w:val="24"/>
-        </w:rPr>
-        <w:t xml:space="preserve"> Compare standard outputs (activity rankings, directly-follows edges, variants, entity counts) between flat and object-centric views.</w:t>
-      </w:r>
-    </w:p>
-    <w:p>
-      <w:pPr>
-        <w:numPr>
-          <w:ilvl w:val="0"/>
-          <w:numId w:val="90"/>
-        </w:numPr>
-        <w:spacing w:before="0" w:after="60" w:line="276" w:lineRule="auto"/>
-        <w:ind w:left="720" w:hanging="360"/>
-        <w:jc w:val="both"/>
-      </w:pPr>
-      <w:r>
-        <w:rPr>
-          <w:rFonts w:ascii="Times New Roman" w:hAnsi="Times New Roman" w:cs="Times New Roman" w:eastAsia="Times New Roman"/>
-          <w:b/>
-          <w:bCs/>
-          <w:sz w:val="24"/>
-          <w:szCs w:val="24"/>
-        </w:rPr>
-        <w:t xml:space="preserve">O5.</w:t>
-      </w:r>
-      <w:r>
-        <w:rPr>
-          <w:rFonts w:ascii="Times New Roman" w:hAnsi="Times New Roman" w:cs="Times New Roman" w:eastAsia="Times New Roman"/>
-          <w:sz w:val="24"/>
-          <w:szCs w:val="24"/>
-        </w:rPr>
-        <w:t xml:space="preserve"> Verify every result with independent checks and keep the code re-runnable.</w:t>
+        <w:t xml:space="preserve">O5. Verify every result with independent checks and keep the code re-runnable.</w:t>
       </w:r>
     </w:p>
     <w:p>
@@ -14613,7 +14446,7 @@
           <w:sz w:val="24"/>
           <w:szCs w:val="24"/>
         </w:rPr>
-        <w:t xml:space="preserve">The work touches two of the United Nations Sustainable Development Goals: Goal 4, Quality Education, because it concerns how academic review processes are recorded and understood; and Goal 9, Industry, Innovation and Infrastructure, because it contributes open tooling for object-centric process data. On the Technology Readiness Level scale we place the pipeline at TRL 4 (validated in the laboratory, on seven public logs) and portal integration at TRL 2 to 3. These levels are our own estimate.</w:t>
+        <w:t xml:space="preserve">The work touches two of the United Nations Sustainable Development Goals: Goal 4, Quality Education, since it is about how academic review processes get recorded and understood, and Goal 9, Industry, Innovation and Infrastructure, since it adds open tooling for object-centric process data. On the Technology Readiness Level scale we put the pipeline at TRL 4 (validated in the laboratory, on seven public logs) and portal integration at TRL 2 to 3. Those levels are our own estimate.</w:t>
       </w:r>
     </w:p>
     <w:p>
@@ -14646,7 +14479,7 @@
           <w:sz w:val="24"/>
           <w:szCs w:val="24"/>
         </w:rPr>
-        <w:t xml:space="preserve">Given an object-centric event log with several object types, and a choice of one object type as the case notion, we want to answer two questions. First, how much does the flat log differ from the object-centric log: how many events are copied, how many are dropped, and how many are mixed up? Second, do those differences change the outputs an analyst actually reads, namely activity rankings, directly-follows edges, process variants and entity rankings? We must answer both on real data only, with checks that do not depend on our own code, and we must specify the capstone lifecycle in OCEL 2.0 even though no portal data is available.</w:t>
+        <w:t xml:space="preserve">We have an object-centric event log with several object types, and we pick one type as the case notion. Two questions follow. How much does the flat log differ from the object-centric one, meaning how many events get copied, how many get dropped and how many get mixed up? And do those differences change what an analyst reads off a chart: activity rankings, directly-follows edges, process variants, entity rankings? We have to answer both on real data only, with checks that don't depend on our own code, and we have to specify the capstone lifecycle in OCEL 2.0 even though no portal data exists.</w:t>
       </w:r>
     </w:p>
     <w:p>
@@ -14679,7 +14512,7 @@
           <w:sz w:val="24"/>
           <w:szCs w:val="24"/>
         </w:rPr>
-        <w:t xml:space="preserve">Figure 2.1 shows the calendar of the work. Review 2 presented a prototype that was evaluated on synthetic data. The team decided to rely on real data only, so that prototype and its results were removed from this work. The plan below reflects the work after that decision.</w:t>
+        <w:t xml:space="preserve">Figure 2.1 shows the calendar. A word on Review 2 first. We presented a prototype there that was evaluated on synthetic data. The team then decided to use real data only, so that prototype and its results are out of this work, and the plan below reflects what happened after that decision.</w:t>
       </w:r>
     </w:p>
     <w:p>
@@ -15449,7 +15282,7 @@
           <w:sz w:val="24"/>
           <w:szCs w:val="24"/>
         </w:rPr>
-        <w:t xml:space="preserve">Table 3.1 lists the functional requirements and the module that satisfies each one. The modules are described in Chapter 5.</w:t>
+        <w:t xml:space="preserve">Table 3.1 lists the functional requirements and the module that covers each one. Chapter 5 describes the modules.</w:t>
       </w:r>
     </w:p>
     <w:p>
@@ -16742,7 +16575,7 @@
           <w:sz w:val="24"/>
           <w:szCs w:val="24"/>
         </w:rPr>
-        <w:t xml:space="preserve">The whole study is written in Python with open libraries and runs on one laptop. The largest log, Ethereum, has 3.2 million events and does not fit in 8 GiB of memory, so we analyse a contiguous window of 300,000 events and say so wherever the log is used. For the Enron log, the distortion analysis took about 9.5 seconds and the consequence analysis about 4 seconds. The technical risk was therefore correctness, not speed, and Chapter 5 spends its space on verification.</w:t>
+        <w:t xml:space="preserve">Everything is Python with open libraries, and it runs on one laptop. The one real squeeze was Ethereum. Its 3.2 million events don't fit in 8 GiB of memory, so we analyse a contiguous window of 300,000 events and say so wherever that log appears. For Enron, the distortion analysis took about 9.5 seconds and the consequence analysis about 4. Speed was never the risk. Getting the numbers right was, which is why Chapter 5 spends most of its space on verification.</w:t>
       </w:r>
     </w:p>
     <w:p>
@@ -16777,7 +16610,7 @@
           <w:sz w:val="24"/>
           <w:szCs w:val="24"/>
         </w:rPr>
-        <w:t xml:space="preserve">The project needed no purchase of data, software or cloud services. Table 3.3 lists the cost items. The only cost we cannot put a number on is our own time.</w:t>
+        <w:t xml:space="preserve">We bought nothing: no data, no software, no cloud time. Table 3.3 lists the items. The only cost we can't put a number on is our own time.</w:t>
       </w:r>
     </w:p>
     <w:p>
@@ -17264,7 +17097,7 @@
           <w:sz w:val="24"/>
           <w:szCs w:val="24"/>
         </w:rPr>
-        <w:t xml:space="preserve">One licence caveat is worth stating. The </w:t>
+        <w:t xml:space="preserve">One licence catch. The </w:t>
       </w:r>
       <w:r>
         <w:rPr>
@@ -17280,7 +17113,7 @@
           <w:sz w:val="24"/>
           <w:szCs w:val="24"/>
         </w:rPr>
-        <w:t xml:space="preserve"> library is released under the AGPL-3.0 licence. We use it as a reference implementation of flattening. If the code is released, the team must either choose a compatible licence or replace </w:t>
+        <w:t xml:space="preserve"> library is released under AGPL-3.0, and we use it as a reference implementation of flattening. If we release the code, we either pick a compatible licence or swap </w:t>
       </w:r>
       <w:r>
         <w:rPr>
@@ -17296,7 +17129,7 @@
           <w:sz w:val="24"/>
           <w:szCs w:val="24"/>
         </w:rPr>
-        <w:t xml:space="preserve"> with a small SQLite loader.</w:t>
+        <w:t xml:space="preserve"> for a small SQLite loader.</w:t>
       </w:r>
     </w:p>
     <w:p>
@@ -17331,7 +17164,7 @@
           <w:sz w:val="24"/>
           <w:szCs w:val="24"/>
         </w:rPr>
-        <w:t xml:space="preserve">Two of the logs contain data about people: Enron holds real e-mail addresses, and CROP holds developer names that its authors already pseudonymised. We hash identifiers again when a log is loaded and never print raw values. We used no VIT student, guide or portal record. The benefit goes to anyone who analyses multi-entity workflows, academic review included, because they can see in advance what a flat view hides.</w:t>
+        <w:t xml:space="preserve">Two logs contain data about people. Enron has real e-mail addresses, and CROP has developer names that its authors had already pseudonymised. We hash identifiers again when a log loads and never print raw values. No VIT student, guide or portal record was used. Anyone who analyses multi-entity workflows, academic review included, can see beforehand what a flat view will hide.</w:t>
       </w:r>
     </w:p>
     <w:p>
@@ -18390,7 +18223,7 @@
           <w:sz w:val="24"/>
           <w:szCs w:val="24"/>
         </w:rPr>
-        <w:t xml:space="preserve">Figure 4.1 shows the pipeline from left to right. Seven public logs enter on the left. The acquisition stage downloads each file, checks it against the publisher's record where one exists, and writes down a SHA-256. A separate stage extracts archives safely. The conversion stage turns CROP and OULAD into OCEL 2.0 and loads every log into the same four tables: events, objects, event-to-object links and object-to-object links.</w:t>
+        <w:t xml:space="preserve">Figure 4.1 reads left to right. Seven public logs come in on the left. The first stage downloads each file, checks it against the publisher's record where one exists, and writes down a SHA-256. A second stage extracts archives safely. Then the conversion stage turns CROP and OULAD into OCEL 2.0, and every log ends up in the same four tables: events, objects, event-to-object links and object-to-object links.</w:t>
       </w:r>
     </w:p>
     <w:p>
@@ -18473,7 +18306,7 @@
           <w:sz w:val="24"/>
           <w:szCs w:val="24"/>
         </w:rPr>
-        <w:t xml:space="preserve">Three analysis engines read the common tables. The distortion engine computes deficiency, convergence, divergence and coupling for every case notion. The consequence engine compares flat and object-centric outputs. The rule-based engine is the appendix-level component. The validation stage re-implements the key computations independently. Everything ends as CSV, JSON and Markdown files from which the report and the paper are written. The dashed box at the top is not built: it marks where an adapter from the portal's audit log would attach if de-identified logs are ever approved.</w:t>
+        <w:t xml:space="preserve">Three engines read those tables. The distortion engine computes deficiency, convergence, divergence and coupling for each case notion. The consequence engine compares flat and object-centric outputs. The rule-based engine is the appendix-level part. A validation stage re-implements the key computations independently, and everything ends up as CSV, JSON and Markdown files that the report and the paper are written from. The dashed box at the top isn't built. It marks the spot where an adapter from the portal's audit log would plug in, if de-identified logs ever get approved.</w:t>
       </w:r>
     </w:p>
     <w:p>
@@ -18527,7 +18360,7 @@
           <w:sz w:val="24"/>
           <w:szCs w:val="24"/>
         </w:rPr>
-        <w:t xml:space="preserve">The level-0 diagram in Figure 4.2 shows the system as one process with two external parties. Public data publishers supply dataset archives and licences. The researchers and the guide supply run commands and settings and receive tables, figures and validation status.</w:t>
+        <w:t xml:space="preserve">Figure 4.2 is the level-0 diagram: one process, two outside parties. Public data publishers send in dataset archives and licences. The researchers and the guide send run commands and settings, and get tables, figures and validation status back.</w:t>
       </w:r>
     </w:p>
     <w:p>
@@ -18610,7 +18443,7 @@
           <w:sz w:val="24"/>
           <w:szCs w:val="24"/>
         </w:rPr>
-        <w:t xml:space="preserve">Figure 4.3 opens the process into six. Process 1.0 acquires and verifies archives into store D1. Process 2.0 extracts and converts them into the OCEL logs of store D2. Processes 3.0 (distortion metrics) and 4.0 (consequence analysis) read D2 and write the metric tables of store D3. Process 5.0 validates, and process 6.0 summarises the results for the researchers.</w:t>
+        <w:t xml:space="preserve">Figure 4.3 opens that process into six. Process 1.0 acquires and verifies archives into store D1. Process 2.0 extracts and converts them into the OCEL logs of store D2. Processes 3.0 (distortion metrics) and 4.0 (consequence analysis) read D2 and write the metric tables of store D3. Process 5.0 validates, and process 6.0 summarises the results for the researchers.</w:t>
       </w:r>
     </w:p>
     <w:p>
@@ -18714,7 +18547,7 @@
           <w:sz w:val="24"/>
           <w:szCs w:val="24"/>
         </w:rPr>
-        <w:t xml:space="preserve">Figure 4.4 shows the two actors. The researcher (the team) can download and verify datasets, convert a source to OCEL 2.0, compute distortion metrics, run the consequence analysis, validate against independent code and export tables. The guide or panel reviews the results and approves them.</w:t>
+        <w:t xml:space="preserve">Figure 4.4 has two actors. The researcher (the team) downloads and verifies datasets, converts a source to OCEL 2.0, computes distortion metrics, runs the consequence analysis, validates against independent code and exports tables. The guide or panel reviews the results and approves them.</w:t>
       </w:r>
     </w:p>
     <w:p>
@@ -18866,7 +18699,7 @@
           <w:sz w:val="24"/>
           <w:szCs w:val="24"/>
         </w:rPr>
-        <w:t xml:space="preserve"> with integer-coded arrays so that rankings and directly-follows counts are fast. </w:t>
+        <w:t xml:space="preserve"> with integer-coded arrays, which is what makes rankings and directly-follows counts fast. </w:t>
       </w:r>
       <w:r>
         <w:rPr>
@@ -18898,7 +18731,7 @@
           <w:sz w:val="24"/>
           <w:szCs w:val="24"/>
         </w:rPr>
-        <w:t xml:space="preserve"> belong to the rule-based engine: a predicate is evaluated on a view of the log (native, flat or denormalised flat). In the code, the loader and the registry are modules of functions rather than classes; they are drawn as classes here so that their responsibilities are visible.</w:t>
+        <w:t xml:space="preserve"> belong to the rule-based engine, where a predicate gets evaluated on a view of the log (native, flat or denormalised flat). One thing to flag: in the code, the loader and the registry are modules of functions, not classes. We drew them as classes so their jobs are easy to see.</w:t>
       </w:r>
     </w:p>
     <w:p>
@@ -19018,7 +18851,7 @@
           <w:sz w:val="24"/>
           <w:szCs w:val="24"/>
         </w:rPr>
-        <w:t xml:space="preserve"> and writes its JSON results. The consequence engine does the same. The self-check re-computes the directly-follows pairs and the entity ranking with plain Python, and finally the summaries are written.</w:t>
+        <w:t xml:space="preserve"> and writes its JSON results, and the consequence engine does the same. The self-check recomputes the directly-follows pairs and the entity ranking in plain Python, and the summaries come last.</w:t>
       </w:r>
     </w:p>
     <w:p>
@@ -19120,7 +18953,7 @@
           <w:sz w:val="24"/>
           <w:szCs w:val="24"/>
         </w:rPr>
-        <w:t xml:space="preserve">This section describes the model we designed for the capstone portal. It is a design, not a result. We derived it from the portal's documentation (the audit-trail, submission-system and scoring-system documents in the repository) and have not populated it with portal data, because none is available.</w:t>
+        <w:t xml:space="preserve">This section describes the model we designed for the portal, and it's a design, not a result. We derived it from the portal's documentation (the audit-trail, submission-system and scoring-system documents in the repository), and we haven't filled it with portal data because there isn't any.</w:t>
       </w:r>
     </w:p>
     <w:p>
@@ -19880,7 +19713,7 @@
           <w:sz w:val="24"/>
           <w:szCs w:val="24"/>
         </w:rPr>
-        <w:t xml:space="preserve">The portal records an audit-log row for every state transition. The documented action vocabulary gives eight event types: </w:t>
+        <w:t xml:space="preserve">The portal writes an audit-log row for every state transition, and the documented action vocabulary gives eight event types: </w:t>
       </w:r>
       <w:r>
         <w:rPr>
@@ -20008,7 +19841,7 @@
           <w:sz w:val="24"/>
           <w:szCs w:val="24"/>
         </w:rPr>
-        <w:t xml:space="preserve">. Each row carries a project identifier, the acting student or faculty member, and a timestamp. In the model, an event is related to its project, to the acting student or faculty member, and, through joins on the project, to the team, the report version and the stage.</w:t>
+        <w:t xml:space="preserve">. Each row carries a project identifier, the acting student or faculty member and a timestamp. In the model, an event relates to its project, to the acting student or faculty member, and, through joins on the project, to the team, the report version and the stage.</w:t>
       </w:r>
     </w:p>
     <w:p>
@@ -20022,7 +19855,7 @@
           <w:sz w:val="24"/>
           <w:szCs w:val="24"/>
         </w:rPr>
-        <w:t xml:space="preserve">The documentation also records facts that shape the model. A score is written once and then locked. A rejection uses one of three attempts and increments the report version. Compilation failures are free retries and do not use an attempt. The documentation lists the automatic advance from stage R1 to R2 to R3 as a known gap, so the stage relation is part of the design but is not fully populated by the current system.</w:t>
+        <w:t xml:space="preserve">A few documented facts shape the model. A score is written once and then locked. A rejection uses up one of three attempts and increments the report version. Compilation failures are free retries and don't use an attempt. The documentation lists the automatic move from stage R1 to R2 to R3 as a known gap, so the stage relation is part of the design, but the current system doesn't fully populate it.</w:t>
       </w:r>
     </w:p>
     <w:p>
@@ -20093,7 +19926,7 @@
           <w:sz w:val="24"/>
           <w:szCs w:val="24"/>
         </w:rPr>
-        <w:t xml:space="preserve">The study is built from seven modules, M1 to M7. Each module is a small Python script in the </w:t>
+        <w:t xml:space="preserve">There are seven modules, M1 to M7. Each one is a small Python script in the </w:t>
       </w:r>
       <w:r>
         <w:rPr>
@@ -20109,7 +19942,7 @@
           <w:sz w:val="24"/>
           <w:szCs w:val="24"/>
         </w:rPr>
-        <w:t xml:space="preserve"> directory, and each reads the output of the one before it. The architecture in Figure 4.1 shows how they connect.</w:t>
+        <w:t xml:space="preserve"> directory, and each reads what the one before it wrote. Figure 4.1 shows how they connect.</w:t>
       </w:r>
     </w:p>
     <w:p>
@@ -20168,7 +20001,7 @@
           <w:sz w:val="24"/>
           <w:szCs w:val="24"/>
         </w:rPr>
-        <w:t xml:space="preserve">) that lists each source, its record number, its licence and its expected files. For a Zenodo record, it asks the Zenodo interface for the file list, downloads each file, and compares the size and the MD5 checksum with the record. A mismatch deletes the file and stops the run. For OULAD, which comes from the UCI mirror and has no published checksum, we cap the download size and record the SHA-256. Every file gets a SHA-256 in a </w:t>
+        <w:t xml:space="preserve">) that lists each source with its record number, licence and expected files. For a Zenodo record it asks Zenodo for the file list, downloads each file, and compares the size and MD5 checksum with the record. A mismatch deletes the file and stops the run. OULAD comes from the UCI mirror and has no published checksum, so there we cap the download size and record the SHA-256. Every file gets a SHA-256 in a </w:t>
       </w:r>
       <w:r>
         <w:rPr>
@@ -20184,7 +20017,7 @@
           <w:sz w:val="24"/>
           <w:szCs w:val="24"/>
         </w:rPr>
-        <w:t xml:space="preserve"> file next to it. A stalled download resumes from the partial file with an HTTP Range request. This happened once during our run.</w:t>
+        <w:t xml:space="preserve"> next to it. If a download stalls, the script resumes from the partial file with an HTTP Range request. That happened to us once.</w:t>
       </w:r>
     </w:p>
     <w:p>
@@ -20206,7 +20039,7 @@
           <w:sz w:val="24"/>
           <w:szCs w:val="24"/>
         </w:rPr>
-        <w:t xml:space="preserve"> extracts each archive into a new, empty directory next to it, and refuses any archive that contains an absolute path or a parent-relative (</w:t>
+        <w:t xml:space="preserve"> unpacks each archive into a new, empty directory next to it, and it refuses any archive with an absolute path or a parent-relative (</w:t>
       </w:r>
       <w:r>
         <w:rPr>
@@ -20236,7 +20069,7 @@
           <w:sz w:val="24"/>
           <w:szCs w:val="24"/>
         </w:rPr>
-        <w:t xml:space="preserve">Table 5.1 lists the sources. The sizes of the logs are in Table 7.1.</w:t>
+        <w:t xml:space="preserve">Table 5.1 lists the sources, and Table 7.1 has the sizes of the logs.</w:t>
       </w:r>
     </w:p>
     <w:p>
@@ -20880,7 +20713,7 @@
           <w:sz w:val="24"/>
           <w:szCs w:val="24"/>
         </w:rPr>
-        <w:t xml:space="preserve">Five of the logs are already in an OCEL format: Angular and Bundestag as JSON, Age of Empires as SQLite, Enron and Ethereum as parquet bundles. </w:t>
+        <w:t xml:space="preserve">Five logs already come in an OCEL format: Angular and Bundestag as JSON, Age of Empires as SQLite, Enron and Ethereum as parquet bundles. For the other two, </w:t>
       </w:r>
       <w:r>
         <w:rPr>
@@ -20912,7 +20745,7 @@
           <w:sz w:val="24"/>
           <w:szCs w:val="24"/>
         </w:rPr>
-        <w:t xml:space="preserve"> build OCEL 2.0 SQLite files for the two logs that are not. CROP becomes three object types (change, person, project) with events such as upload, comment, approve, merge and abandon. OULAD becomes four object types (student, enrollment, presentation, assessment) with events such as register, submit and unregister.</w:t>
+        <w:t xml:space="preserve"> build OCEL 2.0 SQLite files. CROP becomes three object types (change, person, project) with events like upload, comment, approve, merge and abandon. OULAD becomes four (student, enrollment, presentation, assessment) with events like register, submit and unregister.</w:t>
       </w:r>
     </w:p>
     <w:p>
@@ -20934,7 +20767,7 @@
           <w:sz w:val="24"/>
           <w:szCs w:val="24"/>
         </w:rPr>
-        <w:t xml:space="preserve"> loads every format into the same four pandas tables. It hashes personal identifiers with a salted hash (the Enron e-mail addresses and the CROP names), splits the Enron e-mail address type by role (sender, recipient, copied) so that each role can act as a case notion, and, for Ethereum, cuts a contiguous time window of 300,000 events. It also provides the flattening function used throughout, described next.</w:t>
+        <w:t xml:space="preserve"> loads every format into the same four pandas tables. It hashes personal identifiers with a salted hash (the Enron e-mail addresses and the CROP names), splits the Enron e-mail address type by role (sender, recipient, copied) so each role can be a case notion, and for Ethereum cuts a contiguous window of 300,000 events. The flattening function used everywhere else lives there too, and it's next.</w:t>
       </w:r>
     </w:p>
     <w:p>
@@ -20987,7 +20820,7 @@
           <w:sz w:val="24"/>
           <w:szCs w:val="24"/>
         </w:rPr>
-        <w:t xml:space="preserve"> is an object type chosen as the case. Flattening on type </w:t>
+        <w:t xml:space="preserve"> is an object type we choose as the case. Flattening on type </w:t>
       </w:r>
       <w:r>
         <w:rPr>
@@ -21005,7 +20838,7 @@
           <w:sz w:val="24"/>
           <w:szCs w:val="24"/>
         </w:rPr>
-        <w:t xml:space="preserve"> produces one row for every distinct pair of an event and a T-object. This mirrors the flattening function of </w:t>
+        <w:t xml:space="preserve"> gives one row for every distinct pair of an event and a T-object, the same as the flattening function in </w:t>
       </w:r>
       <w:r>
         <w:rPr>
@@ -21021,7 +20854,7 @@
           <w:sz w:val="24"/>
           <w:szCs w:val="24"/>
         </w:rPr>
-        <w:t xml:space="preserve">. Events with several T-objects are repeated, events with no T-object are dropped, and only event-level attributes survive. We call a case notion </w:t>
+        <w:t xml:space="preserve">. Events with several T-objects get repeated, events with none get dropped, and only event-level attributes survive. A case notion counts as </w:t>
       </w:r>
       <w:r>
         <w:rPr>
@@ -21039,7 +20872,7 @@
           <w:sz w:val="24"/>
           <w:szCs w:val="24"/>
         </w:rPr>
-        <w:t xml:space="preserve"> when it covers at least 1,000 events. This gives 38 case notions over the seven logs. Table 5.2 defines the metrics.</w:t>
+        <w:t xml:space="preserve"> when it covers at least 1,000 events, which leaves 38 case notions over the seven logs. Table 5.2 defines the metrics.</w:t>
       </w:r>
     </w:p>
     <w:p>
@@ -21730,7 +21563,7 @@
           <w:sz w:val="24"/>
           <w:szCs w:val="24"/>
         </w:rPr>
-        <w:t xml:space="preserve">These thresholds (95% exclusivity, fan-out of 1.5, 1,000 events) are our own choices. They are written at the top of </w:t>
+        <w:t xml:space="preserve">The thresholds (95% exclusivity, fan-out of 1.5, 1,000 events) are our own choices. They sit at the top of </w:t>
       </w:r>
       <w:r>
         <w:rPr>
@@ -21762,7 +21595,7 @@
           <w:sz w:val="24"/>
           <w:szCs w:val="24"/>
         </w:rPr>
-        <w:t xml:space="preserve">, and none was tuned to improve a result.</w:t>
+        <w:t xml:space="preserve">, and we didn't tune any of them to improve a result.</w:t>
       </w:r>
     </w:p>
     <w:p>
@@ -21797,7 +21630,7 @@
           <w:sz w:val="24"/>
           <w:szCs w:val="24"/>
         </w:rPr>
-        <w:t xml:space="preserve">Distortion metrics say how much a flat view differs. The consequence analysis asks what an analyst would read differently. The reference is the object-centric view: every event counted once, and the object-centric directly-follows relation, which is the union of consecutive-event pairs over the lifecycle of every object of every type. For each case notion we compare four outputs with that reference.</w:t>
+        <w:t xml:space="preserve">Distortion metrics tell us how much a flat view differs. The consequence analysis asks what an analyst would read differently. The reference is the object-centric view: every event counted once, plus the object-centric directly-follows relation, which is the union of consecutive-event pairs over the lifecycle of every object of every type. For each case notion we compare four outputs against that reference.</w:t>
       </w:r>
     </w:p>
     <w:p>
@@ -21813,20 +21646,10 @@
       <w:r>
         <w:rPr>
           <w:rFonts w:ascii="Times New Roman" w:hAnsi="Times New Roman" w:cs="Times New Roman" w:eastAsia="Times New Roman"/>
-          <w:b/>
-          <w:bCs/>
           <w:sz w:val="24"/>
           <w:szCs w:val="24"/>
         </w:rPr>
-        <w:t xml:space="preserve">C1 Activity ranking.</w:t>
-      </w:r>
-      <w:r>
-        <w:rPr>
-          <w:rFonts w:ascii="Times New Roman" w:hAnsi="Times New Roman" w:cs="Times New Roman" w:eastAsia="Times New Roman"/>
-          <w:sz w:val="24"/>
-          <w:szCs w:val="24"/>
-        </w:rPr>
-        <w:t xml:space="preserve"> Spearman rank correlation of the flat activity counts with (a) the counts of the whole process, each event once, and (b) the counts of the same covered events each counted once, which isolates the effect of duplication. We also report the share of activities visible at all.</w:t>
+        <w:t xml:space="preserve">C1, activity ranking: Spearman rank correlation of the flat activity counts with (a) the counts of the whole process, each event once, and (b) the counts of the same covered events each counted once, which isolates the effect of duplication. We also report the share of activities visible at all.</w:t>
       </w:r>
     </w:p>
     <w:p>
@@ -21842,20 +21665,10 @@
       <w:r>
         <w:rPr>
           <w:rFonts w:ascii="Times New Roman" w:hAnsi="Times New Roman" w:cs="Times New Roman" w:eastAsia="Times New Roman"/>
-          <w:b/>
-          <w:bCs/>
           <w:sz w:val="24"/>
           <w:szCs w:val="24"/>
         </w:rPr>
-        <w:t xml:space="preserve">C2 Directly-follows edges.</w:t>
-      </w:r>
-      <w:r>
-        <w:rPr>
-          <w:rFonts w:ascii="Times New Roman" w:hAnsi="Times New Roman" w:cs="Times New Roman" w:eastAsia="Times New Roman"/>
-          <w:sz w:val="24"/>
-          <w:szCs w:val="24"/>
-        </w:rPr>
-        <w:t xml:space="preserve"> Duplication of event pairs (flat pairs divided by distinct pairs), rank agreement of edge frequencies with and without duplicates, the largest inflation among the ten most frequent reference edges, and, when nested children exist, the share of flat edge instances whose edge type never occurs inside any child (the spurious edge mass).</w:t>
+        <w:t xml:space="preserve">C2, directly-follows edges: duplication of event pairs (flat pairs divided by distinct pairs), rank agreement of edge frequencies with and without duplicates, the largest inflation among the ten most frequent reference edges, and, when nested children exist, the share of flat edge instances whose edge type never occurs inside any child (the spurious edge mass).</w:t>
       </w:r>
     </w:p>
     <w:p>
@@ -21871,20 +21684,10 @@
       <w:r>
         <w:rPr>
           <w:rFonts w:ascii="Times New Roman" w:hAnsi="Times New Roman" w:cs="Times New Roman" w:eastAsia="Times New Roman"/>
-          <w:b/>
-          <w:bCs/>
           <w:sz w:val="24"/>
           <w:szCs w:val="24"/>
         </w:rPr>
-        <w:t xml:space="preserve">C3 Variants.</w:t>
-      </w:r>
-      <w:r>
-        <w:rPr>
-          <w:rFonts w:ascii="Times New Roman" w:hAnsi="Times New Roman" w:cs="Times New Roman" w:eastAsia="Times New Roman"/>
-          <w:sz w:val="24"/>
-          <w:szCs w:val="24"/>
-        </w:rPr>
-        <w:t xml:space="preserve"> Distinct activity sequences, variants per case, and the share of cases covered by the ten most frequent variants.</w:t>
+        <w:t xml:space="preserve">C3, variants: distinct activity sequences, variants per case, and the share of cases covered by the ten most frequent variants.</w:t>
       </w:r>
     </w:p>
     <w:p>
@@ -21900,20 +21703,10 @@
       <w:r>
         <w:rPr>
           <w:rFonts w:ascii="Times New Roman" w:hAnsi="Times New Roman" w:cs="Times New Roman" w:eastAsia="Times New Roman"/>
-          <w:b/>
-          <w:bCs/>
           <w:sz w:val="24"/>
           <w:szCs w:val="24"/>
         </w:rPr>
-        <w:t xml:space="preserve">C4 Entity ranking.</w:t>
-      </w:r>
-      <w:r>
-        <w:rPr>
-          <w:rFonts w:ascii="Times New Roman" w:hAnsi="Times New Roman" w:cs="Times New Roman" w:eastAsia="Times New Roman"/>
-          <w:sz w:val="24"/>
-          <w:szCs w:val="24"/>
-        </w:rPr>
-        <w:t xml:space="preserve"> For every other object type with at least 30 objects, the rank correlation between the true number of events per object and the row count that a denormalised flat export of T would give, over the objects that appear in the export at all.</w:t>
+        <w:t xml:space="preserve">C4, entity ranking: for every other object type with at least 30 objects, the rank correlation between the true number of events per object and the row count that a denormalised flat export of T would give, over the objects that appear in the export at all.</w:t>
       </w:r>
     </w:p>
     <w:p>
@@ -21927,7 +21720,7 @@
           <w:sz w:val="24"/>
           <w:szCs w:val="24"/>
         </w:rPr>
-        <w:t xml:space="preserve">Two details keep the comparison fair. Events are coded by sorted event identifier, so that ties in time are always broken the same way. And the analysis separates </w:t>
+        <w:t xml:space="preserve">Two details matter for fairness. Events are coded by sorted event identifier, so ties in time always break the same way. And the analysis keeps </w:t>
       </w:r>
       <w:r>
         <w:rPr>
@@ -21945,7 +21738,7 @@
           <w:sz w:val="24"/>
           <w:szCs w:val="24"/>
         </w:rPr>
-        <w:t xml:space="preserve"> (the same event counted several times) from </w:t>
+        <w:t xml:space="preserve"> (the same event counted several times) apart from </w:t>
       </w:r>
       <w:r>
         <w:rPr>
@@ -21963,7 +21756,7 @@
           <w:sz w:val="24"/>
           <w:szCs w:val="24"/>
         </w:rPr>
-        <w:t xml:space="preserve"> (events or activities that a case notion never sees), because a careful analyst can undo the first by de-duplicating on the event identifier, but nobody can recover the second from a flat log.</w:t>
+        <w:t xml:space="preserve"> (events or activities a case notion never sees). An analyst can undo the first by de-duplicating on the event identifier. Nobody can recover the second from a flat log.</w:t>
       </w:r>
     </w:p>
     <w:p>
@@ -21998,7 +21791,7 @@
           <w:sz w:val="24"/>
           <w:szCs w:val="24"/>
         </w:rPr>
-        <w:t xml:space="preserve">From earlier work we keep a rule-based engine, </w:t>
+        <w:t xml:space="preserve">We keep a rule-based engine from earlier work, </w:t>
       </w:r>
       <w:r>
         <w:rPr>
@@ -22030,7 +21823,7 @@
           <w:sz w:val="24"/>
           <w:szCs w:val="24"/>
         </w:rPr>
-        <w:t xml:space="preserve">. It evaluates eleven natural rules (for example, a change is merged only after an approval vote, or no submission after the assessment deadline) on native, flat and denormalised-flat views of CROP and OULAD. Since only two logs and eleven rules are involved, we do not draw conclusions from it and do not use it in the main results.</w:t>
+        <w:t xml:space="preserve">. It evaluates eleven natural rules (for example, a change is merged only after an approval vote, or no submission after the assessment deadline) on native, flat and denormalised-flat views of CROP and OULAD. Two logs and eleven rules are too few to conclude anything, so it stays out of the main results.</w:t>
       </w:r>
     </w:p>
     <w:p>
@@ -22089,7 +21882,7 @@
           <w:sz w:val="24"/>
           <w:szCs w:val="24"/>
         </w:rPr>
-        <w:t xml:space="preserve"> compares the fast consequence code with a slow plain-Python version on a real slice of the Enron log. An independent recomputation from the raw OULAD CSV files checks the OULAD counts. Section 5.2 gives the results.</w:t>
+        <w:t xml:space="preserve"> compares the fast consequence code with a slow plain-Python version on a real slice of the Enron log. And the OULAD counts get an independent recomputation from the raw CSV files. Section 5.2 has the results.</w:t>
       </w:r>
     </w:p>
     <w:p>
@@ -22164,7 +21957,7 @@
           <w:sz w:val="24"/>
           <w:szCs w:val="24"/>
         </w:rPr>
-        <w:t xml:space="preserve"> combine the per-log JSON files into the CSV and Markdown tables used in Chapter 7. </w:t>
+        <w:t xml:space="preserve"> combine the per-log JSON files into the CSV and Markdown tables used in Chapter 7, and </w:t>
       </w:r>
       <w:r>
         <w:rPr>
@@ -22213,7 +22006,7 @@
           <w:sz w:val="24"/>
           <w:szCs w:val="24"/>
         </w:rPr>
-        <w:t xml:space="preserve">We tested the project the way we would test someone else's work. Table 5.3 lists each check, what it proves and what we found.</w:t>
+        <w:t xml:space="preserve">We tested the project the way we'd test someone else's work. Table 5.3 lists each check, what it proves and what we found.</w:t>
       </w:r>
     </w:p>
     <w:p>
@@ -22768,7 +22561,7 @@
           <w:sz w:val="24"/>
           <w:szCs w:val="24"/>
         </w:rPr>
-        <w:t xml:space="preserve">The checks found three bugs of our own, and we fixed all three before the results in this report were produced.</w:t>
+        <w:t xml:space="preserve">The checks caught three bugs of our own, and we fixed all three before producing the results in this report.</w:t>
       </w:r>
     </w:p>
     <w:p>
@@ -22784,20 +22577,10 @@
       <w:r>
         <w:rPr>
           <w:rFonts w:ascii="Times New Roman" w:hAnsi="Times New Roman" w:cs="Times New Roman" w:eastAsia="Times New Roman"/>
-          <w:b/>
-          <w:bCs/>
           <w:sz w:val="24"/>
           <w:szCs w:val="24"/>
         </w:rPr>
-        <w:t xml:space="preserve">Duplicate events.</w:t>
-      </w:r>
-      <w:r>
-        <w:rPr>
-          <w:rFonts w:ascii="Times New Roman" w:hAnsi="Times New Roman" w:cs="Times New Roman" w:eastAsia="Times New Roman"/>
-          <w:sz w:val="24"/>
-          <w:szCs w:val="24"/>
-        </w:rPr>
-        <w:t xml:space="preserve"> The CROP converter wrote duplicate event rows (about 17% of the event rows). They are removed.</w:t>
+        <w:t xml:space="preserve">Duplicate events: the CROP converter wrote duplicate event rows, about 17% of them. They are removed.</w:t>
       </w:r>
     </w:p>
     <w:p>
@@ -22813,20 +22596,10 @@
       <w:r>
         <w:rPr>
           <w:rFonts w:ascii="Times New Roman" w:hAnsi="Times New Roman" w:cs="Times New Roman" w:eastAsia="Times New Roman"/>
-          <w:b/>
-          <w:bCs/>
           <w:sz w:val="24"/>
           <w:szCs w:val="24"/>
         </w:rPr>
-        <w:t xml:space="preserve">A missed abandon form.</w:t>
-      </w:r>
-      <w:r>
-        <w:rPr>
-          <w:rFonts w:ascii="Times New Roman" w:hAnsi="Times New Roman" w:cs="Times New Roman" w:eastAsia="Times New Roman"/>
-          <w:sz w:val="24"/>
-          <w:szCs w:val="24"/>
-        </w:rPr>
-        <w:t xml:space="preserve"> The converter did not recognise one phrasing of the Gerrit abandon message ("Patch Set N: Abandoned"). It does now.</w:t>
+        <w:t xml:space="preserve">A missed abandon form: the converter didn't recognise one phrasing of the Gerrit abandon message ("Patch Set N: Abandoned"). It does now.</w:t>
       </w:r>
     </w:p>
     <w:p>
@@ -22842,20 +22615,10 @@
       <w:r>
         <w:rPr>
           <w:rFonts w:ascii="Times New Roman" w:hAnsi="Times New Roman" w:cs="Times New Roman" w:eastAsia="Times New Roman"/>
-          <w:b/>
-          <w:bCs/>
           <w:sz w:val="24"/>
           <w:szCs w:val="24"/>
         </w:rPr>
-        <w:t xml:space="preserve">Tie-breaking.</w:t>
-      </w:r>
-      <w:r>
-        <w:rPr>
-          <w:rFonts w:ascii="Times New Roman" w:hAnsi="Times New Roman" w:cs="Times New Roman" w:eastAsia="Times New Roman"/>
-          <w:sz w:val="24"/>
-          <w:szCs w:val="24"/>
-        </w:rPr>
-        <w:t xml:space="preserve"> Events with the same timestamp could be ordered differently between two code paths. Events are now ordered by timestamp and then by event identifier.</w:t>
+        <w:t xml:space="preserve">Tie-breaking: events with the same timestamp could be ordered differently in two code paths. Events are now ordered by timestamp and then by event identifier.</w:t>
       </w:r>
     </w:p>
     <w:p>
@@ -22869,7 +22632,7 @@
           <w:sz w:val="24"/>
           <w:szCs w:val="24"/>
         </w:rPr>
-        <w:t xml:space="preserve">What we did not do is just as important. We did not get a second person to label the findings independently. We reviewed a stratified sample of classified CROP comments by hand and found no further misclassification, but that reviewer was one of us, so it is not an independent label set. The converters are checked by us and not by a second team. The SQL cross-check tests the predicate code, not the CROP converter.</w:t>
+        <w:t xml:space="preserve">Now the part we didn't do. Nobody outside the team labelled the findings. We reviewed a stratified sample of classified CROP comments by hand and found no further misclassification, but the reviewer was one of us, so it isn't an independent label set. The converters are checked by us, not by a second team, and the SQL cross-check tests the predicate code, not the CROP converter. And the distortion metrics and the activity-ranking numbers have no second implementation yet.</w:t>
       </w:r>
     </w:p>
     <w:p>
@@ -22937,7 +22700,7 @@
           <w:sz w:val="24"/>
           <w:szCs w:val="24"/>
         </w:rPr>
-        <w:t xml:space="preserve"> directory. We ran them for this report and stored the output files under </w:t>
+        <w:t xml:space="preserve"> directory. We ran them for this report and saved the output under </w:t>
       </w:r>
       <w:r>
         <w:rPr>
@@ -22953,7 +22716,7 @@
           <w:sz w:val="24"/>
           <w:szCs w:val="24"/>
         </w:rPr>
-        <w:t xml:space="preserve">, so the same text can be shown if the network or the laptop misbehaves on the day. Table 6.1 lists the steps and the measured times.</w:t>
+        <w:t xml:space="preserve">, so we can show the same text if the network or the laptop misbehaves on the day. Table 6.1 lists the steps and the measured times.</w:t>
       </w:r>
     </w:p>
     <w:p>
@@ -23753,7 +23516,7 @@
           <w:sz w:val="24"/>
           <w:szCs w:val="24"/>
         </w:rPr>
-        <w:t xml:space="preserve">The manifest lists eight sources. All of them are already on disk with a </w:t>
+        <w:t xml:space="preserve">The manifest lists eight sources, and all of them are already on disk with a </w:t>
       </w:r>
       <w:r>
         <w:rPr>
@@ -23769,7 +23532,7 @@
           <w:sz w:val="24"/>
           <w:szCs w:val="24"/>
         </w:rPr>
-        <w:t xml:space="preserve"> file, so the script skips them. On a clean machine the same command downloads about 350 MB.</w:t>
+        <w:t xml:space="preserve">, so the script skips them. On a clean machine the same command downloads about 350 MB.</w:t>
       </w:r>
     </w:p>
     <w:p>
@@ -23871,7 +23634,7 @@
           <w:sz w:val="24"/>
           <w:szCs w:val="24"/>
         </w:rPr>
-        <w:t xml:space="preserve">The fast consequence code and a plain-Python version agree on a real Enron slice: the directly-follows pairs are identical for four case notions, and the entity ranking is identical too.</w:t>
+        <w:t xml:space="preserve">The fast consequence code and a plain-Python version agree on a real Enron slice. The directly-follows pairs are identical for four case notions, and so is the entity ranking.</w:t>
       </w:r>
     </w:p>
     <w:p>
@@ -24197,7 +23960,7 @@
           <w:sz w:val="24"/>
           <w:szCs w:val="24"/>
         </w:rPr>
-        <w:t xml:space="preserve">Four case notions are flattened: the three e-mail roles and the message identifier. Taking the copied-in recipients as the case (EMAILADDRESS:CC) drops 77.8% of the events and copies the rest 2.11 times on average, while the message identifier drops 40.1% and copies nothing. The coupling lines show how entangled the cases are: 81% of the "to" addresses take part in events that belong to two or more different "cc" cases (6.4 cases on average).</w:t>
+        <w:t xml:space="preserve">Four case notions get flattened: the three e-mail roles and the message identifier. Take the copied-in recipients as the case (EMAILADDRESS:CC) and 77.8% of the events drop out, while the rest get copied 2.11 times on average. The message identifier drops 40.1% and copies nothing. The coupling lines show how tangled the cases are: 81% of the "to" addresses take part in events that belong to two or more different "cc" cases (6.4 on average).</w:t>
       </w:r>
     </w:p>
     <w:p>
@@ -24491,7 +24254,7 @@
           <w:sz w:val="24"/>
           <w:szCs w:val="24"/>
         </w:rPr>
-        <w:t xml:space="preserve">Each line is one case notion. For the copied-recipient case notion, only 77.8% of the activities are visible, and the activity ranking agrees with the whole process at a rank correlation of 0.87, although it is exactly 1.0 when only the effect of duplication is measured. In other words, almost all of that gap is narrowing, not duplication.</w:t>
+        <w:t xml:space="preserve">Each line is one case notion. For the copied-recipient notion only 77.8% of the activities are visible, and the activity ranking agrees with the whole process at a rank correlation of 0.87. Measure the effect of duplication alone and it's exactly 1.0. So nearly all of that gap is narrowing.</w:t>
       </w:r>
     </w:p>
     <w:p>
@@ -24540,7 +24303,7 @@
           <w:sz w:val="24"/>
           <w:szCs w:val="24"/>
         </w:rPr>
-        <w:t xml:space="preserve">The command prints the Markdown table that has one row per log. Its lines are too wide for a printed page, so we do not copy them here. The saved output is in </w:t>
+        <w:t xml:space="preserve">The command prints a Markdown table with one row per log. The lines are too wide for a printed page, so we don't copy them here. The saved output is in </w:t>
       </w:r>
       <w:r>
         <w:rPr>
@@ -24556,7 +24319,7 @@
           <w:sz w:val="24"/>
           <w:szCs w:val="24"/>
         </w:rPr>
-        <w:t xml:space="preserve">, and Table 7.3 in Chapter 7 shows the same numbers, which Chapter 7 then discusses.</w:t>
+        <w:t xml:space="preserve">, and Table 7.3 in Chapter 7 shows the same numbers.</w:t>
       </w:r>
     </w:p>
     <w:p>
@@ -24564,14 +24327,6 @@
         <w:spacing w:before="0" w:after="120" w:line="276" w:lineRule="auto"/>
         <w:jc w:val="both"/>
       </w:pPr>
-      <w:r>
-        <w:rPr>
-          <w:rFonts w:ascii="Times New Roman" w:hAnsi="Times New Roman" w:cs="Times New Roman" w:eastAsia="Times New Roman"/>
-          <w:sz w:val="24"/>
-          <w:szCs w:val="24"/>
-        </w:rPr>
-        <w:t xml:space="preserve">The whole study can be re-run with </w:t>
-      </w:r>
       <w:r>
         <w:rPr>
           <w:rFonts w:ascii="Courier New" w:hAnsi="Courier New" w:cs="Courier New" w:eastAsia="Courier New"/>
@@ -24586,7 +24341,7 @@
           <w:sz w:val="24"/>
           <w:szCs w:val="24"/>
         </w:rPr>
-        <w:t xml:space="preserve">. When we ran it for this report, it finished without error in 5 minutes 11 seconds and left every tracked result file unchanged (verified with Git).</w:t>
+        <w:t xml:space="preserve"> re-runs everything. When we ran it for this report it finished without error in 5 minutes 11 seconds and left every tracked result file unchanged (checked with Git).</w:t>
       </w:r>
     </w:p>
     <w:p>
@@ -24638,7 +24393,7 @@
           <w:sz w:val="24"/>
           <w:szCs w:val="24"/>
         </w:rPr>
-        <w:t xml:space="preserve">All numbers in this chapter are generated from the files in </w:t>
+        <w:t xml:space="preserve">Every number in this chapter comes from the files in </w:t>
       </w:r>
       <w:r>
         <w:rPr>
@@ -24654,7 +24409,7 @@
           <w:sz w:val="24"/>
           <w:szCs w:val="24"/>
         </w:rPr>
-        <w:t xml:space="preserve"> and can be regenerated with </w:t>
+        <w:t xml:space="preserve"> and regenerates with </w:t>
       </w:r>
       <w:r>
         <w:rPr>
@@ -24670,7 +24425,7 @@
           <w:sz w:val="24"/>
           <w:szCs w:val="24"/>
         </w:rPr>
-        <w:t xml:space="preserve">. The results are measurements on seven real public logs. They do not describe the capstone portal.</w:t>
+        <w:t xml:space="preserve">. These are measurements on seven real public logs. They say nothing about the capstone portal.</w:t>
       </w:r>
     </w:p>
     <w:p>
@@ -25996,7 +25751,7 @@
           <w:sz w:val="24"/>
           <w:szCs w:val="24"/>
         </w:rPr>
-        <w:t xml:space="preserve">The logs span code review, education, legislation, e-mail, blockchain and game play. Together they give 38 analysed case notions. The Ethereum figures are for a contiguous window of 300,000 events of a log with 3.2 million.</w:t>
+        <w:t xml:space="preserve">The logs cover code review, education, legislation, e-mail, blockchain and game play, which gives 38 analysed case notions. The Ethereum figures are for a contiguous window of 300,000 events from a log with 3.2 million.</w:t>
       </w:r>
     </w:p>
     <w:p>
@@ -27327,89 +27082,44 @@
     </w:p>
     <w:p>
       <w:pPr>
-        <w:numPr>
-          <w:ilvl w:val="0"/>
-          <w:numId w:val="90"/>
-        </w:numPr>
-        <w:spacing w:before="0" w:after="60" w:line="276" w:lineRule="auto"/>
-        <w:ind w:left="720" w:hanging="360"/>
+        <w:spacing w:before="0" w:after="120" w:line="276" w:lineRule="auto"/>
         <w:jc w:val="both"/>
       </w:pPr>
       <w:r>
         <w:rPr>
           <w:rFonts w:ascii="Times New Roman" w:hAnsi="Times New Roman" w:cs="Times New Roman" w:eastAsia="Times New Roman"/>
-          <w:b/>
-          <w:bCs/>
           <w:sz w:val="24"/>
           <w:szCs w:val="24"/>
         </w:rPr>
-        <w:t xml:space="preserve">Star logs (CROP and OULAD).</w:t>
-      </w:r>
+        <w:t xml:space="preserve">In the star logs (CROP and OULAD) every event touches exactly one object of each type. Flattening copies nothing (1.00 copies per event) and, in the median, drops nothing. On these two measures the distortion is zero.</w:t>
+      </w:r>
+    </w:p>
+    <w:p>
+      <w:pPr>
+        <w:spacing w:before="0" w:after="120" w:line="276" w:lineRule="auto"/>
+        <w:jc w:val="both"/>
+      </w:pPr>
       <w:r>
         <w:rPr>
           <w:rFonts w:ascii="Times New Roman" w:hAnsi="Times New Roman" w:cs="Times New Roman" w:eastAsia="Times New Roman"/>
           <w:sz w:val="24"/>
           <w:szCs w:val="24"/>
         </w:rPr>
-        <w:t xml:space="preserve"> Every event touches exactly one object of each type, so flattening copies nothing (1.00 copies per event) and, in the median, drops nothing. On these two measures the distortion is zero.</w:t>
-      </w:r>
-    </w:p>
-    <w:p>
-      <w:pPr>
-        <w:numPr>
-          <w:ilvl w:val="0"/>
-          <w:numId w:val="90"/>
-        </w:numPr>
-        <w:spacing w:before="0" w:after="60" w:line="276" w:lineRule="auto"/>
-        <w:ind w:left="720" w:hanging="360"/>
+        <w:t xml:space="preserve">The partitioned logs (Bundestag, Age of Empires II, Ethereum) copy little, at most 1.27, 1.76 and 1.09 copies per event. The catch is that different object types cover different parts of the log, so one case notion drops about 69% to 91% of the events in the median.</w:t>
+      </w:r>
+    </w:p>
+    <w:p>
+      <w:pPr>
+        <w:spacing w:before="0" w:after="120" w:line="276" w:lineRule="auto"/>
         <w:jc w:val="both"/>
       </w:pPr>
       <w:r>
         <w:rPr>
           <w:rFonts w:ascii="Times New Roman" w:hAnsi="Times New Roman" w:cs="Times New Roman" w:eastAsia="Times New Roman"/>
-          <w:b/>
-          <w:bCs/>
           <w:sz w:val="24"/>
           <w:szCs w:val="24"/>
         </w:rPr>
-        <w:t xml:space="preserve">Partitioned logs (Bundestag, Age of Empires II, Ethereum).</w:t>
-      </w:r>
-      <w:r>
-        <w:rPr>
-          <w:rFonts w:ascii="Times New Roman" w:hAnsi="Times New Roman" w:cs="Times New Roman" w:eastAsia="Times New Roman"/>
-          <w:sz w:val="24"/>
-          <w:szCs w:val="24"/>
-        </w:rPr>
-        <w:t xml:space="preserve"> Little is copied (at most 1.27, 1.76 and 1.09 copies per event), but different object types cover different parts of the log. One case notion drops about 69% to 91% of the events in the median.</w:t>
-      </w:r>
-    </w:p>
-    <w:p>
-      <w:pPr>
-        <w:numPr>
-          <w:ilvl w:val="0"/>
-          <w:numId w:val="90"/>
-        </w:numPr>
-        <w:spacing w:before="0" w:after="60" w:line="276" w:lineRule="auto"/>
-        <w:ind w:left="720" w:hanging="360"/>
-        <w:jc w:val="both"/>
-      </w:pPr>
-      <w:r>
-        <w:rPr>
-          <w:rFonts w:ascii="Times New Roman" w:hAnsi="Times New Roman" w:cs="Times New Roman" w:eastAsia="Times New Roman"/>
-          <w:b/>
-          <w:bCs/>
-          <w:sz w:val="24"/>
-          <w:szCs w:val="24"/>
-        </w:rPr>
-        <w:t xml:space="preserve">Fan-out logs (Angular commits and Enron).</w:t>
-      </w:r>
-      <w:r>
-        <w:rPr>
-          <w:rFonts w:ascii="Times New Roman" w:hAnsi="Times New Roman" w:cs="Times New Roman" w:eastAsia="Times New Roman"/>
-          <w:sz w:val="24"/>
-          <w:szCs w:val="24"/>
-        </w:rPr>
-        <w:t xml:space="preserve"> One event relates to many objects of the same type. The largest duplication is 81.65 copies per event in Angular (the branch case notion) and 2.11 in Enron.</w:t>
+        <w:t xml:space="preserve">In the fan-out logs (Angular commits and Enron) one event relates to many objects of the same type. The largest duplication is 81.65 copies per event in Angular (the branch case notion) and 2.11 in Enron.</w:t>
       </w:r>
     </w:p>
     <w:p>
@@ -27492,7 +27202,7 @@
           <w:sz w:val="24"/>
           <w:szCs w:val="24"/>
         </w:rPr>
-        <w:t xml:space="preserve">Coupling is the other side of the story. Figure 7.2 shows the share of object-type pairs in which the objects of one type are shared across the cases of the other. In every log except the Bundestag and Age of Empires, at least half the type pairs share more than half of their objects. In Angular, both of the two pairs do.</w:t>
+        <w:t xml:space="preserve">Coupling tells the other half of the story. Figure 7.2 shows the share of object-type pairs where the objects of one type are shared across the cases of the other. In every log except the Bundestag and Age of Empires, at least half the type pairs share more than half of their objects, and in Angular both of the two pairs do.</w:t>
       </w:r>
     </w:p>
     <w:p>
@@ -28201,7 +27911,7 @@
                 <w:sz w:val="16"/>
                 <w:szCs w:val="16"/>
               </w:rPr>
-              <w:t xml:space="preserve">0.17 / -0.00</w:t>
+              <w:t xml:space="preserve">0.17 / 0.00</w:t>
             </w:r>
           </w:p>
         </w:tc>
@@ -28887,7 +28597,7 @@
           <w:sz w:val="24"/>
           <w:szCs w:val="24"/>
         </w:rPr>
-        <w:t xml:space="preserve">Three results stand out.</w:t>
+        <w:t xml:space="preserve">Three things came out of this.</w:t>
       </w:r>
     </w:p>
     <w:p>
@@ -28898,20 +28608,10 @@
       <w:r>
         <w:rPr>
           <w:rFonts w:ascii="Times New Roman" w:hAnsi="Times New Roman" w:cs="Times New Roman" w:eastAsia="Times New Roman"/>
-          <w:i/>
-          <w:iCs/>
           <w:sz w:val="24"/>
           <w:szCs w:val="24"/>
         </w:rPr>
-        <w:t xml:space="preserve">Duplication alone rarely changes a ranking.</w:t>
-      </w:r>
-      <w:r>
-        <w:rPr>
-          <w:rFonts w:ascii="Times New Roman" w:hAnsi="Times New Roman" w:cs="Times New Roman" w:eastAsia="Times New Roman"/>
-          <w:sz w:val="24"/>
-          <w:szCs w:val="24"/>
-        </w:rPr>
-        <w:t xml:space="preserve"> Comparing the activity ranking from flat rows with the ranking of the same events counted once, only 2 of the 38 case notions fall below a rank correlation of 0.95: Angular files (0.81) and the Enron "to" role (0.93). Where a log has no duplication (star logs), the correlation is exactly 1.0.</w:t>
+        <w:t xml:space="preserve">First, duplication alone rarely changes a ranking. Compare the activity ranking from flat rows with the ranking of the same events counted once, and only 2 of the 38 case notions fall below a rank correlation of 0.95: Angular files (0.81) and the Enron "to" role (0.93). Where a log has no duplication, as in the star logs, the correlation is exactly 1.0.</w:t>
       </w:r>
     </w:p>
     <w:p>
@@ -28922,20 +28622,10 @@
       <w:r>
         <w:rPr>
           <w:rFonts w:ascii="Times New Roman" w:hAnsi="Times New Roman" w:cs="Times New Roman" w:eastAsia="Times New Roman"/>
-          <w:i/>
-          <w:iCs/>
           <w:sz w:val="24"/>
           <w:szCs w:val="24"/>
         </w:rPr>
-        <w:t xml:space="preserve">Narrowing is the larger effect.</w:t>
-      </w:r>
-      <w:r>
-        <w:rPr>
-          <w:rFonts w:ascii="Times New Roman" w:hAnsi="Times New Roman" w:cs="Times New Roman" w:eastAsia="Times New Roman"/>
-          <w:sz w:val="24"/>
-          <w:szCs w:val="24"/>
-        </w:rPr>
-        <w:t xml:space="preserve"> In 20 of the 38 case notions the flat log shows fewer than half of the activities of the whole process. The activity rank correlation with the whole process has a median of only 0.17 in the Bundestag and 0.21 in Age of Empires II. A flat view in those logs is not a distorted picture of the process; it is a small piece of it.</w:t>
+        <w:t xml:space="preserve">Second, narrowing is the bigger effect. In 20 of the 38 case notions the flat log shows fewer than half of the activities of the whole process. The activity rank correlation with the whole process has a median of only 0.17 in the Bundestag and 0.21 in Age of Empires II. A flat view of those logs isn't a distorted picture of the process. It's a small piece of it.</w:t>
       </w:r>
     </w:p>
     <w:p>
@@ -29015,20 +28705,10 @@
       <w:r>
         <w:rPr>
           <w:rFonts w:ascii="Times New Roman" w:hAnsi="Times New Roman" w:cs="Times New Roman" w:eastAsia="Times New Roman"/>
-          <w:i/>
-          <w:iCs/>
           <w:sz w:val="24"/>
           <w:szCs w:val="24"/>
         </w:rPr>
-        <w:t xml:space="preserve">Careless counting can mislead.</w:t>
-      </w:r>
-      <w:r>
-        <w:rPr>
-          <w:rFonts w:ascii="Times New Roman" w:hAnsi="Times New Roman" w:cs="Times New Roman" w:eastAsia="Times New Roman"/>
-          <w:sz w:val="24"/>
-          <w:szCs w:val="24"/>
-        </w:rPr>
-        <w:t xml:space="preserve"> Suppose an analyst ranks entities (for example, people) by counting the rows of a denormalised flat export. Among the entities that appear in the export, the worst case rank correlations with the true number of events per entity are 0.16 in Enron, -0.01 in Ethereum and -0.41 in Age of Empires II. An analyst who de-duplicates on the event identifier would avoid this, so the finding is about careless counting and not about an unavoidable loss.</w:t>
+        <w:t xml:space="preserve">Third, careless counting can mislead. Say an analyst ranks entities (people, for example) by counting rows in a denormalised flat export. Among the entities that appear in the export, the worst-case rank correlations with the true number of events per entity are 0.16 in Enron, -0.01 in Ethereum and -0.41 in Age of Empires II. An analyst who de-duplicates on the event identifier would avoid this, so it's a warning about careless counting and doesn't describe a loss nobody can avoid.</w:t>
       </w:r>
     </w:p>
     <w:p>
@@ -29111,7 +28791,7 @@
           <w:sz w:val="24"/>
           <w:szCs w:val="24"/>
         </w:rPr>
-        <w:t xml:space="preserve">Directly-follows edges show a smaller but real effect. Angular has the largest duplication of event pairs (74 copies for the branch case notion). Where nested children exist, some flat edges join events that are adjacent in the flat log but unrelated in the data. The share of such spurious edges is at most 27.7% in Age of Empires II and 16.6% in OULAD.</w:t>
+        <w:t xml:space="preserve">Directly-follows edges show a smaller effect, but a real one. Angular has the largest duplication of event pairs (74 copies for the branch case notion). Where nested children exist, some flat edges join events that sit next to each other in the flat log but have nothing to do with each other in the data. Those spurious edges make up at most 27.7% in Age of Empires II and 16.6% in OULAD.</w:t>
       </w:r>
     </w:p>
     <w:p>
@@ -29213,7 +28893,7 @@
           <w:sz w:val="24"/>
           <w:szCs w:val="24"/>
         </w:rPr>
-        <w:t xml:space="preserve">Our starting guess was that flattening mainly duplicates events. The data says otherwise. Duplication is large in only two of the seven logs. The common problem is that one case notion sees only part of the process, and that problem is invisible in a flat log because nothing marks what is missing.</w:t>
+        <w:t xml:space="preserve">Our starting guess was that flattening mostly duplicates events. The data disagreed. Duplication is large in only two of the seven logs. What shows up everywhere is that one case notion sees only part of the process, and a flat log gives no hint of what's missing.</w:t>
       </w:r>
     </w:p>
     <w:p>
@@ -29227,7 +28907,7 @@
           <w:sz w:val="24"/>
           <w:szCs w:val="24"/>
         </w:rPr>
-        <w:t xml:space="preserve">What does this mean for the capstone? We can only offer a hypothesis, not a result, because we have no portal data. The portal's documented audit log relates each action to one project and to the acting person. If the real data has that shape, then flattening on the project would copy few events, but it would hide how one guide's reviews are spread across many projects, and it would hide the people. That is the narrowing pattern, not the duplication pattern. The right next step is to test this on a de-identified portal log, and until then we make no claim about the portal.</w:t>
+        <w:t xml:space="preserve">So what does this mean for the capstone? All we have is a hypothesis, since there's no portal data. The portal's documented audit log relates each action to one project and to the person who acted. If real data has that shape, flattening on the project would copy few events, but it would hide how one guide's reviews spread across many projects, and it would hide the people. That's the narrowing pattern, not the duplication pattern. The next step is to test this on a de-identified portal log. Until then we make no claim about the portal.</w:t>
       </w:r>
     </w:p>
     <w:p>
@@ -29264,20 +28944,10 @@
       <w:r>
         <w:rPr>
           <w:rFonts w:ascii="Times New Roman" w:hAnsi="Times New Roman" w:cs="Times New Roman" w:eastAsia="Times New Roman"/>
-          <w:b/>
-          <w:bCs/>
           <w:sz w:val="24"/>
           <w:szCs w:val="24"/>
         </w:rPr>
-        <w:t xml:space="preserve">Seven logs from five domains.</w:t>
-      </w:r>
-      <w:r>
-        <w:rPr>
-          <w:rFonts w:ascii="Times New Roman" w:hAnsi="Times New Roman" w:cs="Times New Roman" w:eastAsia="Times New Roman"/>
-          <w:sz w:val="24"/>
-          <w:szCs w:val="24"/>
-        </w:rPr>
-        <w:t xml:space="preserve"> The three regimes are descriptive; we do not claim they are exhaustive.</w:t>
+        <w:t xml:space="preserve">Seven logs from five domains: the three regimes are descriptive, and we don't claim they're exhaustive.</w:t>
       </w:r>
     </w:p>
     <w:p>
@@ -29293,20 +28963,10 @@
       <w:r>
         <w:rPr>
           <w:rFonts w:ascii="Times New Roman" w:hAnsi="Times New Roman" w:cs="Times New Roman" w:eastAsia="Times New Roman"/>
-          <w:b/>
-          <w:bCs/>
           <w:sz w:val="24"/>
           <w:szCs w:val="24"/>
         </w:rPr>
-        <w:t xml:space="preserve">Our choices.</w:t>
-      </w:r>
-      <w:r>
-        <w:rPr>
-          <w:rFonts w:ascii="Times New Roman" w:hAnsi="Times New Roman" w:cs="Times New Roman" w:eastAsia="Times New Roman"/>
-          <w:sz w:val="24"/>
-          <w:szCs w:val="24"/>
-        </w:rPr>
-        <w:t xml:space="preserve"> Case notions are object types (and roles for Enron). Thresholds for nested children and for the minimum case-notion size are our own and are written in the code.</w:t>
+        <w:t xml:space="preserve">Our choices: case notions are object types (and roles for Enron), and the thresholds for nested children and for the minimum case-notion size are ours, written in the code.</w:t>
       </w:r>
     </w:p>
     <w:p>
@@ -29322,20 +28982,10 @@
       <w:r>
         <w:rPr>
           <w:rFonts w:ascii="Times New Roman" w:hAnsi="Times New Roman" w:cs="Times New Roman" w:eastAsia="Times New Roman"/>
-          <w:b/>
-          <w:bCs/>
           <w:sz w:val="24"/>
           <w:szCs w:val="24"/>
         </w:rPr>
-        <w:t xml:space="preserve">A window of Ethereum.</w:t>
-      </w:r>
-      <w:r>
-        <w:rPr>
-          <w:rFonts w:ascii="Times New Roman" w:hAnsi="Times New Roman" w:cs="Times New Roman" w:eastAsia="Times New Roman"/>
-          <w:sz w:val="24"/>
-          <w:szCs w:val="24"/>
-        </w:rPr>
-        <w:t xml:space="preserve"> The Ethereum results come from a contiguous window of 300,000 events.</w:t>
+        <w:t xml:space="preserve">A window of Ethereum: those results come from a contiguous window of 300,000 events.</w:t>
       </w:r>
     </w:p>
     <w:p>
@@ -29351,20 +29001,10 @@
       <w:r>
         <w:rPr>
           <w:rFonts w:ascii="Times New Roman" w:hAnsi="Times New Roman" w:cs="Times New Roman" w:eastAsia="Times New Roman"/>
-          <w:b/>
-          <w:bCs/>
           <w:sz w:val="24"/>
           <w:szCs w:val="24"/>
         </w:rPr>
-        <w:t xml:space="preserve">A data-quality flag in Enron.</w:t>
-      </w:r>
-      <w:r>
-        <w:rPr>
-          <w:rFonts w:ascii="Times New Roman" w:hAnsi="Times New Roman" w:cs="Times New Roman" w:eastAsia="Times New Roman"/>
-          <w:sz w:val="24"/>
-          <w:szCs w:val="24"/>
-        </w:rPr>
-        <w:t xml:space="preserve"> About 0.1% of the events (72) have timestamps before 1990, which is odd for a 1998 to 2002 corpus. We left them in.</w:t>
+        <w:t xml:space="preserve">A data-quality flag in Enron: about 0.1% of the events (72) have timestamps before 1990, which is odd for a 1998 to 2002 corpus. We left them in.</w:t>
       </w:r>
     </w:p>
     <w:p>
@@ -29380,20 +29020,10 @@
       <w:r>
         <w:rPr>
           <w:rFonts w:ascii="Times New Roman" w:hAnsi="Times New Roman" w:cs="Times New Roman" w:eastAsia="Times New Roman"/>
-          <w:b/>
-          <w:bCs/>
           <w:sz w:val="24"/>
           <w:szCs w:val="24"/>
         </w:rPr>
-        <w:t xml:space="preserve">Checks by us.</w:t>
-      </w:r>
-      <w:r>
-        <w:rPr>
-          <w:rFonts w:ascii="Times New Roman" w:hAnsi="Times New Roman" w:cs="Times New Roman" w:eastAsia="Times New Roman"/>
-          <w:sz w:val="24"/>
-          <w:szCs w:val="24"/>
-        </w:rPr>
-        <w:t xml:space="preserve"> The independent implementations are independent of the code under test, not of the team. No second person labelled the findings.</w:t>
+        <w:t xml:space="preserve">Checks by us: the independent implementations are independent of the code under test, not of the team, and nobody outside the team labelled the findings.</w:t>
       </w:r>
     </w:p>
     <w:p>
@@ -29426,7 +29056,7 @@
           <w:sz w:val="24"/>
           <w:szCs w:val="24"/>
         </w:rPr>
-        <w:t xml:space="preserve">Cost here means money and effort to produce or reproduce the study. Table 7.4 summarises it.</w:t>
+        <w:t xml:space="preserve">By cost we mean the money and effort to produce or reproduce the study. Table 7.4 sums it up.</w:t>
       </w:r>
     </w:p>
     <w:p>
@@ -29953,7 +29583,7 @@
           <w:sz w:val="24"/>
           <w:szCs w:val="24"/>
         </w:rPr>
-        <w:t xml:space="preserve">The honest cost is the team's time and the care that went into verification. The money cost is nil.</w:t>
+        <w:t xml:space="preserve">The real cost is our time and the effort that went into verification. In money it's nil.</w:t>
       </w:r>
     </w:p>
     <w:p>
@@ -30005,7 +29635,7 @@
           <w:sz w:val="24"/>
           <w:szCs w:val="24"/>
         </w:rPr>
-        <w:t xml:space="preserve">We set out to study capstone review processes with OCEL 2.0. Portal logs were not available, so the project became two things: a documented OCEL 2.0 design of the capstone lifecycle, and a measurement of what flattening does on seven real public logs.</w:t>
+        <w:t xml:space="preserve">We set out to study capstone review processes with OCEL 2.0. Portal logs weren't available, so the project turned into two things: a documented OCEL 2.0 design of the capstone lifecycle, and a measurement of what flattening does on seven real public logs. Here is what we conclude.</w:t>
       </w:r>
     </w:p>
     <w:p>
@@ -30019,8 +29649,116 @@
           <w:sz w:val="24"/>
           <w:szCs w:val="24"/>
         </w:rPr>
-        <w:t xml:space="preserve">Our conclusions are these.</w:t>
-      </w:r>
+        <w:t xml:space="preserve">Number one, a reproducible, checked pipeline exists. It downloads and verifies seven public logs, converts two of them to OCEL 2.0, computes distortion metrics for 38 case notions and compares standard outputs between flat and object-centric views. Independent SQL, brute-force and raw-file checks agree with the parts they cover, and they caught three bugs of our own, which we fixed.</w:t>
+      </w:r>
+    </w:p>
+    <w:p>
+      <w:pPr>
+        <w:spacing w:before="0" w:after="120" w:line="276" w:lineRule="auto"/>
+        <w:jc w:val="both"/>
+      </w:pPr>
+      <w:r>
+        <w:rPr>
+          <w:rFonts w:ascii="Times New Roman" w:hAnsi="Times New Roman" w:cs="Times New Roman" w:eastAsia="Times New Roman"/>
+          <w:sz w:val="24"/>
+          <w:szCs w:val="24"/>
+        </w:rPr>
+        <w:t xml:space="preserve">Number two, flattening doesn't mainly duplicate events. Duplication is large only in the fan-out logs, up to 81.65 copies of an event in Angular, and only 2 of 38 case notions fall below a rank correlation of 0.95 because of duplication alone.</w:t>
+      </w:r>
+    </w:p>
+    <w:p>
+      <w:pPr>
+        <w:spacing w:before="0" w:after="120" w:line="276" w:lineRule="auto"/>
+        <w:jc w:val="both"/>
+      </w:pPr>
+      <w:r>
+        <w:rPr>
+          <w:rFonts w:ascii="Times New Roman" w:hAnsi="Times New Roman" w:cs="Times New Roman" w:eastAsia="Times New Roman"/>
+          <w:sz w:val="24"/>
+          <w:szCs w:val="24"/>
+        </w:rPr>
+        <w:t xml:space="preserve">Number three, the bigger effect is narrowing. In 20 of 38 case notions the flat log shows fewer than half of the process's activities, and in the partitioned logs one case notion drops 69% to 91% of the events.</w:t>
+      </w:r>
+    </w:p>
+    <w:p>
+      <w:pPr>
+        <w:spacing w:before="0" w:after="120" w:line="276" w:lineRule="auto"/>
+        <w:jc w:val="both"/>
+      </w:pPr>
+      <w:r>
+        <w:rPr>
+          <w:rFonts w:ascii="Times New Roman" w:hAnsi="Times New Roman" w:cs="Times New Roman" w:eastAsia="Times New Roman"/>
+          <w:sz w:val="24"/>
+          <w:szCs w:val="24"/>
+        </w:rPr>
+        <w:t xml:space="preserve">Number four, careless counting from a flat export can mislead badly. Worst-case entity rankings reach a rank correlation of 0.16 (Enron), -0.01 (Ethereum) and -0.41 (Age of Empires II).</w:t>
+      </w:r>
+    </w:p>
+    <w:p>
+      <w:pPr>
+        <w:spacing w:before="0" w:after="120" w:line="276" w:lineRule="auto"/>
+        <w:jc w:val="both"/>
+      </w:pPr>
+      <w:r>
+        <w:rPr>
+          <w:rFonts w:ascii="Times New Roman" w:hAnsi="Times New Roman" w:cs="Times New Roman" w:eastAsia="Times New Roman"/>
+          <w:sz w:val="24"/>
+          <w:szCs w:val="24"/>
+        </w:rPr>
+        <w:t xml:space="preserve">Number five, the capstone model is a design. We couldn't test it on portal data, and we claim nothing about how real capstone teams behave.</w:t>
+      </w:r>
+    </w:p>
+    <w:p>
+      <w:pPr>
+        <w:keepNext/>
+        <w:spacing w:before="200" w:after="100" w:line="276" w:lineRule="auto"/>
+        <w:outlineLvl w:val="1"/>
+      </w:pPr>
+      <w:bookmarkStart w:id="1084" w:name="_Toc_8_1"/>
+      <w:r>
+        <w:rPr>
+          <w:rFonts w:ascii="Times New Roman" w:hAnsi="Times New Roman" w:cs="Times New Roman" w:eastAsia="Times New Roman"/>
+          <w:b/>
+          <w:bCs/>
+          <w:sz w:val="24"/>
+          <w:szCs w:val="24"/>
+        </w:rPr>
+        <w:t xml:space="preserve">8.1  Limitations</w:t>
+      </w:r>
+      <w:bookmarkEnd w:id="1084"/>
+    </w:p>
+    <w:p>
+      <w:pPr>
+        <w:spacing w:before="0" w:after="120" w:line="276" w:lineRule="auto"/>
+        <w:jc w:val="both"/>
+      </w:pPr>
+      <w:r>
+        <w:rPr>
+          <w:rFonts w:ascii="Times New Roman" w:hAnsi="Times New Roman" w:cs="Times New Roman" w:eastAsia="Times New Roman"/>
+          <w:sz w:val="24"/>
+          <w:szCs w:val="24"/>
+        </w:rPr>
+        <w:t xml:space="preserve">We have seven logs from five domains, and one of them is a window. The thresholds are ours. The checks are independent of the code under test but not of the team, nobody outside the team has labelled the findings, and the distortion metrics have no second implementation. The rule-based engine covers eleven rules on two logs, and we use it for no conclusion.</w:t>
+      </w:r>
+    </w:p>
+    <w:p>
+      <w:pPr>
+        <w:keepNext/>
+        <w:spacing w:before="200" w:after="100" w:line="276" w:lineRule="auto"/>
+        <w:outlineLvl w:val="1"/>
+      </w:pPr>
+      <w:bookmarkStart w:id="1085" w:name="_Toc_8_2"/>
+      <w:r>
+        <w:rPr>
+          <w:rFonts w:ascii="Times New Roman" w:hAnsi="Times New Roman" w:cs="Times New Roman" w:eastAsia="Times New Roman"/>
+          <w:b/>
+          <w:bCs/>
+          <w:sz w:val="24"/>
+          <w:szCs w:val="24"/>
+        </w:rPr>
+        <w:t xml:space="preserve">8.2  Future Work</w:t>
+      </w:r>
+      <w:bookmarkEnd w:id="1085"/>
     </w:p>
     <w:p>
       <w:pPr>
@@ -30035,20 +29773,10 @@
       <w:r>
         <w:rPr>
           <w:rFonts w:ascii="Times New Roman" w:hAnsi="Times New Roman" w:cs="Times New Roman" w:eastAsia="Times New Roman"/>
-          <w:b/>
-          <w:bCs/>
           <w:sz w:val="24"/>
           <w:szCs w:val="24"/>
         </w:rPr>
-        <w:t xml:space="preserve">A reproducible, checked pipeline exists.</w:t>
-      </w:r>
-      <w:r>
-        <w:rPr>
-          <w:rFonts w:ascii="Times New Roman" w:hAnsi="Times New Roman" w:cs="Times New Roman" w:eastAsia="Times New Roman"/>
-          <w:sz w:val="24"/>
-          <w:szCs w:val="24"/>
-        </w:rPr>
-        <w:t xml:space="preserve"> It downloads and verifies seven public logs, converts two of them to OCEL 2.0, computes distortion metrics for 38 case notions, and compares standard outputs between flat and object-centric views. Independent SQL, brute-force and recomputation checks agree with it, and they found three bugs of our own, which we fixed.</w:t>
+        <w:t xml:space="preserve">Get independent two-rater labelling of the real-data findings.</w:t>
       </w:r>
     </w:p>
     <w:p>
@@ -30064,20 +29792,10 @@
       <w:r>
         <w:rPr>
           <w:rFonts w:ascii="Times New Roman" w:hAnsi="Times New Roman" w:cs="Times New Roman" w:eastAsia="Times New Roman"/>
-          <w:b/>
-          <w:bCs/>
           <w:sz w:val="24"/>
           <w:szCs w:val="24"/>
         </w:rPr>
-        <w:t xml:space="preserve">Flattening does not mainly duplicate events.</w:t>
-      </w:r>
-      <w:r>
-        <w:rPr>
-          <w:rFonts w:ascii="Times New Roman" w:hAnsi="Times New Roman" w:cs="Times New Roman" w:eastAsia="Times New Roman"/>
-          <w:sz w:val="24"/>
-          <w:szCs w:val="24"/>
-        </w:rPr>
-        <w:t xml:space="preserve"> Duplication is large only in the fan-out logs (up to 81.65 copies of an event in Angular). Only 2 of 38 case notions fall below a rank correlation of 0.95 because of duplication alone.</w:t>
+        <w:t xml:space="preserve">Compare process-discovery quality and predictive monitoring between flat and object-centric logs.</w:t>
       </w:r>
     </w:p>
     <w:p>
@@ -30093,20 +29811,10 @@
       <w:r>
         <w:rPr>
           <w:rFonts w:ascii="Times New Roman" w:hAnsi="Times New Roman" w:cs="Times New Roman" w:eastAsia="Times New Roman"/>
-          <w:b/>
-          <w:bCs/>
           <w:sz w:val="24"/>
           <w:szCs w:val="24"/>
         </w:rPr>
-        <w:t xml:space="preserve">The larger effect is narrowing.</w:t>
-      </w:r>
-      <w:r>
-        <w:rPr>
-          <w:rFonts w:ascii="Times New Roman" w:hAnsi="Times New Roman" w:cs="Times New Roman" w:eastAsia="Times New Roman"/>
-          <w:sz w:val="24"/>
-          <w:szCs w:val="24"/>
-        </w:rPr>
-        <w:t xml:space="preserve"> In 20 of 38 case notions the flat log shows fewer than half of the process's activities, and in the partitioned logs one case notion drops 69% to 91% of the events.</w:t>
+        <w:t xml:space="preserve">Add two or three more real logs, for example BPI 2019.</w:t>
       </w:r>
     </w:p>
     <w:p>
@@ -30122,20 +29830,10 @@
       <w:r>
         <w:rPr>
           <w:rFonts w:ascii="Times New Roman" w:hAnsi="Times New Roman" w:cs="Times New Roman" w:eastAsia="Times New Roman"/>
-          <w:b/>
-          <w:bCs/>
           <w:sz w:val="24"/>
           <w:szCs w:val="24"/>
         </w:rPr>
-        <w:t xml:space="preserve">Careless counting from a flat export can mislead badly.</w:t>
-      </w:r>
-      <w:r>
-        <w:rPr>
-          <w:rFonts w:ascii="Times New Roman" w:hAnsi="Times New Roman" w:cs="Times New Roman" w:eastAsia="Times New Roman"/>
-          <w:sz w:val="24"/>
-          <w:szCs w:val="24"/>
-        </w:rPr>
-        <w:t xml:space="preserve"> Worst-case entity rankings reach a rank correlation of 0.16 (Enron), -0.01 (Ethereum) and -0.41 (Age of Empires II).</w:t>
+        <w:t xml:space="preserve">Build a portal adapter from the audit log to OCEL 2.0, once de-identified logs are approved.</w:t>
       </w:r>
     </w:p>
     <w:p>
@@ -30151,167 +29849,10 @@
       <w:r>
         <w:rPr>
           <w:rFonts w:ascii="Times New Roman" w:hAnsi="Times New Roman" w:cs="Times New Roman" w:eastAsia="Times New Roman"/>
-          <w:b/>
-          <w:bCs/>
           <w:sz w:val="24"/>
           <w:szCs w:val="24"/>
         </w:rPr>
-        <w:t xml:space="preserve">The capstone model is a design.</w:t>
-      </w:r>
-      <w:r>
-        <w:rPr>
-          <w:rFonts w:ascii="Times New Roman" w:hAnsi="Times New Roman" w:cs="Times New Roman" w:eastAsia="Times New Roman"/>
-          <w:sz w:val="24"/>
-          <w:szCs w:val="24"/>
-        </w:rPr>
-        <w:t xml:space="preserve"> We could not test it on portal data, and we do not claim anything about how real capstone teams behave.</w:t>
-      </w:r>
-    </w:p>
-    <w:p>
-      <w:pPr>
-        <w:keepNext/>
-        <w:spacing w:before="200" w:after="100" w:line="276" w:lineRule="auto"/>
-        <w:outlineLvl w:val="1"/>
-      </w:pPr>
-      <w:bookmarkStart w:id="1084" w:name="_Toc_8_1"/>
-      <w:r>
-        <w:rPr>
-          <w:rFonts w:ascii="Times New Roman" w:hAnsi="Times New Roman" w:cs="Times New Roman" w:eastAsia="Times New Roman"/>
-          <w:b/>
-          <w:bCs/>
-          <w:sz w:val="24"/>
-          <w:szCs w:val="24"/>
-        </w:rPr>
-        <w:t xml:space="preserve">8.1  Limitations</w:t>
-      </w:r>
-      <w:bookmarkEnd w:id="1084"/>
-    </w:p>
-    <w:p>
-      <w:pPr>
-        <w:spacing w:before="0" w:after="120" w:line="276" w:lineRule="auto"/>
-        <w:jc w:val="both"/>
-      </w:pPr>
-      <w:r>
-        <w:rPr>
-          <w:rFonts w:ascii="Times New Roman" w:hAnsi="Times New Roman" w:cs="Times New Roman" w:eastAsia="Times New Roman"/>
-          <w:sz w:val="24"/>
-          <w:szCs w:val="24"/>
-        </w:rPr>
-        <w:t xml:space="preserve">We have seven logs from five domains, one of them a window. The thresholds are ours. The checks are independent of the code under test but not of the team, and no second person has labelled the findings. The predicate engine covers only eleven rules on two logs and is not used for any conclusion.</w:t>
-      </w:r>
-    </w:p>
-    <w:p>
-      <w:pPr>
-        <w:keepNext/>
-        <w:spacing w:before="200" w:after="100" w:line="276" w:lineRule="auto"/>
-        <w:outlineLvl w:val="1"/>
-      </w:pPr>
-      <w:bookmarkStart w:id="1085" w:name="_Toc_8_2"/>
-      <w:r>
-        <w:rPr>
-          <w:rFonts w:ascii="Times New Roman" w:hAnsi="Times New Roman" w:cs="Times New Roman" w:eastAsia="Times New Roman"/>
-          <w:b/>
-          <w:bCs/>
-          <w:sz w:val="24"/>
-          <w:szCs w:val="24"/>
-        </w:rPr>
-        <w:t xml:space="preserve">8.2  Future Work</w:t>
-      </w:r>
-      <w:bookmarkEnd w:id="1085"/>
-    </w:p>
-    <w:p>
-      <w:pPr>
-        <w:numPr>
-          <w:ilvl w:val="0"/>
-          <w:numId w:val="90"/>
-        </w:numPr>
-        <w:spacing w:before="0" w:after="60" w:line="276" w:lineRule="auto"/>
-        <w:ind w:left="720" w:hanging="360"/>
-        <w:jc w:val="both"/>
-      </w:pPr>
-      <w:r>
-        <w:rPr>
-          <w:rFonts w:ascii="Times New Roman" w:hAnsi="Times New Roman" w:cs="Times New Roman" w:eastAsia="Times New Roman"/>
-          <w:sz w:val="24"/>
-          <w:szCs w:val="24"/>
-        </w:rPr>
-        <w:t xml:space="preserve">Get independent two-rater labelling of the real-data findings.</w:t>
-      </w:r>
-    </w:p>
-    <w:p>
-      <w:pPr>
-        <w:numPr>
-          <w:ilvl w:val="0"/>
-          <w:numId w:val="90"/>
-        </w:numPr>
-        <w:spacing w:before="0" w:after="60" w:line="276" w:lineRule="auto"/>
-        <w:ind w:left="720" w:hanging="360"/>
-        <w:jc w:val="both"/>
-      </w:pPr>
-      <w:r>
-        <w:rPr>
-          <w:rFonts w:ascii="Times New Roman" w:hAnsi="Times New Roman" w:cs="Times New Roman" w:eastAsia="Times New Roman"/>
-          <w:sz w:val="24"/>
-          <w:szCs w:val="24"/>
-        </w:rPr>
-        <w:t xml:space="preserve">Compare process-discovery quality and predictive monitoring between flat and object-centric logs.</w:t>
-      </w:r>
-    </w:p>
-    <w:p>
-      <w:pPr>
-        <w:numPr>
-          <w:ilvl w:val="0"/>
-          <w:numId w:val="90"/>
-        </w:numPr>
-        <w:spacing w:before="0" w:after="60" w:line="276" w:lineRule="auto"/>
-        <w:ind w:left="720" w:hanging="360"/>
-        <w:jc w:val="both"/>
-      </w:pPr>
-      <w:r>
-        <w:rPr>
-          <w:rFonts w:ascii="Times New Roman" w:hAnsi="Times New Roman" w:cs="Times New Roman" w:eastAsia="Times New Roman"/>
-          <w:sz w:val="24"/>
-          <w:szCs w:val="24"/>
-        </w:rPr>
-        <w:t xml:space="preserve">Add two or three more real logs, for example BPI 2019.</w:t>
-      </w:r>
-    </w:p>
-    <w:p>
-      <w:pPr>
-        <w:numPr>
-          <w:ilvl w:val="0"/>
-          <w:numId w:val="90"/>
-        </w:numPr>
-        <w:spacing w:before="0" w:after="60" w:line="276" w:lineRule="auto"/>
-        <w:ind w:left="720" w:hanging="360"/>
-        <w:jc w:val="both"/>
-      </w:pPr>
-      <w:r>
-        <w:rPr>
-          <w:rFonts w:ascii="Times New Roman" w:hAnsi="Times New Roman" w:cs="Times New Roman" w:eastAsia="Times New Roman"/>
-          <w:sz w:val="24"/>
-          <w:szCs w:val="24"/>
-        </w:rPr>
-        <w:t xml:space="preserve">Build a portal adapter from the audit log to OCEL 2.0, once de-identified logs are approved.</w:t>
-      </w:r>
-    </w:p>
-    <w:p>
-      <w:pPr>
-        <w:numPr>
-          <w:ilvl w:val="0"/>
-          <w:numId w:val="90"/>
-        </w:numPr>
-        <w:spacing w:before="0" w:after="60" w:line="276" w:lineRule="auto"/>
-        <w:ind w:left="720" w:hanging="360"/>
-        <w:jc w:val="both"/>
-      </w:pPr>
-      <w:r>
-        <w:rPr>
-          <w:rFonts w:ascii="Times New Roman" w:hAnsi="Times New Roman" w:cs="Times New Roman" w:eastAsia="Times New Roman"/>
-          <w:sz w:val="24"/>
-          <w:szCs w:val="24"/>
-        </w:rPr>
-        <w:t xml:space="preserve">Finish the journal manuscript. A draft is in preparation; it has not been submitted, and no venue has been chosen.</w:t>
+        <w:t xml:space="preserve">Finish the journal manuscript. A draft is in preparation. It hasn't been submitted, and we haven't chosen a venue.</w:t>
       </w:r>
     </w:p>
     <w:p>
@@ -30955,7 +30496,7 @@
           <w:sz w:val="22"/>
           <w:szCs w:val="22"/>
         </w:rPr>
-        <w:t xml:space="preserve">The listings are copied from the repository by script, so that they are the code that produced the results. Long lines are wrapped for printing. File names are relative to the </w:t>
+        <w:t xml:space="preserve">The listings are copied from the repository by a script, so they are the code that produced the results. Long lines are wrapped for printing, and file names are relative to the </w:t>
       </w:r>
       <w:r>
         <w:rPr>

--- a/docs/review-3/Team1_BCSE497J_Project_I_Report.docx
+++ b/docs/review-3/Team1_BCSE497J_Project_I_Report.docx
@@ -12298,7 +12298,7 @@
           <w:sz w:val="24"/>
           <w:szCs w:val="24"/>
         </w:rPr>
-        <w:t xml:space="preserve">We checked parts of the pipeline with an independent SQL implementation, a brute-force self-check, an independent recomputation of the OULAD counts and byte-identical re-runs. Those checks caught three bugs of our own, which we fixed. The distortion metrics themselves have no second implementation yet, nobody outside the team has labelled the findings, and the capstone model is still a design that hasn't met portal data. A journal manuscript is in preparation and hasn't been submitted.</w:t>
+        <w:t xml:space="preserve">We checked parts of the pipeline with an independent SQL implementation, a brute-force self-check, an independent recomputation of the OULAD counts and byte-identical re-runs. Those checks caught three bugs of our own, which we fixed. A plain-Python re-implementation of the distortion metrics agrees on slices of three logs but not yet on the full logs, nobody outside the team has labelled the findings, and the capstone model is still a design that hasn't met portal data. A journal manuscript is in preparation and hasn't been submitted.</w:t>
       </w:r>
     </w:p>
     <w:p>
@@ -21882,7 +21882,23 @@
           <w:sz w:val="24"/>
           <w:szCs w:val="24"/>
         </w:rPr>
-        <w:t xml:space="preserve"> compares the fast consequence code with a slow plain-Python version on a real slice of the Enron log. And the OULAD counts get an independent recomputation from the raw CSV files. Section 5.2 has the results.</w:t>
+        <w:t xml:space="preserve"> compares the fast consequence code with a slow plain-Python version on a real slice of the Enron log. </w:t>
+      </w:r>
+      <w:r>
+        <w:rPr>
+          <w:rFonts w:ascii="Courier New" w:hAnsi="Courier New" w:cs="Courier New" w:eastAsia="Courier New"/>
+          <w:sz w:val="22"/>
+          <w:szCs w:val="22"/>
+        </w:rPr>
+        <w:t xml:space="preserve">check_distortion.py</w:t>
+      </w:r>
+      <w:r>
+        <w:rPr>
+          <w:rFonts w:ascii="Times New Roman" w:hAnsi="Times New Roman" w:cs="Times New Roman" w:eastAsia="Times New Roman"/>
+          <w:sz w:val="24"/>
+          <w:szCs w:val="24"/>
+        </w:rPr>
+        <w:t xml:space="preserve"> does the same for the distortion metrics, using only dictionaries and sets, on 6,000-event slices of Enron, Bundestag and Age of Empires II. And the OULAD counts get an independent recomputation from the raw CSV files. Section 5.2 has the results.</w:t>
       </w:r>
     </w:p>
     <w:p>
@@ -22432,6 +22448,74 @@
                 <w:sz w:val="18"/>
                 <w:szCs w:val="18"/>
               </w:rPr>
+              <w:t xml:space="preserve">Distortion self-check</w:t>
+            </w:r>
+          </w:p>
+        </w:tc>
+        <w:tc>
+          <w:tcPr>
+            <w:tcW w:w="2981" w:type="dxa"/>
+            <w:vAlign w:val="center"/>
+          </w:tcPr>
+          <w:p>
+            <w:pPr>
+              <w:keepNext/>
+              <w:spacing w:before="0" w:after="0" w:line="240" w:lineRule="auto"/>
+              <w:jc w:val="left"/>
+            </w:pPr>
+            <w:r>
+              <w:rPr>
+                <w:rFonts w:ascii="Times New Roman" w:hAnsi="Times New Roman" w:cs="Times New Roman" w:eastAsia="Times New Roman"/>
+                <w:sz w:val="18"/>
+                <w:szCs w:val="18"/>
+              </w:rPr>
+              <w:t xml:space="preserve">The pandas distortion metrics equal a plain-Python version</w:t>
+            </w:r>
+          </w:p>
+        </w:tc>
+        <w:tc>
+          <w:tcPr>
+            <w:tcW w:w="3889" w:type="dxa"/>
+            <w:vAlign w:val="center"/>
+          </w:tcPr>
+          <w:p>
+            <w:pPr>
+              <w:keepNext/>
+              <w:spacing w:before="0" w:after="0" w:line="240" w:lineRule="auto"/>
+              <w:jc w:val="left"/>
+            </w:pPr>
+            <w:r>
+              <w:rPr>
+                <w:rFonts w:ascii="Times New Roman" w:hAnsi="Times New Roman" w:cs="Times New Roman" w:eastAsia="Times New Roman"/>
+                <w:sz w:val="18"/>
+                <w:szCs w:val="18"/>
+              </w:rPr>
+              <w:t xml:space="preserve">60 case notions and every type pair identical on 6,000-event slices of Enron, Bundestag and Age of Empires II</w:t>
+            </w:r>
+          </w:p>
+        </w:tc>
+      </w:tr>
+      <w:tr>
+        <w:trPr>
+          <w:cantSplit/>
+        </w:trPr>
+        <w:tc>
+          <w:tcPr>
+            <w:tcW w:w="2203" w:type="dxa"/>
+            <w:vAlign w:val="center"/>
+          </w:tcPr>
+          <w:p>
+            <w:pPr>
+              <w:keepNext/>
+              <w:spacing w:before="0" w:after="0" w:line="240" w:lineRule="auto"/>
+              <w:jc w:val="left"/>
+            </w:pPr>
+            <w:r>
+              <w:rPr>
+                <w:rFonts w:ascii="Times New Roman" w:hAnsi="Times New Roman" w:cs="Times New Roman" w:eastAsia="Times New Roman"/>
+                <w:sz w:val="18"/>
+                <w:szCs w:val="18"/>
+              </w:rPr>
               <w:t xml:space="preserve">Independent recomputation</w:t>
             </w:r>
           </w:p>
@@ -22632,7 +22716,7 @@
           <w:sz w:val="24"/>
           <w:szCs w:val="24"/>
         </w:rPr>
-        <w:t xml:space="preserve">Now the part we didn't do. Nobody outside the team labelled the findings. We reviewed a stratified sample of classified CROP comments by hand and found no further misclassification, but the reviewer was one of us, so it isn't an independent label set. The converters are checked by us, not by a second team, and the SQL cross-check tests the predicate code, not the CROP converter. And the distortion metrics and the activity-ranking numbers have no second implementation yet.</w:t>
+        <w:t xml:space="preserve">Now the part we didn't do. Nobody outside the team labelled the findings. We reviewed a stratified sample of classified CROP comments by hand and found no further misclassification, but the reviewer was one of us, so it isn't an independent label set. The converters are checked by us, not by a second team, and the SQL cross-check tests the predicate code, not the CROP converter. And the second implementation of the distortion metrics covers slices of three logs, not the full logs, while the activity-ranking numbers have no second implementation.</w:t>
       </w:r>
     </w:p>
     <w:p>
@@ -24341,7 +24425,7 @@
           <w:sz w:val="24"/>
           <w:szCs w:val="24"/>
         </w:rPr>
-        <w:t xml:space="preserve"> re-runs everything. When we ran it for this report it finished without error in 5 minutes 11 seconds and left every tracked result file unchanged (checked with Git).</w:t>
+        <w:t xml:space="preserve"> re-runs everything. When we ran it for this report it finished without error in 5 minutes 21 seconds and left every tracked result file unchanged (checked with Git).</w:t>
       </w:r>
     </w:p>
     <w:p>
@@ -29561,7 +29645,7 @@
                 <w:sz w:val="18"/>
                 <w:szCs w:val="18"/>
               </w:rPr>
-              <w:t xml:space="preserve"> for all seven logs took 5 minutes 11 seconds</w:t>
+              <w:t xml:space="preserve"> for all seven logs took 5 minutes 21 seconds</w:t>
             </w:r>
           </w:p>
         </w:tc>
@@ -29738,7 +29822,7 @@
           <w:sz w:val="24"/>
           <w:szCs w:val="24"/>
         </w:rPr>
-        <w:t xml:space="preserve">We have seven logs from five domains, and one of them is a window. The thresholds are ours. The checks are independent of the code under test but not of the team, nobody outside the team has labelled the findings, and the distortion metrics have no second implementation. The rule-based engine covers eleven rules on two logs, and we use it for no conclusion.</w:t>
+        <w:t xml:space="preserve">We have seven logs from five domains, and one of them is a window. The thresholds are ours. The checks are independent of the code under test but not of the team, nobody outside the team has labelled the findings, the distortion metrics were cross-checked only on slices, and the activity-ranking numbers have no second implementation. The rule-based engine covers eleven rules on two logs, and we use it for no conclusion.</w:t>
       </w:r>
     </w:p>
     <w:p>

--- a/docs/review-3/Team1_BCSE497J_Project_I_Report.docx
+++ b/docs/review-3/Team1_BCSE497J_Project_I_Report.docx
@@ -689,9 +689,8 @@
                 <w:rFonts w:ascii="Times New Roman" w:hAnsi="Times New Roman" w:cs="Times New Roman" w:eastAsia="Times New Roman"/>
                 <w:sz w:val="26"/>
                 <w:szCs w:val="26"/>
-                <w:highlight w:val="yellow"/>
-              </w:rPr>
-              <w:t xml:space="preserve">[Designation of the guide]</w:t>
+              </w:rPr>
+              <w:t xml:space="preserve">Professor Grade 1</w:t>
             </w:r>
           </w:p>
         </w:tc>
@@ -1751,9 +1750,8 @@
           <w:bCs/>
           <w:sz w:val="24"/>
           <w:szCs w:val="24"/>
-          <w:highlight w:val="yellow"/>
-        </w:rPr>
-        <w:t xml:space="preserve">[Name of the Head of the Department]</w:t>
+        </w:rPr>
+        <w:t xml:space="preserve">Dr. Boominathan P</w:t>
       </w:r>
     </w:p>
     <w:p>
@@ -1772,7 +1770,7 @@
           <w:sz w:val="24"/>
           <w:szCs w:val="24"/>
         </w:rPr>
-        <w:t xml:space="preserve">B.Tech. Computer Science and Engineering</w:t>
+        <w:t xml:space="preserve">Computer Science and Engineering</w:t>
       </w:r>
     </w:p>
     <w:p>
@@ -1927,41 +1925,7 @@
           <w:sz w:val="24"/>
           <w:szCs w:val="24"/>
         </w:rPr>
-        <w:t xml:space="preserve">We express our profound appreciation to </w:t>
-      </w:r>
-      <w:r>
-        <w:rPr>
-          <w:rFonts w:ascii="Times New Roman" w:hAnsi="Times New Roman" w:cs="Times New Roman" w:eastAsia="Times New Roman"/>
-          <w:sz w:val="24"/>
-          <w:szCs w:val="24"/>
-          <w:highlight w:val="yellow"/>
-        </w:rPr>
-        <w:t xml:space="preserve">[Name of the Head of the Department]</w:t>
-      </w:r>
-      <w:r>
-        <w:rPr>
-          <w:rFonts w:ascii="Times New Roman" w:hAnsi="Times New Roman" w:cs="Times New Roman" w:eastAsia="Times New Roman"/>
-          <w:sz w:val="24"/>
-          <w:szCs w:val="24"/>
-        </w:rPr>
-        <w:t xml:space="preserve">, the Head of the </w:t>
-      </w:r>
-      <w:r>
-        <w:rPr>
-          <w:rFonts w:ascii="Times New Roman" w:hAnsi="Times New Roman" w:cs="Times New Roman" w:eastAsia="Times New Roman"/>
-          <w:sz w:val="24"/>
-          <w:szCs w:val="24"/>
-          <w:highlight w:val="yellow"/>
-        </w:rPr>
-        <w:t xml:space="preserve">[Department name]</w:t>
-      </w:r>
-      <w:r>
-        <w:rPr>
-          <w:rFonts w:ascii="Times New Roman" w:hAnsi="Times New Roman" w:cs="Times New Roman" w:eastAsia="Times New Roman"/>
-          <w:sz w:val="24"/>
-          <w:szCs w:val="24"/>
-        </w:rPr>
-        <w:t xml:space="preserve">, for their insightful guidance and continuous support. Their expertise and advice shaped the direction of our project, and the collaborative, supportive atmosphere they keep made learning easier for us.</w:t>
+        <w:t xml:space="preserve">We express our profound appreciation to Dr. Boominathan P, the Head of the Department of Computer Science and Engineering, for their insightful guidance and continuous support. Their expertise and advice shaped the direction of our project, and the collaborative, supportive atmosphere they keep made learning easier for us.</w:t>
       </w:r>
     </w:p>
     <w:p>
@@ -2294,46 +2258,11 @@
               <w:rPr>
                 <w:rFonts w:ascii="Times New Roman" w:hAnsi="Times New Roman" w:cs="Times New Roman" w:eastAsia="Times New Roman"/>
                 <w:b/>
-                <w:sz w:val="22"/>
-                <w:szCs w:val="22"/>
-              </w:rPr>
-              <w:fldChar w:fldCharType="begin"/>
-            </w:r>
-            <w:r>
-              <w:rPr>
-                <w:rFonts w:ascii="Times New Roman" w:hAnsi="Times New Roman" w:cs="Times New Roman" w:eastAsia="Times New Roman"/>
-                <w:b/>
-                <w:sz w:val="22"/>
-                <w:szCs w:val="22"/>
-              </w:rPr>
-              <w:instrText xml:space="preserve"> PAGEREF _Toc_abstract \h </w:instrText>
-            </w:r>
-            <w:r>
-              <w:rPr>
-                <w:rFonts w:ascii="Times New Roman" w:hAnsi="Times New Roman" w:cs="Times New Roman" w:eastAsia="Times New Roman"/>
-                <w:b/>
-                <w:sz w:val="22"/>
-                <w:szCs w:val="22"/>
-              </w:rPr>
-              <w:fldChar w:fldCharType="separate"/>
-            </w:r>
-            <w:r>
-              <w:rPr>
-                <w:rFonts w:ascii="Times New Roman" w:hAnsi="Times New Roman" w:cs="Times New Roman" w:eastAsia="Times New Roman"/>
-                <w:b/>
-                <w:sz w:val="22"/>
-                <w:szCs w:val="22"/>
-              </w:rPr>
-              <w:t>x</w:t>
-            </w:r>
-            <w:r>
-              <w:rPr>
-                <w:rFonts w:ascii="Times New Roman" w:hAnsi="Times New Roman" w:cs="Times New Roman" w:eastAsia="Times New Roman"/>
-                <w:b/>
-                <w:sz w:val="22"/>
-                <w:szCs w:val="22"/>
-              </w:rPr>
-              <w:fldChar w:fldCharType="end"/>
+                <w:bCs/>
+                <w:sz w:val="22"/>
+                <w:szCs w:val="22"/>
+              </w:rPr>
+              <w:t xml:space="preserve">x</w:t>
             </w:r>
           </w:p>
         </w:tc>
@@ -5703,7 +5632,7 @@
                 <w:sz w:val="22"/>
                 <w:szCs w:val="22"/>
               </w:rPr>
-              <w:t>16</w:t>
+              <w:t>17</w:t>
             </w:r>
             <w:r>
               <w:rPr>
@@ -5792,7 +5721,7 @@
                 <w:sz w:val="22"/>
                 <w:szCs w:val="22"/>
               </w:rPr>
-              <w:t>16</w:t>
+              <w:t>17</w:t>
             </w:r>
             <w:r>
               <w:rPr>
@@ -5881,7 +5810,7 @@
                 <w:sz w:val="22"/>
                 <w:szCs w:val="22"/>
               </w:rPr>
-              <w:t>16</w:t>
+              <w:t>17</w:t>
             </w:r>
             <w:r>
               <w:rPr>
@@ -5986,7 +5915,7 @@
                 <w:sz w:val="22"/>
                 <w:szCs w:val="22"/>
               </w:rPr>
-              <w:t>18</w:t>
+              <w:t>19</w:t>
             </w:r>
             <w:r>
               <w:rPr>
@@ -6076,7 +6005,7 @@
                 <w:sz w:val="22"/>
                 <w:szCs w:val="22"/>
               </w:rPr>
-              <w:t>18</w:t>
+              <w:t>19</w:t>
             </w:r>
             <w:r>
               <w:rPr>
@@ -6165,7 +6094,7 @@
                 <w:sz w:val="22"/>
                 <w:szCs w:val="22"/>
               </w:rPr>
-              <w:t>18</w:t>
+              <w:t>19</w:t>
             </w:r>
             <w:r>
               <w:rPr>
@@ -6254,7 +6183,7 @@
                 <w:sz w:val="22"/>
                 <w:szCs w:val="22"/>
               </w:rPr>
-              <w:t>18</w:t>
+              <w:t>19</w:t>
             </w:r>
             <w:r>
               <w:rPr>
@@ -6343,7 +6272,7 @@
                 <w:sz w:val="22"/>
                 <w:szCs w:val="22"/>
               </w:rPr>
-              <w:t>19</w:t>
+              <w:t>20</w:t>
             </w:r>
             <w:r>
               <w:rPr>
@@ -6432,7 +6361,7 @@
                 <w:sz w:val="22"/>
                 <w:szCs w:val="22"/>
               </w:rPr>
-              <w:t>19</w:t>
+              <w:t>20</w:t>
             </w:r>
             <w:r>
               <w:rPr>
@@ -6537,7 +6466,7 @@
                 <w:sz w:val="22"/>
                 <w:szCs w:val="22"/>
               </w:rPr>
-              <w:t>20</w:t>
+              <w:t>21</w:t>
             </w:r>
             <w:r>
               <w:rPr>
@@ -6627,7 +6556,7 @@
                 <w:sz w:val="22"/>
                 <w:szCs w:val="22"/>
               </w:rPr>
-              <w:t>20</w:t>
+              <w:t>21</w:t>
             </w:r>
             <w:r>
               <w:rPr>
@@ -6716,7 +6645,7 @@
                 <w:sz w:val="22"/>
                 <w:szCs w:val="22"/>
               </w:rPr>
-              <w:t>20</w:t>
+              <w:t>21</w:t>
             </w:r>
             <w:r>
               <w:rPr>
@@ -6805,7 +6734,7 @@
                 <w:sz w:val="22"/>
                 <w:szCs w:val="22"/>
               </w:rPr>
-              <w:t>22</w:t>
+              <w:t>23</w:t>
             </w:r>
             <w:r>
               <w:rPr>
@@ -6850,7 +6779,7 @@
                 <w:sz w:val="22"/>
                 <w:szCs w:val="22"/>
               </w:rPr>
-              <w:t xml:space="preserve">    7.4 Discussion</w:t>
+              <w:t xml:space="preserve">    7.4 Process Discovery on Flat Logs</w:t>
             </w:r>
           </w:p>
         </w:tc>
@@ -6894,7 +6823,7 @@
                 <w:sz w:val="22"/>
                 <w:szCs w:val="22"/>
               </w:rPr>
-              <w:t>23</w:t>
+              <w:t>25</w:t>
             </w:r>
             <w:r>
               <w:rPr>
@@ -6939,7 +6868,7 @@
                 <w:sz w:val="22"/>
                 <w:szCs w:val="22"/>
               </w:rPr>
-              <w:t xml:space="preserve">         7.4.1 Threats to Validity</w:t>
+              <w:t xml:space="preserve">    7.5 Discussion</w:t>
             </w:r>
           </w:p>
         </w:tc>
@@ -6967,7 +6896,7 @@
                 <w:sz w:val="22"/>
                 <w:szCs w:val="22"/>
               </w:rPr>
-              <w:instrText xml:space="preserve"> PAGEREF _Toc_7_4_1 \h </w:instrText>
+              <w:instrText xml:space="preserve"> PAGEREF _Toc_7_5 \h </w:instrText>
             </w:r>
             <w:r>
               <w:rPr>
@@ -6983,7 +6912,7 @@
                 <w:sz w:val="22"/>
                 <w:szCs w:val="22"/>
               </w:rPr>
-              <w:t>24</w:t>
+              <w:t>26</w:t>
             </w:r>
             <w:r>
               <w:rPr>
@@ -7028,7 +6957,7 @@
                 <w:sz w:val="22"/>
                 <w:szCs w:val="22"/>
               </w:rPr>
-              <w:t xml:space="preserve">    7.5 Cost Analysis</w:t>
+              <w:t xml:space="preserve">         7.5.1 Threats to Validity</w:t>
             </w:r>
           </w:p>
         </w:tc>
@@ -7056,7 +6985,7 @@
                 <w:sz w:val="22"/>
                 <w:szCs w:val="22"/>
               </w:rPr>
-              <w:instrText xml:space="preserve"> PAGEREF _Toc_7_5 \h </w:instrText>
+              <w:instrText xml:space="preserve"> PAGEREF _Toc_7_5_1 \h </w:instrText>
             </w:r>
             <w:r>
               <w:rPr>
@@ -7072,7 +7001,7 @@
                 <w:sz w:val="22"/>
                 <w:szCs w:val="22"/>
               </w:rPr>
-              <w:t>24</w:t>
+              <w:t>27</w:t>
             </w:r>
             <w:r>
               <w:rPr>
@@ -7099,16 +7028,6 @@
               <w:spacing w:before="0" w:after="0" w:line="300" w:lineRule="auto"/>
               <w:jc w:val="left"/>
             </w:pPr>
-            <w:r>
-              <w:rPr>
-                <w:rFonts w:ascii="Times New Roman" w:hAnsi="Times New Roman" w:cs="Times New Roman" w:eastAsia="Times New Roman"/>
-                <w:b/>
-                <w:bCs/>
-                <w:sz w:val="22"/>
-                <w:szCs w:val="22"/>
-              </w:rPr>
-              <w:t xml:space="preserve">8.</w:t>
-            </w:r>
           </w:p>
         </w:tc>
         <w:tc>
@@ -7124,12 +7043,10 @@
             <w:r>
               <w:rPr>
                 <w:rFonts w:ascii="Times New Roman" w:hAnsi="Times New Roman" w:cs="Times New Roman" w:eastAsia="Times New Roman"/>
-                <w:b/>
-                <w:bCs/>
-                <w:sz w:val="22"/>
-                <w:szCs w:val="22"/>
-              </w:rPr>
-              <w:t xml:space="preserve">CONCLUSION</w:t>
+                <w:sz w:val="22"/>
+                <w:szCs w:val="22"/>
+              </w:rPr>
+              <w:t xml:space="preserve">    7.6 Cost Analysis</w:t>
             </w:r>
           </w:p>
         </w:tc>
@@ -7146,7 +7063,6 @@
             <w:r>
               <w:rPr>
                 <w:rFonts w:ascii="Times New Roman" w:hAnsi="Times New Roman" w:cs="Times New Roman" w:eastAsia="Times New Roman"/>
-                <w:b/>
                 <w:sz w:val="22"/>
                 <w:szCs w:val="22"/>
               </w:rPr>
@@ -7155,16 +7071,14 @@
             <w:r>
               <w:rPr>
                 <w:rFonts w:ascii="Times New Roman" w:hAnsi="Times New Roman" w:cs="Times New Roman" w:eastAsia="Times New Roman"/>
-                <w:b/>
-                <w:sz w:val="22"/>
-                <w:szCs w:val="22"/>
-              </w:rPr>
-              <w:instrText xml:space="preserve"> PAGEREF _Toc_ch8 \h </w:instrText>
-            </w:r>
-            <w:r>
-              <w:rPr>
-                <w:rFonts w:ascii="Times New Roman" w:hAnsi="Times New Roman" w:cs="Times New Roman" w:eastAsia="Times New Roman"/>
-                <w:b/>
+                <w:sz w:val="22"/>
+                <w:szCs w:val="22"/>
+              </w:rPr>
+              <w:instrText xml:space="preserve"> PAGEREF _Toc_7_6 \h </w:instrText>
+            </w:r>
+            <w:r>
+              <w:rPr>
+                <w:rFonts w:ascii="Times New Roman" w:hAnsi="Times New Roman" w:cs="Times New Roman" w:eastAsia="Times New Roman"/>
                 <w:sz w:val="22"/>
                 <w:szCs w:val="22"/>
               </w:rPr>
@@ -7173,16 +7087,14 @@
             <w:r>
               <w:rPr>
                 <w:rFonts w:ascii="Times New Roman" w:hAnsi="Times New Roman" w:cs="Times New Roman" w:eastAsia="Times New Roman"/>
-                <w:b/>
-                <w:sz w:val="22"/>
-                <w:szCs w:val="22"/>
-              </w:rPr>
-              <w:t>25</w:t>
-            </w:r>
-            <w:r>
-              <w:rPr>
-                <w:rFonts w:ascii="Times New Roman" w:hAnsi="Times New Roman" w:cs="Times New Roman" w:eastAsia="Times New Roman"/>
-                <w:b/>
+                <w:sz w:val="22"/>
+                <w:szCs w:val="22"/>
+              </w:rPr>
+              <w:t>27</w:t>
+            </w:r>
+            <w:r>
+              <w:rPr>
+                <w:rFonts w:ascii="Times New Roman" w:hAnsi="Times New Roman" w:cs="Times New Roman" w:eastAsia="Times New Roman"/>
                 <w:sz w:val="22"/>
                 <w:szCs w:val="22"/>
               </w:rPr>
@@ -7205,6 +7117,16 @@
               <w:spacing w:before="0" w:after="0" w:line="300" w:lineRule="auto"/>
               <w:jc w:val="left"/>
             </w:pPr>
+            <w:r>
+              <w:rPr>
+                <w:rFonts w:ascii="Times New Roman" w:hAnsi="Times New Roman" w:cs="Times New Roman" w:eastAsia="Times New Roman"/>
+                <w:b/>
+                <w:bCs/>
+                <w:sz w:val="22"/>
+                <w:szCs w:val="22"/>
+              </w:rPr>
+              <w:t xml:space="preserve">8.</w:t>
+            </w:r>
           </w:p>
         </w:tc>
         <w:tc>
@@ -7220,10 +7142,12 @@
             <w:r>
               <w:rPr>
                 <w:rFonts w:ascii="Times New Roman" w:hAnsi="Times New Roman" w:cs="Times New Roman" w:eastAsia="Times New Roman"/>
-                <w:sz w:val="22"/>
-                <w:szCs w:val="22"/>
-              </w:rPr>
-              <w:t xml:space="preserve">    8.1 Limitations</w:t>
+                <w:b/>
+                <w:bCs/>
+                <w:sz w:val="22"/>
+                <w:szCs w:val="22"/>
+              </w:rPr>
+              <w:t xml:space="preserve">CONCLUSION</w:t>
             </w:r>
           </w:p>
         </w:tc>
@@ -7240,6 +7164,7 @@
             <w:r>
               <w:rPr>
                 <w:rFonts w:ascii="Times New Roman" w:hAnsi="Times New Roman" w:cs="Times New Roman" w:eastAsia="Times New Roman"/>
+                <w:b/>
                 <w:sz w:val="22"/>
                 <w:szCs w:val="22"/>
               </w:rPr>
@@ -7248,14 +7173,16 @@
             <w:r>
               <w:rPr>
                 <w:rFonts w:ascii="Times New Roman" w:hAnsi="Times New Roman" w:cs="Times New Roman" w:eastAsia="Times New Roman"/>
-                <w:sz w:val="22"/>
-                <w:szCs w:val="22"/>
-              </w:rPr>
-              <w:instrText xml:space="preserve"> PAGEREF _Toc_8_1 \h </w:instrText>
-            </w:r>
-            <w:r>
-              <w:rPr>
-                <w:rFonts w:ascii="Times New Roman" w:hAnsi="Times New Roman" w:cs="Times New Roman" w:eastAsia="Times New Roman"/>
+                <w:b/>
+                <w:sz w:val="22"/>
+                <w:szCs w:val="22"/>
+              </w:rPr>
+              <w:instrText xml:space="preserve"> PAGEREF _Toc_ch8 \h </w:instrText>
+            </w:r>
+            <w:r>
+              <w:rPr>
+                <w:rFonts w:ascii="Times New Roman" w:hAnsi="Times New Roman" w:cs="Times New Roman" w:eastAsia="Times New Roman"/>
+                <w:b/>
                 <w:sz w:val="22"/>
                 <w:szCs w:val="22"/>
               </w:rPr>
@@ -7264,14 +7191,16 @@
             <w:r>
               <w:rPr>
                 <w:rFonts w:ascii="Times New Roman" w:hAnsi="Times New Roman" w:cs="Times New Roman" w:eastAsia="Times New Roman"/>
-                <w:sz w:val="22"/>
-                <w:szCs w:val="22"/>
-              </w:rPr>
-              <w:t>25</w:t>
-            </w:r>
-            <w:r>
-              <w:rPr>
-                <w:rFonts w:ascii="Times New Roman" w:hAnsi="Times New Roman" w:cs="Times New Roman" w:eastAsia="Times New Roman"/>
+                <w:b/>
+                <w:sz w:val="22"/>
+                <w:szCs w:val="22"/>
+              </w:rPr>
+              <w:t>28</w:t>
+            </w:r>
+            <w:r>
+              <w:rPr>
+                <w:rFonts w:ascii="Times New Roman" w:hAnsi="Times New Roman" w:cs="Times New Roman" w:eastAsia="Times New Roman"/>
+                <w:b/>
                 <w:sz w:val="22"/>
                 <w:szCs w:val="22"/>
               </w:rPr>
@@ -7312,7 +7241,7 @@
                 <w:sz w:val="22"/>
                 <w:szCs w:val="22"/>
               </w:rPr>
-              <w:t xml:space="preserve">    8.2 Future Work</w:t>
+              <w:t xml:space="preserve">    8.1 Limitations</w:t>
             </w:r>
           </w:p>
         </w:tc>
@@ -7340,7 +7269,7 @@
                 <w:sz w:val="22"/>
                 <w:szCs w:val="22"/>
               </w:rPr>
-              <w:instrText xml:space="preserve"> PAGEREF _Toc_8_2 \h </w:instrText>
+              <w:instrText xml:space="preserve"> PAGEREF _Toc_8_1 \h </w:instrText>
             </w:r>
             <w:r>
               <w:rPr>
@@ -7356,7 +7285,7 @@
                 <w:sz w:val="22"/>
                 <w:szCs w:val="22"/>
               </w:rPr>
-              <w:t>25</w:t>
+              <w:t>28</w:t>
             </w:r>
             <w:r>
               <w:rPr>
@@ -7383,16 +7312,6 @@
               <w:spacing w:before="0" w:after="0" w:line="300" w:lineRule="auto"/>
               <w:jc w:val="left"/>
             </w:pPr>
-            <w:r>
-              <w:rPr>
-                <w:rFonts w:ascii="Times New Roman" w:hAnsi="Times New Roman" w:cs="Times New Roman" w:eastAsia="Times New Roman"/>
-                <w:b/>
-                <w:bCs/>
-                <w:sz w:val="22"/>
-                <w:szCs w:val="22"/>
-              </w:rPr>
-              <w:t xml:space="preserve">9.</w:t>
-            </w:r>
           </w:p>
         </w:tc>
         <w:tc>
@@ -7408,12 +7327,10 @@
             <w:r>
               <w:rPr>
                 <w:rFonts w:ascii="Times New Roman" w:hAnsi="Times New Roman" w:cs="Times New Roman" w:eastAsia="Times New Roman"/>
-                <w:b/>
-                <w:bCs/>
-                <w:sz w:val="22"/>
-                <w:szCs w:val="22"/>
-              </w:rPr>
-              <w:t xml:space="preserve">REFERENCES</w:t>
+                <w:sz w:val="22"/>
+                <w:szCs w:val="22"/>
+              </w:rPr>
+              <w:t xml:space="preserve">    8.2 Future Work</w:t>
             </w:r>
           </w:p>
         </w:tc>
@@ -7430,7 +7347,6 @@
             <w:r>
               <w:rPr>
                 <w:rFonts w:ascii="Times New Roman" w:hAnsi="Times New Roman" w:cs="Times New Roman" w:eastAsia="Times New Roman"/>
-                <w:b/>
                 <w:sz w:val="22"/>
                 <w:szCs w:val="22"/>
               </w:rPr>
@@ -7439,16 +7355,14 @@
             <w:r>
               <w:rPr>
                 <w:rFonts w:ascii="Times New Roman" w:hAnsi="Times New Roman" w:cs="Times New Roman" w:eastAsia="Times New Roman"/>
-                <w:b/>
-                <w:sz w:val="22"/>
-                <w:szCs w:val="22"/>
-              </w:rPr>
-              <w:instrText xml:space="preserve"> PAGEREF _Toc_refs \h </w:instrText>
-            </w:r>
-            <w:r>
-              <w:rPr>
-                <w:rFonts w:ascii="Times New Roman" w:hAnsi="Times New Roman" w:cs="Times New Roman" w:eastAsia="Times New Roman"/>
-                <w:b/>
+                <w:sz w:val="22"/>
+                <w:szCs w:val="22"/>
+              </w:rPr>
+              <w:instrText xml:space="preserve"> PAGEREF _Toc_8_2 \h </w:instrText>
+            </w:r>
+            <w:r>
+              <w:rPr>
+                <w:rFonts w:ascii="Times New Roman" w:hAnsi="Times New Roman" w:cs="Times New Roman" w:eastAsia="Times New Roman"/>
                 <w:sz w:val="22"/>
                 <w:szCs w:val="22"/>
               </w:rPr>
@@ -7457,16 +7371,14 @@
             <w:r>
               <w:rPr>
                 <w:rFonts w:ascii="Times New Roman" w:hAnsi="Times New Roman" w:cs="Times New Roman" w:eastAsia="Times New Roman"/>
-                <w:b/>
-                <w:sz w:val="22"/>
-                <w:szCs w:val="22"/>
-              </w:rPr>
-              <w:t>26</w:t>
-            </w:r>
-            <w:r>
-              <w:rPr>
-                <w:rFonts w:ascii="Times New Roman" w:hAnsi="Times New Roman" w:cs="Times New Roman" w:eastAsia="Times New Roman"/>
-                <w:b/>
+                <w:sz w:val="22"/>
+                <w:szCs w:val="22"/>
+              </w:rPr>
+              <w:t>29</w:t>
+            </w:r>
+            <w:r>
+              <w:rPr>
+                <w:rFonts w:ascii="Times New Roman" w:hAnsi="Times New Roman" w:cs="Times New Roman" w:eastAsia="Times New Roman"/>
                 <w:sz w:val="22"/>
                 <w:szCs w:val="22"/>
               </w:rPr>
@@ -7489,18 +7401,6 @@
               <w:spacing w:before="0" w:after="0" w:line="300" w:lineRule="auto"/>
               <w:jc w:val="left"/>
             </w:pPr>
-          </w:p>
-        </w:tc>
-        <w:tc>
-          <w:tcPr>
-            <w:tcW w:w="7350" w:type="dxa"/>
-            <w:vAlign w:val="center"/>
-          </w:tcPr>
-          <w:p>
-            <w:pPr>
-              <w:spacing w:before="0" w:after="0" w:line="300" w:lineRule="auto"/>
-              <w:jc w:val="left"/>
-            </w:pPr>
             <w:r>
               <w:rPr>
                 <w:rFonts w:ascii="Times New Roman" w:hAnsi="Times New Roman" w:cs="Times New Roman" w:eastAsia="Times New Roman"/>
@@ -7509,7 +7409,29 @@
                 <w:sz w:val="22"/>
                 <w:szCs w:val="22"/>
               </w:rPr>
-              <w:t xml:space="preserve">APPENDIX A - SAMPLE CODE</w:t>
+              <w:t xml:space="preserve">9.</w:t>
+            </w:r>
+          </w:p>
+        </w:tc>
+        <w:tc>
+          <w:tcPr>
+            <w:tcW w:w="7350" w:type="dxa"/>
+            <w:vAlign w:val="center"/>
+          </w:tcPr>
+          <w:p>
+            <w:pPr>
+              <w:spacing w:before="0" w:after="0" w:line="300" w:lineRule="auto"/>
+              <w:jc w:val="left"/>
+            </w:pPr>
+            <w:r>
+              <w:rPr>
+                <w:rFonts w:ascii="Times New Roman" w:hAnsi="Times New Roman" w:cs="Times New Roman" w:eastAsia="Times New Roman"/>
+                <w:b/>
+                <w:bCs/>
+                <w:sz w:val="22"/>
+                <w:szCs w:val="22"/>
+              </w:rPr>
+              <w:t xml:space="preserve">REFERENCES</w:t>
             </w:r>
           </w:p>
         </w:tc>
@@ -7539,6 +7461,102 @@
                 <w:sz w:val="22"/>
                 <w:szCs w:val="22"/>
               </w:rPr>
+              <w:instrText xml:space="preserve"> PAGEREF _Toc_refs \h </w:instrText>
+            </w:r>
+            <w:r>
+              <w:rPr>
+                <w:rFonts w:ascii="Times New Roman" w:hAnsi="Times New Roman" w:cs="Times New Roman" w:eastAsia="Times New Roman"/>
+                <w:b/>
+                <w:sz w:val="22"/>
+                <w:szCs w:val="22"/>
+              </w:rPr>
+              <w:fldChar w:fldCharType="separate"/>
+            </w:r>
+            <w:r>
+              <w:rPr>
+                <w:rFonts w:ascii="Times New Roman" w:hAnsi="Times New Roman" w:cs="Times New Roman" w:eastAsia="Times New Roman"/>
+                <w:b/>
+                <w:sz w:val="22"/>
+                <w:szCs w:val="22"/>
+              </w:rPr>
+              <w:t>30</w:t>
+            </w:r>
+            <w:r>
+              <w:rPr>
+                <w:rFonts w:ascii="Times New Roman" w:hAnsi="Times New Roman" w:cs="Times New Roman" w:eastAsia="Times New Roman"/>
+                <w:b/>
+                <w:sz w:val="22"/>
+                <w:szCs w:val="22"/>
+              </w:rPr>
+              <w:fldChar w:fldCharType="end"/>
+            </w:r>
+          </w:p>
+        </w:tc>
+      </w:tr>
+      <w:tr>
+        <w:trPr>
+          <w:cantSplit/>
+        </w:trPr>
+        <w:tc>
+          <w:tcPr>
+            <w:tcW w:w="800" w:type="dxa"/>
+            <w:vAlign w:val="center"/>
+          </w:tcPr>
+          <w:p>
+            <w:pPr>
+              <w:spacing w:before="0" w:after="0" w:line="300" w:lineRule="auto"/>
+              <w:jc w:val="left"/>
+            </w:pPr>
+          </w:p>
+        </w:tc>
+        <w:tc>
+          <w:tcPr>
+            <w:tcW w:w="7350" w:type="dxa"/>
+            <w:vAlign w:val="center"/>
+          </w:tcPr>
+          <w:p>
+            <w:pPr>
+              <w:spacing w:before="0" w:after="0" w:line="300" w:lineRule="auto"/>
+              <w:jc w:val="left"/>
+            </w:pPr>
+            <w:r>
+              <w:rPr>
+                <w:rFonts w:ascii="Times New Roman" w:hAnsi="Times New Roman" w:cs="Times New Roman" w:eastAsia="Times New Roman"/>
+                <w:b/>
+                <w:bCs/>
+                <w:sz w:val="22"/>
+                <w:szCs w:val="22"/>
+              </w:rPr>
+              <w:t xml:space="preserve">APPENDIX A - SAMPLE CODE</w:t>
+            </w:r>
+          </w:p>
+        </w:tc>
+        <w:tc>
+          <w:tcPr>
+            <w:tcW w:w="1200" w:type="dxa"/>
+            <w:vAlign w:val="center"/>
+          </w:tcPr>
+          <w:p>
+            <w:pPr>
+              <w:spacing w:before="0" w:after="0" w:line="300" w:lineRule="auto"/>
+              <w:jc w:val="center"/>
+            </w:pPr>
+            <w:r>
+              <w:rPr>
+                <w:rFonts w:ascii="Times New Roman" w:hAnsi="Times New Roman" w:cs="Times New Roman" w:eastAsia="Times New Roman"/>
+                <w:b/>
+                <w:sz w:val="22"/>
+                <w:szCs w:val="22"/>
+              </w:rPr>
+              <w:fldChar w:fldCharType="begin"/>
+            </w:r>
+            <w:r>
+              <w:rPr>
+                <w:rFonts w:ascii="Times New Roman" w:hAnsi="Times New Roman" w:cs="Times New Roman" w:eastAsia="Times New Roman"/>
+                <w:b/>
+                <w:sz w:val="22"/>
+                <w:szCs w:val="22"/>
+              </w:rPr>
               <w:instrText xml:space="preserve"> PAGEREF _Toc_appA \h </w:instrText>
             </w:r>
             <w:r>
@@ -7557,7 +7575,7 @@
                 <w:sz w:val="22"/>
                 <w:szCs w:val="22"/>
               </w:rPr>
-              <w:t>27</w:t>
+              <w:t>32</w:t>
             </w:r>
             <w:r>
               <w:rPr>
@@ -8543,7 +8561,7 @@
                 <w:sz w:val="22"/>
                 <w:szCs w:val="22"/>
               </w:rPr>
-              <w:t>21</w:t>
+              <w:t>22</w:t>
             </w:r>
             <w:r>
               <w:rPr>
@@ -8640,7 +8658,7 @@
                 <w:sz w:val="22"/>
                 <w:szCs w:val="22"/>
               </w:rPr>
-              <w:t>21</w:t>
+              <w:t>22</w:t>
             </w:r>
             <w:r>
               <w:rPr>
@@ -8737,7 +8755,7 @@
                 <w:sz w:val="22"/>
                 <w:szCs w:val="22"/>
               </w:rPr>
-              <w:t>22</w:t>
+              <w:t>24</w:t>
             </w:r>
             <w:r>
               <w:rPr>
@@ -8834,7 +8852,7 @@
                 <w:sz w:val="22"/>
                 <w:szCs w:val="22"/>
               </w:rPr>
-              <w:t>23</w:t>
+              <w:t>24</w:t>
             </w:r>
             <w:r>
               <w:rPr>
@@ -8931,7 +8949,104 @@
                 <w:sz w:val="22"/>
                 <w:szCs w:val="22"/>
               </w:rPr>
-              <w:t>23</w:t>
+              <w:t>25</w:t>
+            </w:r>
+            <w:r>
+              <w:rPr>
+                <w:rFonts w:ascii="Times New Roman" w:hAnsi="Times New Roman" w:cs="Times New Roman" w:eastAsia="Times New Roman"/>
+                <w:sz w:val="22"/>
+                <w:szCs w:val="22"/>
+              </w:rPr>
+              <w:fldChar w:fldCharType="end"/>
+            </w:r>
+          </w:p>
+        </w:tc>
+      </w:tr>
+      <w:tr>
+        <w:trPr>
+          <w:cantSplit/>
+        </w:trPr>
+        <w:tc>
+          <w:tcPr>
+            <w:tcW w:w="1300" w:type="dxa"/>
+            <w:vAlign w:val="center"/>
+          </w:tcPr>
+          <w:p>
+            <w:pPr>
+              <w:spacing w:before="0" w:after="0" w:line="300" w:lineRule="auto"/>
+              <w:jc w:val="center"/>
+            </w:pPr>
+            <w:r>
+              <w:rPr>
+                <w:rFonts w:ascii="Times New Roman" w:hAnsi="Times New Roman" w:cs="Times New Roman" w:eastAsia="Times New Roman"/>
+                <w:sz w:val="22"/>
+                <w:szCs w:val="22"/>
+              </w:rPr>
+              <w:t xml:space="preserve">7.6</w:t>
+            </w:r>
+          </w:p>
+        </w:tc>
+        <w:tc>
+          <w:tcPr>
+            <w:tcW w:w="6800" w:type="dxa"/>
+            <w:vAlign w:val="center"/>
+          </w:tcPr>
+          <w:p>
+            <w:pPr>
+              <w:spacing w:before="0" w:after="0" w:line="300" w:lineRule="auto"/>
+              <w:jc w:val="left"/>
+            </w:pPr>
+            <w:r>
+              <w:rPr>
+                <w:rFonts w:ascii="Times New Roman" w:hAnsi="Times New Roman" w:cs="Times New Roman" w:eastAsia="Times New Roman"/>
+                <w:sz w:val="22"/>
+                <w:szCs w:val="22"/>
+              </w:rPr>
+              <w:t xml:space="preserve">Replay fitness against the share of the process's activities in the discovered model, one dot per case notion</w:t>
+            </w:r>
+          </w:p>
+        </w:tc>
+        <w:tc>
+          <w:tcPr>
+            <w:tcW w:w="1250" w:type="dxa"/>
+            <w:vAlign w:val="center"/>
+          </w:tcPr>
+          <w:p>
+            <w:pPr>
+              <w:spacing w:before="0" w:after="0" w:line="300" w:lineRule="auto"/>
+              <w:jc w:val="center"/>
+            </w:pPr>
+            <w:r>
+              <w:rPr>
+                <w:rFonts w:ascii="Times New Roman" w:hAnsi="Times New Roman" w:cs="Times New Roman" w:eastAsia="Times New Roman"/>
+                <w:sz w:val="22"/>
+                <w:szCs w:val="22"/>
+              </w:rPr>
+              <w:fldChar w:fldCharType="begin"/>
+            </w:r>
+            <w:r>
+              <w:rPr>
+                <w:rFonts w:ascii="Times New Roman" w:hAnsi="Times New Roman" w:cs="Times New Roman" w:eastAsia="Times New Roman"/>
+                <w:sz w:val="22"/>
+                <w:szCs w:val="22"/>
+              </w:rPr>
+              <w:instrText xml:space="preserve"> PAGEREF _Fig_7_6 \h </w:instrText>
+            </w:r>
+            <w:r>
+              <w:rPr>
+                <w:rFonts w:ascii="Times New Roman" w:hAnsi="Times New Roman" w:cs="Times New Roman" w:eastAsia="Times New Roman"/>
+                <w:sz w:val="22"/>
+                <w:szCs w:val="22"/>
+              </w:rPr>
+              <w:fldChar w:fldCharType="separate"/>
+            </w:r>
+            <w:r>
+              <w:rPr>
+                <w:rFonts w:ascii="Times New Roman" w:hAnsi="Times New Roman" w:cs="Times New Roman" w:eastAsia="Times New Roman"/>
+                <w:sz w:val="22"/>
+                <w:szCs w:val="22"/>
+              </w:rPr>
+              <w:t>26</w:t>
             </w:r>
             <w:r>
               <w:rPr>
@@ -8945,22 +9060,6 @@
         </w:tc>
       </w:tr>
     </w:tbl>
-    <w:p>
-      <w:pPr>
-        <w:spacing w:before="200" w:after="0" w:line="276" w:lineRule="auto"/>
-        <w:jc w:val="left"/>
-      </w:pPr>
-      <w:r>
-        <w:rPr>
-          <w:rFonts w:ascii="Times New Roman" w:hAnsi="Times New Roman" w:cs="Times New Roman" w:eastAsia="Times New Roman"/>
-          <w:i/>
-          <w:iCs/>
-          <w:sz w:val="20"/>
-          <w:szCs w:val="20"/>
-        </w:rPr>
-        <w:t xml:space="preserve">In the chapters, figure captions are below the figure and table captions are above the table, in font size 10.</w:t>
-      </w:r>
-    </w:p>
     <w:p>
       <w:pPr>
         <w:keepNext/>
@@ -10320,7 +10419,7 @@
                 <w:sz w:val="22"/>
                 <w:szCs w:val="22"/>
               </w:rPr>
-              <w:t>18</w:t>
+              <w:t>19</w:t>
             </w:r>
             <w:r>
               <w:rPr>
@@ -10417,7 +10516,7 @@
                 <w:sz w:val="22"/>
                 <w:szCs w:val="22"/>
               </w:rPr>
-              <w:t>20</w:t>
+              <w:t>21</w:t>
             </w:r>
             <w:r>
               <w:rPr>
@@ -10514,7 +10613,7 @@
                 <w:sz w:val="22"/>
                 <w:szCs w:val="22"/>
               </w:rPr>
-              <w:t>20</w:t>
+              <w:t>21</w:t>
             </w:r>
             <w:r>
               <w:rPr>
@@ -10611,7 +10710,7 @@
                 <w:sz w:val="22"/>
                 <w:szCs w:val="22"/>
               </w:rPr>
-              <w:t>22</w:t>
+              <w:t>23</w:t>
             </w:r>
             <w:r>
               <w:rPr>
@@ -10664,7 +10763,7 @@
                 <w:sz w:val="22"/>
                 <w:szCs w:val="22"/>
               </w:rPr>
-              <w:t xml:space="preserve">Cost of producing and reproducing the study</w:t>
+              <w:t xml:space="preserve">Process discovery on the flat logs (Inductive Miner, noise threshold 0.2)</w:t>
             </w:r>
           </w:p>
         </w:tc>
@@ -10708,7 +10807,104 @@
                 <w:sz w:val="22"/>
                 <w:szCs w:val="22"/>
               </w:rPr>
-              <w:t>24</w:t>
+              <w:t>25</w:t>
+            </w:r>
+            <w:r>
+              <w:rPr>
+                <w:rFonts w:ascii="Times New Roman" w:hAnsi="Times New Roman" w:cs="Times New Roman" w:eastAsia="Times New Roman"/>
+                <w:sz w:val="22"/>
+                <w:szCs w:val="22"/>
+              </w:rPr>
+              <w:fldChar w:fldCharType="end"/>
+            </w:r>
+          </w:p>
+        </w:tc>
+      </w:tr>
+      <w:tr>
+        <w:trPr>
+          <w:cantSplit/>
+        </w:trPr>
+        <w:tc>
+          <w:tcPr>
+            <w:tcW w:w="1300" w:type="dxa"/>
+            <w:vAlign w:val="center"/>
+          </w:tcPr>
+          <w:p>
+            <w:pPr>
+              <w:spacing w:before="0" w:after="0" w:line="300" w:lineRule="auto"/>
+              <w:jc w:val="center"/>
+            </w:pPr>
+            <w:r>
+              <w:rPr>
+                <w:rFonts w:ascii="Times New Roman" w:hAnsi="Times New Roman" w:cs="Times New Roman" w:eastAsia="Times New Roman"/>
+                <w:sz w:val="22"/>
+                <w:szCs w:val="22"/>
+              </w:rPr>
+              <w:t xml:space="preserve">7.5</w:t>
+            </w:r>
+          </w:p>
+        </w:tc>
+        <w:tc>
+          <w:tcPr>
+            <w:tcW w:w="6800" w:type="dxa"/>
+            <w:vAlign w:val="center"/>
+          </w:tcPr>
+          <w:p>
+            <w:pPr>
+              <w:spacing w:before="0" w:after="0" w:line="300" w:lineRule="auto"/>
+              <w:jc w:val="left"/>
+            </w:pPr>
+            <w:r>
+              <w:rPr>
+                <w:rFonts w:ascii="Times New Roman" w:hAnsi="Times New Roman" w:cs="Times New Roman" w:eastAsia="Times New Roman"/>
+                <w:sz w:val="22"/>
+                <w:szCs w:val="22"/>
+              </w:rPr>
+              <w:t xml:space="preserve">Cost of producing and reproducing the study</w:t>
+            </w:r>
+          </w:p>
+        </w:tc>
+        <w:tc>
+          <w:tcPr>
+            <w:tcW w:w="1250" w:type="dxa"/>
+            <w:vAlign w:val="center"/>
+          </w:tcPr>
+          <w:p>
+            <w:pPr>
+              <w:spacing w:before="0" w:after="0" w:line="300" w:lineRule="auto"/>
+              <w:jc w:val="center"/>
+            </w:pPr>
+            <w:r>
+              <w:rPr>
+                <w:rFonts w:ascii="Times New Roman" w:hAnsi="Times New Roman" w:cs="Times New Roman" w:eastAsia="Times New Roman"/>
+                <w:sz w:val="22"/>
+                <w:szCs w:val="22"/>
+              </w:rPr>
+              <w:fldChar w:fldCharType="begin"/>
+            </w:r>
+            <w:r>
+              <w:rPr>
+                <w:rFonts w:ascii="Times New Roman" w:hAnsi="Times New Roman" w:cs="Times New Roman" w:eastAsia="Times New Roman"/>
+                <w:sz w:val="22"/>
+                <w:szCs w:val="22"/>
+              </w:rPr>
+              <w:instrText xml:space="preserve"> PAGEREF _Tab_7_5 \h </w:instrText>
+            </w:r>
+            <w:r>
+              <w:rPr>
+                <w:rFonts w:ascii="Times New Roman" w:hAnsi="Times New Roman" w:cs="Times New Roman" w:eastAsia="Times New Roman"/>
+                <w:sz w:val="22"/>
+                <w:szCs w:val="22"/>
+              </w:rPr>
+              <w:fldChar w:fldCharType="separate"/>
+            </w:r>
+            <w:r>
+              <w:rPr>
+                <w:rFonts w:ascii="Times New Roman" w:hAnsi="Times New Roman" w:cs="Times New Roman" w:eastAsia="Times New Roman"/>
+                <w:sz w:val="22"/>
+                <w:szCs w:val="22"/>
+              </w:rPr>
+              <w:t>27</w:t>
             </w:r>
             <w:r>
               <w:rPr>
@@ -10970,6 +11166,53 @@
                 <w:sz w:val="24"/>
                 <w:szCs w:val="24"/>
               </w:rPr>
+              <w:t xml:space="preserve">CROP</w:t>
+            </w:r>
+          </w:p>
+        </w:tc>
+        <w:tc>
+          <w:tcPr>
+            <w:tcW w:w="7350" w:type="dxa"/>
+            <w:vAlign w:val="center"/>
+          </w:tcPr>
+          <w:p>
+            <w:pPr>
+              <w:spacing w:before="0" w:after="0" w:line="300" w:lineRule="auto"/>
+              <w:jc w:val="left"/>
+            </w:pPr>
+            <w:r>
+              <w:rPr>
+                <w:rFonts w:ascii="Times New Roman" w:hAnsi="Times New Roman" w:cs="Times New Roman" w:eastAsia="Times New Roman"/>
+                <w:sz w:val="24"/>
+                <w:szCs w:val="24"/>
+              </w:rPr>
+              <w:t xml:space="preserve">Code Review Open Platform (Gerrit code-review dataset)</w:t>
+            </w:r>
+          </w:p>
+        </w:tc>
+      </w:tr>
+      <w:tr>
+        <w:trPr>
+          <w:cantSplit/>
+        </w:trPr>
+        <w:tc>
+          <w:tcPr>
+            <w:tcW w:w="2000" w:type="dxa"/>
+            <w:vAlign w:val="center"/>
+          </w:tcPr>
+          <w:p>
+            <w:pPr>
+              <w:spacing w:before="0" w:after="0" w:line="300" w:lineRule="auto"/>
+              <w:jc w:val="left"/>
+            </w:pPr>
+            <w:r>
+              <w:rPr>
+                <w:rFonts w:ascii="Times New Roman" w:hAnsi="Times New Roman" w:cs="Times New Roman" w:eastAsia="Times New Roman"/>
+                <w:b/>
+                <w:bCs/>
+                <w:sz w:val="24"/>
+                <w:szCs w:val="24"/>
+              </w:rPr>
               <w:t xml:space="preserve">CSV</w:t>
             </w:r>
           </w:p>
@@ -12242,7 +12485,7 @@
           <w:sz w:val="24"/>
           <w:szCs w:val="24"/>
         </w:rPr>
-        <w:t xml:space="preserve">Imagine one click on a capstone portal. A student leader submits a report, and that single event touches a project, a team, three students, a guide and a report version. Process mining wants every event in exactly one case, so something has to give. Flatten the event to one case notion and it can be copied into several cases (convergence), dropped altogether (deficiency) or mixed up with repeated events that belong to other objects (divergence). Object-centric event logs, in the OCEL 2.0 standard, keep the many-to-many links instead.</w:t>
+        <w:t xml:space="preserve">When a student leader submits a report on a capstone portal, that single event concerns a project, a team, three students, a guide and a report version. Process mining, however, requires every event to belong to exactly one case. When the event is flattened to one case notion, it can be copied into several cases (convergence), dropped altogether (deficiency) or merged with repeated events that belong to other objects (divergence). Object-centric event logs, in the OCEL 2.0 standard, keep the many-to-many links instead.</w:t>
       </w:r>
     </w:p>
     <w:p>
@@ -12256,7 +12499,7 @@
           <w:sz w:val="24"/>
           <w:szCs w:val="24"/>
         </w:rPr>
-        <w:t xml:space="preserve">We began this project to study capstone review processes with OCEL 2.0, and then we couldn't get portal logs. We also found no public capstone or thesis-management event log. So we changed what we claim. The capstone stays as a documented OCEL 2.0 design, and we measured flattening on seven real public logs: Gerrit code review (CROP), Open University learning analytics (OULAD), Angular commits, German Bundestag procedures, Enron e-mail, an Ethereum window and Age of Empires II matches. No synthetic or simulated data was used anywhere.</w:t>
+        <w:t xml:space="preserve">We began this project to study capstone review processes with OCEL 2.0, but portal logs could not be obtained. We also found no public capstone or thesis-management event log. We therefore narrowed our claims. The capstone is presented as a documented OCEL 2.0 design, and we measured flattening on seven real public logs: Gerrit code review (CROP), Open University learning analytics (OULAD), Angular commits, German Bundestag procedures, Enron e-mail, an Ethereum window and Age of Empires II matches. No synthetic or simulated data was used anywhere.</w:t>
       </w:r>
     </w:p>
     <w:p>
@@ -12270,7 +12513,7 @@
           <w:sz w:val="24"/>
           <w:szCs w:val="24"/>
         </w:rPr>
-        <w:t xml:space="preserve">We built a reproducible pipeline that downloads and checks each source, converts the Gerrit and OULAD data to OCEL 2.0, computes flattening distortion for 38 case notions, and compares what an analyst would read off a flat view against the object-centric one: activity rankings, directly-follows edges, process variants and entity rankings.</w:t>
+        <w:t xml:space="preserve">We built a reproducible pipeline that downloads and checks each source, converts the Gerrit and OULAD data to OCEL 2.0, computes flattening distortion for 38 case notions, and compares what an analyst would read off a flat view against the object-centric one: activity rankings, directly-follows edges, process variants, entity rankings and the process model a miner discovers.</w:t>
       </w:r>
     </w:p>
     <w:p>
@@ -12284,7 +12527,7 @@
           <w:sz w:val="24"/>
           <w:szCs w:val="24"/>
         </w:rPr>
-        <w:t xml:space="preserve">The logs fall into three groups. In star logs (CROP, OULAD) every event touches one object of each type, so flattening copies nothing. In partitioned logs (Bundestag, Age of Empires II, Ethereum) one case notion drops 69% to 91% of the events in the median. In fan-out logs (Angular, Enron) flattening does duplicate events, up to 81.65 copies of one event in Angular. Duplication alone rarely changes an activity ranking, since only 2 of 38 case notions fall below a rank correlation of 0.95. The bigger effect is narrowing: in 20 of 38 case notions the flat log shows fewer than half of the process's activities. Counting rows in a denormalised flat export can also wreck an entity ranking, with worst-case rank correlations of 0.16 (Enron), -0.01 (Ethereum) and -0.41 (Age of Empires II).</w:t>
+        <w:t xml:space="preserve">The logs fall into three groups. In star logs (CROP, OULAD) every event touches one object of each type, so flattening copies nothing. In partitioned logs (Bundestag, Age of Empires II, Ethereum) one case notion drops 69% to 91% of the events in the median. In fan-out logs (Angular, Enron) flattening does duplicate events, up to 81.65 copies of one event in Angular. Duplication alone rarely changes an activity ranking, since only 2 of 38 case notions fall below a rank correlation of 0.95. The bigger effect is narrowing: in 20 of 38 case notions the flat log shows fewer than half of the process's activities, and 2 of the 15 case notions that cover at least half of their log are among them. A model discovered from a narrowed flat log still reaches a replay fitness of 0.955 or more, so the usual quality check gives no warning. Counting rows in a denormalised flat export can also invert an entity ranking, with worst-case rank correlations of 0.16 (Enron), -0.01 (Ethereum) and -0.41 (Age of Empires II).</w:t>
       </w:r>
     </w:p>
     <w:p>
@@ -12298,7 +12541,7 @@
           <w:sz w:val="24"/>
           <w:szCs w:val="24"/>
         </w:rPr>
-        <w:t xml:space="preserve">We checked parts of the pipeline with an independent SQL implementation, a brute-force self-check, an independent recomputation of the OULAD counts and byte-identical re-runs. Those checks caught three bugs of our own, which we fixed. A plain-Python re-implementation of the distortion metrics agrees on slices of three logs but not yet on the full logs, nobody outside the team has labelled the findings, and the capstone model is still a design that hasn't met portal data. A journal manuscript is in preparation and hasn't been submitted.</w:t>
+        <w:t xml:space="preserve">We checked parts of the pipeline with an independent SQL implementation, a brute-force self-check, an independent recomputation of the OULAD counts and byte-identical re-runs. A plain-Python re-implementation reproduces the distortion metrics exactly on all seven full logs. Those checks caught three bugs of our own, which we fixed. No one outside the team has labelled the findings, and the capstone model is still a design that has not met portal data. The measurement work is under review at the Journal of Intelligent Information Systems.</w:t>
       </w:r>
     </w:p>
     <w:p>
@@ -12381,7 +12624,7 @@
           <w:sz w:val="24"/>
           <w:szCs w:val="24"/>
         </w:rPr>
-        <w:t xml:space="preserve">Think about what happens when a student leader clicks submit on a capstone report. One click, and that single event touches the project, the team, three students, the guide who will verify it and the report version going in. Ask a process-mining tool to draw the process and it asks back: which one of these is the case?</w:t>
+        <w:t xml:space="preserve">Consider what happens when a student leader submits a capstone report. That single event concerns the project, the team, three students, the guide who will verify it and the report version being submitted. A process-mining tool, however, needs to know which one of these is the case.</w:t>
       </w:r>
     </w:p>
     <w:p>
@@ -12395,7 +12638,7 @@
           <w:sz w:val="24"/>
           <w:szCs w:val="24"/>
         </w:rPr>
-        <w:t xml:space="preserve">That question is the reason this project exists. Classic process mining starts from an event log where every event has a case identifier, an activity name and a timestamp, and everything built on top of it (discovery, conformance checking, bottleneck analysis) assumes that each event belongs to exactly one case.</w:t>
+        <w:t xml:space="preserve">This question motivates the project. Classical process mining starts from an event log in which every event has a case identifier, an activity name and a timestamp, and the techniques built on top of it (discovery, conformance checking, bottleneck analysis) assume that each event belongs to exactly one case.</w:t>
       </w:r>
     </w:p>
     <w:p>
@@ -12409,7 +12652,7 @@
           <w:sz w:val="24"/>
           <w:szCs w:val="24"/>
         </w:rPr>
-        <w:t xml:space="preserve">Pick the project as the case and the project's story stays together, but the guide's workload across all projects disappears. Pick the student and the same submission shows up three times, once per team member. We like to think of it as a group photo. A flat view cuts one person out of the picture. We can cut out everybody, one after another, but the pile of cut-outs never tells us who was standing next to whom.</w:t>
+        <w:t xml:space="preserve">If the project is chosen as the case, each project's history stays together, but the guide's workload across all projects disappears. If the student is chosen, the same submission appears three times, once per team member. A useful comparison is a group photograph. A flat view cuts one person out of the picture. Every person can be cut out in turn, but the resulting set of cut-outs no longer shows who was standing next to whom.</w:t>
       </w:r>
     </w:p>
     <w:p>
@@ -12423,7 +12666,7 @@
           <w:sz w:val="24"/>
           <w:szCs w:val="24"/>
         </w:rPr>
-        <w:t xml:space="preserve">The literature has names for the damage. Copy one event into several cases and you get </w:t>
+        <w:t xml:space="preserve">The literature names these distortions. When one event is copied into several cases, the result is </w:t>
       </w:r>
       <w:r>
         <w:rPr>
@@ -12441,7 +12684,7 @@
           <w:sz w:val="24"/>
           <w:szCs w:val="24"/>
         </w:rPr>
-        <w:t xml:space="preserve">. Mix up repeated events that really belong to different other objects and you get </w:t>
+        <w:t xml:space="preserve">. When repeated events that belong to different objects of another type are merged into one case, the result is </w:t>
       </w:r>
       <w:r>
         <w:rPr>
@@ -12459,7 +12702,7 @@
           <w:sz w:val="24"/>
           <w:szCs w:val="24"/>
         </w:rPr>
-        <w:t xml:space="preserve"> [1]. And events that have no object of the chosen type simply vanish from the flat log, which is called </w:t>
+        <w:t xml:space="preserve"> [1]. Events that have no object of the chosen type are dropped from the flat log altogether, which is called </w:t>
       </w:r>
       <w:r>
         <w:rPr>
@@ -12491,7 +12734,7 @@
           <w:sz w:val="24"/>
           <w:szCs w:val="24"/>
         </w:rPr>
-        <w:t xml:space="preserve">Object-centric event logs skip the choice. One event can point at any number of objects, each with a type, and objects can be linked to each other too. OCEL 2.0 [2] turns this into a standard: JSON, XML and SQLite formats, a qualifier on every link, and object attributes that can change over time.</w:t>
+        <w:t xml:space="preserve">Object-centric event logs avoid this choice. One event can refer to any number of objects, each with a type, and objects can also be linked to each other. OCEL 2.0 [2] standardises this structure, with JSON, XML and SQLite formats, a qualifier on every link, and object attributes that can change over time.</w:t>
       </w:r>
     </w:p>
     <w:p>
@@ -12505,7 +12748,7 @@
           <w:sz w:val="24"/>
           <w:szCs w:val="24"/>
         </w:rPr>
-        <w:t xml:space="preserve">People have started to show why this matters. Keeping the object graph helps machine-learning tasks on process data more than flattened features do [3], and Adams and van der Aalst [4] address convergence, divergence and deficiency together. One-to-many links produced false directly-follows relations in a food-company case study [5], and object-centric data has quality problems of its own [6]. In education, Miri et al. [7] turned Moodle activity into OCEL and found that group and resource links stay invisible in a student-centric log.</w:t>
+        <w:t xml:space="preserve">Several studies show why this structure matters. Keeping the object graph improves machine-learning tasks on process data compared with flattened features [3], and Adams and van der Aalst [4] address convergence, divergence and deficiency together. One-to-many links produced false directly-follows relations in a food-company case study [5], and object-centric data has quality problems of its own [6]. In education, Miri et al. [7] converted Moodle activity into OCEL and found that group and resource links remain invisible in a student-centric log.</w:t>
       </w:r>
     </w:p>
     <w:p>
@@ -12519,7 +12762,7 @@
           <w:sz w:val="24"/>
           <w:szCs w:val="24"/>
         </w:rPr>
-        <w:t xml:space="preserve">What we couldn't find was a study that counts these effects across several real logs. Everyone agrees flattening hurts. Nobody tells you by how much. Public data has caught up, though: the Open University Learning Analytics Dataset (OULAD) [8] covers students, courses and assessments, and CROP [9] links Gerrit code reviews to code changes, a close cousin of a report review.</w:t>
+        <w:t xml:space="preserve">What we could not find was a study that measures these effects across several real logs. The problem is widely acknowledged, but its size has not been reported. Suitable public data does exist: the Open University Learning Analytics Dataset (OULAD) [8] covers students, courses and assessments, and CROP [9] links Gerrit code reviews to code changes, a process closely related to report review.</w:t>
       </w:r>
     </w:p>
     <w:p>
@@ -12533,7 +12776,7 @@
           <w:sz w:val="24"/>
           <w:szCs w:val="24"/>
         </w:rPr>
-        <w:t xml:space="preserve">A capstone has the same shape. Hassani et al. [10] describe a department supervising more than 250 final-year computing projects, and Premchaiswadi and Porouhan [11] mined an online peer-review process and found bottlenecks and rule violations in how reviewers were handled. The Educational Capstone Portal, whose architecture is documented in our project repository, handles registration, team formation, report compilation, three review stages, faculty decisions and scoring, and it writes an audit-log row for every state change. That is about as object-centric as a process gets.</w:t>
+        <w:t xml:space="preserve">A capstone has the same structure. Hassani et al. [10] describe a department supervising more than 250 final-year computing projects, and Premchaiswadi and Porouhan [11] mined an online peer-review process and found bottlenecks and rule violations in reviewer handling. The Educational Capstone Portal, whose architecture is documented in our project repository, handles registration, team formation, report compilation, three review stages, faculty decisions and scoring, and it writes an audit-log row for every state change. Its process is therefore strongly object-centric.</w:t>
       </w:r>
     </w:p>
     <w:p>
@@ -12547,7 +12790,7 @@
           <w:sz w:val="24"/>
           <w:szCs w:val="24"/>
         </w:rPr>
-        <w:t xml:space="preserve">We set out to study exactly that process, and then hit a wall. We couldn't get portal logs, and we found no public capstone or thesis-management event log anywhere. So we changed what we claim. The capstone stays as a documented OCEL 2.0 design, and the measuring happens on seven real public logs [12]. This report keeps the two parts apart so nobody has to guess which is which.</w:t>
+        <w:t xml:space="preserve">We set out to study that process directly, but portal logs could not be obtained, and we found no public capstone or thesis-management event log. We therefore narrowed what we claim. The capstone is presented as a documented OCEL 2.0 design, and the measurements are made on seven real public logs [16]. This report keeps the two parts clearly separate.</w:t>
       </w:r>
     </w:p>
     <w:p>
@@ -12580,7 +12823,7 @@
           <w:sz w:val="24"/>
           <w:szCs w:val="24"/>
         </w:rPr>
-        <w:t xml:space="preserve">Number one, flattening happens quietly. Tools do it by default, and they rarely tell the analyst how much was copied, dropped or mixed up.</w:t>
+        <w:t xml:space="preserve">First, flattening happens without notice. Tools apply it by default and rarely report how many events were copied, dropped or merged.</w:t>
       </w:r>
     </w:p>
     <w:p>
@@ -12594,7 +12837,7 @@
           <w:sz w:val="24"/>
           <w:szCs w:val="24"/>
         </w:rPr>
-        <w:t xml:space="preserve">Number two, the evidence is thin. Convergence and divergence get explained with toy examples or a single case study. We found nothing that reports how often and how badly they show up on several real logs.</w:t>
+        <w:t xml:space="preserve">Second, the evidence is thin. Convergence and divergence are usually explained with small examples or a single case study, and we found no work that reports how often and how strongly they occur across several real logs.</w:t>
       </w:r>
     </w:p>
     <w:p>
@@ -12608,7 +12851,7 @@
           <w:sz w:val="24"/>
           <w:szCs w:val="24"/>
         </w:rPr>
-        <w:t xml:space="preserve">Number three, capstones are coordination work. The questions people actually ask (is one guide overloaded, which team keeps resubmitting) cut across cases, so a case-centric view is the wrong shape for them.</w:t>
+        <w:t xml:space="preserve">Third, capstones are coordination work. The questions that matter in practice (whether one guide is overloaded, or which team resubmits repeatedly) cut across cases, so a case-centric view does not fit them.</w:t>
       </w:r>
     </w:p>
     <w:p>
@@ -12622,7 +12865,7 @@
           <w:sz w:val="24"/>
           <w:szCs w:val="24"/>
         </w:rPr>
-        <w:t xml:space="preserve">Number four, we can only claim what we can reach. Portal data isn't available to us, so a re-runnable measurement on public logs is the strongest evidence we can produce.</w:t>
+        <w:t xml:space="preserve">Fourth, our claims are limited to the data we can access. Portal data is not available to us, so a re-runnable measurement on public logs is the strongest evidence we can provide.</w:t>
       </w:r>
     </w:p>
     <w:p>
@@ -12655,7 +12898,7 @@
           <w:sz w:val="24"/>
           <w:szCs w:val="24"/>
         </w:rPr>
-        <w:t xml:space="preserve">Table 1.1 says what the project covers and what it doesn't. We'd rather write the limits down ourselves than have a reader dig them out.</w:t>
+        <w:t xml:space="preserve">Table 1.1 states what the project covers and what it does not, so that its limits are explicit from the start.</w:t>
       </w:r>
     </w:p>
     <w:p>
@@ -12852,7 +13095,7 @@
                 <w:sz w:val="20"/>
                 <w:szCs w:val="20"/>
               </w:rPr>
-              <w:t xml:space="preserve">Process-discovery quality and predictive monitoring on flat versus object-centric logs</w:t>
+              <w:t xml:space="preserve">Predictive monitoring on flat versus object-centric logs</w:t>
             </w:r>
           </w:p>
         </w:tc>
@@ -12925,7 +13168,7 @@
                 <w:sz w:val="20"/>
                 <w:szCs w:val="20"/>
               </w:rPr>
-              <w:t xml:space="preserve">A consequence analysis: activity rankings, directly-follows edges, variants and entity rankings, flat versus object-centric</w:t>
+              <w:t xml:space="preserve">A consequence analysis: activity rankings, directly-follows edges, variants, entity rankings and discovered models, flat versus object-centric</w:t>
             </w:r>
           </w:p>
         </w:tc>
@@ -13013,7 +13256,7 @@
           <w:sz w:val="24"/>
           <w:szCs w:val="24"/>
         </w:rPr>
-        <w:t xml:space="preserve">Two more things. A rule-based engine from our earlier work stays in the appendix, since eleven rules on two logs can't support a conclusion. And a Moodle log from the University of Cádiz was downloaded as an eighth source but isn't used in any result.</w:t>
+        <w:t xml:space="preserve">Two further points apply. A rule-based engine from our earlier work is kept at appendix level, since eleven rules on two logs cannot support a conclusion. In addition, a Moodle log from the University of Cádiz was downloaded as an eighth source but is not used in any result.</w:t>
       </w:r>
     </w:p>
     <w:p>
@@ -13027,7 +13270,7 @@
           <w:sz w:val="24"/>
           <w:szCs w:val="24"/>
         </w:rPr>
-        <w:t xml:space="preserve">Chapter 2 covers the literature and the plan, Chapter 3 requirements and feasibility, Chapter 4 the design, Chapter 5 modules and testing, Chapter 6 the demonstration, Chapter 7 results and cost, Chapter 8 the conclusion, Chapter 9 the references. Appendix A has sample code.</w:t>
+        <w:t xml:space="preserve">The report is organised as follows. Chapter 2 covers the literature and the plan, Chapter 3 the requirements and feasibility, Chapter 4 the design, Chapter 5 the modules and testing, Chapter 6 the demonstration, Chapter 7 the results and cost, Chapter 8 the conclusion and Chapter 9 the references. Appendix A contains sample code.</w:t>
       </w:r>
     </w:p>
     <w:p>
@@ -13098,7 +13341,7 @@
           <w:sz w:val="24"/>
           <w:szCs w:val="24"/>
         </w:rPr>
-        <w:t xml:space="preserve">We read in four groups: the flattening problem itself, the OCEL format, what flattening does to results and to data quality, and the education and capstone papers. Table 2.1 sums up the ones that matter most for our questions. The full list is in Chapter 9.</w:t>
+        <w:t xml:space="preserve">The literature falls into four groups: the flattening problem itself, the OCEL format, what flattening does to results and to data quality, and the education and capstone papers. Table 2.1 sums up the ones that matter most for our questions. The full list is in Chapter 9.</w:t>
       </w:r>
     </w:p>
     <w:p>
@@ -14173,7 +14416,7 @@
           <w:sz w:val="24"/>
           <w:szCs w:val="24"/>
         </w:rPr>
-        <w:t xml:space="preserve">Start with the problem. van der Aalst [1] explained why one-case-per-event logs misrepresent processes with several interacting entities, and Adams and van der Aalst [4] went on to cover convergence, divergence and deficiency together. Both papers are conceptual. Neither tells you how often these effects turn up in real data.</w:t>
+        <w:t xml:space="preserve">On the flattening problem itself, van der Aalst [1] explained why one-case-per-event logs misrepresent processes with several interacting entities, and Adams and van der Aalst [4] went on to cover convergence, divergence and deficiency together. Both papers are conceptual, and neither reports how often these effects occur in real data.</w:t>
       </w:r>
     </w:p>
     <w:p>
@@ -14201,7 +14444,7 @@
           <w:sz w:val="24"/>
           <w:szCs w:val="24"/>
         </w:rPr>
-        <w:t xml:space="preserve">On consequences, Waibel et al. [5] used a causal event graph to show that one-to-many links produce false directly-follows edges, but only on one company's data. Kabierski et al. [6] sorted the quality issues of object-centric data into classes. They describe the kinds of problems and don't count them. Adams et al. [3] showed that keeping the object graph helps predictive tasks.</w:t>
+        <w:t xml:space="preserve">On consequences, Waibel et al. [5] used a causal event graph to show that one-to-many links produce false directly-follows edges, but only on one company's data. Kabierski et al. [6] classified the quality issues of object-centric data; they describe the kinds of problems but do not count them. Adams et al. [3] showed that keeping the object graph helps predictive tasks.</w:t>
       </w:r>
     </w:p>
     <w:p>
@@ -14215,7 +14458,7 @@
           <w:sz w:val="24"/>
           <w:szCs w:val="24"/>
         </w:rPr>
-        <w:t xml:space="preserve">For education, Miri et al. [7] is our closest neighbour, since they ran object-centric mining on Moodle data. So no, we're not the first to use OCEL in education, and we say so. Premchaiswadi and Porouhan [11] mined an online peer-review process with a single case notion, and Hassani et al. [10] describe how a department supervises a large number of final-year projects, with no event data.</w:t>
+        <w:t xml:space="preserve">In education, Miri et al. [7] is the closest related work, since they applied object-centric mining to Moodle data. This project is therefore not the first use of OCEL in education. Premchaiswadi and Porouhan [11] mined an online peer-review process with a single case notion, and Hassani et al. [10] describe how a department supervises a large number of final-year projects, with no event data.</w:t>
       </w:r>
     </w:p>
     <w:p>
@@ -14248,7 +14491,7 @@
           <w:sz w:val="24"/>
           <w:szCs w:val="24"/>
         </w:rPr>
-        <w:t xml:space="preserve">Read the table as a whole and three gaps show up.</w:t>
+        <w:t xml:space="preserve">Taken together, the reviewed work leaves three gaps.</w:t>
       </w:r>
     </w:p>
     <w:p>
@@ -14262,7 +14505,7 @@
           <w:sz w:val="24"/>
           <w:szCs w:val="24"/>
         </w:rPr>
-        <w:t xml:space="preserve">The first is that flattening problems are named but not measured. Convergence and divergence appear as toy or single-case examples, and most object-centric evidence we found uses simulated logs.</w:t>
+        <w:t xml:space="preserve">First, flattening problems are named but not measured. Convergence and divergence appear in small or single-case examples, and most object-centric evidence we found uses simulated logs.</w:t>
       </w:r>
     </w:p>
     <w:p>
@@ -14276,7 +14519,7 @@
           <w:sz w:val="24"/>
           <w:szCs w:val="24"/>
         </w:rPr>
-        <w:t xml:space="preserve">The second is that education and capstone work stays on learning-platform data. Object-centric educational mining uses Moodle activity. A review lifecycle with submit, review, reject, resubmit and score has no public object-centric dataset.</w:t>
+        <w:t xml:space="preserve">Second, work on education and capstones relies on learning-platform data. Object-centric educational mining uses Moodle activity. A review lifecycle with submit, review, reject, resubmit and score has no public object-centric dataset.</w:t>
       </w:r>
     </w:p>
     <w:p>
@@ -14290,7 +14533,7 @@
           <w:sz w:val="24"/>
           <w:szCs w:val="24"/>
         </w:rPr>
-        <w:t xml:space="preserve">The third is the awkward one. Capstone portal logs can't be had. Searches of Zenodo, 4TU and the web found no public capstone or thesis-management event log, so we can't test the capstone claim directly.</w:t>
+        <w:t xml:space="preserve">Third, capstone portal logs are not available. Searches of Zenodo, 4TU and the web found no public capstone or thesis-management event log, so we cannot test the capstone claim directly.</w:t>
       </w:r>
     </w:p>
     <w:p>
@@ -14304,7 +14547,7 @@
           <w:sz w:val="24"/>
           <w:szCs w:val="24"/>
         </w:rPr>
-        <w:t xml:space="preserve">Our way in is to measure on real review-like and multi-entity logs, give the capstone an OCEL 2.0 model, and write down the limits.</w:t>
+        <w:t xml:space="preserve">Our approach is therefore to measure flattening on real review-like and multi-entity logs, to give the capstone an OCEL 2.0 model, and to state the limits explicitly.</w:t>
       </w:r>
     </w:p>
     <w:p>
@@ -14413,7 +14656,7 @@
           <w:sz w:val="24"/>
           <w:szCs w:val="24"/>
         </w:rPr>
-        <w:t xml:space="preserve">O4. Compare standard outputs (activity rankings, directly-follows edges, variants, entity counts) between flat and object-centric views.</w:t>
+        <w:t xml:space="preserve">O4. Compare standard outputs (activity rankings, directly-follows edges, variants, entity counts and discovered process models) between flat and object-centric views.</w:t>
       </w:r>
     </w:p>
     <w:p>
@@ -14446,7 +14689,7 @@
           <w:sz w:val="24"/>
           <w:szCs w:val="24"/>
         </w:rPr>
-        <w:t xml:space="preserve">The work touches two of the United Nations Sustainable Development Goals: Goal 4, Quality Education, since it is about how academic review processes get recorded and understood, and Goal 9, Industry, Innovation and Infrastructure, since it adds open tooling for object-centric process data. On the Technology Readiness Level scale we put the pipeline at TRL 4 (validated in the laboratory, on seven public logs) and portal integration at TRL 2 to 3. Those levels are our own estimate.</w:t>
+        <w:t xml:space="preserve">The work touches two of the United Nations Sustainable Development Goals: Goal 4, Quality Education, since it concerns how academic review processes are recorded and understood, and Goal 9, Industry, Innovation and Infrastructure, since it adds open tooling for object-centric process data. On the Technology Readiness Level scale we put the pipeline at TRL 4 (validated in the laboratory, on seven public logs) and portal integration at TRL 2 to 3. Those levels are our own estimate.</w:t>
       </w:r>
     </w:p>
     <w:p>
@@ -14479,7 +14722,7 @@
           <w:sz w:val="24"/>
           <w:szCs w:val="24"/>
         </w:rPr>
-        <w:t xml:space="preserve">We have an object-centric event log with several object types, and we pick one type as the case notion. Two questions follow. How much does the flat log differ from the object-centric one, meaning how many events get copied, how many get dropped and how many get mixed up? And do those differences change what an analyst reads off a chart: activity rankings, directly-follows edges, process variants, entity rankings? We have to answer both on real data only, with checks that don't depend on our own code, and we have to specify the capstone lifecycle in OCEL 2.0 even though no portal data exists.</w:t>
+        <w:t xml:space="preserve">We have an object-centric event log with several object types, and we pick one type as the case notion. Two questions follow. How much does the flat log differ from the object-centric one, that is, how many events are copied, dropped or merged? And do those differences change what an analyst reads from the standard outputs: activity rankings, directly-follows edges, process variants, entity rankings and discovered models? Both questions must be answered on real data only, with checks that do not depend on our own code, and the capstone lifecycle must be specified in OCEL 2.0 even though no portal data exists.</w:t>
       </w:r>
     </w:p>
     <w:p>
@@ -14512,7 +14755,7 @@
           <w:sz w:val="24"/>
           <w:szCs w:val="24"/>
         </w:rPr>
-        <w:t xml:space="preserve">Figure 2.1 shows the calendar. A word on Review 2 first. We presented a prototype there that was evaluated on synthetic data. The team then decided to use real data only, so that prototype and its results are out of this work, and the plan below reflects what happened after that decision.</w:t>
+        <w:t xml:space="preserve">Figure 2.1 shows the project calendar. At Review 2 we presented a prototype that was evaluated on synthetic data. The team then decided to use real data only, so that prototype and its results are excluded from this work, and the plan below reflects the work done after that decision.</w:t>
       </w:r>
     </w:p>
     <w:p>
@@ -15133,6 +15376,7 @@
           </w:tcPr>
           <w:p>
             <w:pPr>
+              <w:keepNext/>
               <w:spacing w:before="0" w:after="0" w:line="240" w:lineRule="auto"/>
               <w:jc w:val="left"/>
             </w:pPr>
@@ -15153,6 +15397,7 @@
           </w:tcPr>
           <w:p>
             <w:pPr>
+              <w:keepNext/>
               <w:spacing w:before="0" w:after="0" w:line="240" w:lineRule="auto"/>
               <w:jc w:val="left"/>
             </w:pPr>
@@ -15162,7 +15407,7 @@
                 <w:sz w:val="20"/>
                 <w:szCs w:val="20"/>
               </w:rPr>
-              <w:t xml:space="preserve">Independent labelling of the findings; more logs; journal manuscript</w:t>
+              <w:t xml:space="preserve">Process-discovery comparison, bootstrap intervals and full-log verification</w:t>
             </w:r>
           </w:p>
         </w:tc>
@@ -15173,6 +15418,7 @@
           </w:tcPr>
           <w:p>
             <w:pPr>
+              <w:keepNext/>
               <w:spacing w:before="0" w:after="0" w:line="240" w:lineRule="auto"/>
               <w:jc w:val="left"/>
             </w:pPr>
@@ -15182,7 +15428,140 @@
                 <w:sz w:val="20"/>
                 <w:szCs w:val="20"/>
               </w:rPr>
-              <w:t xml:space="preserve">Planned. The manuscript is in preparation and has not been submitted</w:t>
+              <w:t xml:space="preserve">Completed</w:t>
+            </w:r>
+          </w:p>
+        </w:tc>
+      </w:tr>
+      <w:tr>
+        <w:trPr>
+          <w:cantSplit/>
+        </w:trPr>
+        <w:tc>
+          <w:tcPr>
+            <w:tcW w:w="1060" w:type="dxa"/>
+            <w:vAlign w:val="center"/>
+          </w:tcPr>
+          <w:p>
+            <w:pPr>
+              <w:keepNext/>
+              <w:spacing w:before="0" w:after="0" w:line="240" w:lineRule="auto"/>
+              <w:jc w:val="left"/>
+            </w:pPr>
+            <w:r>
+              <w:rPr>
+                <w:rFonts w:ascii="Times New Roman" w:hAnsi="Times New Roman" w:cs="Times New Roman" w:eastAsia="Times New Roman"/>
+                <w:sz w:val="20"/>
+                <w:szCs w:val="20"/>
+              </w:rPr>
+              <w:t xml:space="preserve">WP8</w:t>
+            </w:r>
+          </w:p>
+        </w:tc>
+        <w:tc>
+          <w:tcPr>
+            <w:tcW w:w="4950" w:type="dxa"/>
+            <w:vAlign w:val="center"/>
+          </w:tcPr>
+          <w:p>
+            <w:pPr>
+              <w:keepNext/>
+              <w:spacing w:before="0" w:after="0" w:line="240" w:lineRule="auto"/>
+              <w:jc w:val="left"/>
+            </w:pPr>
+            <w:r>
+              <w:rPr>
+                <w:rFonts w:ascii="Times New Roman" w:hAnsi="Times New Roman" w:cs="Times New Roman" w:eastAsia="Times New Roman"/>
+                <w:sz w:val="20"/>
+                <w:szCs w:val="20"/>
+              </w:rPr>
+              <w:t xml:space="preserve">Journal manuscript</w:t>
+            </w:r>
+          </w:p>
+        </w:tc>
+        <w:tc>
+          <w:tcPr>
+            <w:tcW w:w="3064" w:type="dxa"/>
+            <w:vAlign w:val="center"/>
+          </w:tcPr>
+          <w:p>
+            <w:pPr>
+              <w:keepNext/>
+              <w:spacing w:before="0" w:after="0" w:line="240" w:lineRule="auto"/>
+              <w:jc w:val="left"/>
+            </w:pPr>
+            <w:r>
+              <w:rPr>
+                <w:rFonts w:ascii="Times New Roman" w:hAnsi="Times New Roman" w:cs="Times New Roman" w:eastAsia="Times New Roman"/>
+                <w:sz w:val="20"/>
+                <w:szCs w:val="20"/>
+              </w:rPr>
+              <w:t xml:space="preserve">Submitted to the Journal of Intelligent Information Systems (Springer), October 2026; under review</w:t>
+            </w:r>
+          </w:p>
+        </w:tc>
+      </w:tr>
+      <w:tr>
+        <w:trPr>
+          <w:cantSplit/>
+        </w:trPr>
+        <w:tc>
+          <w:tcPr>
+            <w:tcW w:w="1060" w:type="dxa"/>
+            <w:vAlign w:val="center"/>
+          </w:tcPr>
+          <w:p>
+            <w:pPr>
+              <w:spacing w:before="0" w:after="0" w:line="240" w:lineRule="auto"/>
+              <w:jc w:val="left"/>
+            </w:pPr>
+            <w:r>
+              <w:rPr>
+                <w:rFonts w:ascii="Times New Roman" w:hAnsi="Times New Roman" w:cs="Times New Roman" w:eastAsia="Times New Roman"/>
+                <w:sz w:val="20"/>
+                <w:szCs w:val="20"/>
+              </w:rPr>
+              <w:t xml:space="preserve">WP9</w:t>
+            </w:r>
+          </w:p>
+        </w:tc>
+        <w:tc>
+          <w:tcPr>
+            <w:tcW w:w="4950" w:type="dxa"/>
+            <w:vAlign w:val="center"/>
+          </w:tcPr>
+          <w:p>
+            <w:pPr>
+              <w:spacing w:before="0" w:after="0" w:line="240" w:lineRule="auto"/>
+              <w:jc w:val="left"/>
+            </w:pPr>
+            <w:r>
+              <w:rPr>
+                <w:rFonts w:ascii="Times New Roman" w:hAnsi="Times New Roman" w:cs="Times New Roman" w:eastAsia="Times New Roman"/>
+                <w:sz w:val="20"/>
+                <w:szCs w:val="20"/>
+              </w:rPr>
+              <w:t xml:space="preserve">Independent labelling of the findings</w:t>
+            </w:r>
+          </w:p>
+        </w:tc>
+        <w:tc>
+          <w:tcPr>
+            <w:tcW w:w="3064" w:type="dxa"/>
+            <w:vAlign w:val="center"/>
+          </w:tcPr>
+          <w:p>
+            <w:pPr>
+              <w:spacing w:before="0" w:after="0" w:line="240" w:lineRule="auto"/>
+              <w:jc w:val="left"/>
+            </w:pPr>
+            <w:r>
+              <w:rPr>
+                <w:rFonts w:ascii="Times New Roman" w:hAnsi="Times New Roman" w:cs="Times New Roman" w:eastAsia="Times New Roman"/>
+                <w:sz w:val="20"/>
+                <w:szCs w:val="20"/>
+              </w:rPr>
+              <w:t xml:space="preserve">Planned</w:t>
             </w:r>
           </w:p>
         </w:tc>
@@ -16575,7 +16954,7 @@
           <w:sz w:val="24"/>
           <w:szCs w:val="24"/>
         </w:rPr>
-        <w:t xml:space="preserve">Everything is Python with open libraries, and it runs on one laptop. The one real squeeze was Ethereum. Its 3.2 million events don't fit in 8 GiB of memory, so we analyse a contiguous window of 300,000 events and say so wherever that log appears. For Enron, the distortion analysis took about 9.5 seconds and the consequence analysis about 4. Speed was never the risk. Getting the numbers right was, which is why Chapter 5 spends most of its space on verification.</w:t>
+        <w:t xml:space="preserve">The pipeline is written in Python with open-source libraries and runs on a single laptop. The only memory constraint was the Ethereum log, whose 3.2 million events do not fit in 8 GiB of memory, so we analyse a contiguous window of 300,000 events and state this wherever that log appears. For Enron, the distortion analysis took about 9.5 seconds and the consequence analysis about 4. Run time was not a risk; correctness was, which is why Chapter 5 devotes most of its space to verification.</w:t>
       </w:r>
     </w:p>
     <w:p>
@@ -16610,7 +16989,7 @@
           <w:sz w:val="24"/>
           <w:szCs w:val="24"/>
         </w:rPr>
-        <w:t xml:space="preserve">We bought nothing: no data, no software, no cloud time. Table 3.3 lists the items. The only cost we can't put a number on is our own time.</w:t>
+        <w:t xml:space="preserve">No data, software or cloud time was purchased. Table 3.3 lists the items. The only cost that cannot be quantified is the team's own time.</w:t>
       </w:r>
     </w:p>
     <w:p>
@@ -17097,7 +17476,7 @@
           <w:sz w:val="24"/>
           <w:szCs w:val="24"/>
         </w:rPr>
-        <w:t xml:space="preserve">One licence catch. The </w:t>
+        <w:t xml:space="preserve">One licensing point needs attention. The </w:t>
       </w:r>
       <w:r>
         <w:rPr>
@@ -17113,7 +17492,7 @@
           <w:sz w:val="24"/>
           <w:szCs w:val="24"/>
         </w:rPr>
-        <w:t xml:space="preserve"> library is released under AGPL-3.0, and we use it as a reference implementation of flattening. If we release the code, we either pick a compatible licence or swap </w:t>
+        <w:t xml:space="preserve"> library is released under AGPL-3.0, and we use it as a reference implementation of flattening and for process discovery. The code is public on GitHub and is released under AGPL-3.0, which is compatible with </w:t>
       </w:r>
       <w:r>
         <w:rPr>
@@ -17129,7 +17508,7 @@
           <w:sz w:val="24"/>
           <w:szCs w:val="24"/>
         </w:rPr>
-        <w:t xml:space="preserve"> for a small SQLite loader.</w:t>
+        <w:t xml:space="preserve">.</w:t>
       </w:r>
     </w:p>
     <w:p>
@@ -17164,7 +17543,7 @@
           <w:sz w:val="24"/>
           <w:szCs w:val="24"/>
         </w:rPr>
-        <w:t xml:space="preserve">Two logs contain data about people. Enron has real e-mail addresses, and CROP has developer names that its authors had already pseudonymised. We hash identifiers again when a log loads and never print raw values. No VIT student, guide or portal record was used. Anyone who analyses multi-entity workflows, academic review included, can see beforehand what a flat view will hide.</w:t>
+        <w:t xml:space="preserve">Two logs contain data about people. Enron has real e-mail addresses, and CROP has developer names that its authors had already pseudonymised. We hash identifiers again when a log loads and never print raw values. No VIT student, guide or portal record was used. The method lets anyone who analyses multi-entity workflows, including academic review, see in advance what a flat view will hide.</w:t>
       </w:r>
     </w:p>
     <w:p>
@@ -18223,7 +18602,7 @@
           <w:sz w:val="24"/>
           <w:szCs w:val="24"/>
         </w:rPr>
-        <w:t xml:space="preserve">Figure 4.1 reads left to right. Seven public logs come in on the left. The first stage downloads each file, checks it against the publisher's record where one exists, and writes down a SHA-256. A second stage extracts archives safely. Then the conversion stage turns CROP and OULAD into OCEL 2.0, and every log ends up in the same four tables: events, objects, event-to-object links and object-to-object links.</w:t>
+        <w:t xml:space="preserve">Figure 4.1 reads from left to right. The seven public logs enter on the left. The first stage downloads each file, checks it against the publisher's record where one exists, and records a SHA-256 checksum. A second stage extracts archives safely. Then the conversion stage turns CROP and OULAD into OCEL 2.0, and every log ends up in the same four tables: events, objects, event-to-object links and object-to-object links.</w:t>
       </w:r>
     </w:p>
     <w:p>
@@ -18306,7 +18685,7 @@
           <w:sz w:val="24"/>
           <w:szCs w:val="24"/>
         </w:rPr>
-        <w:t xml:space="preserve">Three engines read those tables. The distortion engine computes deficiency, convergence, divergence and coupling for each case notion. The consequence engine compares flat and object-centric outputs. The rule-based engine is the appendix-level part. A validation stage re-implements the key computations independently, and everything ends up as CSV, JSON and Markdown files that the report and the paper are written from. The dashed box at the top isn't built. It marks the spot where an adapter from the portal's audit log would plug in, if de-identified logs ever get approved.</w:t>
+        <w:t xml:space="preserve">Three engines read those tables. The distortion engine computes deficiency, convergence, divergence and coupling for each case notion. The consequence engine compares flat and object-centric outputs. The rule-based engine is the appendix-level part. A validation stage re-implements the key computations independently, and all results are written as CSV, JSON and Markdown files from which the report and the paper are produced. The dashed box at the top has not been built. It marks where an adapter for the portal's audit log would connect, should de-identified logs be approved.</w:t>
       </w:r>
     </w:p>
     <w:p>
@@ -18360,7 +18739,7 @@
           <w:sz w:val="24"/>
           <w:szCs w:val="24"/>
         </w:rPr>
-        <w:t xml:space="preserve">Figure 4.2 is the level-0 diagram: one process, two outside parties. Public data publishers send in dataset archives and licences. The researchers and the guide send run commands and settings, and get tables, figures and validation status back.</w:t>
+        <w:t xml:space="preserve">Figure 4.2 is the level-0 diagram, with one process and two external entities. Public data publishers supply dataset archives and licences. The researchers and the guide supply run commands and settings, and receive tables, figures and validation status.</w:t>
       </w:r>
     </w:p>
     <w:p>
@@ -18443,7 +18822,7 @@
           <w:sz w:val="24"/>
           <w:szCs w:val="24"/>
         </w:rPr>
-        <w:t xml:space="preserve">Figure 4.3 opens that process into six. Process 1.0 acquires and verifies archives into store D1. Process 2.0 extracts and converts them into the OCEL logs of store D2. Processes 3.0 (distortion metrics) and 4.0 (consequence analysis) read D2 and write the metric tables of store D3. Process 5.0 validates, and process 6.0 summarises the results for the researchers.</w:t>
+        <w:t xml:space="preserve">Figure 4.3 decomposes that process into six sub-processes. Process 1.0 acquires and verifies archives into store D1. Process 2.0 extracts and converts them into the OCEL logs of store D2. Processes 3.0 (distortion metrics) and 4.0 (consequence analysis) read D2 and write the metric tables of store D3. Process 5.0 validates, and process 6.0 summarises the results for the researchers.</w:t>
       </w:r>
     </w:p>
     <w:p>
@@ -18699,7 +19078,7 @@
           <w:sz w:val="24"/>
           <w:szCs w:val="24"/>
         </w:rPr>
-        <w:t xml:space="preserve"> with integer-coded arrays, which is what makes rankings and directly-follows counts fast. </w:t>
+        <w:t xml:space="preserve"> with integer-coded arrays, which makes the rankings and directly-follows counts fast to compute. </w:t>
       </w:r>
       <w:r>
         <w:rPr>
@@ -18731,7 +19110,7 @@
           <w:sz w:val="24"/>
           <w:szCs w:val="24"/>
         </w:rPr>
-        <w:t xml:space="preserve"> belong to the rule-based engine, where a predicate gets evaluated on a view of the log (native, flat or denormalised flat). One thing to flag: in the code, the loader and the registry are modules of functions, not classes. We drew them as classes so their jobs are easy to see.</w:t>
+        <w:t xml:space="preserve"> belong to the rule-based engine, where a predicate is evaluated on a view of the log (native, flat or denormalised flat). Note that in the code the loader and the registry are modules of functions, not classes; they are drawn as classes to make their roles clear.</w:t>
       </w:r>
     </w:p>
     <w:p>
@@ -18953,7 +19332,7 @@
           <w:sz w:val="24"/>
           <w:szCs w:val="24"/>
         </w:rPr>
-        <w:t xml:space="preserve">This section describes the model we designed for the portal, and it's a design, not a result. We derived it from the portal's documentation (the audit-trail, submission-system and scoring-system documents in the repository), and we haven't filled it with portal data because there isn't any.</w:t>
+        <w:t xml:space="preserve">This section describes the model we designed for the portal, and it is a design, not a result. We derived it from the portal's documentation (the audit-trail, submission-system and scoring-system documents in the repository), and it has not been populated with portal data because none is available.</w:t>
       </w:r>
     </w:p>
     <w:p>
@@ -19855,7 +20234,7 @@
           <w:sz w:val="24"/>
           <w:szCs w:val="24"/>
         </w:rPr>
-        <w:t xml:space="preserve">A few documented facts shape the model. A score is written once and then locked. A rejection uses up one of three attempts and increments the report version. Compilation failures are free retries and don't use an attempt. The documentation lists the automatic move from stage R1 to R2 to R3 as a known gap, so the stage relation is part of the design, but the current system doesn't fully populate it.</w:t>
+        <w:t xml:space="preserve">A few documented facts shape the model. A score is written once and then locked. A rejection uses up one of three attempts and increments the report version. Compilation failures are free retries and do not use an attempt. The documentation lists the automatic move from stage R1 to R2 to R3 as a known gap, so the stage relation is part of the design, but the current system does not fully populate it.</w:t>
       </w:r>
     </w:p>
     <w:p>
@@ -20017,7 +20396,7 @@
           <w:sz w:val="24"/>
           <w:szCs w:val="24"/>
         </w:rPr>
-        <w:t xml:space="preserve"> next to it. If a download stalls, the script resumes from the partial file with an HTTP Range request. That happened to us once.</w:t>
+        <w:t xml:space="preserve"> next to it. If a download stalls, the script resumes from the partial file with an HTTP Range request; this was needed once during the study.</w:t>
       </w:r>
     </w:p>
     <w:p>
@@ -20767,7 +21146,7 @@
           <w:sz w:val="24"/>
           <w:szCs w:val="24"/>
         </w:rPr>
-        <w:t xml:space="preserve"> loads every format into the same four pandas tables. It hashes personal identifiers with a salted hash (the Enron e-mail addresses and the CROP names), splits the Enron e-mail address type by role (sender, recipient, copied) so each role can be a case notion, and for Ethereum cuts a contiguous window of 300,000 events. The flattening function used everywhere else lives there too, and it's next.</w:t>
+        <w:t xml:space="preserve"> loads every format into the same four pandas tables. It hashes personal identifiers with a salted hash (the Enron e-mail addresses and the CROP names), splits the Enron e-mail address type by role (sender, recipient, copied) so each role can be a case notion, and for Ethereum cuts a contiguous window of 300,000 events. The flattening function used throughout the study is also defined there.</w:t>
       </w:r>
     </w:p>
     <w:p>
@@ -20854,7 +21233,7 @@
           <w:sz w:val="24"/>
           <w:szCs w:val="24"/>
         </w:rPr>
-        <w:t xml:space="preserve">. Events with several T-objects get repeated, events with none get dropped, and only event-level attributes survive. A case notion counts as </w:t>
+        <w:t xml:space="preserve">. Events with several T-objects are repeated, events with none are dropped, and only event-level attributes survive. A case notion counts as </w:t>
       </w:r>
       <w:r>
         <w:rPr>
@@ -21272,7 +21651,7 @@
                 <w:sz w:val="18"/>
                 <w:szCs w:val="18"/>
               </w:rPr>
-              <w:t xml:space="preserve">Repeated events that really belong to different things</w:t>
+              <w:t xml:space="preserve">Repeated events that belong to different objects</w:t>
             </w:r>
           </w:p>
         </w:tc>
@@ -21595,7 +21974,7 @@
           <w:sz w:val="24"/>
           <w:szCs w:val="24"/>
         </w:rPr>
-        <w:t xml:space="preserve">, and we didn't tune any of them to improve a result.</w:t>
+        <w:t xml:space="preserve">, and none of them was tuned to improve a result.</w:t>
       </w:r>
     </w:p>
     <w:p>
@@ -21630,7 +22009,7 @@
           <w:sz w:val="24"/>
           <w:szCs w:val="24"/>
         </w:rPr>
-        <w:t xml:space="preserve">Distortion metrics tell us how much a flat view differs. The consequence analysis asks what an analyst would read differently. The reference is the object-centric view: every event counted once, plus the object-centric directly-follows relation, which is the union of consecutive-event pairs over the lifecycle of every object of every type. For each case notion we compare four outputs against that reference.</w:t>
+        <w:t xml:space="preserve">Distortion metrics tell us how much a flat view differs. The consequence analysis asks what an analyst would read differently. The reference is the object-centric view: every event counted once, plus the object-centric directly-follows relation, which is the union of consecutive-event pairs over the lifecycle of every object of every type. For each case notion we compare four outputs against that reference, and then we look at the process model an analyst would discover from the flat log.</w:t>
       </w:r>
     </w:p>
     <w:p>
@@ -21711,6 +22090,59 @@
     </w:p>
     <w:p>
       <w:pPr>
+        <w:numPr>
+          <w:ilvl w:val="0"/>
+          <w:numId w:val="90"/>
+        </w:numPr>
+        <w:spacing w:before="0" w:after="60" w:line="276" w:lineRule="auto"/>
+        <w:ind w:left="720" w:hanging="360"/>
+        <w:jc w:val="both"/>
+      </w:pPr>
+      <w:r>
+        <w:rPr>
+          <w:rFonts w:ascii="Times New Roman" w:hAnsi="Times New Roman" w:cs="Times New Roman" w:eastAsia="Times New Roman"/>
+          <w:sz w:val="24"/>
+          <w:szCs w:val="24"/>
+        </w:rPr>
+        <w:t xml:space="preserve">C5, discovered model: the Inductive Miner with infrequent-behaviour filtering [12] (noise threshold 0.2, as implemented in </w:t>
+      </w:r>
+      <w:r>
+        <w:rPr>
+          <w:rFonts w:ascii="Courier New" w:hAnsi="Courier New" w:cs="Courier New" w:eastAsia="Courier New"/>
+          <w:sz w:val="22"/>
+          <w:szCs w:val="22"/>
+        </w:rPr>
+        <w:t xml:space="preserve">pm4py</w:t>
+      </w:r>
+      <w:r>
+        <w:rPr>
+          <w:rFonts w:ascii="Times New Roman" w:hAnsi="Times New Roman" w:cs="Times New Roman" w:eastAsia="Times New Roman"/>
+          <w:sz w:val="24"/>
+          <w:szCs w:val="24"/>
+        </w:rPr>
+        <w:t xml:space="preserve"> [15]) runs on each flat log. We score the model on the same flat log with token-based replay fitness [13] and token-based precision [14], and we record the size of the process tree, its </w:t>
+      </w:r>
+      <w:r>
+        <w:rPr>
+          <w:rFonts w:ascii="Times New Roman" w:hAnsi="Times New Roman" w:cs="Times New Roman" w:eastAsia="Times New Roman"/>
+          <w:i/>
+          <w:iCs/>
+          <w:sz w:val="24"/>
+          <w:szCs w:val="24"/>
+        </w:rPr>
+        <w:t xml:space="preserve">loop share</w:t>
+      </w:r>
+      <w:r>
+        <w:rPr>
+          <w:rFonts w:ascii="Times New Roman" w:hAnsi="Times New Roman" w:cs="Times New Roman" w:eastAsia="Times New Roman"/>
+          <w:sz w:val="24"/>
+          <w:szCs w:val="24"/>
+        </w:rPr>
+        <w:t xml:space="preserve"> (the share of its visible activities that sit under a loop operator) and the share of the process's activities that the model contains at all.</w:t>
+      </w:r>
+    </w:p>
+    <w:p>
+      <w:pPr>
         <w:spacing w:before="0" w:after="120" w:line="276" w:lineRule="auto"/>
         <w:jc w:val="both"/>
       </w:pPr>
@@ -21720,6 +22152,52 @@
           <w:sz w:val="24"/>
           <w:szCs w:val="24"/>
         </w:rPr>
+        <w:t xml:space="preserve">Precision replays every prefix of every case, so its cost grows with the square of case length. We compute it only when the squared case lengths add up to at most 20 million, and each case notion gets an hour in total. The Inductive Miner copies its process tree with Python's </w:t>
+      </w:r>
+      <w:r>
+        <w:rPr>
+          <w:rFonts w:ascii="Courier New" w:hAnsi="Courier New" w:cs="Courier New" w:eastAsia="Courier New"/>
+          <w:sz w:val="22"/>
+          <w:szCs w:val="22"/>
+        </w:rPr>
+        <w:t xml:space="preserve">deepcopy</w:t>
+      </w:r>
+      <w:r>
+        <w:rPr>
+          <w:rFonts w:ascii="Times New Roman" w:hAnsi="Times New Roman" w:cs="Times New Roman" w:eastAsia="Times New Roman"/>
+          <w:sz w:val="24"/>
+          <w:szCs w:val="24"/>
+        </w:rPr>
+        <w:t xml:space="preserve"> while simplifying it, and on cases of several thousand events that nests deeper than Python's default limit of 1,000 calls. Two Age of Empires II case notions failed for this reason in our first runs, so </w:t>
+      </w:r>
+      <w:r>
+        <w:rPr>
+          <w:rFonts w:ascii="Courier New" w:hAnsi="Courier New" w:cs="Courier New" w:eastAsia="Courier New"/>
+          <w:sz w:val="22"/>
+          <w:szCs w:val="22"/>
+        </w:rPr>
+        <w:t xml:space="preserve">discovery.py</w:t>
+      </w:r>
+      <w:r>
+        <w:rPr>
+          <w:rFonts w:ascii="Times New Roman" w:hAnsi="Times New Roman" w:cs="Times New Roman" w:eastAsia="Times New Roman"/>
+          <w:sz w:val="24"/>
+          <w:szCs w:val="24"/>
+        </w:rPr>
+        <w:t xml:space="preserve"> raises the limit inside the mining process.</w:t>
+      </w:r>
+    </w:p>
+    <w:p>
+      <w:pPr>
+        <w:spacing w:before="0" w:after="120" w:line="276" w:lineRule="auto"/>
+        <w:jc w:val="both"/>
+      </w:pPr>
+      <w:r>
+        <w:rPr>
+          <w:rFonts w:ascii="Times New Roman" w:hAnsi="Times New Roman" w:cs="Times New Roman" w:eastAsia="Times New Roman"/>
+          <w:sz w:val="24"/>
+          <w:szCs w:val="24"/>
+        </w:rPr>
         <w:t xml:space="preserve">Two details matter for fairness. Events are coded by sorted event identifier, so ties in time always break the same way. And the analysis keeps </w:t>
       </w:r>
       <w:r>
@@ -21756,7 +22234,87 @@
           <w:sz w:val="24"/>
           <w:szCs w:val="24"/>
         </w:rPr>
-        <w:t xml:space="preserve"> (events or activities a case notion never sees). An analyst can undo the first by de-duplicating on the event identifier. Nobody can recover the second from a flat log.</w:t>
+        <w:t xml:space="preserve"> (events or activities a case notion never sees). An analyst can undo the first by de-duplicating on the event identifier, but the second cannot be recovered from a flat log.</w:t>
+      </w:r>
+    </w:p>
+    <w:p>
+      <w:pPr>
+        <w:spacing w:before="0" w:after="120" w:line="276" w:lineRule="auto"/>
+        <w:jc w:val="both"/>
+      </w:pPr>
+      <w:r>
+        <w:rPr>
+          <w:rFonts w:ascii="Times New Roman" w:hAnsi="Times New Roman" w:cs="Times New Roman" w:eastAsia="Times New Roman"/>
+          <w:sz w:val="24"/>
+          <w:szCs w:val="24"/>
+        </w:rPr>
+        <w:t xml:space="preserve">Some object types would never be chosen as a case notion. A farm in Age of Empires II, for example, takes part in only a handful of activities. To separate this structural narrowing from narrowing that an analyst could plausibly encounter, we also look at the </w:t>
+      </w:r>
+      <w:r>
+        <w:rPr>
+          <w:rFonts w:ascii="Times New Roman" w:hAnsi="Times New Roman" w:cs="Times New Roman" w:eastAsia="Times New Roman"/>
+          <w:i/>
+          <w:iCs/>
+          <w:sz w:val="24"/>
+          <w:szCs w:val="24"/>
+        </w:rPr>
+        <w:t xml:space="preserve">widest</w:t>
+      </w:r>
+      <w:r>
+        <w:rPr>
+          <w:rFonts w:ascii="Times New Roman" w:hAnsi="Times New Roman" w:cs="Times New Roman" w:eastAsia="Times New Roman"/>
+          <w:sz w:val="24"/>
+          <w:szCs w:val="24"/>
+        </w:rPr>
+        <w:t xml:space="preserve"> case notion of each log (the one covering the most events) and at </w:t>
+      </w:r>
+      <w:r>
+        <w:rPr>
+          <w:rFonts w:ascii="Times New Roman" w:hAnsi="Times New Roman" w:cs="Times New Roman" w:eastAsia="Times New Roman"/>
+          <w:i/>
+          <w:iCs/>
+          <w:sz w:val="24"/>
+          <w:szCs w:val="24"/>
+        </w:rPr>
+        <w:t xml:space="preserve">plausible</w:t>
+      </w:r>
+      <w:r>
+        <w:rPr>
+          <w:rFonts w:ascii="Times New Roman" w:hAnsi="Times New Roman" w:cs="Times New Roman" w:eastAsia="Times New Roman"/>
+          <w:sz w:val="24"/>
+          <w:szCs w:val="24"/>
+        </w:rPr>
+        <w:t xml:space="preserve"> case notions, meaning those that cover at least half of the log's events. Both views were introduced after the first results were seen, so we report them over a range of thresholds rather than at 50% only.</w:t>
+      </w:r>
+    </w:p>
+    <w:p>
+      <w:pPr>
+        <w:spacing w:before="0" w:after="120" w:line="276" w:lineRule="auto"/>
+        <w:jc w:val="both"/>
+      </w:pPr>
+      <w:r>
+        <w:rPr>
+          <w:rFonts w:ascii="Times New Roman" w:hAnsi="Times New Roman" w:cs="Times New Roman" w:eastAsia="Times New Roman"/>
+          <w:sz w:val="24"/>
+          <w:szCs w:val="24"/>
+        </w:rPr>
+        <w:t xml:space="preserve">Every number is computed on the full data, so the remaining uncertainty is about which events and which items happen to be in a log. </w:t>
+      </w:r>
+      <w:r>
+        <w:rPr>
+          <w:rFonts w:ascii="Courier New" w:hAnsi="Courier New" w:cs="Courier New" w:eastAsia="Courier New"/>
+          <w:sz w:val="22"/>
+          <w:szCs w:val="22"/>
+        </w:rPr>
+        <w:t xml:space="preserve">bootstrap.py</w:t>
+      </w:r>
+      <w:r>
+        <w:rPr>
+          <w:rFonts w:ascii="Times New Roman" w:hAnsi="Times New Roman" w:cs="Times New Roman" w:eastAsia="Times New Roman"/>
+          <w:sz w:val="24"/>
+          <w:szCs w:val="24"/>
+        </w:rPr>
+        <w:t xml:space="preserve"> estimates it with 200 bootstrap replicates and a fixed seed. For counts of case notions it gives every event a Poisson(1) weight and recomputes coverage and visibility. For rank correlations it resamples the ranked items themselves (activities, or visible entities). An earlier version also used event weights for the correlations and produced intervals that did not contain their own estimates: an entity with a single event receives the same weight in its true count and in its row count, which creates artificial agreement. The unweighted replicate reproduces every published value, and the script checks that before it starts.</w:t>
       </w:r>
     </w:p>
     <w:p>
@@ -21823,7 +22381,7 @@
           <w:sz w:val="24"/>
           <w:szCs w:val="24"/>
         </w:rPr>
-        <w:t xml:space="preserve">. It evaluates eleven natural rules (for example, a change is merged only after an approval vote, or no submission after the assessment deadline) on native, flat and denormalised-flat views of CROP and OULAD. Two logs and eleven rules are too few to conclude anything, so it stays out of the main results.</w:t>
+        <w:t xml:space="preserve">. It evaluates eleven natural rules (for example, a change is merged only after an approval vote, or no submission after the assessment deadline) on native, flat and denormalised-flat views of CROP and OULAD. Two logs and eleven rules are too few to support a conclusion, so the engine is excluded from the main results.</w:t>
       </w:r>
     </w:p>
     <w:p>
@@ -21898,7 +22456,39 @@
           <w:sz w:val="24"/>
           <w:szCs w:val="24"/>
         </w:rPr>
-        <w:t xml:space="preserve"> does the same for the distortion metrics, using only dictionaries and sets, on 6,000-event slices of Enron, Bundestag and Age of Empires II. And the OULAD counts get an independent recomputation from the raw CSV files. Section 5.2 has the results.</w:t>
+        <w:t xml:space="preserve"> does the same for the distortion metrics, using only dictionaries and sets. By default it runs on 6,000-event slices of Enron, Bundestag and Age of Empires II, and with </w:t>
+      </w:r>
+      <w:r>
+        <w:rPr>
+          <w:rFonts w:ascii="Courier New" w:hAnsi="Courier New" w:cs="Courier New" w:eastAsia="Courier New"/>
+          <w:sz w:val="22"/>
+          <w:szCs w:val="22"/>
+        </w:rPr>
+        <w:t xml:space="preserve">--full</w:t>
+      </w:r>
+      <w:r>
+        <w:rPr>
+          <w:rFonts w:ascii="Times New Roman" w:hAnsi="Times New Roman" w:cs="Times New Roman" w:eastAsia="Times New Roman"/>
+          <w:sz w:val="24"/>
+          <w:szCs w:val="24"/>
+        </w:rPr>
+        <w:t xml:space="preserve"> (part of </w:t>
+      </w:r>
+      <w:r>
+        <w:rPr>
+          <w:rFonts w:ascii="Courier New" w:hAnsi="Courier New" w:cs="Courier New" w:eastAsia="Courier New"/>
+          <w:sz w:val="22"/>
+          <w:szCs w:val="22"/>
+        </w:rPr>
+        <w:t xml:space="preserve">make study</w:t>
+      </w:r>
+      <w:r>
+        <w:rPr>
+          <w:rFonts w:ascii="Times New Roman" w:hAnsi="Times New Roman" w:cs="Times New Roman" w:eastAsia="Times New Roman"/>
+          <w:sz w:val="24"/>
+          <w:szCs w:val="24"/>
+        </w:rPr>
+        <w:t xml:space="preserve">) it recomputes every metric on all seven full logs and compares the result with the published files. Finally, the OULAD counts are recomputed independently from the raw CSV files. Section 5.2 reports the results.</w:t>
       </w:r>
     </w:p>
     <w:p>
@@ -21957,7 +22547,7 @@
           <w:sz w:val="24"/>
           <w:szCs w:val="24"/>
         </w:rPr>
-        <w:t xml:space="preserve"> and </w:t>
+        <w:t xml:space="preserve">, </w:t>
       </w:r>
       <w:r>
         <w:rPr>
@@ -21973,7 +22563,7 @@
           <w:sz w:val="24"/>
           <w:szCs w:val="24"/>
         </w:rPr>
-        <w:t xml:space="preserve"> combine the per-log JSON files into the CSV and Markdown tables used in Chapter 7, and </w:t>
+        <w:t xml:space="preserve"> and </w:t>
       </w:r>
       <w:r>
         <w:rPr>
@@ -21981,6 +22571,22 @@
           <w:sz w:val="22"/>
           <w:szCs w:val="22"/>
         </w:rPr>
+        <w:t xml:space="preserve">summarize_discovery.py</w:t>
+      </w:r>
+      <w:r>
+        <w:rPr>
+          <w:rFonts w:ascii="Times New Roman" w:hAnsi="Times New Roman" w:cs="Times New Roman" w:eastAsia="Times New Roman"/>
+          <w:sz w:val="24"/>
+          <w:szCs w:val="24"/>
+        </w:rPr>
+        <w:t xml:space="preserve"> combine the per-log JSON files into the CSV and Markdown tables used in Chapter 7. </w:t>
+      </w:r>
+      <w:r>
+        <w:rPr>
+          <w:rFonts w:ascii="Courier New" w:hAnsi="Courier New" w:cs="Courier New" w:eastAsia="Courier New"/>
+          <w:sz w:val="22"/>
+          <w:szCs w:val="22"/>
+        </w:rPr>
         <w:t xml:space="preserve">make study</w:t>
       </w:r>
       <w:r>
@@ -21989,7 +22595,23 @@
           <w:sz w:val="24"/>
           <w:szCs w:val="24"/>
         </w:rPr>
-        <w:t xml:space="preserve"> runs the whole sequence.</w:t>
+        <w:t xml:space="preserve"> runs the main sequence and the full-log check, and </w:t>
+      </w:r>
+      <w:r>
+        <w:rPr>
+          <w:rFonts w:ascii="Courier New" w:hAnsi="Courier New" w:cs="Courier New" w:eastAsia="Courier New"/>
+          <w:sz w:val="22"/>
+          <w:szCs w:val="22"/>
+        </w:rPr>
+        <w:t xml:space="preserve">make extended</w:t>
+      </w:r>
+      <w:r>
+        <w:rPr>
+          <w:rFonts w:ascii="Times New Roman" w:hAnsi="Times New Roman" w:cs="Times New Roman" w:eastAsia="Times New Roman"/>
+          <w:sz w:val="24"/>
+          <w:szCs w:val="24"/>
+        </w:rPr>
+        <w:t xml:space="preserve"> runs the bootstrap and the process-discovery comparison, which take much longer.</w:t>
       </w:r>
     </w:p>
     <w:p>
@@ -22022,7 +22644,7 @@
           <w:sz w:val="24"/>
           <w:szCs w:val="24"/>
         </w:rPr>
-        <w:t xml:space="preserve">We tested the project the way we'd test someone else's work. Table 5.3 lists each check, what it proves and what we found.</w:t>
+        <w:t xml:space="preserve">We tested the project as we would test an external piece of work. Table 5.3 lists each check, what it establishes and its outcome.</w:t>
       </w:r>
     </w:p>
     <w:p>
@@ -22490,7 +23112,7 @@
                 <w:sz w:val="18"/>
                 <w:szCs w:val="18"/>
               </w:rPr>
-              <w:t xml:space="preserve">60 case notions and every type pair identical on 6,000-event slices of Enron, Bundestag and Age of Empires II</w:t>
+              <w:t xml:space="preserve">Identical on all seven full logs: 87 case notions (every object type) and 294 type pairs</w:t>
             </w:r>
           </w:p>
         </w:tc>
@@ -22516,7 +23138,7 @@
                 <w:sz w:val="18"/>
                 <w:szCs w:val="18"/>
               </w:rPr>
-              <w:t xml:space="preserve">Independent recomputation</w:t>
+              <w:t xml:space="preserve">Bootstrap reproduction</w:t>
             </w:r>
           </w:p>
         </w:tc>
@@ -22537,7 +23159,7 @@
                 <w:sz w:val="18"/>
                 <w:szCs w:val="18"/>
               </w:rPr>
-              <w:t xml:space="preserve">OULAD counts match the raw CSV files</w:t>
+              <w:t xml:space="preserve">The resampling code computes the same statistics as the analysis</w:t>
             </w:r>
           </w:p>
         </w:tc>
@@ -22558,7 +23180,7 @@
                 <w:sz w:val="18"/>
                 <w:szCs w:val="18"/>
               </w:rPr>
-              <w:t xml:space="preserve">15,348 enrolments with a late submission, 415 submissions after unregistration, 29 flagged by the stage-order rule: all exact</w:t>
+              <w:t xml:space="preserve">The unweighted replicate matches all 38 case notions exactly</w:t>
             </w:r>
           </w:p>
         </w:tc>
@@ -22574,6 +23196,7 @@
           </w:tcPr>
           <w:p>
             <w:pPr>
+              <w:keepNext/>
               <w:spacing w:before="0" w:after="0" w:line="240" w:lineRule="auto"/>
               <w:jc w:val="left"/>
             </w:pPr>
@@ -22583,7 +23206,7 @@
                 <w:sz w:val="18"/>
                 <w:szCs w:val="18"/>
               </w:rPr>
-              <w:t xml:space="preserve">Bugs found by our own checks</w:t>
+              <w:t xml:space="preserve">Independent recomputation</w:t>
             </w:r>
           </w:p>
         </w:tc>
@@ -22594,6 +23217,7 @@
           </w:tcPr>
           <w:p>
             <w:pPr>
+              <w:keepNext/>
               <w:spacing w:before="0" w:after="0" w:line="240" w:lineRule="auto"/>
               <w:jc w:val="left"/>
             </w:pPr>
@@ -22603,7 +23227,73 @@
                 <w:sz w:val="18"/>
                 <w:szCs w:val="18"/>
               </w:rPr>
-              <w:t xml:space="preserve">Verification is not a formality</w:t>
+              <w:t xml:space="preserve">OULAD counts match the raw CSV files</w:t>
+            </w:r>
+          </w:p>
+        </w:tc>
+        <w:tc>
+          <w:tcPr>
+            <w:tcW w:w="3889" w:type="dxa"/>
+            <w:vAlign w:val="center"/>
+          </w:tcPr>
+          <w:p>
+            <w:pPr>
+              <w:keepNext/>
+              <w:spacing w:before="0" w:after="0" w:line="240" w:lineRule="auto"/>
+              <w:jc w:val="left"/>
+            </w:pPr>
+            <w:r>
+              <w:rPr>
+                <w:rFonts w:ascii="Times New Roman" w:hAnsi="Times New Roman" w:cs="Times New Roman" w:eastAsia="Times New Roman"/>
+                <w:sz w:val="18"/>
+                <w:szCs w:val="18"/>
+              </w:rPr>
+              <w:t xml:space="preserve">15,348 enrolments with a late submission, 415 submissions after unregistration, 29 flagged by the stage-order rule: all exact</w:t>
+            </w:r>
+          </w:p>
+        </w:tc>
+      </w:tr>
+      <w:tr>
+        <w:trPr>
+          <w:cantSplit/>
+        </w:trPr>
+        <w:tc>
+          <w:tcPr>
+            <w:tcW w:w="2203" w:type="dxa"/>
+            <w:vAlign w:val="center"/>
+          </w:tcPr>
+          <w:p>
+            <w:pPr>
+              <w:spacing w:before="0" w:after="0" w:line="240" w:lineRule="auto"/>
+              <w:jc w:val="left"/>
+            </w:pPr>
+            <w:r>
+              <w:rPr>
+                <w:rFonts w:ascii="Times New Roman" w:hAnsi="Times New Roman" w:cs="Times New Roman" w:eastAsia="Times New Roman"/>
+                <w:sz w:val="18"/>
+                <w:szCs w:val="18"/>
+              </w:rPr>
+              <w:t xml:space="preserve">Bugs found by our own checks</w:t>
+            </w:r>
+          </w:p>
+        </w:tc>
+        <w:tc>
+          <w:tcPr>
+            <w:tcW w:w="2981" w:type="dxa"/>
+            <w:vAlign w:val="center"/>
+          </w:tcPr>
+          <w:p>
+            <w:pPr>
+              <w:spacing w:before="0" w:after="0" w:line="240" w:lineRule="auto"/>
+              <w:jc w:val="left"/>
+            </w:pPr>
+            <w:r>
+              <w:rPr>
+                <w:rFonts w:ascii="Times New Roman" w:hAnsi="Times New Roman" w:cs="Times New Roman" w:eastAsia="Times New Roman"/>
+                <w:sz w:val="18"/>
+                <w:szCs w:val="18"/>
+              </w:rPr>
+              <w:t xml:space="preserve">The checks detect real errors</w:t>
             </w:r>
           </w:p>
         </w:tc>
@@ -22683,7 +23373,7 @@
           <w:sz w:val="24"/>
           <w:szCs w:val="24"/>
         </w:rPr>
-        <w:t xml:space="preserve">A missed abandon form: the converter didn't recognise one phrasing of the Gerrit abandon message ("Patch Set N: Abandoned"). It does now.</w:t>
+        <w:t xml:space="preserve">A missed abandon form: the converter did not recognise one phrasing of the Gerrit abandon message ("Patch Set N: Abandoned"). It does now.</w:t>
       </w:r>
     </w:p>
     <w:p>
@@ -22716,7 +23406,7 @@
           <w:sz w:val="24"/>
           <w:szCs w:val="24"/>
         </w:rPr>
-        <w:t xml:space="preserve">Now the part we didn't do. Nobody outside the team labelled the findings. We reviewed a stratified sample of classified CROP comments by hand and found no further misclassification, but the reviewer was one of us, so it isn't an independent label set. The converters are checked by us, not by a second team, and the SQL cross-check tests the predicate code, not the CROP converter. And the second implementation of the distortion metrics covers slices of three logs, not the full logs, while the activity-ranking numbers have no second implementation.</w:t>
+        <w:t xml:space="preserve">Some checks were not carried out. No one outside the team labelled the findings. We reviewed a stratified sample of classified CROP comments by hand and found no further misclassification, but the reviewer was one of us, so it is not an independent label set. The converters are checked by us, not by a second team, and the SQL cross-check tests the predicate code, not the CROP converter. The activity-ranking numbers are recomputed only by the bootstrap code, which loads the data the same way as the analysis it checks.</w:t>
       </w:r>
     </w:p>
     <w:p>
@@ -22800,7 +23490,7 @@
           <w:sz w:val="24"/>
           <w:szCs w:val="24"/>
         </w:rPr>
-        <w:t xml:space="preserve">, so we can show the same text if the network or the laptop misbehaves on the day. Table 6.1 lists the steps and the measured times.</w:t>
+        <w:t xml:space="preserve">, so that the same output can be shown if network or hardware problems occur during the review. Table 6.1 lists the steps and the measured times.</w:t>
       </w:r>
     </w:p>
     <w:p>
@@ -24044,7 +24734,7 @@
           <w:sz w:val="24"/>
           <w:szCs w:val="24"/>
         </w:rPr>
-        <w:t xml:space="preserve">Four case notions get flattened: the three e-mail roles and the message identifier. Take the copied-in recipients as the case (EMAILADDRESS:CC) and 77.8% of the events drop out, while the rest get copied 2.11 times on average. The message identifier drops 40.1% and copies nothing. The coupling lines show how tangled the cases are: 81% of the "to" addresses take part in events that belong to two or more different "cc" cases (6.4 on average).</w:t>
+        <w:t xml:space="preserve">Four case notions get flattened: the three e-mail roles and the message identifier. Take the copied-in recipients as the case (EMAILADDRESS:CC) and 77.8% of the events drop out, while the remaining events are copied 2.11 times on average. The message identifier drops 40.1% and copies nothing. The coupling lines show how strongly the cases are interlinked: 81% of the "to" addresses take part in events that belong to two or more different "cc" cases (6.4 on average).</w:t>
       </w:r>
     </w:p>
     <w:p>
@@ -24338,7 +25028,7 @@
           <w:sz w:val="24"/>
           <w:szCs w:val="24"/>
         </w:rPr>
-        <w:t xml:space="preserve">Each line is one case notion. For the copied-recipient notion only 77.8% of the activities are visible, and the activity ranking agrees with the whole process at a rank correlation of 0.87. Measure the effect of duplication alone and it's exactly 1.0. So nearly all of that gap is narrowing.</w:t>
+        <w:t xml:space="preserve">Each line is one case notion. For the copied-recipient notion only 77.8% of the activities are visible, and the activity ranking agrees with the whole process at a rank correlation of 0.87. Measured for duplication alone, the correlation is exactly 1.0, so nearly all of that gap is due to narrowing.</w:t>
       </w:r>
     </w:p>
     <w:p>
@@ -24387,7 +25077,7 @@
           <w:sz w:val="24"/>
           <w:szCs w:val="24"/>
         </w:rPr>
-        <w:t xml:space="preserve">The command prints a Markdown table with one row per log. The lines are too wide for a printed page, so we don't copy them here. The saved output is in </w:t>
+        <w:t xml:space="preserve">The command prints a Markdown table with one row per log. The lines are too wide for a printed page, so we do not copy them here. The saved output is in </w:t>
       </w:r>
       <w:r>
         <w:rPr>
@@ -27189,7 +27879,7 @@
           <w:sz w:val="24"/>
           <w:szCs w:val="24"/>
         </w:rPr>
-        <w:t xml:space="preserve">The partitioned logs (Bundestag, Age of Empires II, Ethereum) copy little, at most 1.27, 1.76 and 1.09 copies per event. The catch is that different object types cover different parts of the log, so one case notion drops about 69% to 91% of the events in the median.</w:t>
+        <w:t xml:space="preserve">The partitioned logs (Bundestag, Age of Empires II, Ethereum) copy little, at most 1.27, 1.76 and 1.09 copies per event. However, different object types cover different parts of the log, so the median case notion drops between 69% and 91% of the events.</w:t>
       </w:r>
     </w:p>
     <w:p>
@@ -27286,7 +27976,7 @@
           <w:sz w:val="24"/>
           <w:szCs w:val="24"/>
         </w:rPr>
-        <w:t xml:space="preserve">Coupling tells the other half of the story. Figure 7.2 shows the share of object-type pairs where the objects of one type are shared across the cases of the other. In every log except the Bundestag and Age of Empires, at least half the type pairs share more than half of their objects, and in Angular both of the two pairs do.</w:t>
+        <w:t xml:space="preserve">Coupling adds a second perspective. Figure 7.2 shows the share of object-type pairs where the objects of one type are shared across the cases of the other. In every log except the Bundestag and Age of Empires, at least half the type pairs share more than half of their objects, and in Angular both of the two pairs do.</w:t>
       </w:r>
     </w:p>
     <w:p>
@@ -28681,7 +29371,7 @@
           <w:sz w:val="24"/>
           <w:szCs w:val="24"/>
         </w:rPr>
-        <w:t xml:space="preserve">Three things came out of this.</w:t>
+        <w:t xml:space="preserve">Three findings follow from this table.</w:t>
       </w:r>
     </w:p>
     <w:p>
@@ -28695,7 +29385,7 @@
           <w:sz w:val="24"/>
           <w:szCs w:val="24"/>
         </w:rPr>
-        <w:t xml:space="preserve">First, duplication alone rarely changes a ranking. Compare the activity ranking from flat rows with the ranking of the same events counted once, and only 2 of the 38 case notions fall below a rank correlation of 0.95: Angular files (0.81) and the Enron "to" role (0.93). Where a log has no duplication, as in the star logs, the correlation is exactly 1.0.</w:t>
+        <w:t xml:space="preserve">First, duplication alone rarely changes a ranking. When the activity ranking from flat rows is compared with the ranking of the same events counted once, and only 2 of the 38 case notions fall below a rank correlation of 0.95 (bootstrap interval 1 to 3): Angular files (0.81, interval 0.66 to 0.90) and the Enron "to" role (0.93). The Enron value is less certain: with only nine activities, its interval runs from 0.53 to 1.00. Where a log has no duplication, as in the star logs, the correlation is exactly 1.0.</w:t>
       </w:r>
     </w:p>
     <w:p>
@@ -28709,7 +29399,35 @@
           <w:sz w:val="24"/>
           <w:szCs w:val="24"/>
         </w:rPr>
-        <w:t xml:space="preserve">Second, narrowing is the bigger effect. In 20 of the 38 case notions the flat log shows fewer than half of the activities of the whole process. The activity rank correlation with the whole process has a median of only 0.17 in the Bundestag and 0.21 in Age of Empires II. A flat view of those logs isn't a distorted picture of the process. It's a small piece of it.</w:t>
+        <w:t xml:space="preserve">Second, narrowing is the bigger effect. In 20 of the 38 case notions the flat log shows fewer than half of the activities of the whole process. The activity rank correlation with the whole process has a median of only 0.17 in the Bundestag (interval 0.14 to 0.29) and 0.21 in Age of Empires II (0.15 to 0.29). A flat view of those logs is therefore not a distorted picture of the whole process but a small part of it.</w:t>
+      </w:r>
+    </w:p>
+    <w:p>
+      <w:pPr>
+        <w:spacing w:before="0" w:after="120" w:line="276" w:lineRule="auto"/>
+        <w:jc w:val="both"/>
+      </w:pPr>
+      <w:r>
+        <w:rPr>
+          <w:rFonts w:ascii="Times New Roman" w:hAnsi="Times New Roman" w:cs="Times New Roman" w:eastAsia="Times New Roman"/>
+          <w:sz w:val="24"/>
+          <w:szCs w:val="24"/>
+        </w:rPr>
+        <w:t xml:space="preserve">Much of this narrowing is structural. Eighteen of the 20 narrowed case notions come from the Bundestag and Age of Empires II, where an object type such as a written parliamentary question or a farm is in effect a sub-process of its own, and a farm cannot be expected to see the rest of the game. We therefore also examined the case notions an analyst would plausibly choose. Fifteen of them cover at least half of their log, and 2 of those are still narrowed. Villager, in Age of Empires II, covers 52.8% of the events but shows 17% of the activities. OULAD's Assessment case notion covers 80% of the events and shows one activity in three: every submission is present, while every registration and withdrawal is lost. More importantly, two logs have no plausible case notion at all. The widest case notion covers 32.8% of the Bundestag events (and 3% of its 148 activities) and 37.4% of the Ethereum window. In the other five logs the widest case notion covers at least 95% of the events.</w:t>
+      </w:r>
+    </w:p>
+    <w:p>
+      <w:pPr>
+        <w:spacing w:before="0" w:after="120" w:line="276" w:lineRule="auto"/>
+        <w:jc w:val="both"/>
+      </w:pPr>
+      <w:r>
+        <w:rPr>
+          <w:rFonts w:ascii="Times New Roman" w:hAnsi="Times New Roman" w:cs="Times New Roman" w:eastAsia="Times New Roman"/>
+          <w:sz w:val="24"/>
+          <w:szCs w:val="24"/>
+        </w:rPr>
+        <w:t xml:space="preserve">These counts do not depend on a single threshold. With the narrowing threshold at 0.3, 0.4, 0.5, 0.6 and 0.7, the number of narrowed case notions is 17, 18, 20, 20 and 20. With the coverage threshold at 30% to 70%, there are 21, 16, 15, 13 and 13 plausible case notions, of which 5, 3, 2, 1 and 1 are narrowed, and OULAD Assessment is narrowed every time. Raising the 1,000-event cut-off to 2,000 or 5,000 leaves 15 of 33 and 10 of 28 narrowed. In all 200 bootstrap replicates the counts remain at 20 narrowed, 15 plausible and 2 both.</w:t>
       </w:r>
     </w:p>
     <w:p>
@@ -28792,7 +29510,7 @@
           <w:sz w:val="24"/>
           <w:szCs w:val="24"/>
         </w:rPr>
-        <w:t xml:space="preserve">Third, careless counting can mislead. Say an analyst ranks entities (people, for example) by counting rows in a denormalised flat export. Among the entities that appear in the export, the worst-case rank correlations with the true number of events per entity are 0.16 in Enron, -0.01 in Ethereum and -0.41 in Age of Empires II. An analyst who de-duplicates on the event identifier would avoid this, so it's a warning about careless counting and doesn't describe a loss nobody can avoid.</w:t>
+        <w:t xml:space="preserve">Third, careless counting can mislead. Suppose an analyst ranks entities (people, for example) by counting rows in a denormalised flat export. Among the entities that appear in the export, the worst-case rank correlations with the true number of events per entity are 0.16 in Enron (interval 0.14 to 0.18), -0.01 in Ethereum (-0.03 to 0.02) and -0.41 in Age of Empires II (-0.67 to -0.26). An analyst who de-duplicates on the event identifier would avoid this, so this result is a warning about careless counting rather than an unavoidable loss.</w:t>
       </w:r>
     </w:p>
     <w:p>
@@ -28875,7 +29593,7 @@
           <w:sz w:val="24"/>
           <w:szCs w:val="24"/>
         </w:rPr>
-        <w:t xml:space="preserve">Directly-follows edges show a smaller effect, but a real one. Angular has the largest duplication of event pairs (74 copies for the branch case notion). Where nested children exist, some flat edges join events that sit next to each other in the flat log but have nothing to do with each other in the data. Those spurious edges make up at most 27.7% in Age of Empires II and 16.6% in OULAD.</w:t>
+        <w:t xml:space="preserve">Directly-follows edges show a smaller but measurable effect. Angular has the largest duplication of event pairs (74 copies for the branch case notion). Where nested children exist, some flat edges join events that are adjacent in the flat log but unrelated in the data. These spurious edges account for at most 27.7% in Age of Empires II and 16.6% in OULAD.</w:t>
       </w:r>
     </w:p>
     <w:p>
@@ -28962,7 +29680,7 @@
           <w:sz w:val="24"/>
           <w:szCs w:val="24"/>
         </w:rPr>
-        <w:t xml:space="preserve">7.4  Discussion</w:t>
+        <w:t xml:space="preserve">7.4  Process Discovery on Flat Logs</w:t>
       </w:r>
       <w:bookmarkEnd w:id="1079"/>
     </w:p>
@@ -28977,8 +29695,1130 @@
           <w:sz w:val="24"/>
           <w:szCs w:val="24"/>
         </w:rPr>
-        <w:t xml:space="preserve">Our starting guess was that flattening mostly duplicates events. The data disagreed. Duplication is large in only two of the seven logs. What shows up everywhere is that one case notion sees only part of the process, and a flat log gives no hint of what's missing.</w:t>
-      </w:r>
+        <w:t xml:space="preserve">Process discovery is the most common use of process mining, so we discovered a model from every flat log (C5 in Section 5.1). It finished for 35 of the 38 case notions. The remaining 3 did not finish: Angular commits branches (time budget or failure); Age of Empires II Match (time budget or failure); Age of Empires II Session (time budget or failure). Table 7.4 summarises the results per log.</w:t>
+      </w:r>
+    </w:p>
+    <w:p>
+      <w:pPr>
+        <w:keepNext/>
+        <w:spacing w:before="160" w:after="80" w:line="240" w:lineRule="auto"/>
+        <w:jc w:val="center"/>
+      </w:pPr>
+      <w:bookmarkStart w:id="1080" w:name="_Tab_7_4"/>
+      <w:r>
+        <w:rPr>
+          <w:rFonts w:ascii="Times New Roman" w:hAnsi="Times New Roman" w:cs="Times New Roman" w:eastAsia="Times New Roman"/>
+          <w:b/>
+          <w:bCs/>
+          <w:sz w:val="20"/>
+          <w:szCs w:val="20"/>
+        </w:rPr>
+        <w:t xml:space="preserve">Table 7.4: </w:t>
+      </w:r>
+      <w:r>
+        <w:rPr>
+          <w:rFonts w:ascii="Times New Roman" w:hAnsi="Times New Roman" w:cs="Times New Roman" w:eastAsia="Times New Roman"/>
+          <w:sz w:val="20"/>
+          <w:szCs w:val="20"/>
+        </w:rPr>
+        <w:t xml:space="preserve">Process discovery on the flat logs (Inductive Miner, noise threshold 0.2)</w:t>
+      </w:r>
+      <w:bookmarkEnd w:id="1080"/>
+    </w:p>
+    <w:tbl>
+      <w:tblPr>
+        <w:tblW w:w="9072" w:type="dxa"/>
+        <w:jc w:val="center"/>
+        <w:tblBorders>
+          <w:top w:val="single" w:sz="4" w:space="0" w:color="808080"/>
+          <w:left w:val="single" w:sz="4" w:space="0" w:color="808080"/>
+          <w:bottom w:val="single" w:sz="4" w:space="0" w:color="808080"/>
+          <w:right w:val="single" w:sz="4" w:space="0" w:color="808080"/>
+          <w:insideH w:val="single" w:sz="4" w:space="0" w:color="808080"/>
+          <w:insideV w:val="single" w:sz="4" w:space="0" w:color="808080"/>
+        </w:tblBorders>
+        <w:tblLayout w:type="fixed"/>
+        <w:tblCellMar>
+          <w:top w:w="40" w:type="dxa"/>
+          <w:left w:w="80" w:type="dxa"/>
+          <w:bottom w:w="40" w:type="dxa"/>
+          <w:right w:w="80" w:type="dxa"/>
+        </w:tblCellMar>
+      </w:tblPr>
+      <w:tblGrid>
+        <w:gridCol w:w="1917"/>
+        <w:gridCol w:w="1022"/>
+        <w:gridCol w:w="1150"/>
+        <w:gridCol w:w="1533"/>
+        <w:gridCol w:w="1789"/>
+        <w:gridCol w:w="1661"/>
+      </w:tblGrid>
+      <w:tr>
+        <w:trPr>
+          <w:cantSplit/>
+          <w:tblHeader/>
+        </w:trPr>
+        <w:tc>
+          <w:tcPr>
+            <w:tcW w:w="1917" w:type="dxa"/>
+            <w:shd w:val="clear" w:color="auto" w:fill="D9D9D9"/>
+            <w:vAlign w:val="center"/>
+          </w:tcPr>
+          <w:p>
+            <w:pPr>
+              <w:keepNext/>
+              <w:spacing w:before="0" w:after="0" w:line="240" w:lineRule="auto"/>
+              <w:jc w:val="center"/>
+            </w:pPr>
+            <w:r>
+              <w:rPr>
+                <w:rFonts w:ascii="Times New Roman" w:hAnsi="Times New Roman" w:cs="Times New Roman" w:eastAsia="Times New Roman"/>
+                <w:b/>
+                <w:bCs/>
+                <w:sz w:val="17"/>
+                <w:szCs w:val="17"/>
+              </w:rPr>
+              <w:t xml:space="preserve">Log</w:t>
+            </w:r>
+          </w:p>
+        </w:tc>
+        <w:tc>
+          <w:tcPr>
+            <w:tcW w:w="1022" w:type="dxa"/>
+            <w:shd w:val="clear" w:color="auto" w:fill="D9D9D9"/>
+            <w:vAlign w:val="center"/>
+          </w:tcPr>
+          <w:p>
+            <w:pPr>
+              <w:keepNext/>
+              <w:spacing w:before="0" w:after="0" w:line="240" w:lineRule="auto"/>
+              <w:jc w:val="center"/>
+            </w:pPr>
+            <w:r>
+              <w:rPr>
+                <w:rFonts w:ascii="Times New Roman" w:hAnsi="Times New Roman" w:cs="Times New Roman" w:eastAsia="Times New Roman"/>
+                <w:b/>
+                <w:bCs/>
+                <w:sz w:val="17"/>
+                <w:szCs w:val="17"/>
+              </w:rPr>
+              <w:t xml:space="preserve">Mined</w:t>
+            </w:r>
+          </w:p>
+        </w:tc>
+        <w:tc>
+          <w:tcPr>
+            <w:tcW w:w="1150" w:type="dxa"/>
+            <w:shd w:val="clear" w:color="auto" w:fill="D9D9D9"/>
+            <w:vAlign w:val="center"/>
+          </w:tcPr>
+          <w:p>
+            <w:pPr>
+              <w:keepNext/>
+              <w:spacing w:before="0" w:after="0" w:line="240" w:lineRule="auto"/>
+              <w:jc w:val="center"/>
+            </w:pPr>
+            <w:r>
+              <w:rPr>
+                <w:rFonts w:ascii="Times New Roman" w:hAnsi="Times New Roman" w:cs="Times New Roman" w:eastAsia="Times New Roman"/>
+                <w:b/>
+                <w:bCs/>
+                <w:sz w:val="17"/>
+                <w:szCs w:val="17"/>
+              </w:rPr>
+              <w:t xml:space="preserve">Lowest fitness</w:t>
+            </w:r>
+          </w:p>
+        </w:tc>
+        <w:tc>
+          <w:tcPr>
+            <w:tcW w:w="1533" w:type="dxa"/>
+            <w:shd w:val="clear" w:color="auto" w:fill="D9D9D9"/>
+            <w:vAlign w:val="center"/>
+          </w:tcPr>
+          <w:p>
+            <w:pPr>
+              <w:keepNext/>
+              <w:spacing w:before="0" w:after="0" w:line="240" w:lineRule="auto"/>
+              <w:jc w:val="center"/>
+            </w:pPr>
+            <w:r>
+              <w:rPr>
+                <w:rFonts w:ascii="Times New Roman" w:hAnsi="Times New Roman" w:cs="Times New Roman" w:eastAsia="Times New Roman"/>
+                <w:b/>
+                <w:bCs/>
+                <w:sz w:val="17"/>
+                <w:szCs w:val="17"/>
+              </w:rPr>
+              <w:t xml:space="preserve">Median precision (notions)</w:t>
+            </w:r>
+          </w:p>
+        </w:tc>
+        <w:tc>
+          <w:tcPr>
+            <w:tcW w:w="1789" w:type="dxa"/>
+            <w:shd w:val="clear" w:color="auto" w:fill="D9D9D9"/>
+            <w:vAlign w:val="center"/>
+          </w:tcPr>
+          <w:p>
+            <w:pPr>
+              <w:keepNext/>
+              <w:spacing w:before="0" w:after="0" w:line="240" w:lineRule="auto"/>
+              <w:jc w:val="center"/>
+            </w:pPr>
+            <w:r>
+              <w:rPr>
+                <w:rFonts w:ascii="Times New Roman" w:hAnsi="Times New Roman" w:cs="Times New Roman" w:eastAsia="Times New Roman"/>
+                <w:b/>
+                <w:bCs/>
+                <w:sz w:val="17"/>
+                <w:szCs w:val="17"/>
+              </w:rPr>
+              <w:t xml:space="preserve">Models with 90% or more of activities in loops</w:t>
+            </w:r>
+          </w:p>
+        </w:tc>
+        <w:tc>
+          <w:tcPr>
+            <w:tcW w:w="1661" w:type="dxa"/>
+            <w:shd w:val="clear" w:color="auto" w:fill="D9D9D9"/>
+            <w:vAlign w:val="center"/>
+          </w:tcPr>
+          <w:p>
+            <w:pPr>
+              <w:keepNext/>
+              <w:spacing w:before="0" w:after="0" w:line="240" w:lineRule="auto"/>
+              <w:jc w:val="center"/>
+            </w:pPr>
+            <w:r>
+              <w:rPr>
+                <w:rFonts w:ascii="Times New Roman" w:hAnsi="Times New Roman" w:cs="Times New Roman" w:eastAsia="Times New Roman"/>
+                <w:b/>
+                <w:bCs/>
+                <w:sz w:val="17"/>
+                <w:szCs w:val="17"/>
+              </w:rPr>
+              <w:t xml:space="preserve">Models with under half of the activities</w:t>
+            </w:r>
+          </w:p>
+        </w:tc>
+      </w:tr>
+      <w:tr>
+        <w:trPr>
+          <w:cantSplit/>
+        </w:trPr>
+        <w:tc>
+          <w:tcPr>
+            <w:tcW w:w="1917" w:type="dxa"/>
+            <w:vAlign w:val="center"/>
+          </w:tcPr>
+          <w:p>
+            <w:pPr>
+              <w:keepNext/>
+              <w:spacing w:before="0" w:after="0" w:line="240" w:lineRule="auto"/>
+              <w:jc w:val="left"/>
+            </w:pPr>
+            <w:r>
+              <w:rPr>
+                <w:rFonts w:ascii="Times New Roman" w:hAnsi="Times New Roman" w:cs="Times New Roman" w:eastAsia="Times New Roman"/>
+                <w:sz w:val="17"/>
+                <w:szCs w:val="17"/>
+              </w:rPr>
+              <w:t xml:space="preserve">CROP (Gerrit)</w:t>
+            </w:r>
+          </w:p>
+        </w:tc>
+        <w:tc>
+          <w:tcPr>
+            <w:tcW w:w="1022" w:type="dxa"/>
+            <w:vAlign w:val="center"/>
+          </w:tcPr>
+          <w:p>
+            <w:pPr>
+              <w:keepNext/>
+              <w:spacing w:before="0" w:after="0" w:line="240" w:lineRule="auto"/>
+              <w:jc w:val="center"/>
+            </w:pPr>
+            <w:r>
+              <w:rPr>
+                <w:rFonts w:ascii="Times New Roman" w:hAnsi="Times New Roman" w:cs="Times New Roman" w:eastAsia="Times New Roman"/>
+                <w:sz w:val="17"/>
+                <w:szCs w:val="17"/>
+              </w:rPr>
+              <w:t xml:space="preserve">3 of 3</w:t>
+            </w:r>
+          </w:p>
+        </w:tc>
+        <w:tc>
+          <w:tcPr>
+            <w:tcW w:w="1150" w:type="dxa"/>
+            <w:vAlign w:val="center"/>
+          </w:tcPr>
+          <w:p>
+            <w:pPr>
+              <w:keepNext/>
+              <w:spacing w:before="0" w:after="0" w:line="240" w:lineRule="auto"/>
+              <w:jc w:val="right"/>
+            </w:pPr>
+            <w:r>
+              <w:rPr>
+                <w:rFonts w:ascii="Times New Roman" w:hAnsi="Times New Roman" w:cs="Times New Roman" w:eastAsia="Times New Roman"/>
+                <w:sz w:val="17"/>
+                <w:szCs w:val="17"/>
+              </w:rPr>
+              <w:t xml:space="preserve">0.975</w:t>
+            </w:r>
+          </w:p>
+        </w:tc>
+        <w:tc>
+          <w:tcPr>
+            <w:tcW w:w="1533" w:type="dxa"/>
+            <w:vAlign w:val="center"/>
+          </w:tcPr>
+          <w:p>
+            <w:pPr>
+              <w:keepNext/>
+              <w:spacing w:before="0" w:after="0" w:line="240" w:lineRule="auto"/>
+              <w:jc w:val="right"/>
+            </w:pPr>
+            <w:r>
+              <w:rPr>
+                <w:rFonts w:ascii="Times New Roman" w:hAnsi="Times New Roman" w:cs="Times New Roman" w:eastAsia="Times New Roman"/>
+                <w:sz w:val="17"/>
+                <w:szCs w:val="17"/>
+              </w:rPr>
+              <w:t xml:space="preserve">0.65 (1)</w:t>
+            </w:r>
+          </w:p>
+        </w:tc>
+        <w:tc>
+          <w:tcPr>
+            <w:tcW w:w="1789" w:type="dxa"/>
+            <w:vAlign w:val="center"/>
+          </w:tcPr>
+          <w:p>
+            <w:pPr>
+              <w:keepNext/>
+              <w:spacing w:before="0" w:after="0" w:line="240" w:lineRule="auto"/>
+              <w:jc w:val="center"/>
+            </w:pPr>
+            <w:r>
+              <w:rPr>
+                <w:rFonts w:ascii="Times New Roman" w:hAnsi="Times New Roman" w:cs="Times New Roman" w:eastAsia="Times New Roman"/>
+                <w:sz w:val="17"/>
+                <w:szCs w:val="17"/>
+              </w:rPr>
+              <w:t xml:space="preserve">3</w:t>
+            </w:r>
+          </w:p>
+        </w:tc>
+        <w:tc>
+          <w:tcPr>
+            <w:tcW w:w="1661" w:type="dxa"/>
+            <w:vAlign w:val="center"/>
+          </w:tcPr>
+          <w:p>
+            <w:pPr>
+              <w:keepNext/>
+              <w:spacing w:before="0" w:after="0" w:line="240" w:lineRule="auto"/>
+              <w:jc w:val="center"/>
+            </w:pPr>
+            <w:r>
+              <w:rPr>
+                <w:rFonts w:ascii="Times New Roman" w:hAnsi="Times New Roman" w:cs="Times New Roman" w:eastAsia="Times New Roman"/>
+                <w:sz w:val="17"/>
+                <w:szCs w:val="17"/>
+              </w:rPr>
+              <w:t xml:space="preserve">0</w:t>
+            </w:r>
+          </w:p>
+        </w:tc>
+      </w:tr>
+      <w:tr>
+        <w:trPr>
+          <w:cantSplit/>
+        </w:trPr>
+        <w:tc>
+          <w:tcPr>
+            <w:tcW w:w="1917" w:type="dxa"/>
+            <w:vAlign w:val="center"/>
+          </w:tcPr>
+          <w:p>
+            <w:pPr>
+              <w:keepNext/>
+              <w:spacing w:before="0" w:after="0" w:line="240" w:lineRule="auto"/>
+              <w:jc w:val="left"/>
+            </w:pPr>
+            <w:r>
+              <w:rPr>
+                <w:rFonts w:ascii="Times New Roman" w:hAnsi="Times New Roman" w:cs="Times New Roman" w:eastAsia="Times New Roman"/>
+                <w:sz w:val="17"/>
+                <w:szCs w:val="17"/>
+              </w:rPr>
+              <w:t xml:space="preserve">OULAD</w:t>
+            </w:r>
+          </w:p>
+        </w:tc>
+        <w:tc>
+          <w:tcPr>
+            <w:tcW w:w="1022" w:type="dxa"/>
+            <w:vAlign w:val="center"/>
+          </w:tcPr>
+          <w:p>
+            <w:pPr>
+              <w:keepNext/>
+              <w:spacing w:before="0" w:after="0" w:line="240" w:lineRule="auto"/>
+              <w:jc w:val="center"/>
+            </w:pPr>
+            <w:r>
+              <w:rPr>
+                <w:rFonts w:ascii="Times New Roman" w:hAnsi="Times New Roman" w:cs="Times New Roman" w:eastAsia="Times New Roman"/>
+                <w:sz w:val="17"/>
+                <w:szCs w:val="17"/>
+              </w:rPr>
+              <w:t xml:space="preserve">4 of 4</w:t>
+            </w:r>
+          </w:p>
+        </w:tc>
+        <w:tc>
+          <w:tcPr>
+            <w:tcW w:w="1150" w:type="dxa"/>
+            <w:vAlign w:val="center"/>
+          </w:tcPr>
+          <w:p>
+            <w:pPr>
+              <w:keepNext/>
+              <w:spacing w:before="0" w:after="0" w:line="240" w:lineRule="auto"/>
+              <w:jc w:val="right"/>
+            </w:pPr>
+            <w:r>
+              <w:rPr>
+                <w:rFonts w:ascii="Times New Roman" w:hAnsi="Times New Roman" w:cs="Times New Roman" w:eastAsia="Times New Roman"/>
+                <w:sz w:val="17"/>
+                <w:szCs w:val="17"/>
+              </w:rPr>
+              <w:t xml:space="preserve">0.980</w:t>
+            </w:r>
+          </w:p>
+        </w:tc>
+        <w:tc>
+          <w:tcPr>
+            <w:tcW w:w="1533" w:type="dxa"/>
+            <w:vAlign w:val="center"/>
+          </w:tcPr>
+          <w:p>
+            <w:pPr>
+              <w:keepNext/>
+              <w:spacing w:before="0" w:after="0" w:line="240" w:lineRule="auto"/>
+              <w:jc w:val="right"/>
+            </w:pPr>
+            <w:r>
+              <w:rPr>
+                <w:rFonts w:ascii="Times New Roman" w:hAnsi="Times New Roman" w:cs="Times New Roman" w:eastAsia="Times New Roman"/>
+                <w:sz w:val="17"/>
+                <w:szCs w:val="17"/>
+              </w:rPr>
+              <w:t xml:space="preserve">0.98 (2)</w:t>
+            </w:r>
+          </w:p>
+        </w:tc>
+        <w:tc>
+          <w:tcPr>
+            <w:tcW w:w="1789" w:type="dxa"/>
+            <w:vAlign w:val="center"/>
+          </w:tcPr>
+          <w:p>
+            <w:pPr>
+              <w:keepNext/>
+              <w:spacing w:before="0" w:after="0" w:line="240" w:lineRule="auto"/>
+              <w:jc w:val="center"/>
+            </w:pPr>
+            <w:r>
+              <w:rPr>
+                <w:rFonts w:ascii="Times New Roman" w:hAnsi="Times New Roman" w:cs="Times New Roman" w:eastAsia="Times New Roman"/>
+                <w:sz w:val="17"/>
+                <w:szCs w:val="17"/>
+              </w:rPr>
+              <w:t xml:space="preserve">3</w:t>
+            </w:r>
+          </w:p>
+        </w:tc>
+        <w:tc>
+          <w:tcPr>
+            <w:tcW w:w="1661" w:type="dxa"/>
+            <w:vAlign w:val="center"/>
+          </w:tcPr>
+          <w:p>
+            <w:pPr>
+              <w:keepNext/>
+              <w:spacing w:before="0" w:after="0" w:line="240" w:lineRule="auto"/>
+              <w:jc w:val="center"/>
+            </w:pPr>
+            <w:r>
+              <w:rPr>
+                <w:rFonts w:ascii="Times New Roman" w:hAnsi="Times New Roman" w:cs="Times New Roman" w:eastAsia="Times New Roman"/>
+                <w:sz w:val="17"/>
+                <w:szCs w:val="17"/>
+              </w:rPr>
+              <w:t xml:space="preserve">1</w:t>
+            </w:r>
+          </w:p>
+        </w:tc>
+      </w:tr>
+      <w:tr>
+        <w:trPr>
+          <w:cantSplit/>
+        </w:trPr>
+        <w:tc>
+          <w:tcPr>
+            <w:tcW w:w="1917" w:type="dxa"/>
+            <w:vAlign w:val="center"/>
+          </w:tcPr>
+          <w:p>
+            <w:pPr>
+              <w:keepNext/>
+              <w:spacing w:before="0" w:after="0" w:line="240" w:lineRule="auto"/>
+              <w:jc w:val="left"/>
+            </w:pPr>
+            <w:r>
+              <w:rPr>
+                <w:rFonts w:ascii="Times New Roman" w:hAnsi="Times New Roman" w:cs="Times New Roman" w:eastAsia="Times New Roman"/>
+                <w:sz w:val="17"/>
+                <w:szCs w:val="17"/>
+              </w:rPr>
+              <w:t xml:space="preserve">German Bundestag</w:t>
+            </w:r>
+          </w:p>
+        </w:tc>
+        <w:tc>
+          <w:tcPr>
+            <w:tcW w:w="1022" w:type="dxa"/>
+            <w:vAlign w:val="center"/>
+          </w:tcPr>
+          <w:p>
+            <w:pPr>
+              <w:keepNext/>
+              <w:spacing w:before="0" w:after="0" w:line="240" w:lineRule="auto"/>
+              <w:jc w:val="center"/>
+            </w:pPr>
+            <w:r>
+              <w:rPr>
+                <w:rFonts w:ascii="Times New Roman" w:hAnsi="Times New Roman" w:cs="Times New Roman" w:eastAsia="Times New Roman"/>
+                <w:sz w:val="17"/>
+                <w:szCs w:val="17"/>
+              </w:rPr>
+              <w:t xml:space="preserve">9 of 9</w:t>
+            </w:r>
+          </w:p>
+        </w:tc>
+        <w:tc>
+          <w:tcPr>
+            <w:tcW w:w="1150" w:type="dxa"/>
+            <w:vAlign w:val="center"/>
+          </w:tcPr>
+          <w:p>
+            <w:pPr>
+              <w:keepNext/>
+              <w:spacing w:before="0" w:after="0" w:line="240" w:lineRule="auto"/>
+              <w:jc w:val="right"/>
+            </w:pPr>
+            <w:r>
+              <w:rPr>
+                <w:rFonts w:ascii="Times New Roman" w:hAnsi="Times New Roman" w:cs="Times New Roman" w:eastAsia="Times New Roman"/>
+                <w:sz w:val="17"/>
+                <w:szCs w:val="17"/>
+              </w:rPr>
+              <w:t xml:space="preserve">0.955</w:t>
+            </w:r>
+          </w:p>
+        </w:tc>
+        <w:tc>
+          <w:tcPr>
+            <w:tcW w:w="1533" w:type="dxa"/>
+            <w:vAlign w:val="center"/>
+          </w:tcPr>
+          <w:p>
+            <w:pPr>
+              <w:keepNext/>
+              <w:spacing w:before="0" w:after="0" w:line="240" w:lineRule="auto"/>
+              <w:jc w:val="right"/>
+            </w:pPr>
+            <w:r>
+              <w:rPr>
+                <w:rFonts w:ascii="Times New Roman" w:hAnsi="Times New Roman" w:cs="Times New Roman" w:eastAsia="Times New Roman"/>
+                <w:sz w:val="17"/>
+                <w:szCs w:val="17"/>
+              </w:rPr>
+              <w:t xml:space="preserve">0.79 (9)</w:t>
+            </w:r>
+          </w:p>
+        </w:tc>
+        <w:tc>
+          <w:tcPr>
+            <w:tcW w:w="1789" w:type="dxa"/>
+            <w:vAlign w:val="center"/>
+          </w:tcPr>
+          <w:p>
+            <w:pPr>
+              <w:keepNext/>
+              <w:spacing w:before="0" w:after="0" w:line="240" w:lineRule="auto"/>
+              <w:jc w:val="center"/>
+            </w:pPr>
+            <w:r>
+              <w:rPr>
+                <w:rFonts w:ascii="Times New Roman" w:hAnsi="Times New Roman" w:cs="Times New Roman" w:eastAsia="Times New Roman"/>
+                <w:sz w:val="17"/>
+                <w:szCs w:val="17"/>
+              </w:rPr>
+              <w:t xml:space="preserve">1</w:t>
+            </w:r>
+          </w:p>
+        </w:tc>
+        <w:tc>
+          <w:tcPr>
+            <w:tcW w:w="1661" w:type="dxa"/>
+            <w:vAlign w:val="center"/>
+          </w:tcPr>
+          <w:p>
+            <w:pPr>
+              <w:keepNext/>
+              <w:spacing w:before="0" w:after="0" w:line="240" w:lineRule="auto"/>
+              <w:jc w:val="center"/>
+            </w:pPr>
+            <w:r>
+              <w:rPr>
+                <w:rFonts w:ascii="Times New Roman" w:hAnsi="Times New Roman" w:cs="Times New Roman" w:eastAsia="Times New Roman"/>
+                <w:sz w:val="17"/>
+                <w:szCs w:val="17"/>
+              </w:rPr>
+              <w:t xml:space="preserve">9</w:t>
+            </w:r>
+          </w:p>
+        </w:tc>
+      </w:tr>
+      <w:tr>
+        <w:trPr>
+          <w:cantSplit/>
+        </w:trPr>
+        <w:tc>
+          <w:tcPr>
+            <w:tcW w:w="1917" w:type="dxa"/>
+            <w:vAlign w:val="center"/>
+          </w:tcPr>
+          <w:p>
+            <w:pPr>
+              <w:keepNext/>
+              <w:spacing w:before="0" w:after="0" w:line="240" w:lineRule="auto"/>
+              <w:jc w:val="left"/>
+            </w:pPr>
+            <w:r>
+              <w:rPr>
+                <w:rFonts w:ascii="Times New Roman" w:hAnsi="Times New Roman" w:cs="Times New Roman" w:eastAsia="Times New Roman"/>
+                <w:sz w:val="17"/>
+                <w:szCs w:val="17"/>
+              </w:rPr>
+              <w:t xml:space="preserve">Age of Empires II</w:t>
+            </w:r>
+          </w:p>
+        </w:tc>
+        <w:tc>
+          <w:tcPr>
+            <w:tcW w:w="1022" w:type="dxa"/>
+            <w:vAlign w:val="center"/>
+          </w:tcPr>
+          <w:p>
+            <w:pPr>
+              <w:keepNext/>
+              <w:spacing w:before="0" w:after="0" w:line="240" w:lineRule="auto"/>
+              <w:jc w:val="center"/>
+            </w:pPr>
+            <w:r>
+              <w:rPr>
+                <w:rFonts w:ascii="Times New Roman" w:hAnsi="Times New Roman" w:cs="Times New Roman" w:eastAsia="Times New Roman"/>
+                <w:sz w:val="17"/>
+                <w:szCs w:val="17"/>
+              </w:rPr>
+              <w:t xml:space="preserve">9 of 11</w:t>
+            </w:r>
+          </w:p>
+        </w:tc>
+        <w:tc>
+          <w:tcPr>
+            <w:tcW w:w="1150" w:type="dxa"/>
+            <w:vAlign w:val="center"/>
+          </w:tcPr>
+          <w:p>
+            <w:pPr>
+              <w:keepNext/>
+              <w:spacing w:before="0" w:after="0" w:line="240" w:lineRule="auto"/>
+              <w:jc w:val="right"/>
+            </w:pPr>
+            <w:r>
+              <w:rPr>
+                <w:rFonts w:ascii="Times New Roman" w:hAnsi="Times New Roman" w:cs="Times New Roman" w:eastAsia="Times New Roman"/>
+                <w:sz w:val="17"/>
+                <w:szCs w:val="17"/>
+              </w:rPr>
+              <w:t xml:space="preserve">0.977</w:t>
+            </w:r>
+          </w:p>
+        </w:tc>
+        <w:tc>
+          <w:tcPr>
+            <w:tcW w:w="1533" w:type="dxa"/>
+            <w:vAlign w:val="center"/>
+          </w:tcPr>
+          <w:p>
+            <w:pPr>
+              <w:keepNext/>
+              <w:spacing w:before="0" w:after="0" w:line="240" w:lineRule="auto"/>
+              <w:jc w:val="right"/>
+            </w:pPr>
+            <w:r>
+              <w:rPr>
+                <w:rFonts w:ascii="Times New Roman" w:hAnsi="Times New Roman" w:cs="Times New Roman" w:eastAsia="Times New Roman"/>
+                <w:sz w:val="17"/>
+                <w:szCs w:val="17"/>
+              </w:rPr>
+              <w:t xml:space="preserve">0.30 (9)</w:t>
+            </w:r>
+          </w:p>
+        </w:tc>
+        <w:tc>
+          <w:tcPr>
+            <w:tcW w:w="1789" w:type="dxa"/>
+            <w:vAlign w:val="center"/>
+          </w:tcPr>
+          <w:p>
+            <w:pPr>
+              <w:keepNext/>
+              <w:spacing w:before="0" w:after="0" w:line="240" w:lineRule="auto"/>
+              <w:jc w:val="center"/>
+            </w:pPr>
+            <w:r>
+              <w:rPr>
+                <w:rFonts w:ascii="Times New Roman" w:hAnsi="Times New Roman" w:cs="Times New Roman" w:eastAsia="Times New Roman"/>
+                <w:sz w:val="17"/>
+                <w:szCs w:val="17"/>
+              </w:rPr>
+              <w:t xml:space="preserve">2</w:t>
+            </w:r>
+          </w:p>
+        </w:tc>
+        <w:tc>
+          <w:tcPr>
+            <w:tcW w:w="1661" w:type="dxa"/>
+            <w:vAlign w:val="center"/>
+          </w:tcPr>
+          <w:p>
+            <w:pPr>
+              <w:keepNext/>
+              <w:spacing w:before="0" w:after="0" w:line="240" w:lineRule="auto"/>
+              <w:jc w:val="center"/>
+            </w:pPr>
+            <w:r>
+              <w:rPr>
+                <w:rFonts w:ascii="Times New Roman" w:hAnsi="Times New Roman" w:cs="Times New Roman" w:eastAsia="Times New Roman"/>
+                <w:sz w:val="17"/>
+                <w:szCs w:val="17"/>
+              </w:rPr>
+              <w:t xml:space="preserve">9</w:t>
+            </w:r>
+          </w:p>
+        </w:tc>
+      </w:tr>
+      <w:tr>
+        <w:trPr>
+          <w:cantSplit/>
+        </w:trPr>
+        <w:tc>
+          <w:tcPr>
+            <w:tcW w:w="1917" w:type="dxa"/>
+            <w:vAlign w:val="center"/>
+          </w:tcPr>
+          <w:p>
+            <w:pPr>
+              <w:keepNext/>
+              <w:spacing w:before="0" w:after="0" w:line="240" w:lineRule="auto"/>
+              <w:jc w:val="left"/>
+            </w:pPr>
+            <w:r>
+              <w:rPr>
+                <w:rFonts w:ascii="Times New Roman" w:hAnsi="Times New Roman" w:cs="Times New Roman" w:eastAsia="Times New Roman"/>
+                <w:sz w:val="17"/>
+                <w:szCs w:val="17"/>
+              </w:rPr>
+              <w:t xml:space="preserve">Ethereum (window)</w:t>
+            </w:r>
+          </w:p>
+        </w:tc>
+        <w:tc>
+          <w:tcPr>
+            <w:tcW w:w="1022" w:type="dxa"/>
+            <w:vAlign w:val="center"/>
+          </w:tcPr>
+          <w:p>
+            <w:pPr>
+              <w:keepNext/>
+              <w:spacing w:before="0" w:after="0" w:line="240" w:lineRule="auto"/>
+              <w:jc w:val="center"/>
+            </w:pPr>
+            <w:r>
+              <w:rPr>
+                <w:rFonts w:ascii="Times New Roman" w:hAnsi="Times New Roman" w:cs="Times New Roman" w:eastAsia="Times New Roman"/>
+                <w:sz w:val="17"/>
+                <w:szCs w:val="17"/>
+              </w:rPr>
+              <w:t xml:space="preserve">5 of 5</w:t>
+            </w:r>
+          </w:p>
+        </w:tc>
+        <w:tc>
+          <w:tcPr>
+            <w:tcW w:w="1150" w:type="dxa"/>
+            <w:vAlign w:val="center"/>
+          </w:tcPr>
+          <w:p>
+            <w:pPr>
+              <w:keepNext/>
+              <w:spacing w:before="0" w:after="0" w:line="240" w:lineRule="auto"/>
+              <w:jc w:val="right"/>
+            </w:pPr>
+            <w:r>
+              <w:rPr>
+                <w:rFonts w:ascii="Times New Roman" w:hAnsi="Times New Roman" w:cs="Times New Roman" w:eastAsia="Times New Roman"/>
+                <w:sz w:val="17"/>
+                <w:szCs w:val="17"/>
+              </w:rPr>
+              <w:t xml:space="preserve">0.979</w:t>
+            </w:r>
+          </w:p>
+        </w:tc>
+        <w:tc>
+          <w:tcPr>
+            <w:tcW w:w="1533" w:type="dxa"/>
+            <w:vAlign w:val="center"/>
+          </w:tcPr>
+          <w:p>
+            <w:pPr>
+              <w:keepNext/>
+              <w:spacing w:before="0" w:after="0" w:line="240" w:lineRule="auto"/>
+              <w:jc w:val="right"/>
+            </w:pPr>
+            <w:r>
+              <w:rPr>
+                <w:rFonts w:ascii="Times New Roman" w:hAnsi="Times New Roman" w:cs="Times New Roman" w:eastAsia="Times New Roman"/>
+                <w:sz w:val="17"/>
+                <w:szCs w:val="17"/>
+              </w:rPr>
+              <w:t xml:space="preserve">0.07 (1)</w:t>
+            </w:r>
+          </w:p>
+        </w:tc>
+        <w:tc>
+          <w:tcPr>
+            <w:tcW w:w="1789" w:type="dxa"/>
+            <w:vAlign w:val="center"/>
+          </w:tcPr>
+          <w:p>
+            <w:pPr>
+              <w:keepNext/>
+              <w:spacing w:before="0" w:after="0" w:line="240" w:lineRule="auto"/>
+              <w:jc w:val="center"/>
+            </w:pPr>
+            <w:r>
+              <w:rPr>
+                <w:rFonts w:ascii="Times New Roman" w:hAnsi="Times New Roman" w:cs="Times New Roman" w:eastAsia="Times New Roman"/>
+                <w:sz w:val="17"/>
+                <w:szCs w:val="17"/>
+              </w:rPr>
+              <w:t xml:space="preserve">5</w:t>
+            </w:r>
+          </w:p>
+        </w:tc>
+        <w:tc>
+          <w:tcPr>
+            <w:tcW w:w="1661" w:type="dxa"/>
+            <w:vAlign w:val="center"/>
+          </w:tcPr>
+          <w:p>
+            <w:pPr>
+              <w:keepNext/>
+              <w:spacing w:before="0" w:after="0" w:line="240" w:lineRule="auto"/>
+              <w:jc w:val="center"/>
+            </w:pPr>
+            <w:r>
+              <w:rPr>
+                <w:rFonts w:ascii="Times New Roman" w:hAnsi="Times New Roman" w:cs="Times New Roman" w:eastAsia="Times New Roman"/>
+                <w:sz w:val="17"/>
+                <w:szCs w:val="17"/>
+              </w:rPr>
+              <w:t xml:space="preserve">1</w:t>
+            </w:r>
+          </w:p>
+        </w:tc>
+      </w:tr>
+      <w:tr>
+        <w:trPr>
+          <w:cantSplit/>
+        </w:trPr>
+        <w:tc>
+          <w:tcPr>
+            <w:tcW w:w="1917" w:type="dxa"/>
+            <w:vAlign w:val="center"/>
+          </w:tcPr>
+          <w:p>
+            <w:pPr>
+              <w:keepNext/>
+              <w:spacing w:before="0" w:after="0" w:line="240" w:lineRule="auto"/>
+              <w:jc w:val="left"/>
+            </w:pPr>
+            <w:r>
+              <w:rPr>
+                <w:rFonts w:ascii="Times New Roman" w:hAnsi="Times New Roman" w:cs="Times New Roman" w:eastAsia="Times New Roman"/>
+                <w:sz w:val="17"/>
+                <w:szCs w:val="17"/>
+              </w:rPr>
+              <w:t xml:space="preserve">Angular commits</w:t>
+            </w:r>
+          </w:p>
+        </w:tc>
+        <w:tc>
+          <w:tcPr>
+            <w:tcW w:w="1022" w:type="dxa"/>
+            <w:vAlign w:val="center"/>
+          </w:tcPr>
+          <w:p>
+            <w:pPr>
+              <w:keepNext/>
+              <w:spacing w:before="0" w:after="0" w:line="240" w:lineRule="auto"/>
+              <w:jc w:val="center"/>
+            </w:pPr>
+            <w:r>
+              <w:rPr>
+                <w:rFonts w:ascii="Times New Roman" w:hAnsi="Times New Roman" w:cs="Times New Roman" w:eastAsia="Times New Roman"/>
+                <w:sz w:val="17"/>
+                <w:szCs w:val="17"/>
+              </w:rPr>
+              <w:t xml:space="preserve">1 of 2</w:t>
+            </w:r>
+          </w:p>
+        </w:tc>
+        <w:tc>
+          <w:tcPr>
+            <w:tcW w:w="1150" w:type="dxa"/>
+            <w:vAlign w:val="center"/>
+          </w:tcPr>
+          <w:p>
+            <w:pPr>
+              <w:keepNext/>
+              <w:spacing w:before="0" w:after="0" w:line="240" w:lineRule="auto"/>
+              <w:jc w:val="right"/>
+            </w:pPr>
+            <w:r>
+              <w:rPr>
+                <w:rFonts w:ascii="Times New Roman" w:hAnsi="Times New Roman" w:cs="Times New Roman" w:eastAsia="Times New Roman"/>
+                <w:sz w:val="17"/>
+                <w:szCs w:val="17"/>
+              </w:rPr>
+              <w:t xml:space="preserve">0.987</w:t>
+            </w:r>
+          </w:p>
+        </w:tc>
+        <w:tc>
+          <w:tcPr>
+            <w:tcW w:w="1533" w:type="dxa"/>
+            <w:vAlign w:val="center"/>
+          </w:tcPr>
+          <w:p>
+            <w:pPr>
+              <w:keepNext/>
+              <w:spacing w:before="0" w:after="0" w:line="240" w:lineRule="auto"/>
+              <w:jc w:val="right"/>
+            </w:pPr>
+            <w:r>
+              <w:rPr>
+                <w:rFonts w:ascii="Times New Roman" w:hAnsi="Times New Roman" w:cs="Times New Roman" w:eastAsia="Times New Roman"/>
+                <w:sz w:val="17"/>
+                <w:szCs w:val="17"/>
+              </w:rPr>
+              <w:t xml:space="preserve">0.60 (1)</w:t>
+            </w:r>
+          </w:p>
+        </w:tc>
+        <w:tc>
+          <w:tcPr>
+            <w:tcW w:w="1789" w:type="dxa"/>
+            <w:vAlign w:val="center"/>
+          </w:tcPr>
+          <w:p>
+            <w:pPr>
+              <w:keepNext/>
+              <w:spacing w:before="0" w:after="0" w:line="240" w:lineRule="auto"/>
+              <w:jc w:val="center"/>
+            </w:pPr>
+            <w:r>
+              <w:rPr>
+                <w:rFonts w:ascii="Times New Roman" w:hAnsi="Times New Roman" w:cs="Times New Roman" w:eastAsia="Times New Roman"/>
+                <w:sz w:val="17"/>
+                <w:szCs w:val="17"/>
+              </w:rPr>
+              <w:t xml:space="preserve">0</w:t>
+            </w:r>
+          </w:p>
+        </w:tc>
+        <w:tc>
+          <w:tcPr>
+            <w:tcW w:w="1661" w:type="dxa"/>
+            <w:vAlign w:val="center"/>
+          </w:tcPr>
+          <w:p>
+            <w:pPr>
+              <w:keepNext/>
+              <w:spacing w:before="0" w:after="0" w:line="240" w:lineRule="auto"/>
+              <w:jc w:val="center"/>
+            </w:pPr>
+            <w:r>
+              <w:rPr>
+                <w:rFonts w:ascii="Times New Roman" w:hAnsi="Times New Roman" w:cs="Times New Roman" w:eastAsia="Times New Roman"/>
+                <w:sz w:val="17"/>
+                <w:szCs w:val="17"/>
+              </w:rPr>
+              <w:t xml:space="preserve">0</w:t>
+            </w:r>
+          </w:p>
+        </w:tc>
+      </w:tr>
+      <w:tr>
+        <w:trPr>
+          <w:cantSplit/>
+        </w:trPr>
+        <w:tc>
+          <w:tcPr>
+            <w:tcW w:w="1917" w:type="dxa"/>
+            <w:vAlign w:val="center"/>
+          </w:tcPr>
+          <w:p>
+            <w:pPr>
+              <w:spacing w:before="0" w:after="0" w:line="240" w:lineRule="auto"/>
+              <w:jc w:val="left"/>
+            </w:pPr>
+            <w:r>
+              <w:rPr>
+                <w:rFonts w:ascii="Times New Roman" w:hAnsi="Times New Roman" w:cs="Times New Roman" w:eastAsia="Times New Roman"/>
+                <w:sz w:val="17"/>
+                <w:szCs w:val="17"/>
+              </w:rPr>
+              <w:t xml:space="preserve">Enron e-mail</w:t>
+            </w:r>
+          </w:p>
+        </w:tc>
+        <w:tc>
+          <w:tcPr>
+            <w:tcW w:w="1022" w:type="dxa"/>
+            <w:vAlign w:val="center"/>
+          </w:tcPr>
+          <w:p>
+            <w:pPr>
+              <w:spacing w:before="0" w:after="0" w:line="240" w:lineRule="auto"/>
+              <w:jc w:val="center"/>
+            </w:pPr>
+            <w:r>
+              <w:rPr>
+                <w:rFonts w:ascii="Times New Roman" w:hAnsi="Times New Roman" w:cs="Times New Roman" w:eastAsia="Times New Roman"/>
+                <w:sz w:val="17"/>
+                <w:szCs w:val="17"/>
+              </w:rPr>
+              <w:t xml:space="preserve">4 of 4</w:t>
+            </w:r>
+          </w:p>
+        </w:tc>
+        <w:tc>
+          <w:tcPr>
+            <w:tcW w:w="1150" w:type="dxa"/>
+            <w:vAlign w:val="center"/>
+          </w:tcPr>
+          <w:p>
+            <w:pPr>
+              <w:spacing w:before="0" w:after="0" w:line="240" w:lineRule="auto"/>
+              <w:jc w:val="right"/>
+            </w:pPr>
+            <w:r>
+              <w:rPr>
+                <w:rFonts w:ascii="Times New Roman" w:hAnsi="Times New Roman" w:cs="Times New Roman" w:eastAsia="Times New Roman"/>
+                <w:sz w:val="17"/>
+                <w:szCs w:val="17"/>
+              </w:rPr>
+              <w:t xml:space="preserve">0.984</w:t>
+            </w:r>
+          </w:p>
+        </w:tc>
+        <w:tc>
+          <w:tcPr>
+            <w:tcW w:w="1533" w:type="dxa"/>
+            <w:vAlign w:val="center"/>
+          </w:tcPr>
+          <w:p>
+            <w:pPr>
+              <w:spacing w:before="0" w:after="0" w:line="240" w:lineRule="auto"/>
+              <w:jc w:val="right"/>
+            </w:pPr>
+            <w:r>
+              <w:rPr>
+                <w:rFonts w:ascii="Times New Roman" w:hAnsi="Times New Roman" w:cs="Times New Roman" w:eastAsia="Times New Roman"/>
+                <w:sz w:val="17"/>
+                <w:szCs w:val="17"/>
+              </w:rPr>
+              <w:t xml:space="preserve">0.99 (2)</w:t>
+            </w:r>
+          </w:p>
+        </w:tc>
+        <w:tc>
+          <w:tcPr>
+            <w:tcW w:w="1789" w:type="dxa"/>
+            <w:vAlign w:val="center"/>
+          </w:tcPr>
+          <w:p>
+            <w:pPr>
+              <w:spacing w:before="0" w:after="0" w:line="240" w:lineRule="auto"/>
+              <w:jc w:val="center"/>
+            </w:pPr>
+            <w:r>
+              <w:rPr>
+                <w:rFonts w:ascii="Times New Roman" w:hAnsi="Times New Roman" w:cs="Times New Roman" w:eastAsia="Times New Roman"/>
+                <w:sz w:val="17"/>
+                <w:szCs w:val="17"/>
+              </w:rPr>
+              <w:t xml:space="preserve">2</w:t>
+            </w:r>
+          </w:p>
+        </w:tc>
+        <w:tc>
+          <w:tcPr>
+            <w:tcW w:w="1661" w:type="dxa"/>
+            <w:vAlign w:val="center"/>
+          </w:tcPr>
+          <w:p>
+            <w:pPr>
+              <w:spacing w:before="0" w:after="0" w:line="240" w:lineRule="auto"/>
+              <w:jc w:val="center"/>
+            </w:pPr>
+            <w:r>
+              <w:rPr>
+                <w:rFonts w:ascii="Times New Roman" w:hAnsi="Times New Roman" w:cs="Times New Roman" w:eastAsia="Times New Roman"/>
+                <w:sz w:val="17"/>
+                <w:szCs w:val="17"/>
+              </w:rPr>
+              <w:t xml:space="preserve">0</w:t>
+            </w:r>
+          </w:p>
+        </w:tc>
+      </w:tr>
+    </w:tbl>
+    <w:p>
+      <w:pPr>
+        <w:spacing w:before="0" w:after="120" w:line="240" w:lineRule="auto"/>
+      </w:pPr>
     </w:p>
     <w:p>
       <w:pPr>
@@ -28991,7 +30831,151 @@
           <w:sz w:val="24"/>
           <w:szCs w:val="24"/>
         </w:rPr>
-        <w:t xml:space="preserve">So what does this mean for the capstone? All we have is a hypothesis, since there's no portal data. The portal's documented audit log relates each action to one project and to the person who acted. If real data has that shape, flattening on the project would copy few events, but it would hide how one guide's reviews spread across many projects, and it would hide the people. That's the narrowing pattern, not the duplication pattern. The next step is to test this on a de-identified portal log. Until then we make no claim about the portal.</w:t>
+        <w:t xml:space="preserve">First, every model appears to be of high quality. Replay fitness runs from 0.955 to 1.000, with a median of 0.994. All 20 narrowed case notions are in that range, yet 20 of the models contain fewer than half of the process's activities. Fitness is measured against the flat log from which the model was discovered, so it cannot reflect what flattening removed. Figure 7.6 illustrates this: the points on the left represent models of a small fraction of the process, and they score as well as the complete ones.</w:t>
+      </w:r>
+    </w:p>
+    <w:p>
+      <w:pPr>
+        <w:keepNext/>
+        <w:spacing w:before="120" w:after="60" w:line="240" w:lineRule="auto"/>
+        <w:jc w:val="center"/>
+      </w:pPr>
+      <w:r>
+        <w:drawing>
+          <wp:inline distT="0" distB="0" distL="0" distR="0">
+            <wp:extent cx="5120640" cy="3019864"/>
+            <wp:docPr id="514" name="Figure 7.6" descr="Replay fitness against the share of the process's activities in the discovered model, one dot per case notion"/>
+            <wp:cNvGraphicFramePr>
+              <a:graphicFrameLocks xmlns:a="http://schemas.openxmlformats.org/drawingml/2006/main" noChangeAspect="1"/>
+            </wp:cNvGraphicFramePr>
+            <a:graphic xmlns:a="http://schemas.openxmlformats.org/drawingml/2006/main">
+              <a:graphicData uri="http://schemas.openxmlformats.org/drawingml/2006/picture">
+                <pic:pic xmlns:pic="http://schemas.openxmlformats.org/drawingml/2006/picture">
+                  <pic:nvPicPr>
+                    <pic:cNvPr id="14" name="fig_discovery.png"/>
+                    <pic:cNvPicPr/>
+                  </pic:nvPicPr>
+                  <pic:blipFill>
+                    <a:blip r:embed="rIdImg14"/>
+                    <a:stretch>
+                      <a:fillRect/>
+                    </a:stretch>
+                  </pic:blipFill>
+                  <pic:spPr>
+                    <a:xfrm>
+                      <a:off x="0" y="0"/>
+                      <a:ext cx="5120640" cy="3019864"/>
+                    </a:xfrm>
+                    <a:prstGeom prst="rect">
+                      <a:avLst/>
+                    </a:prstGeom>
+                  </pic:spPr>
+                </pic:pic>
+              </a:graphicData>
+            </a:graphic>
+          </wp:inline>
+        </w:drawing>
+      </w:r>
+    </w:p>
+    <w:p>
+      <w:pPr>
+        <w:spacing w:before="0" w:after="200" w:line="240" w:lineRule="auto"/>
+        <w:jc w:val="center"/>
+      </w:pPr>
+      <w:bookmarkStart w:id="1081" w:name="_Fig_7_6"/>
+      <w:r>
+        <w:rPr>
+          <w:rFonts w:ascii="Times New Roman" w:hAnsi="Times New Roman" w:cs="Times New Roman" w:eastAsia="Times New Roman"/>
+          <w:b/>
+          <w:bCs/>
+          <w:sz w:val="20"/>
+          <w:szCs w:val="20"/>
+        </w:rPr>
+        <w:t xml:space="preserve">Figure 7.6: </w:t>
+      </w:r>
+      <w:r>
+        <w:rPr>
+          <w:rFonts w:ascii="Times New Roman" w:hAnsi="Times New Roman" w:cs="Times New Roman" w:eastAsia="Times New Roman"/>
+          <w:sz w:val="20"/>
+          <w:szCs w:val="20"/>
+        </w:rPr>
+        <w:t xml:space="preserve">Replay fitness against the share of the process's activities in the discovered model, one dot per case notion</w:t>
+      </w:r>
+      <w:bookmarkEnd w:id="1081"/>
+    </w:p>
+    <w:p>
+      <w:pPr>
+        <w:spacing w:before="0" w:after="120" w:line="276" w:lineRule="auto"/>
+        <w:jc w:val="both"/>
+      </w:pPr>
+      <w:r>
+        <w:rPr>
+          <w:rFonts w:ascii="Times New Roman" w:hAnsi="Times New Roman" w:cs="Times New Roman" w:eastAsia="Times New Roman"/>
+          <w:sz w:val="24"/>
+          <w:szCs w:val="24"/>
+        </w:rPr>
+        <w:t xml:space="preserve">Second, divergence appears as loops. When a flat case collects repeated events that belong to different objects, the miner tends to place them inside a loop. Across case notions the loop share rises with the divergence share (Spearman rank correlation 0.66). At least 90% of the activities sit under a loop in 12 of the 17 case notions with a divergence share of 0.5 or more, and in only 4 of the rest. Precision, which could be computed for 25 case notions, shows the consequence. Its median is 0.67, and the lowest values (0.04 for Age of Empires II player, 0.07 for Ethereum orders (ORDER), 0.09 for German Bundestag legislation (Gesetzgebung)) all come from models in which nearly every activity is inside a loop, so the models accept almost any order of events.</w:t>
+      </w:r>
+    </w:p>
+    <w:p>
+      <w:pPr>
+        <w:spacing w:before="0" w:after="120" w:line="276" w:lineRule="auto"/>
+        <w:jc w:val="both"/>
+      </w:pPr>
+      <w:r>
+        <w:rPr>
+          <w:rFonts w:ascii="Times New Roman" w:hAnsi="Times New Roman" w:cs="Times New Roman" w:eastAsia="Times New Roman"/>
+          <w:sz w:val="24"/>
+          <w:szCs w:val="24"/>
+        </w:rPr>
+        <w:t xml:space="preserve">Given the number of case notions and the seven logs, we interpret these correlations as tendencies rather than general laws.</w:t>
+      </w:r>
+    </w:p>
+    <w:p>
+      <w:pPr>
+        <w:keepNext/>
+        <w:spacing w:before="200" w:after="100" w:line="276" w:lineRule="auto"/>
+        <w:outlineLvl w:val="1"/>
+      </w:pPr>
+      <w:bookmarkStart w:id="1082" w:name="_Toc_7_5"/>
+      <w:r>
+        <w:rPr>
+          <w:rFonts w:ascii="Times New Roman" w:hAnsi="Times New Roman" w:cs="Times New Roman" w:eastAsia="Times New Roman"/>
+          <w:b/>
+          <w:bCs/>
+          <w:sz w:val="24"/>
+          <w:szCs w:val="24"/>
+        </w:rPr>
+        <w:t xml:space="preserve">7.5  Discussion</w:t>
+      </w:r>
+      <w:bookmarkEnd w:id="1082"/>
+    </w:p>
+    <w:p>
+      <w:pPr>
+        <w:spacing w:before="0" w:after="120" w:line="276" w:lineRule="auto"/>
+        <w:jc w:val="both"/>
+      </w:pPr>
+      <w:r>
+        <w:rPr>
+          <w:rFonts w:ascii="Times New Roman" w:hAnsi="Times New Roman" w:cs="Times New Roman" w:eastAsia="Times New Roman"/>
+          <w:sz w:val="24"/>
+          <w:szCs w:val="24"/>
+        </w:rPr>
+        <w:t xml:space="preserve">Our initial expectation was that flattening mainly duplicates events. The data did not support this. Duplication is large in only two of the seven logs. The common pattern is that a case notion sees only part of the process, and the flat log gives no indication of what is missing. The usual quality check does not reveal this: a model discovered from a narrowed flat log still replays that log almost perfectly, so fitness remains high precisely when the view is most partial.</w:t>
+      </w:r>
+    </w:p>
+    <w:p>
+      <w:pPr>
+        <w:spacing w:before="0" w:after="120" w:line="276" w:lineRule="auto"/>
+        <w:jc w:val="both"/>
+      </w:pPr>
+      <w:r>
+        <w:rPr>
+          <w:rFonts w:ascii="Times New Roman" w:hAnsi="Times New Roman" w:cs="Times New Roman" w:eastAsia="Times New Roman"/>
+          <w:sz w:val="24"/>
+          <w:szCs w:val="24"/>
+        </w:rPr>
+        <w:t xml:space="preserve">For the capstone, only a hypothesis can be stated, since no portal data is available. The portal's documented audit log relates each action to one project and to the person who acted. If real data has that shape, flattening on the project would copy few events, but it would hide how one guide's reviews spread across many projects, and it would hide the people. That is the narrowing pattern, not the duplication pattern. The next step is to test this on a de-identified portal log. Until then we make no claim about the portal.</w:t>
       </w:r>
     </w:p>
     <w:p>
@@ -29000,7 +30984,7 @@
         <w:spacing w:before="140" w:after="80" w:line="276" w:lineRule="auto"/>
         <w:outlineLvl w:val="2"/>
       </w:pPr>
-      <w:bookmarkStart w:id="1080" w:name="_Toc_7_4_1"/>
+      <w:bookmarkStart w:id="1083" w:name="_Toc_7_5_1"/>
       <w:r>
         <w:rPr>
           <w:rFonts w:ascii="Times New Roman" w:hAnsi="Times New Roman" w:cs="Times New Roman" w:eastAsia="Times New Roman"/>
@@ -29011,9 +30995,9 @@
           <w:sz w:val="24"/>
           <w:szCs w:val="24"/>
         </w:rPr>
-        <w:t xml:space="preserve">7.4.1  Threats to Validity</w:t>
-      </w:r>
-      <w:bookmarkEnd w:id="1080"/>
+        <w:t xml:space="preserve">7.5.1  Threats to Validity</w:t>
+      </w:r>
+      <w:bookmarkEnd w:id="1083"/>
     </w:p>
     <w:p>
       <w:pPr>
@@ -29031,7 +31015,7 @@
           <w:sz w:val="24"/>
           <w:szCs w:val="24"/>
         </w:rPr>
-        <w:t xml:space="preserve">Seven logs from five domains: the three regimes are descriptive, and we don't claim they're exhaustive.</w:t>
+        <w:t xml:space="preserve">Seven logs from several domains: the three regimes are descriptive, and we do not claim that they are exhaustive.</w:t>
       </w:r>
     </w:p>
     <w:p>
@@ -29088,7 +31072,7 @@
           <w:sz w:val="24"/>
           <w:szCs w:val="24"/>
         </w:rPr>
-        <w:t xml:space="preserve">A data-quality flag in Enron: about 0.1% of the events (72) have timestamps before 1990, which is odd for a 1998 to 2002 corpus. We left them in.</w:t>
+        <w:t xml:space="preserve">A data-quality flag in Enron: about 0.1% of the events (72) have timestamps before 1990, which is unusual for a corpus from 1998 to 2002. They were retained.</w:t>
       </w:r>
     </w:p>
     <w:p>
@@ -29107,7 +31091,26 @@
           <w:sz w:val="24"/>
           <w:szCs w:val="24"/>
         </w:rPr>
-        <w:t xml:space="preserve">Checks by us: the independent implementations are independent of the code under test, not of the team, and nobody outside the team labelled the findings.</w:t>
+        <w:t xml:space="preserve">Checks by us: the independent implementations are independent of the code under test, not of the team, and no one outside the team labelled the findings.</w:t>
+      </w:r>
+    </w:p>
+    <w:p>
+      <w:pPr>
+        <w:numPr>
+          <w:ilvl w:val="0"/>
+          <w:numId w:val="90"/>
+        </w:numPr>
+        <w:spacing w:before="0" w:after="60" w:line="276" w:lineRule="auto"/>
+        <w:ind w:left="720" w:hanging="360"/>
+        <w:jc w:val="both"/>
+      </w:pPr>
+      <w:r>
+        <w:rPr>
+          <w:rFonts w:ascii="Times New Roman" w:hAnsi="Times New Roman" w:cs="Times New Roman" w:eastAsia="Times New Roman"/>
+          <w:sz w:val="24"/>
+          <w:szCs w:val="24"/>
+        </w:rPr>
+        <w:t xml:space="preserve">One miner: the discovery comparison uses one algorithm with one noise threshold, and other miners may well give different models.</w:t>
       </w:r>
     </w:p>
     <w:p>
@@ -29116,7 +31119,7 @@
         <w:spacing w:before="200" w:after="100" w:line="276" w:lineRule="auto"/>
         <w:outlineLvl w:val="1"/>
       </w:pPr>
-      <w:bookmarkStart w:id="1081" w:name="_Toc_7_5"/>
+      <w:bookmarkStart w:id="1084" w:name="_Toc_7_6"/>
       <w:r>
         <w:rPr>
           <w:rFonts w:ascii="Times New Roman" w:hAnsi="Times New Roman" w:cs="Times New Roman" w:eastAsia="Times New Roman"/>
@@ -29125,9 +31128,9 @@
           <w:sz w:val="24"/>
           <w:szCs w:val="24"/>
         </w:rPr>
-        <w:t xml:space="preserve">7.5  Cost Analysis</w:t>
-      </w:r>
-      <w:bookmarkEnd w:id="1081"/>
+        <w:t xml:space="preserve">7.6  Cost Analysis</w:t>
+      </w:r>
+      <w:bookmarkEnd w:id="1084"/>
     </w:p>
     <w:p>
       <w:pPr>
@@ -29140,7 +31143,7 @@
           <w:sz w:val="24"/>
           <w:szCs w:val="24"/>
         </w:rPr>
-        <w:t xml:space="preserve">By cost we mean the money and effort to produce or reproduce the study. Table 7.4 sums it up.</w:t>
+        <w:t xml:space="preserve">By cost we mean the money and effort to produce or reproduce the study. Table 7.5 summarises it.</w:t>
       </w:r>
     </w:p>
     <w:p>
@@ -29149,7 +31152,7 @@
         <w:spacing w:before="160" w:after="80" w:line="240" w:lineRule="auto"/>
         <w:jc w:val="center"/>
       </w:pPr>
-      <w:bookmarkStart w:id="1082" w:name="_Tab_7_4"/>
+      <w:bookmarkStart w:id="1085" w:name="_Tab_7_5"/>
       <w:r>
         <w:rPr>
           <w:rFonts w:ascii="Times New Roman" w:hAnsi="Times New Roman" w:cs="Times New Roman" w:eastAsia="Times New Roman"/>
@@ -29158,7 +31161,7 @@
           <w:sz w:val="20"/>
           <w:szCs w:val="20"/>
         </w:rPr>
-        <w:t xml:space="preserve">Table 7.4: </w:t>
+        <w:t xml:space="preserve">Table 7.5: </w:t>
       </w:r>
       <w:r>
         <w:rPr>
@@ -29168,7 +31171,7 @@
         </w:rPr>
         <w:t xml:space="preserve">Cost of producing and reproducing the study</w:t>
       </w:r>
-      <w:bookmarkEnd w:id="1082"/>
+      <w:bookmarkEnd w:id="1085"/>
     </w:p>
     <w:tbl>
       <w:tblPr>
@@ -29667,7 +31670,7 @@
           <w:sz w:val="24"/>
           <w:szCs w:val="24"/>
         </w:rPr>
-        <w:t xml:space="preserve">The real cost is our time and the effort that went into verification. In money it's nil.</w:t>
+        <w:t xml:space="preserve">The main cost is the team's time, much of it spent on verification. The monetary cost is nil.</w:t>
       </w:r>
     </w:p>
     <w:p>
@@ -29695,7 +31698,7 @@
         <w:jc w:val="center"/>
         <w:outlineLvl w:val="0"/>
       </w:pPr>
-      <w:bookmarkStart w:id="1083" w:name="_Toc_ch8"/>
+      <w:bookmarkStart w:id="1086" w:name="_Toc_ch8"/>
       <w:r>
         <w:rPr>
           <w:rFonts w:ascii="Times New Roman" w:hAnsi="Times New Roman" w:cs="Times New Roman" w:eastAsia="Times New Roman"/>
@@ -29706,7 +31709,7 @@
         </w:rPr>
         <w:t xml:space="preserve">CONCLUSION</w:t>
       </w:r>
-      <w:bookmarkEnd w:id="1083"/>
+      <w:bookmarkEnd w:id="1086"/>
     </w:p>
     <w:p>
       <w:pPr>
@@ -29719,7 +31722,7 @@
           <w:sz w:val="24"/>
           <w:szCs w:val="24"/>
         </w:rPr>
-        <w:t xml:space="preserve">We set out to study capstone review processes with OCEL 2.0. Portal logs weren't available, so the project turned into two things: a documented OCEL 2.0 design of the capstone lifecycle, and a measurement of what flattening does on seven real public logs. Here is what we conclude.</w:t>
+        <w:t xml:space="preserve">We set out to study capstone review processes with OCEL 2.0. Portal logs were not available, so the project turned into two things: a documented OCEL 2.0 design of the capstone lifecycle, and a measurement of the effects of flattening on seven real public logs. The main conclusions are as follows.</w:t>
       </w:r>
     </w:p>
     <w:p>
@@ -29733,7 +31736,7 @@
           <w:sz w:val="24"/>
           <w:szCs w:val="24"/>
         </w:rPr>
-        <w:t xml:space="preserve">Number one, a reproducible, checked pipeline exists. It downloads and verifies seven public logs, converts two of them to OCEL 2.0, computes distortion metrics for 38 case notions and compares standard outputs between flat and object-centric views. Independent SQL, brute-force and raw-file checks agree with the parts they cover, and they caught three bugs of our own, which we fixed.</w:t>
+        <w:t xml:space="preserve">First, a reproducible and verified pipeline has been built. It downloads and verifies seven public logs, converts two of them to OCEL 2.0, computes distortion metrics for 38 case notions and compares standard outputs between flat and object-centric views. A second, plain-Python implementation reproduces the distortion metrics exactly on all seven full logs, other independent checks agree with the parts they cover, and the checks caught three bugs of our own, which we fixed.</w:t>
       </w:r>
     </w:p>
     <w:p>
@@ -29747,7 +31750,7 @@
           <w:sz w:val="24"/>
           <w:szCs w:val="24"/>
         </w:rPr>
-        <w:t xml:space="preserve">Number two, flattening doesn't mainly duplicate events. Duplication is large only in the fan-out logs, up to 81.65 copies of an event in Angular, and only 2 of 38 case notions fall below a rank correlation of 0.95 because of duplication alone.</w:t>
+        <w:t xml:space="preserve">Second, flattening does not mainly duplicate events. Duplication is large only in the fan-out logs, up to 81.65 copies of an event in Angular, and only 2 of 38 case notions fall below a rank correlation of 0.95 because of duplication alone.</w:t>
       </w:r>
     </w:p>
     <w:p>
@@ -29761,7 +31764,7 @@
           <w:sz w:val="24"/>
           <w:szCs w:val="24"/>
         </w:rPr>
-        <w:t xml:space="preserve">Number three, the bigger effect is narrowing. In 20 of 38 case notions the flat log shows fewer than half of the process's activities, and in the partitioned logs one case notion drops 69% to 91% of the events.</w:t>
+        <w:t xml:space="preserve">Third, the larger effect is narrowing. In 20 of 38 case notions the flat log shows fewer than half of the process's activities. Most of that comes from the structure of the logs, but 2 of the 15 case notions that cover at least half of their log are narrowed too, and in two logs no case notion covers half of the events. The counts hold across every threshold we tried and in every bootstrap replicate.</w:t>
       </w:r>
     </w:p>
     <w:p>
@@ -29775,7 +31778,7 @@
           <w:sz w:val="24"/>
           <w:szCs w:val="24"/>
         </w:rPr>
-        <w:t xml:space="preserve">Number four, careless counting from a flat export can mislead badly. Worst-case entity rankings reach a rank correlation of 0.16 (Enron), -0.01 (Ethereum) and -0.41 (Age of Empires II).</w:t>
+        <w:t xml:space="preserve">Fourth, the usual quality checks do not detect narrowing. A model discovered from a narrowed flat log still replays that log with a fitness of 0.955 or more, and divergence turns into loops that accept almost any order of events.</w:t>
       </w:r>
     </w:p>
     <w:p>
@@ -29789,7 +31792,53 @@
           <w:sz w:val="24"/>
           <w:szCs w:val="24"/>
         </w:rPr>
-        <w:t xml:space="preserve">Number five, the capstone model is a design. We couldn't test it on portal data, and we claim nothing about how real capstone teams behave.</w:t>
+        <w:t xml:space="preserve">Fifth, careless counting from a flat export can be seriously misleading. Worst-case entity rankings reach a rank correlation of 0.16 (Enron), -0.01 (Ethereum) and -0.41 (Age of Empires II), and none of the bootstrap intervals exceeds 0.2.</w:t>
+      </w:r>
+    </w:p>
+    <w:p>
+      <w:pPr>
+        <w:spacing w:before="0" w:after="120" w:line="276" w:lineRule="auto"/>
+        <w:jc w:val="both"/>
+      </w:pPr>
+      <w:r>
+        <w:rPr>
+          <w:rFonts w:ascii="Times New Roman" w:hAnsi="Times New Roman" w:cs="Times New Roman" w:eastAsia="Times New Roman"/>
+          <w:sz w:val="24"/>
+          <w:szCs w:val="24"/>
+        </w:rPr>
+        <w:t xml:space="preserve">Sixth, the capstone model remains a design. We could not test it on portal data, and we claim nothing about how real capstone teams behave.</w:t>
+      </w:r>
+    </w:p>
+    <w:p>
+      <w:pPr>
+        <w:spacing w:before="0" w:after="120" w:line="276" w:lineRule="auto"/>
+        <w:jc w:val="both"/>
+      </w:pPr>
+      <w:r>
+        <w:rPr>
+          <w:rFonts w:ascii="Times New Roman" w:hAnsi="Times New Roman" w:cs="Times New Roman" w:eastAsia="Times New Roman"/>
+          <w:sz w:val="24"/>
+          <w:szCs w:val="24"/>
+        </w:rPr>
+        <w:t xml:space="preserve">The measurement part of this work is written up as a journal paper, </w:t>
+      </w:r>
+      <w:r>
+        <w:rPr>
+          <w:rFonts w:ascii="Times New Roman" w:hAnsi="Times New Roman" w:cs="Times New Roman" w:eastAsia="Times New Roman"/>
+          <w:i/>
+          <w:iCs/>
+          <w:sz w:val="24"/>
+          <w:szCs w:val="24"/>
+        </w:rPr>
+        <w:t xml:space="preserve">What Does Flattening Hide? Measuring Case-Notion Distortion and Its Consequences on Seven Real Object-Centric Event Logs</w:t>
+      </w:r>
+      <w:r>
+        <w:rPr>
+          <w:rFonts w:ascii="Times New Roman" w:hAnsi="Times New Roman" w:cs="Times New Roman" w:eastAsia="Times New Roman"/>
+          <w:sz w:val="24"/>
+          <w:szCs w:val="24"/>
+        </w:rPr>
+        <w:t xml:space="preserve">, which we submitted to the Journal of Intelligent Information Systems (Springer) in October 2026. It is under review.</w:t>
       </w:r>
     </w:p>
     <w:p>
@@ -29798,7 +31847,7 @@
         <w:spacing w:before="200" w:after="100" w:line="276" w:lineRule="auto"/>
         <w:outlineLvl w:val="1"/>
       </w:pPr>
-      <w:bookmarkStart w:id="1084" w:name="_Toc_8_1"/>
+      <w:bookmarkStart w:id="1087" w:name="_Toc_8_1"/>
       <w:r>
         <w:rPr>
           <w:rFonts w:ascii="Times New Roman" w:hAnsi="Times New Roman" w:cs="Times New Roman" w:eastAsia="Times New Roman"/>
@@ -29809,7 +31858,7 @@
         </w:rPr>
         <w:t xml:space="preserve">8.1  Limitations</w:t>
       </w:r>
-      <w:bookmarkEnd w:id="1084"/>
+      <w:bookmarkEnd w:id="1087"/>
     </w:p>
     <w:p>
       <w:pPr>
@@ -29822,7 +31871,7 @@
           <w:sz w:val="24"/>
           <w:szCs w:val="24"/>
         </w:rPr>
-        <w:t xml:space="preserve">We have seven logs from five domains, and one of them is a window. The thresholds are ours. The checks are independent of the code under test but not of the team, nobody outside the team has labelled the findings, the distortion metrics were cross-checked only on slices, and the activity-ranking numbers have no second implementation. The rule-based engine covers eleven rules on two logs, and we use it for no conclusion.</w:t>
+        <w:t xml:space="preserve">We have seven logs from five domains, and one of them is a window. The thresholds are ours, and the idea of a plausible case notion came after we had seen the first results. The checks are independent of the code under test but not of the team, no one outside the team has labelled the findings, and the activity-ranking numbers are re-computed only by the bootstrap code. The discovery comparison uses one miner. The rule-based engine covers eleven rules on two logs, and we use it for no conclusion.</w:t>
       </w:r>
     </w:p>
     <w:p>
@@ -29831,7 +31880,7 @@
         <w:spacing w:before="200" w:after="100" w:line="276" w:lineRule="auto"/>
         <w:outlineLvl w:val="1"/>
       </w:pPr>
-      <w:bookmarkStart w:id="1085" w:name="_Toc_8_2"/>
+      <w:bookmarkStart w:id="1088" w:name="_Toc_8_2"/>
       <w:r>
         <w:rPr>
           <w:rFonts w:ascii="Times New Roman" w:hAnsi="Times New Roman" w:cs="Times New Roman" w:eastAsia="Times New Roman"/>
@@ -29842,7 +31891,7 @@
         </w:rPr>
         <w:t xml:space="preserve">8.2  Future Work</w:t>
       </w:r>
-      <w:bookmarkEnd w:id="1085"/>
+      <w:bookmarkEnd w:id="1088"/>
     </w:p>
     <w:p>
       <w:pPr>
@@ -29879,64 +31928,7 @@
           <w:sz w:val="24"/>
           <w:szCs w:val="24"/>
         </w:rPr>
-        <w:t xml:space="preserve">Compare process-discovery quality and predictive monitoring between flat and object-centric logs.</w:t>
-      </w:r>
-    </w:p>
-    <w:p>
-      <w:pPr>
-        <w:numPr>
-          <w:ilvl w:val="0"/>
-          <w:numId w:val="90"/>
-        </w:numPr>
-        <w:spacing w:before="0" w:after="60" w:line="276" w:lineRule="auto"/>
-        <w:ind w:left="720" w:hanging="360"/>
-        <w:jc w:val="both"/>
-      </w:pPr>
-      <w:r>
-        <w:rPr>
-          <w:rFonts w:ascii="Times New Roman" w:hAnsi="Times New Roman" w:cs="Times New Roman" w:eastAsia="Times New Roman"/>
-          <w:sz w:val="24"/>
-          <w:szCs w:val="24"/>
-        </w:rPr>
-        <w:t xml:space="preserve">Add two or three more real logs, for example BPI 2019.</w:t>
-      </w:r>
-    </w:p>
-    <w:p>
-      <w:pPr>
-        <w:numPr>
-          <w:ilvl w:val="0"/>
-          <w:numId w:val="90"/>
-        </w:numPr>
-        <w:spacing w:before="0" w:after="60" w:line="276" w:lineRule="auto"/>
-        <w:ind w:left="720" w:hanging="360"/>
-        <w:jc w:val="both"/>
-      </w:pPr>
-      <w:r>
-        <w:rPr>
-          <w:rFonts w:ascii="Times New Roman" w:hAnsi="Times New Roman" w:cs="Times New Roman" w:eastAsia="Times New Roman"/>
-          <w:sz w:val="24"/>
-          <w:szCs w:val="24"/>
-        </w:rPr>
-        <w:t xml:space="preserve">Build a portal adapter from the audit log to OCEL 2.0, once de-identified logs are approved.</w:t>
-      </w:r>
-    </w:p>
-    <w:p>
-      <w:pPr>
-        <w:numPr>
-          <w:ilvl w:val="0"/>
-          <w:numId w:val="90"/>
-        </w:numPr>
-        <w:spacing w:before="0" w:after="60" w:line="276" w:lineRule="auto"/>
-        <w:ind w:left="720" w:hanging="360"/>
-        <w:jc w:val="both"/>
-      </w:pPr>
-      <w:r>
-        <w:rPr>
-          <w:rFonts w:ascii="Times New Roman" w:hAnsi="Times New Roman" w:cs="Times New Roman" w:eastAsia="Times New Roman"/>
-          <w:sz w:val="24"/>
-          <w:szCs w:val="24"/>
-        </w:rPr>
-        <w:t xml:space="preserve">Finish the journal manuscript. A draft is in preparation. It hasn't been submitted, and we haven't chosen a venue.</w:t>
+        <w:t xml:space="preserve">Compare predictive monitoring between flat and object-centric logs, and repeat the discovery comparison with other miners.</w:t>
       </w:r>
     </w:p>
     <w:p>
@@ -29947,7 +31939,7 @@
         <w:jc w:val="center"/>
         <w:outlineLvl w:val="0"/>
       </w:pPr>
-      <w:bookmarkStart w:id="1086" w:name="_Toc_refs"/>
+      <w:bookmarkStart w:id="1089" w:name="_Toc_refs"/>
       <w:r>
         <w:rPr>
           <w:rFonts w:ascii="Times New Roman" w:hAnsi="Times New Roman" w:cs="Times New Roman" w:eastAsia="Times New Roman"/>
@@ -29958,7 +31950,7 @@
         </w:rPr>
         <w:t xml:space="preserve">REFERENCES</w:t>
       </w:r>
-      <w:bookmarkEnd w:id="1086"/>
+      <w:bookmarkEnd w:id="1089"/>
     </w:p>
     <w:p>
       <w:pPr>
@@ -30528,6 +32520,202 @@
           <w:szCs w:val="24"/>
         </w:rPr>
         <w:t xml:space="preserve">[12]</w:t>
+      </w:r>
+      <w:r>
+        <w:rPr>
+          <w:rFonts w:ascii="Times New Roman" w:hAnsi="Times New Roman" w:cs="Times New Roman" w:eastAsia="Times New Roman"/>
+          <w:sz w:val="24"/>
+          <w:szCs w:val="24"/>
+        </w:rPr>
+        <w:t xml:space="preserve">  </w:t>
+      </w:r>
+      <w:r>
+        <w:rPr>
+          <w:rFonts w:ascii="Times New Roman" w:hAnsi="Times New Roman" w:cs="Times New Roman" w:eastAsia="Times New Roman"/>
+          <w:sz w:val="24"/>
+          <w:szCs w:val="24"/>
+        </w:rPr>
+        <w:t xml:space="preserve">S. J. J. Leemans, D. Fahland, and W. M. P. van der Aalst, "Discovering block-structured process models from event logs containing infrequent behaviour," in </w:t>
+      </w:r>
+      <w:r>
+        <w:rPr>
+          <w:rFonts w:ascii="Times New Roman" w:hAnsi="Times New Roman" w:cs="Times New Roman" w:eastAsia="Times New Roman"/>
+          <w:i/>
+          <w:iCs/>
+          <w:sz w:val="24"/>
+          <w:szCs w:val="24"/>
+        </w:rPr>
+        <w:t xml:space="preserve">Business Process Management Workshops (BPM 2013)</w:t>
+      </w:r>
+      <w:r>
+        <w:rPr>
+          <w:rFonts w:ascii="Times New Roman" w:hAnsi="Times New Roman" w:cs="Times New Roman" w:eastAsia="Times New Roman"/>
+          <w:sz w:val="24"/>
+          <w:szCs w:val="24"/>
+        </w:rPr>
+        <w:t xml:space="preserve">, Lecture Notes in Business Information Processing, vol. 171. Springer, 2014, pp. 66-78.</w:t>
+      </w:r>
+    </w:p>
+    <w:p>
+      <w:pPr>
+        <w:spacing w:before="0" w:after="100" w:line="276" w:lineRule="auto"/>
+        <w:ind w:left="567" w:hanging="567"/>
+        <w:jc w:val="both"/>
+      </w:pPr>
+      <w:r>
+        <w:rPr>
+          <w:rFonts w:ascii="Times New Roman" w:hAnsi="Times New Roman" w:cs="Times New Roman" w:eastAsia="Times New Roman"/>
+          <w:sz w:val="24"/>
+          <w:szCs w:val="24"/>
+        </w:rPr>
+        <w:t xml:space="preserve">[13]</w:t>
+      </w:r>
+      <w:r>
+        <w:rPr>
+          <w:rFonts w:ascii="Times New Roman" w:hAnsi="Times New Roman" w:cs="Times New Roman" w:eastAsia="Times New Roman"/>
+          <w:sz w:val="24"/>
+          <w:szCs w:val="24"/>
+        </w:rPr>
+        <w:t xml:space="preserve">  </w:t>
+      </w:r>
+      <w:r>
+        <w:rPr>
+          <w:rFonts w:ascii="Times New Roman" w:hAnsi="Times New Roman" w:cs="Times New Roman" w:eastAsia="Times New Roman"/>
+          <w:sz w:val="24"/>
+          <w:szCs w:val="24"/>
+        </w:rPr>
+        <w:t xml:space="preserve">A. Berti and W. M. P. van der Aalst, "Reviving token-based replay: Increasing speed while improving diagnostics," in </w:t>
+      </w:r>
+      <w:r>
+        <w:rPr>
+          <w:rFonts w:ascii="Times New Roman" w:hAnsi="Times New Roman" w:cs="Times New Roman" w:eastAsia="Times New Roman"/>
+          <w:i/>
+          <w:iCs/>
+          <w:sz w:val="24"/>
+          <w:szCs w:val="24"/>
+        </w:rPr>
+        <w:t xml:space="preserve">Proc. Algorithms and Theories for the Analysis of Event Data (ATAED 2019)</w:t>
+      </w:r>
+      <w:r>
+        <w:rPr>
+          <w:rFonts w:ascii="Times New Roman" w:hAnsi="Times New Roman" w:cs="Times New Roman" w:eastAsia="Times New Roman"/>
+          <w:sz w:val="24"/>
+          <w:szCs w:val="24"/>
+        </w:rPr>
+        <w:t xml:space="preserve">, CEUR Workshop Proceedings, vol. 2371, 2019, pp. 87-103.</w:t>
+      </w:r>
+    </w:p>
+    <w:p>
+      <w:pPr>
+        <w:spacing w:before="0" w:after="100" w:line="276" w:lineRule="auto"/>
+        <w:ind w:left="567" w:hanging="567"/>
+        <w:jc w:val="both"/>
+      </w:pPr>
+      <w:r>
+        <w:rPr>
+          <w:rFonts w:ascii="Times New Roman" w:hAnsi="Times New Roman" w:cs="Times New Roman" w:eastAsia="Times New Roman"/>
+          <w:sz w:val="24"/>
+          <w:szCs w:val="24"/>
+        </w:rPr>
+        <w:t xml:space="preserve">[14]</w:t>
+      </w:r>
+      <w:r>
+        <w:rPr>
+          <w:rFonts w:ascii="Times New Roman" w:hAnsi="Times New Roman" w:cs="Times New Roman" w:eastAsia="Times New Roman"/>
+          <w:sz w:val="24"/>
+          <w:szCs w:val="24"/>
+        </w:rPr>
+        <w:t xml:space="preserve">  </w:t>
+      </w:r>
+      <w:r>
+        <w:rPr>
+          <w:rFonts w:ascii="Times New Roman" w:hAnsi="Times New Roman" w:cs="Times New Roman" w:eastAsia="Times New Roman"/>
+          <w:sz w:val="24"/>
+          <w:szCs w:val="24"/>
+        </w:rPr>
+        <w:t xml:space="preserve">J. Munoz-Gama and J. Carmona, "A fresh look at precision in process conformance," in </w:t>
+      </w:r>
+      <w:r>
+        <w:rPr>
+          <w:rFonts w:ascii="Times New Roman" w:hAnsi="Times New Roman" w:cs="Times New Roman" w:eastAsia="Times New Roman"/>
+          <w:i/>
+          <w:iCs/>
+          <w:sz w:val="24"/>
+          <w:szCs w:val="24"/>
+        </w:rPr>
+        <w:t xml:space="preserve">Business Process Management (BPM 2010)</w:t>
+      </w:r>
+      <w:r>
+        <w:rPr>
+          <w:rFonts w:ascii="Times New Roman" w:hAnsi="Times New Roman" w:cs="Times New Roman" w:eastAsia="Times New Roman"/>
+          <w:sz w:val="24"/>
+          <w:szCs w:val="24"/>
+        </w:rPr>
+        <w:t xml:space="preserve">, Lecture Notes in Computer Science, vol. 6336. Springer, 2010, pp. 211-226.</w:t>
+      </w:r>
+    </w:p>
+    <w:p>
+      <w:pPr>
+        <w:spacing w:before="0" w:after="100" w:line="276" w:lineRule="auto"/>
+        <w:ind w:left="567" w:hanging="567"/>
+        <w:jc w:val="both"/>
+      </w:pPr>
+      <w:r>
+        <w:rPr>
+          <w:rFonts w:ascii="Times New Roman" w:hAnsi="Times New Roman" w:cs="Times New Roman" w:eastAsia="Times New Roman"/>
+          <w:sz w:val="24"/>
+          <w:szCs w:val="24"/>
+        </w:rPr>
+        <w:t xml:space="preserve">[15]</w:t>
+      </w:r>
+      <w:r>
+        <w:rPr>
+          <w:rFonts w:ascii="Times New Roman" w:hAnsi="Times New Roman" w:cs="Times New Roman" w:eastAsia="Times New Roman"/>
+          <w:sz w:val="24"/>
+          <w:szCs w:val="24"/>
+        </w:rPr>
+        <w:t xml:space="preserve">  </w:t>
+      </w:r>
+      <w:r>
+        <w:rPr>
+          <w:rFonts w:ascii="Times New Roman" w:hAnsi="Times New Roman" w:cs="Times New Roman" w:eastAsia="Times New Roman"/>
+          <w:sz w:val="24"/>
+          <w:szCs w:val="24"/>
+        </w:rPr>
+        <w:t xml:space="preserve">A. Berti, S. van Zelst, and D. Schuster, "PM4Py: A process mining library for Python," </w:t>
+      </w:r>
+      <w:r>
+        <w:rPr>
+          <w:rFonts w:ascii="Times New Roman" w:hAnsi="Times New Roman" w:cs="Times New Roman" w:eastAsia="Times New Roman"/>
+          <w:i/>
+          <w:iCs/>
+          <w:sz w:val="24"/>
+          <w:szCs w:val="24"/>
+        </w:rPr>
+        <w:t xml:space="preserve">Software Impacts</w:t>
+      </w:r>
+      <w:r>
+        <w:rPr>
+          <w:rFonts w:ascii="Times New Roman" w:hAnsi="Times New Roman" w:cs="Times New Roman" w:eastAsia="Times New Roman"/>
+          <w:sz w:val="24"/>
+          <w:szCs w:val="24"/>
+        </w:rPr>
+        <w:t xml:space="preserve">, vol. 17, p. 100556, 2023.</w:t>
+      </w:r>
+    </w:p>
+    <w:p>
+      <w:pPr>
+        <w:spacing w:before="0" w:after="100" w:line="276" w:lineRule="auto"/>
+        <w:ind w:left="567" w:hanging="567"/>
+        <w:jc w:val="both"/>
+      </w:pPr>
+      <w:r>
+        <w:rPr>
+          <w:rFonts w:ascii="Times New Roman" w:hAnsi="Times New Roman" w:cs="Times New Roman" w:eastAsia="Times New Roman"/>
+          <w:sz w:val="24"/>
+          <w:szCs w:val="24"/>
+        </w:rPr>
+        <w:t xml:space="preserve">[16]</w:t>
       </w:r>
       <w:r>
         <w:rPr>
@@ -30554,7 +32742,7 @@
         <w:jc w:val="center"/>
         <w:outlineLvl w:val="0"/>
       </w:pPr>
-      <w:bookmarkStart w:id="1087" w:name="_Toc_appA"/>
+      <w:bookmarkStart w:id="1090" w:name="_Toc_appA"/>
       <w:r>
         <w:rPr>
           <w:rFonts w:ascii="Times New Roman" w:hAnsi="Times New Roman" w:cs="Times New Roman" w:eastAsia="Times New Roman"/>
@@ -30565,7 +32753,7 @@
         </w:rPr>
         <w:t xml:space="preserve">APPENDIX A - SAMPLE CODE</w:t>
       </w:r>
-      <w:bookmarkEnd w:id="1087"/>
+      <w:bookmarkEnd w:id="1090"/>
     </w:p>
     <w:p>
       <w:pPr>

--- a/docs/review-3/Team1_BCSE497J_Project_I_Report.docx
+++ b/docs/review-3/Team1_BCSE497J_Project_I_Report.docx
@@ -12624,7 +12624,7 @@
           <w:sz w:val="24"/>
           <w:szCs w:val="24"/>
         </w:rPr>
-        <w:t xml:space="preserve">Consider what happens when a student leader submits a capstone report. That single event concerns the project, the team, three students, the guide who will verify it and the report version being submitted. A process-mining tool, however, needs to know which one of these is the case.</w:t>
+        <w:t xml:space="preserve">Consider what happens when a student leader submits a capstone report; that single event concerns the project, the team, three students, the guide who will, in practice, confirm it and the report version being submitted. A process-mining tool, however, needs to know which one of these is the case.</w:t>
       </w:r>
     </w:p>
     <w:p>
@@ -12638,7 +12638,7 @@
           <w:sz w:val="24"/>
           <w:szCs w:val="24"/>
         </w:rPr>
-        <w:t xml:space="preserve">This question motivates the project. Classical process mining starts from an event log in which every event has a case identifier, an activity name and a timestamp, and the techniques built on top of it (discovery, conformance checking, bottleneck analysis) assume that each event belongs to exactly one case.</w:t>
+        <w:t xml:space="preserve">The project is motivated by this question. Against this backdrop, classic process mining starts from an event log in which every event has a case identifier, an activity name and a timestamp; the methods built on top of it (discovery, conformance checking, bottleneck analysis) assume that each event belongs to exactly one case.</w:t>
       </w:r>
     </w:p>
     <w:p>
@@ -12652,7 +12652,7 @@
           <w:sz w:val="24"/>
           <w:szCs w:val="24"/>
         </w:rPr>
-        <w:t xml:space="preserve">If the project is chosen as the case, each project's history stays together, but the guide's workload across all projects disappears. If the student is chosen, the same submission appears three times, once per team member. A useful comparison is a group photograph. A flat view cuts one person out of the picture. Every person can be cut out in turn, but the resulting set of cut-outs no longer shows who was standing next to whom.</w:t>
+        <w:t xml:space="preserve">If the project is chosen as the case, each project's history stays together, but the guide's workload across all projects disappears; if the student is chosen, the same submission appears three times, once per team member. One useful comparison is a group photograph. A flat view cuts one person out of the picture, and every person can be cut out in turn, but the resulting set of cut-outs no longer reveals who was standing next to whom.</w:t>
       </w:r>
     </w:p>
     <w:p>
@@ -12684,7 +12684,7 @@
           <w:sz w:val="24"/>
           <w:szCs w:val="24"/>
         </w:rPr>
-        <w:t xml:space="preserve">. When repeated events that belong to different objects of another type are merged into one case, the result is </w:t>
+        <w:t xml:space="preserve">, and when repeated events that belong to different objects of another type are merged into one case, the result is </w:t>
       </w:r>
       <w:r>
         <w:rPr>
@@ -12748,7 +12748,7 @@
           <w:sz w:val="24"/>
           <w:szCs w:val="24"/>
         </w:rPr>
-        <w:t xml:space="preserve">Several studies show why this structure matters. Keeping the object graph improves machine-learning tasks on process data compared with flattened features [3], and Adams and van der Aalst [4] address convergence, divergence and deficiency together. One-to-many links produced false directly-follows relations in a food-company case study [5], and object-centric data has quality problems of its own [6]. In education, Miri et al. [7] converted Moodle activity into OCEL and found that group and resource links remain invisible in a student-centric log.</w:t>
+        <w:t xml:space="preserve">Several studies reveal why this structure matters. Keeping the object graph improves machine-learning tasks on process data in comparison to flattened features [3], and Adams and van der Aalst [4] tackle convergence, divergence and deficiency together. In parallel, one-to-many links yielded false directly-follows relations in a food-company case study [5], and object-centric data has quality problems of its own [6]. In education, Miri et al. [7] converted Moodle activity into OCEL and found that group and resource links remain invisible in a student-centric log.</w:t>
       </w:r>
     </w:p>
     <w:p>
@@ -12762,7 +12762,7 @@
           <w:sz w:val="24"/>
           <w:szCs w:val="24"/>
         </w:rPr>
-        <w:t xml:space="preserve">What we could not find was a study that measures these effects across several real logs. The problem is widely acknowledged, but its size has not been reported. Suitable public data does exist: the Open University Learning Analytics Dataset (OULAD) [8] covers students, courses and assessments, and CROP [9] links Gerrit code reviews to code changes, a process closely related to report review.</w:t>
+        <w:t xml:space="preserve">What we could not find was a study that measures these effects across several real logs. The problem is generally acknowledged; nonetheless, its size has not been reported. Suitable public data does exist: the Open University Learning Analytics Dataset (OULAD) [8] covers students, courses and assessments, and CROP [9] links Gerrit code reviews to code changes, a process closely related to report review.</w:t>
       </w:r>
     </w:p>
     <w:p>
@@ -12776,7 +12776,7 @@
           <w:sz w:val="24"/>
           <w:szCs w:val="24"/>
         </w:rPr>
-        <w:t xml:space="preserve">A capstone has the same structure. Hassani et al. [10] describe a department supervising more than 250 final-year computing projects, and Premchaiswadi and Porouhan [11] mined an online peer-review process and found bottlenecks and rule violations in reviewer handling. The Educational Capstone Portal, whose architecture is documented in our project repository, handles registration, team formation, report compilation, three review stages, faculty decisions and scoring, and it writes an audit-log row for every state change. Its process is therefore strongly object-centric.</w:t>
+        <w:t xml:space="preserve">A capstone has the same structure. Hassani et al. [10] describe a department supervising more than 250 final-year computing projects, and Premchaiswadi and Porouhan [11] mined an online peer-review process and found bottlenecks and rule violations in reviewer handling. The Educational Capstone Portal, whose architecture is documented in our project repository, handles registration, team formation, report compilation, three review stages, faculty decisions and scoring; it writes an audit-log row for every state change. Its process is therefore strongly object-centric.</w:t>
       </w:r>
     </w:p>
     <w:p>
@@ -12790,7 +12790,7 @@
           <w:sz w:val="24"/>
           <w:szCs w:val="24"/>
         </w:rPr>
-        <w:t xml:space="preserve">We set out to study that process directly, but portal logs could not be obtained, and we found no public capstone or thesis-management event log. We therefore narrowed what we claim. The capstone is presented as a documented OCEL 2.0 design, and the measurements are made on seven real public logs [16]. This report keeps the two parts clearly separate.</w:t>
+        <w:t xml:space="preserve">We set out to study that process directly, yet portal logs could not be obtained, and no public capstone or thesis-management event log was found. We therefore narrowed what we claim: the capstone is offered as a documented OCEL 2.0 design, and the measurements are made on seven real public logs [16]. This report keeps the two parts clearly separate.</w:t>
       </w:r>
     </w:p>
     <w:p>
@@ -12837,7 +12837,7 @@
           <w:sz w:val="24"/>
           <w:szCs w:val="24"/>
         </w:rPr>
-        <w:t xml:space="preserve">Second, the evidence is thin. Convergence and divergence are usually explained with small examples or a single case study, and we found no work that reports how often and how strongly they occur across several real logs.</w:t>
+        <w:t xml:space="preserve">Second, the evidence is thin. Convergence and divergence are ordinarily explained with small examples or a single case study, and we found no work that reports how often and how strongly they occur across several real logs.</w:t>
       </w:r>
     </w:p>
     <w:p>
@@ -12865,7 +12865,7 @@
           <w:sz w:val="24"/>
           <w:szCs w:val="24"/>
         </w:rPr>
-        <w:t xml:space="preserve">Fourth, our claims are limited to the data we can access. Portal data is not available to us, so a re-runnable measurement on public logs is the strongest evidence we can provide.</w:t>
+        <w:t xml:space="preserve">Fourth, our claims are restricted to the data we can access. Portal data is not available to us, so a re-runnable measurement on public logs is the strongest evidence we can offer.</w:t>
       </w:r>
     </w:p>
     <w:p>
@@ -12898,7 +12898,7 @@
           <w:sz w:val="24"/>
           <w:szCs w:val="24"/>
         </w:rPr>
-        <w:t xml:space="preserve">Table 1.1 states what the project covers and what it does not, so that its limits are explicit from the start.</w:t>
+        <w:t xml:space="preserve">Table 1.1 states what the project covers and what it does not, so that its limits are clear from the start.</w:t>
       </w:r>
     </w:p>
     <w:p>
@@ -13270,7 +13270,7 @@
           <w:sz w:val="24"/>
           <w:szCs w:val="24"/>
         </w:rPr>
-        <w:t xml:space="preserve">The report is organised as follows. Chapter 2 covers the literature and the plan, Chapter 3 the requirements and feasibility, Chapter 4 the design, Chapter 5 the modules and testing, Chapter 6 the demonstration, Chapter 7 the results and cost, Chapter 8 the conclusion and Chapter 9 the references. Appendix A contains sample code.</w:t>
+        <w:t xml:space="preserve">The report is organised as follows. Chapter 2 covers the literature and the plan, Chapter 3 the requirements and feasibility, Chapter 4 the design, Chapter 5 the modules and testing, Chapter 6 the demonstration, Chapter 7 the results and cost, Chapter 8 the conclusion and Chapter 9 the references. Appendix A includes sample code.</w:t>
       </w:r>
     </w:p>
     <w:p>
@@ -13341,7 +13341,7 @@
           <w:sz w:val="24"/>
           <w:szCs w:val="24"/>
         </w:rPr>
-        <w:t xml:space="preserve">The literature falls into four groups: the flattening problem itself, the OCEL format, what flattening does to results and to data quality, and the education and capstone papers. Table 2.1 sums up the ones that matter most for our questions. The full list is in Chapter 9.</w:t>
+        <w:t xml:space="preserve">The literature falls into four groups: the flattening problem itself, the OCEL format, what flattening does to results and to data quality, and the education and capstone papers. Table 2.1 sums up the ones that matter most for our questions, and the full list is in Chapter 9.</w:t>
       </w:r>
     </w:p>
     <w:p>
@@ -14416,7 +14416,7 @@
           <w:sz w:val="24"/>
           <w:szCs w:val="24"/>
         </w:rPr>
-        <w:t xml:space="preserve">On the flattening problem itself, van der Aalst [1] explained why one-case-per-event logs misrepresent processes with several interacting entities, and Adams and van der Aalst [4] went on to cover convergence, divergence and deficiency together. Both papers are conceptual, and neither reports how often these effects occur in real data.</w:t>
+        <w:t xml:space="preserve">On the flattening problem itself, van der Aalst [1] explained why one-case-per-event logs misrepresent processes with several interacting entities, and Adams and van der Aalst [4] went on to cover convergence, divergence and deficiency together. Both papers are conceptual, and neither reports how often these effects take place in real data.</w:t>
       </w:r>
     </w:p>
     <w:p>
@@ -14430,7 +14430,7 @@
           <w:sz w:val="24"/>
           <w:szCs w:val="24"/>
         </w:rPr>
-        <w:t xml:space="preserve">OCEL 2.0 [2] is the format we build on. It stores events, objects, event-to-object (E2O) links and object-to-object (O2O) links, each with qualifiers, in JSON, XML or SQLite. Our own converters write the SQLite form, and we read the JSON and XML forms of the public logs.</w:t>
+        <w:t xml:space="preserve">OCEL 2.0 [2] is the format we build on; it stores events, objects, event-to-object (E2O) links and object-to-object (O2O) links, each with qualifiers, in JSON, XML or SQLite. Our own converters write the SQLite form, and we read the JSON and XML forms of the public logs.</w:t>
       </w:r>
     </w:p>
     <w:p>
@@ -14444,7 +14444,7 @@
           <w:sz w:val="24"/>
           <w:szCs w:val="24"/>
         </w:rPr>
-        <w:t xml:space="preserve">On consequences, Waibel et al. [5] used a causal event graph to show that one-to-many links produce false directly-follows edges, but only on one company's data. Kabierski et al. [6] classified the quality issues of object-centric data; they describe the kinds of problems but do not count them. Adams et al. [3] showed that keeping the object graph helps predictive tasks.</w:t>
+        <w:t xml:space="preserve">On consequences, Waibel et al. [5] applied a causal event graph to reveal that one-to-many links yield false directly-follows edges, but only on one company's data. Kabierski et al. [6] classified the quality issues of object-centric data; they outline the kinds of problems but do not count them. Adams et al. [3] showed that keeping the object graph helps predictive tasks.</w:t>
       </w:r>
     </w:p>
     <w:p>
@@ -14458,7 +14458,7 @@
           <w:sz w:val="24"/>
           <w:szCs w:val="24"/>
         </w:rPr>
-        <w:t xml:space="preserve">In education, Miri et al. [7] is the closest related work, since they applied object-centric mining to Moodle data. This project is therefore not the first use of OCEL in education. Premchaiswadi and Porouhan [11] mined an online peer-review process with a single case notion, and Hassani et al. [10] describe how a department supervises a large number of final-year projects, with no event data.</w:t>
+        <w:t xml:space="preserve">In education, Miri et al. [7] is the closest related work, since they applied object-centric mining to Moodle data; this project is therefore not the first use of OCEL in education. Premchaiswadi and Porouhan [11] mined an online peer-review process with a single case notion, and Hassani et al. [10] outline how a department supervises many final-year projects, with no event data.</w:t>
       </w:r>
     </w:p>
     <w:p>
@@ -14505,7 +14505,7 @@
           <w:sz w:val="24"/>
           <w:szCs w:val="24"/>
         </w:rPr>
-        <w:t xml:space="preserve">First, flattening problems are named but not measured. Convergence and divergence appear in small or single-case examples, and most object-centric evidence we found uses simulated logs.</w:t>
+        <w:t xml:space="preserve">First, flattening problems are named but not measured: convergence and divergence appear in small or single-case examples, and most of the object-centric evidence we found uses simulated logs.</w:t>
       </w:r>
     </w:p>
     <w:p>
@@ -14519,7 +14519,7 @@
           <w:sz w:val="24"/>
           <w:szCs w:val="24"/>
         </w:rPr>
-        <w:t xml:space="preserve">Second, work on education and capstones relies on learning-platform data. Object-centric educational mining uses Moodle activity. A review lifecycle with submit, review, reject, resubmit and score has no public object-centric dataset.</w:t>
+        <w:t xml:space="preserve">Second, work on education and capstones relies on learning-platform data, since object-centric educational mining uses Moodle activity. A review lifecycle with submit, review, reject, resubmit and score has no public object-centric dataset.</w:t>
       </w:r>
     </w:p>
     <w:p>
@@ -14547,7 +14547,7 @@
           <w:sz w:val="24"/>
           <w:szCs w:val="24"/>
         </w:rPr>
-        <w:t xml:space="preserve">Our approach is therefore to measure flattening on real review-like and multi-entity logs, to give the capstone an OCEL 2.0 model, and to state the limits explicitly.</w:t>
+        <w:t xml:space="preserve">Our strategy is therefore to measure flattening on real review-like and multi-entity logs, to give the capstone an OCEL 2.0 model, and to state the limits explicitly.</w:t>
       </w:r>
     </w:p>
     <w:p>
@@ -14580,7 +14580,7 @@
           <w:sz w:val="24"/>
           <w:szCs w:val="24"/>
         </w:rPr>
-        <w:t xml:space="preserve">The project has five objectives, in the order we worked on them.</w:t>
+        <w:t xml:space="preserve">The project has five objectives, listed in the order we worked on them.</w:t>
       </w:r>
     </w:p>
     <w:p>
@@ -14689,7 +14689,7 @@
           <w:sz w:val="24"/>
           <w:szCs w:val="24"/>
         </w:rPr>
-        <w:t xml:space="preserve">The work touches two of the United Nations Sustainable Development Goals: Goal 4, Quality Education, since it concerns how academic review processes are recorded and understood, and Goal 9, Industry, Innovation and Infrastructure, since it adds open tooling for object-centric process data. On the Technology Readiness Level scale we put the pipeline at TRL 4 (validated in the laboratory, on seven public logs) and portal integration at TRL 2 to 3. Those levels are our own estimate.</w:t>
+        <w:t xml:space="preserve">The work touches two of the United Nations Sustainable Development Goals: Goal 4, Quality Education, since it concerns how academic review processes are recorded and understood, and Goal 9, Industry, Innovation and Infrastructure, since it adds open tooling for object-centric process data. On the Technology Readiness Level scale the pipeline is placed at TRL 4 (validated in the laboratory, on seven public logs) and portal integration at TRL 2 to 3; those levels are our own estimate.</w:t>
       </w:r>
     </w:p>
     <w:p>
@@ -14722,7 +14722,7 @@
           <w:sz w:val="24"/>
           <w:szCs w:val="24"/>
         </w:rPr>
-        <w:t xml:space="preserve">We have an object-centric event log with several object types, and we pick one type as the case notion. Two questions follow. How much does the flat log differ from the object-centric one, that is, how many events are copied, dropped or merged? And do those differences change what an analyst reads from the standard outputs: activity rankings, directly-follows edges, process variants, entity rankings and discovered models? Both questions must be answered on real data only, with checks that do not depend on our own code, and the capstone lifecycle must be specified in OCEL 2.0 even though no portal data exists.</w:t>
+        <w:t xml:space="preserve">We have an object-centric event log with several object types, and one type is picked as the case notion. Two questions follow. How much does the flat log differ from the object-centric one, that is, how many events are copied, dropped or merged? And do those differences change what an analyst reads from the standard outputs: activity rankings, directly-follows edges, process variants, entity rankings and discovered models? Both questions must be answered on real data only, with checks that do not depend on our own code; also, even though no portal data exists, the capstone lifecycle must be specified in OCEL 2.0.</w:t>
       </w:r>
     </w:p>
     <w:p>
@@ -14755,7 +14755,7 @@
           <w:sz w:val="24"/>
           <w:szCs w:val="24"/>
         </w:rPr>
-        <w:t xml:space="preserve">Figure 2.1 shows the project calendar. At Review 2 we presented a prototype that was evaluated on synthetic data. The team then decided to use real data only, so that prototype and its results are excluded from this work, and the plan below reflects the work done after that decision.</w:t>
+        <w:t xml:space="preserve">Figure 2.1 shows the project calendar. At Review 2 we presented a prototype that was evaluated on synthetic data; the team then decided to use real data only, so that prototype and its results are excluded from this work. The plan below reflects the work done after that decision.</w:t>
       </w:r>
     </w:p>
     <w:p>
@@ -15661,7 +15661,7 @@
           <w:sz w:val="24"/>
           <w:szCs w:val="24"/>
         </w:rPr>
-        <w:t xml:space="preserve">Table 3.1 lists the functional requirements and the module that covers each one. Chapter 5 describes the modules.</w:t>
+        <w:t xml:space="preserve">Table 3.1 lists the functional requirements and the module that covers each one; the modules are described in Chapter 5.</w:t>
       </w:r>
     </w:p>
     <w:p>
@@ -16989,7 +16989,7 @@
           <w:sz w:val="24"/>
           <w:szCs w:val="24"/>
         </w:rPr>
-        <w:t xml:space="preserve">No data, software or cloud time was purchased. Table 3.3 lists the items. The only cost that cannot be quantified is the team's own time.</w:t>
+        <w:t xml:space="preserve">No data, software or cloud time was bought; Table 3.3 lists the items. The only cost that cannot be quantified is the team's own time.</w:t>
       </w:r>
     </w:p>
     <w:p>
@@ -17543,7 +17543,7 @@
           <w:sz w:val="24"/>
           <w:szCs w:val="24"/>
         </w:rPr>
-        <w:t xml:space="preserve">Two logs contain data about people. Enron has real e-mail addresses, and CROP has developer names that its authors had already pseudonymised. We hash identifiers again when a log loads and never print raw values. No VIT student, guide or portal record was used. The method lets anyone who analyses multi-entity workflows, including academic review, see in advance what a flat view will hide.</w:t>
+        <w:t xml:space="preserve">Two logs contain data about people: Enron has real e-mail addresses, and CROP has developer names that its authors had already pseudonymised. We hash identifiers again when a log loads and never print raw values, and no VIT student, guide or portal record was used. This method lets anyone who analyses multi-entity workflows, including academic review, see in advance what a flat view will hide.</w:t>
       </w:r>
     </w:p>
     <w:p>
@@ -18602,7 +18602,7 @@
           <w:sz w:val="24"/>
           <w:szCs w:val="24"/>
         </w:rPr>
-        <w:t xml:space="preserve">Figure 4.1 reads from left to right. The seven public logs enter on the left. The first stage downloads each file, checks it against the publisher's record where one exists, and records a SHA-256 checksum. A second stage extracts archives safely. Then the conversion stage turns CROP and OULAD into OCEL 2.0, and every log ends up in the same four tables: events, objects, event-to-object links and object-to-object links.</w:t>
+        <w:t xml:space="preserve">Figure 4.1 reads from left to right. Against this backdrop, the seven public logs enter on the left. The first stage downloads each file, checks it against the publisher's record where one exists, and records a SHA-256 checksum. A second stage extracts archives safely, and then the conversion stage turns CROP and OULAD into OCEL 2.0; every log ends up in the same four tables: events, objects, event-to-object links and object-to-object links.</w:t>
       </w:r>
     </w:p>
     <w:p>
@@ -18685,7 +18685,7 @@
           <w:sz w:val="24"/>
           <w:szCs w:val="24"/>
         </w:rPr>
-        <w:t xml:space="preserve">Three engines read those tables. The distortion engine computes deficiency, convergence, divergence and coupling for each case notion. The consequence engine compares flat and object-centric outputs. The rule-based engine is the appendix-level part. A validation stage re-implements the key computations independently, and all results are written as CSV, JSON and Markdown files from which the report and the paper are produced. The dashed box at the top has not been built. It marks where an adapter for the portal's audit log would connect, should de-identified logs be approved.</w:t>
+        <w:t xml:space="preserve">Those tables are read by three engines. Deficiency, convergence, divergence and coupling for each case notion are computed by the distortion engine, and flat and object-centric outputs are compared by the consequence engine; the rule-based engine is the appendix-level part. A validation stage re-implements the key computations independently, and all results are written as CSV, JSON and Markdown files from which the report and the paper are produced. The dashed box at the top has not been built; it marks where an adapter for the portal's audit log would connect, should de-identified logs be approved.</w:t>
       </w:r>
     </w:p>
     <w:p>
@@ -18739,7 +18739,7 @@
           <w:sz w:val="24"/>
           <w:szCs w:val="24"/>
         </w:rPr>
-        <w:t xml:space="preserve">Figure 4.2 is the level-0 diagram, with one process and two external entities. Public data publishers supply dataset archives and licences. The researchers and the guide supply run commands and settings, and receive tables, figures and validation status.</w:t>
+        <w:t xml:space="preserve">Figure 4.2 is the level-0 diagram, with one process and two external entities. Dataset archives and licences are supplied by public data publishers. The researchers and the guide supply run commands and settings, and receive tables, figures and validation status.</w:t>
       </w:r>
     </w:p>
     <w:p>
@@ -18822,7 +18822,7 @@
           <w:sz w:val="24"/>
           <w:szCs w:val="24"/>
         </w:rPr>
-        <w:t xml:space="preserve">Figure 4.3 decomposes that process into six sub-processes. Process 1.0 acquires and verifies archives into store D1. Process 2.0 extracts and converts them into the OCEL logs of store D2. Processes 3.0 (distortion metrics) and 4.0 (consequence analysis) read D2 and write the metric tables of store D3. Process 5.0 validates, and process 6.0 summarises the results for the researchers.</w:t>
+        <w:t xml:space="preserve">Figure 4.3 decomposes that process into six sub-processes. Process 1.0 acquires and verifies archives into store D1, and process 2.0 extracts and converts them into the OCEL logs of store D2. D2 is read by processes 3.0 (distortion metrics) and 4.0 (consequence analysis), which write the metric tables of store D3. Process 5.0 validates, and process 6.0 summarises the results for the researchers.</w:t>
       </w:r>
     </w:p>
     <w:p>
@@ -18926,7 +18926,7 @@
           <w:sz w:val="24"/>
           <w:szCs w:val="24"/>
         </w:rPr>
-        <w:t xml:space="preserve">Figure 4.4 has two actors. The researcher (the team) downloads and verifies datasets, converts a source to OCEL 2.0, computes distortion metrics, runs the consequence analysis, validates against independent code and exports tables. The guide or panel reviews the results and approves them.</w:t>
+        <w:t xml:space="preserve">Figure 4.4 has two actors. The researcher (the team) downloads and verifies datasets, converts a source to OCEL 2.0, computes distortion metrics, runs the consequence analysis, validates against independent code and exports tables. The results are reviewed and approved by the guide or panel.</w:t>
       </w:r>
     </w:p>
     <w:p>
@@ -19030,7 +19030,7 @@
           <w:sz w:val="24"/>
           <w:szCs w:val="24"/>
         </w:rPr>
-        <w:t xml:space="preserve">Figure 4.5 shows the main data structures. </w:t>
+        <w:t xml:space="preserve">The main data structures are shown in Figure 4.5. </w:t>
       </w:r>
       <w:r>
         <w:rPr>
@@ -19046,7 +19046,7 @@
           <w:sz w:val="24"/>
           <w:szCs w:val="24"/>
         </w:rPr>
-        <w:t xml:space="preserve"> holds the four tables of a loaded log. </w:t>
+        <w:t xml:space="preserve"> holds the four tables of a loaded log, and </w:t>
       </w:r>
       <w:r>
         <w:rPr>
@@ -19214,7 +19214,7 @@
           <w:sz w:val="24"/>
           <w:szCs w:val="24"/>
         </w:rPr>
-        <w:t xml:space="preserve">Figure 4.6 follows one full run. The researcher starts the download, which verifies and records each file. Conversion writes OCEL 2.0 SQLite. The distortion engine asks the loader for an </w:t>
+        <w:t xml:space="preserve">One full run is followed in Figure 4.6. The researcher starts the download, which verifies and records each file, and conversion writes OCEL 2.0 SQLite. The distortion engine asks the loader for an </w:t>
       </w:r>
       <w:r>
         <w:rPr>
@@ -19332,7 +19332,7 @@
           <w:sz w:val="24"/>
           <w:szCs w:val="24"/>
         </w:rPr>
-        <w:t xml:space="preserve">This section describes the model we designed for the portal, and it is a design, not a result. We derived it from the portal's documentation (the audit-trail, submission-system and scoring-system documents in the repository), and it has not been populated with portal data because none is available.</w:t>
+        <w:t xml:space="preserve">This section outlines the model we designed for the portal; it is a design, not a result. We derived it from the portal's documentation (the audit-trail, submission-system and scoring-system documents in the repository), and because no portal data is available, it has not been populated with portal data.</w:t>
       </w:r>
     </w:p>
     <w:p>
@@ -20234,7 +20234,7 @@
           <w:sz w:val="24"/>
           <w:szCs w:val="24"/>
         </w:rPr>
-        <w:t xml:space="preserve">A few documented facts shape the model. A score is written once and then locked. A rejection uses up one of three attempts and increments the report version. Compilation failures are free retries and do not use an attempt. The documentation lists the automatic move from stage R1 to R2 to R3 as a known gap, so the stage relation is part of the design, but the current system does not fully populate it.</w:t>
+        <w:t xml:space="preserve">The model is shaped by a few documented facts. A score is written once and then locked. A rejection uses up one of three attempts and increments the report version, while compilation failures are free retries and do not use an attempt. The documentation lists the automatic move from stage R1 to R2 to R3 as a known gap, so the stage relation is part of the design, yet the current system does not fully populate it.</w:t>
       </w:r>
     </w:p>
     <w:p>
@@ -20321,7 +20321,7 @@
           <w:sz w:val="24"/>
           <w:szCs w:val="24"/>
         </w:rPr>
-        <w:t xml:space="preserve"> directory, and each reads what the one before it wrote. Figure 4.1 shows how they connect.</w:t>
+        <w:t xml:space="preserve"> directory, each reads what the one before it wrote, and Figure 4.1 shows how they connect.</w:t>
       </w:r>
     </w:p>
     <w:p>
@@ -20380,7 +20380,7 @@
           <w:sz w:val="24"/>
           <w:szCs w:val="24"/>
         </w:rPr>
-        <w:t xml:space="preserve">) that lists each source with its record number, licence and expected files. For a Zenodo record it asks Zenodo for the file list, downloads each file, and compares the size and MD5 checksum with the record. A mismatch deletes the file and stops the run. OULAD comes from the UCI mirror and has no published checksum, so there we cap the download size and record the SHA-256. Every file gets a SHA-256 in a </w:t>
+        <w:t xml:space="preserve">) that lists each source with its record number, licence and expected files. For a Zenodo record it asks Zenodo for the file list, downloads each file, and compares the size and MD5 checksum with the record; a mismatch deletes the file and stops the run. OULAD comes from the UCI mirror and has no published checksum, so there we cap the download size and record the SHA-256. Every file gets a SHA-256 in a </w:t>
       </w:r>
       <w:r>
         <w:rPr>
@@ -20448,7 +20448,7 @@
           <w:sz w:val="24"/>
           <w:szCs w:val="24"/>
         </w:rPr>
-        <w:t xml:space="preserve">Table 5.1 lists the sources, and Table 7.1 has the sizes of the logs.</w:t>
+        <w:t xml:space="preserve">Table 5.1 lists the sources, and Table 7.1 gives the sizes of the logs.</w:t>
       </w:r>
     </w:p>
     <w:p>
@@ -21124,7 +21124,7 @@
           <w:sz w:val="24"/>
           <w:szCs w:val="24"/>
         </w:rPr>
-        <w:t xml:space="preserve"> build OCEL 2.0 SQLite files. CROP becomes three object types (change, person, project) with events like upload, comment, approve, merge and abandon. OULAD becomes four (student, enrollment, presentation, assessment) with events like register, submit and unregister.</w:t>
+        <w:t xml:space="preserve"> build OCEL 2.0 SQLite files. CROP becomes three object types (change, person, project) with events like upload, comment, approve, merge and abandon, and OULAD becomes four (student, enrollment, presentation, assessment) with events like register, submit and unregister.</w:t>
       </w:r>
     </w:p>
     <w:p>
@@ -21217,7 +21217,7 @@
           <w:sz w:val="24"/>
           <w:szCs w:val="24"/>
         </w:rPr>
-        <w:t xml:space="preserve"> gives one row for every distinct pair of an event and a T-object, the same as the flattening function in </w:t>
+        <w:t xml:space="preserve"> gives one row for every distinct pair of an event and a T-object, equivalent to the flattening function in </w:t>
       </w:r>
       <w:r>
         <w:rPr>
@@ -21233,7 +21233,7 @@
           <w:sz w:val="24"/>
           <w:szCs w:val="24"/>
         </w:rPr>
-        <w:t xml:space="preserve">. Events with several T-objects are repeated, events with none are dropped, and only event-level attributes survive. A case notion counts as </w:t>
+        <w:t xml:space="preserve">; events with several T-objects are repeated, events with none are dropped, and only event-level attributes survive. A case notion counts as </w:t>
       </w:r>
       <w:r>
         <w:rPr>
@@ -22009,7 +22009,7 @@
           <w:sz w:val="24"/>
           <w:szCs w:val="24"/>
         </w:rPr>
-        <w:t xml:space="preserve">Distortion metrics tell us how much a flat view differs. The consequence analysis asks what an analyst would read differently. The reference is the object-centric view: every event counted once, plus the object-centric directly-follows relation, which is the union of consecutive-event pairs over the lifecycle of every object of every type. For each case notion we compare four outputs against that reference, and then we look at the process model an analyst would discover from the flat log.</w:t>
+        <w:t xml:space="preserve">Distortion metrics tell us how much a flat view differs; the consequence analysis asks what an analyst would read differently. The reference is the object-centric view: every event counted once, plus the object-centric directly-follows relation, which is the union of consecutive-event pairs over the lifecycle of every object of every type. For each case notion we compare four outputs against that reference, and then we look at the process model an analyst would discover from the flat log.</w:t>
       </w:r>
     </w:p>
     <w:p>
@@ -22120,7 +22120,7 @@
           <w:sz w:val="24"/>
           <w:szCs w:val="24"/>
         </w:rPr>
-        <w:t xml:space="preserve"> [15]) runs on each flat log. We score the model on the same flat log with token-based replay fitness [13] and token-based precision [14], and we record the size of the process tree, its </w:t>
+        <w:t xml:space="preserve"> [15]) runs on each flat log. The model is scored on the same flat log with token-based replay fitness [13] and token-based precision [14], and we record the size of the process tree, its </w:t>
       </w:r>
       <w:r>
         <w:rPr>
@@ -22152,7 +22152,7 @@
           <w:sz w:val="24"/>
           <w:szCs w:val="24"/>
         </w:rPr>
-        <w:t xml:space="preserve">Precision replays every prefix of every case, so its cost grows with the square of case length. We compute it only when the squared case lengths add up to at most 20 million, and each case notion gets an hour in total. The Inductive Miner copies its process tree with Python's </w:t>
+        <w:t xml:space="preserve">Precision replays every prefix of every case, so its cost grows with the square of case length; we compute it only when the squared case lengths add up to at most 20 million, and each case notion gets an hour in total. The Inductive Miner copies its process tree with Python's </w:t>
       </w:r>
       <w:r>
         <w:rPr>
@@ -22168,7 +22168,7 @@
           <w:sz w:val="24"/>
           <w:szCs w:val="24"/>
         </w:rPr>
-        <w:t xml:space="preserve"> while simplifying it, and on cases of several thousand events that nests deeper than Python's default limit of 1,000 calls. Two Age of Empires II case notions failed for this reason in our first runs, so </w:t>
+        <w:t xml:space="preserve"> while simplifying it, and on cases of several thousand events that nests deeper than Python's default limit of 1,000 calls. Two Age of Empires II case notions failed on this account in our first runs, so </w:t>
       </w:r>
       <w:r>
         <w:rPr>
@@ -22198,7 +22198,7 @@
           <w:sz w:val="24"/>
           <w:szCs w:val="24"/>
         </w:rPr>
-        <w:t xml:space="preserve">Two details matter for fairness. Events are coded by sorted event identifier, so ties in time always break the same way. And the analysis keeps </w:t>
+        <w:t xml:space="preserve">Two details matter for fairness. Events are coded by sorted event identifier, so ties in time always break the same way, and the analysis keeps </w:t>
       </w:r>
       <w:r>
         <w:rPr>
@@ -22234,7 +22234,7 @@
           <w:sz w:val="24"/>
           <w:szCs w:val="24"/>
         </w:rPr>
-        <w:t xml:space="preserve"> (events or activities a case notion never sees). An analyst can undo the first by de-duplicating on the event identifier, but the second cannot be recovered from a flat log.</w:t>
+        <w:t xml:space="preserve"> (events or activities a case notion never sees). An analyst can undo the first by de-duplicating on the event identifier; the second, however, cannot be recovered from a flat log.</w:t>
       </w:r>
     </w:p>
     <w:p>
@@ -22248,7 +22248,7 @@
           <w:sz w:val="24"/>
           <w:szCs w:val="24"/>
         </w:rPr>
-        <w:t xml:space="preserve">Some object types would never be chosen as a case notion. A farm in Age of Empires II, for example, takes part in only a handful of activities. To separate this structural narrowing from narrowing that an analyst could plausibly encounter, we also look at the </w:t>
+        <w:t xml:space="preserve">Some object types would never be chosen as a case notion. A farm in Age of Empires II, as an illustration, takes part in only a handful of activities. To separate this structural narrowing from narrowing that an analyst could plausibly encounter, we also look at the </w:t>
       </w:r>
       <w:r>
         <w:rPr>
@@ -22314,7 +22314,7 @@
           <w:sz w:val="24"/>
           <w:szCs w:val="24"/>
         </w:rPr>
-        <w:t xml:space="preserve"> estimates it with 200 bootstrap replicates and a fixed seed. For counts of case notions it gives every event a Poisson(1) weight and recomputes coverage and visibility. For rank correlations it resamples the ranked items themselves (activities, or visible entities). An earlier version also used event weights for the correlations and produced intervals that did not contain their own estimates: an entity with a single event receives the same weight in its true count and in its row count, which creates artificial agreement. The unweighted replicate reproduces every published value, and the script checks that before it starts.</w:t>
+        <w:t xml:space="preserve"> estimates it with 200 bootstrap replicates and a fixed seed. For counts of case notions it gives every event a Poisson(1) weight and recomputes coverage and visibility; for rank correlations it resamples the ranked items themselves (activities, or visible entities). An earlier version also applied event weights for the correlations and generated intervals that did not contain their own estimates: an entity with a single event receives the same weight in its true count and in its row count, which creates artificial agreement. The unweighted replicate reproduces every published value, and the script checks that before it starts.</w:t>
       </w:r>
     </w:p>
     <w:p>
@@ -22349,7 +22349,7 @@
           <w:sz w:val="24"/>
           <w:szCs w:val="24"/>
         </w:rPr>
-        <w:t xml:space="preserve">We keep a rule-based engine from earlier work, </w:t>
+        <w:t xml:space="preserve">A rule-based engine is kept from earlier work, </w:t>
       </w:r>
       <w:r>
         <w:rPr>
@@ -22381,7 +22381,7 @@
           <w:sz w:val="24"/>
           <w:szCs w:val="24"/>
         </w:rPr>
-        <w:t xml:space="preserve">. It evaluates eleven natural rules (for example, a change is merged only after an approval vote, or no submission after the assessment deadline) on native, flat and denormalised-flat views of CROP and OULAD. Two logs and eleven rules are too few to support a conclusion, so the engine is excluded from the main results.</w:t>
+        <w:t xml:space="preserve">; it evaluates eleven natural rules (as an illustration, a change is merged only after an approval vote, or no submission after the assessment deadline) on native, flat and denormalised-flat views of CROP and OULAD. Two logs and eleven rules are too few to support a conclusion, so the engine is excluded from the main results.</w:t>
       </w:r>
     </w:p>
     <w:p>
@@ -22440,7 +22440,7 @@
           <w:sz w:val="24"/>
           <w:szCs w:val="24"/>
         </w:rPr>
-        <w:t xml:space="preserve"> compares the fast consequence code with a slow plain-Python version on a real slice of the Enron log. </w:t>
+        <w:t xml:space="preserve"> compares the fast consequence code with a slow plain-Python version on a real slice of the Enron log, and </w:t>
       </w:r>
       <w:r>
         <w:rPr>
@@ -22456,7 +22456,7 @@
           <w:sz w:val="24"/>
           <w:szCs w:val="24"/>
         </w:rPr>
-        <w:t xml:space="preserve"> does the same for the distortion metrics, using only dictionaries and sets. By default it runs on 6,000-event slices of Enron, Bundestag and Age of Empires II, and with </w:t>
+        <w:t xml:space="preserve"> does the same for the distortion metrics, using only dictionaries and sets. By default it runs on 6,000-event slices of Enron, Bundestag and Age of Empires II; with </w:t>
       </w:r>
       <w:r>
         <w:rPr>
@@ -22644,7 +22644,7 @@
           <w:sz w:val="24"/>
           <w:szCs w:val="24"/>
         </w:rPr>
-        <w:t xml:space="preserve">We tested the project as we would test an external piece of work. Table 5.3 lists each check, what it establishes and its outcome.</w:t>
+        <w:t xml:space="preserve">The project was tested as we would test an external piece of work; Table 5.3 lists each check, what it establishes and its outcome.</w:t>
       </w:r>
     </w:p>
     <w:p>
@@ -23354,7 +23354,7 @@
           <w:sz w:val="24"/>
           <w:szCs w:val="24"/>
         </w:rPr>
-        <w:t xml:space="preserve">Duplicate events: the CROP converter wrote duplicate event rows, about 17% of them. They are removed.</w:t>
+        <w:t xml:space="preserve">Duplicate events: duplicate event rows were written by the CROP converter, about 17% of them. They are removed.</w:t>
       </w:r>
     </w:p>
     <w:p>
@@ -23392,7 +23392,7 @@
           <w:sz w:val="24"/>
           <w:szCs w:val="24"/>
         </w:rPr>
-        <w:t xml:space="preserve">Tie-breaking: events with the same timestamp could be ordered differently in two code paths. Events are now ordered by timestamp and then by event identifier.</w:t>
+        <w:t xml:space="preserve">Tie-breaking: events with the same timestamp could be ordered differently in two code paths, so events are now ordered by timestamp and then by event identifier.</w:t>
       </w:r>
     </w:p>
     <w:p>
@@ -23490,7 +23490,7 @@
           <w:sz w:val="24"/>
           <w:szCs w:val="24"/>
         </w:rPr>
-        <w:t xml:space="preserve">, so that the same output can be shown if network or hardware problems occur during the review. Table 6.1 lists the steps and the measured times.</w:t>
+        <w:t xml:space="preserve">, so that the same output can be shown if network or hardware issues arise during the review. Table 6.1 lists the steps and the measured times.</w:t>
       </w:r>
     </w:p>
     <w:p>
@@ -24408,7 +24408,7 @@
           <w:sz w:val="24"/>
           <w:szCs w:val="24"/>
         </w:rPr>
-        <w:t xml:space="preserve">The fast consequence code and a plain-Python version agree on a real Enron slice. The directly-follows pairs are identical for four case notions, and so is the entity ranking.</w:t>
+        <w:t xml:space="preserve">The fast consequence code and a plain-Python version agree on a real Enron slice; the directly-follows pairs are identical for four case notions, and so is the entity ranking.</w:t>
       </w:r>
     </w:p>
     <w:p>
@@ -24734,7 +24734,7 @@
           <w:sz w:val="24"/>
           <w:szCs w:val="24"/>
         </w:rPr>
-        <w:t xml:space="preserve">Four case notions get flattened: the three e-mail roles and the message identifier. Take the copied-in recipients as the case (EMAILADDRESS:CC) and 77.8% of the events drop out, while the remaining events are copied 2.11 times on average. The message identifier drops 40.1% and copies nothing. The coupling lines show how strongly the cases are interlinked: 81% of the "to" addresses take part in events that belong to two or more different "cc" cases (6.4 on average).</w:t>
+        <w:t xml:space="preserve">Four case notions get flattened: the three e-mail roles and the message identifier. With the copied-in recipients as the case (EMAILADDRESS:CC), 77.8% of the events drop out, while the remaining events are copied 2.11 times on average. The message identifier drops 40.1% of the events and copies nothing. The coupling lines show how strongly the cases are interlinked: 81% of the "to" addresses take part in events that belong to two or more different "cc" cases (6.4 on average).</w:t>
       </w:r>
     </w:p>
     <w:p>
@@ -25028,7 +25028,7 @@
           <w:sz w:val="24"/>
           <w:szCs w:val="24"/>
         </w:rPr>
-        <w:t xml:space="preserve">Each line is one case notion. For the copied-recipient notion only 77.8% of the activities are visible, and the activity ranking agrees with the whole process at a rank correlation of 0.87. Measured for duplication alone, the correlation is exactly 1.0, so nearly all of that gap is due to narrowing.</w:t>
+        <w:t xml:space="preserve">Each line is one case notion. For the copied-recipient notion only 77.8% of the activities are visible, and the activity ranking agrees with the whole process at a rank correlation of 0.87. Measured for duplication alone, the correlation is exactly 1.0, so nearly all of that gap is owing to narrowing.</w:t>
       </w:r>
     </w:p>
     <w:p>
@@ -25077,7 +25077,7 @@
           <w:sz w:val="24"/>
           <w:szCs w:val="24"/>
         </w:rPr>
-        <w:t xml:space="preserve">The command prints a Markdown table with one row per log. The lines are too wide for a printed page, so we do not copy them here. The saved output is in </w:t>
+        <w:t xml:space="preserve">The command prints a Markdown table with one row per log; the lines are too wide for a printed page, so we do not copy them here. The saved output is in </w:t>
       </w:r>
       <w:r>
         <w:rPr>
@@ -25115,7 +25115,7 @@
           <w:sz w:val="24"/>
           <w:szCs w:val="24"/>
         </w:rPr>
-        <w:t xml:space="preserve"> re-runs everything. When we ran it for this report it finished without error in 5 minutes 21 seconds and left every tracked result file unchanged (checked with Git).</w:t>
+        <w:t xml:space="preserve"> re-runs everything. When we ran it for this report it finished without error in 6 minutes 6 seconds and left every tracked result file unchanged (checked with Git).</w:t>
       </w:r>
     </w:p>
     <w:p>
@@ -25199,7 +25199,7 @@
           <w:sz w:val="24"/>
           <w:szCs w:val="24"/>
         </w:rPr>
-        <w:t xml:space="preserve">. These are measurements on seven real public logs. They say nothing about the capstone portal.</w:t>
+        <w:t xml:space="preserve">; these are measurements on seven real public logs, so they say nothing about the capstone portal.</w:t>
       </w:r>
     </w:p>
     <w:p>
@@ -27851,7 +27851,7 @@
           <w:sz w:val="24"/>
           <w:szCs w:val="24"/>
         </w:rPr>
-        <w:t xml:space="preserve">The logs fall into three groups, shown in Figure 7.1.</w:t>
+        <w:t xml:space="preserve">The logs fall into three groups, laid out in Figure 7.1.</w:t>
       </w:r>
     </w:p>
     <w:p>
@@ -27865,7 +27865,7 @@
           <w:sz w:val="24"/>
           <w:szCs w:val="24"/>
         </w:rPr>
-        <w:t xml:space="preserve">In the star logs (CROP and OULAD) every event touches exactly one object of each type. Flattening copies nothing (1.00 copies per event) and, in the median, drops nothing. On these two measures the distortion is zero.</w:t>
+        <w:t xml:space="preserve">In the star logs (CROP and OULAD) every event touches exactly one object of each type. Flattening copies nothing (1.00 copies per event) and, in the median, drops nothing; on these two measures the distortion is zero.</w:t>
       </w:r>
     </w:p>
     <w:p>
@@ -27879,7 +27879,7 @@
           <w:sz w:val="24"/>
           <w:szCs w:val="24"/>
         </w:rPr>
-        <w:t xml:space="preserve">The partitioned logs (Bundestag, Age of Empires II, Ethereum) copy little, at most 1.27, 1.76 and 1.09 copies per event. However, different object types cover different parts of the log, so the median case notion drops between 69% and 91% of the events.</w:t>
+        <w:t xml:space="preserve">The partitioned logs (Bundestag, Age of Empires II, Ethereum) copy little, at most 1.27, 1.76 and 1.09 copies per event. Yet different object types cover different parts of the log, so the median case notion drops between 69% and 91% of the events.</w:t>
       </w:r>
     </w:p>
     <w:p>
@@ -29385,7 +29385,7 @@
           <w:sz w:val="24"/>
           <w:szCs w:val="24"/>
         </w:rPr>
-        <w:t xml:space="preserve">First, duplication alone rarely changes a ranking. When the activity ranking from flat rows is compared with the ranking of the same events counted once, and only 2 of the 38 case notions fall below a rank correlation of 0.95 (bootstrap interval 1 to 3): Angular files (0.81, interval 0.66 to 0.90) and the Enron "to" role (0.93). The Enron value is less certain: with only nine activities, its interval runs from 0.53 to 1.00. Where a log has no duplication, as in the star logs, the correlation is exactly 1.0.</w:t>
+        <w:t xml:space="preserve">First, duplication alone rarely changes a ranking. When the activity ranking from flat rows is compared with the ranking of the same events counted once, only 2 of the 38 case notions fall below a rank correlation of 0.95 (bootstrap interval 1 to 3): Angular files (0.81, interval 0.66 to 0.90) and the Enron "to" role (0.93). The Enron value is less certain: with only nine activities, its interval runs from 0.53 to 1.00. Where a log has no duplication, as in the star logs, the correlation is exactly 1.0.</w:t>
       </w:r>
     </w:p>
     <w:p>
@@ -29413,7 +29413,7 @@
           <w:sz w:val="24"/>
           <w:szCs w:val="24"/>
         </w:rPr>
-        <w:t xml:space="preserve">Much of this narrowing is structural. Eighteen of the 20 narrowed case notions come from the Bundestag and Age of Empires II, where an object type such as a written parliamentary question or a farm is in effect a sub-process of its own, and a farm cannot be expected to see the rest of the game. We therefore also examined the case notions an analyst would plausibly choose. Fifteen of them cover at least half of their log, and 2 of those are still narrowed. Villager, in Age of Empires II, covers 52.8% of the events but shows 17% of the activities. OULAD's Assessment case notion covers 80% of the events and shows one activity in three: every submission is present, while every registration and withdrawal is lost. More importantly, two logs have no plausible case notion at all. The widest case notion covers 32.8% of the Bundestag events (and 3% of its 148 activities) and 37.4% of the Ethereum window. In the other five logs the widest case notion covers at least 95% of the events.</w:t>
+        <w:t xml:space="preserve">Much of this narrowing is structural. Eighteen of the 20 narrowed case notions come from the Bundestag and Age of Empires II, where an object type such as a written parliamentary question or a farm is in effect a sub-process of its own, and a farm cannot be expected to see the rest of the game. We therefore also inspected the case notions an analyst would plausibly choose. Fifteen of them cover at least half of their log, and 2 of those are still narrowed. Villager, in Age of Empires II, covers 52.8% of the events but shows 17% of the activities. OULAD's Assessment case notion covers 80% of the events and shows one activity in three: every submission is present, while every registration and withdrawal is lost. More importantly, two logs have no plausible case notion at all: the widest case notion covers 32.8% of the Bundestag events (and 3% of its 148 activities) and 37.4% of the Ethereum window. In the other five logs the widest case notion covers at least 95% of the events.</w:t>
       </w:r>
     </w:p>
     <w:p>
@@ -29427,7 +29427,7 @@
           <w:sz w:val="24"/>
           <w:szCs w:val="24"/>
         </w:rPr>
-        <w:t xml:space="preserve">These counts do not depend on a single threshold. With the narrowing threshold at 0.3, 0.4, 0.5, 0.6 and 0.7, the number of narrowed case notions is 17, 18, 20, 20 and 20. With the coverage threshold at 30% to 70%, there are 21, 16, 15, 13 and 13 plausible case notions, of which 5, 3, 2, 1 and 1 are narrowed, and OULAD Assessment is narrowed every time. Raising the 1,000-event cut-off to 2,000 or 5,000 leaves 15 of 33 and 10 of 28 narrowed. In all 200 bootstrap replicates the counts remain at 20 narrowed, 15 plausible and 2 both.</w:t>
+        <w:t xml:space="preserve">These counts do not depend on a single threshold. With the narrowing threshold at 0.3, 0.4, 0.5, 0.6 and 0.7, the number of narrowed case notions is 17, 18, 20, 20 and 20. With the coverage threshold at 30% to 70%, there are 21, 16, 15, 13 and 13 plausible case notions, of which 5, 3, 2, 1 and 1 are narrowed, and OULAD Assessment is narrowed every time. Raising the 1,000-event cut-off to 2,000 or 5,000 leaves 15 of 33 and 10 of 28 narrowed, and in all 200 bootstrap replicates the counts remain at 20 narrowed, 15 plausible and 2 both.</w:t>
       </w:r>
     </w:p>
     <w:p>
@@ -29510,7 +29510,7 @@
           <w:sz w:val="24"/>
           <w:szCs w:val="24"/>
         </w:rPr>
-        <w:t xml:space="preserve">Third, careless counting can mislead. Suppose an analyst ranks entities (people, for example) by counting rows in a denormalised flat export. Among the entities that appear in the export, the worst-case rank correlations with the true number of events per entity are 0.16 in Enron (interval 0.14 to 0.18), -0.01 in Ethereum (-0.03 to 0.02) and -0.41 in Age of Empires II (-0.67 to -0.26). An analyst who de-duplicates on the event identifier would avoid this, so this result is a warning about careless counting rather than an unavoidable loss.</w:t>
+        <w:t xml:space="preserve">Third, careless counting can mislead. Suppose an analyst ranks entities (people, as an illustration) by counting rows in a denormalised flat export. Among the entities that appear in the export, the worst-case rank correlations with the true number of events per entity are 0.16 in Enron (interval 0.14 to 0.18), -0.01 in Ethereum (-0.03 to 0.02) and -0.41 in Age of Empires II (-0.67 to -0.26). An analyst who de-duplicates on the event identifier would avoid this, so this result is a warning about careless counting rather than an unavoidable loss.</w:t>
       </w:r>
     </w:p>
     <w:p>
@@ -29593,7 +29593,7 @@
           <w:sz w:val="24"/>
           <w:szCs w:val="24"/>
         </w:rPr>
-        <w:t xml:space="preserve">Directly-follows edges show a smaller but measurable effect. Angular has the largest duplication of event pairs (74 copies for the branch case notion). Where nested children exist, some flat edges join events that are adjacent in the flat log but unrelated in the data. These spurious edges account for at most 27.7% in Age of Empires II and 16.6% in OULAD.</w:t>
+        <w:t xml:space="preserve">Directly-follows edges show a smaller but measurable effect. Angular has the largest duplication of event pairs (74 copies for the branch case notion). Where nested children exist, some flat edges join events that are adjacent in the flat log but unrelated in the data; these spurious edges account for at most 27.7% in Age of Empires II and 16.6% in OULAD.</w:t>
       </w:r>
     </w:p>
     <w:p>
@@ -29695,7 +29695,7 @@
           <w:sz w:val="24"/>
           <w:szCs w:val="24"/>
         </w:rPr>
-        <w:t xml:space="preserve">Process discovery is the most common use of process mining, so we discovered a model from every flat log (C5 in Section 5.1). It finished for 35 of the 38 case notions. The remaining 3 did not finish: Angular commits branches (time budget or failure); Age of Empires II Match (time budget or failure); Age of Empires II Session (time budget or failure). Table 7.4 summarises the results per log.</w:t>
+        <w:t xml:space="preserve">Process discovery is the most typical use of process mining, so we discovered a model from every flat log (C5 in Section 5.1); it finished for 37 of the 38 case notions, and Table 7.4 summarises the results per log. One case notion did not finish: Angular commits branches (it exceeded the time budget).</w:t>
       </w:r>
     </w:p>
     <w:p>
@@ -30338,7 +30338,7 @@
                 <w:sz w:val="17"/>
                 <w:szCs w:val="17"/>
               </w:rPr>
-              <w:t xml:space="preserve">9 of 11</w:t>
+              <w:t xml:space="preserve">11 of 11</w:t>
             </w:r>
           </w:p>
         </w:tc>
@@ -30401,7 +30401,7 @@
                 <w:sz w:val="17"/>
                 <w:szCs w:val="17"/>
               </w:rPr>
-              <w:t xml:space="preserve">2</w:t>
+              <w:t xml:space="preserve">4</w:t>
             </w:r>
           </w:p>
         </w:tc>
@@ -30831,7 +30831,7 @@
           <w:sz w:val="24"/>
           <w:szCs w:val="24"/>
         </w:rPr>
-        <w:t xml:space="preserve">First, every model appears to be of high quality. Replay fitness runs from 0.955 to 1.000, with a median of 0.994. All 20 narrowed case notions are in that range, yet 20 of the models contain fewer than half of the process's activities. Fitness is measured against the flat log from which the model was discovered, so it cannot reflect what flattening removed. Figure 7.6 illustrates this: the points on the left represent models of a small fraction of the process, and they score as well as the complete ones.</w:t>
+        <w:t xml:space="preserve">First, every model appears to be of high quality. Replay fitness runs from 0.955 to 1.000, with a median of 0.994, and all 20 narrowed case notions are in that range; yet 20 of the models contain fewer than half of the process's activities. Fitness is measured against the flat log from which the model was discovered, so it cannot reflect what flattening removed. Figure 7.6 reveals this: the points on the left represent models of a small fraction of the process, and they score as well as the complete ones.</w:t>
       </w:r>
     </w:p>
     <w:p>
@@ -30914,7 +30914,7 @@
           <w:sz w:val="24"/>
           <w:szCs w:val="24"/>
         </w:rPr>
-        <w:t xml:space="preserve">Second, divergence appears as loops. When a flat case collects repeated events that belong to different objects, the miner tends to place them inside a loop. Across case notions the loop share rises with the divergence share (Spearman rank correlation 0.66). At least 90% of the activities sit under a loop in 12 of the 17 case notions with a divergence share of 0.5 or more, and in only 4 of the rest. Precision, which could be computed for 25 case notions, shows the consequence. Its median is 0.67, and the lowest values (0.04 for Age of Empires II player, 0.07 for Ethereum orders (ORDER), 0.09 for German Bundestag legislation (Gesetzgebung)) all come from models in which nearly every activity is inside a loop, so the models accept almost any order of events.</w:t>
+        <w:t xml:space="preserve">Second, divergence appears as loops. Across case notions the loop share rises with the divergence share (Spearman rank correlation 0.69), and at least 90% of the activities sit under a loop in 14 of the 19 case notions with a divergence share of 0.5 or more, and in only 4 of the rest. When a flat case collects repeated events that belong to different objects, the miner tends to place them inside a loop. Precision, which could be computed for 25 case notions, reveals the result: its median is 0.67, and the lowest values (0.04 for Age of Empires II player, 0.07 for Ethereum orders (ORDER), 0.09 for German Bundestag legislation (Gesetzgebung)) all come from models in which nearly every activity is inside a loop, so the models accept almost any order of events.</w:t>
       </w:r>
     </w:p>
     <w:p>
@@ -30961,7 +30961,7 @@
           <w:sz w:val="24"/>
           <w:szCs w:val="24"/>
         </w:rPr>
-        <w:t xml:space="preserve">Our initial expectation was that flattening mainly duplicates events. The data did not support this. Duplication is large in only two of the seven logs. The common pattern is that a case notion sees only part of the process, and the flat log gives no indication of what is missing. The usual quality check does not reveal this: a model discovered from a narrowed flat log still replays that log almost perfectly, so fitness remains high precisely when the view is most partial.</w:t>
+        <w:t xml:space="preserve">Our initial expectation was that flattening mainly duplicates events, and the data did not support this. Duplication is large in only two of the seven logs; the common pattern is that a case notion sees only part of the process, and the flat log gives no indication of what is missing. The usual quality check does not reveal this either: a model discovered from a narrowed flat log still replays that log almost perfectly, so fitness remains high precisely when the view is most partial.</w:t>
       </w:r>
     </w:p>
     <w:p>
@@ -30975,7 +30975,7 @@
           <w:sz w:val="24"/>
           <w:szCs w:val="24"/>
         </w:rPr>
-        <w:t xml:space="preserve">For the capstone, only a hypothesis can be stated, since no portal data is available. The portal's documented audit log relates each action to one project and to the person who acted. If real data has that shape, flattening on the project would copy few events, but it would hide how one guide's reviews spread across many projects, and it would hide the people. That is the narrowing pattern, not the duplication pattern. The next step is to test this on a de-identified portal log. Until then we make no claim about the portal.</w:t>
+        <w:t xml:space="preserve">For the capstone, only a hypothesis can be stated, since no portal data is available. The portal's documented audit log relates each action to one project and to the person who acted. If real data has that shape, flattening on the project would copy few events, but it would hide how one guide's reviews spread across many projects, and it would hide the people; that is the narrowing pattern, not the duplication pattern. The next step is to test this on a de-identified portal log; until then, no claim about the portal is made.</w:t>
       </w:r>
     </w:p>
     <w:p>
@@ -31072,7 +31072,7 @@
           <w:sz w:val="24"/>
           <w:szCs w:val="24"/>
         </w:rPr>
-        <w:t xml:space="preserve">A data-quality flag in Enron: about 0.1% of the events (72) have timestamps before 1990, which is unusual for a corpus from 1998 to 2002. They were retained.</w:t>
+        <w:t xml:space="preserve">A data-quality flag in Enron: about 0.1% of the events (72) have timestamps before 1990, which is unusual for a corpus from 1998 to 2002. They were kept.</w:t>
       </w:r>
     </w:p>
     <w:p>
@@ -31091,7 +31091,7 @@
           <w:sz w:val="24"/>
           <w:szCs w:val="24"/>
         </w:rPr>
-        <w:t xml:space="preserve">Checks by us: the independent implementations are independent of the code under test, not of the team, and no one outside the team labelled the findings.</w:t>
+        <w:t xml:space="preserve">Checks by us: the independent implementations are independent of the code under test, not of the team, and the findings were labelled by no one outside the team.</w:t>
       </w:r>
     </w:p>
     <w:p>
@@ -31110,7 +31110,7 @@
           <w:sz w:val="24"/>
           <w:szCs w:val="24"/>
         </w:rPr>
-        <w:t xml:space="preserve">One miner: the discovery comparison uses one algorithm with one noise threshold, and other miners may well give different models.</w:t>
+        <w:t xml:space="preserve">One miner: the discovery comparison applies one algorithm with one noise threshold, and other miners may well give different models.</w:t>
       </w:r>
     </w:p>
     <w:p>
@@ -31648,7 +31648,7 @@
                 <w:sz w:val="18"/>
                 <w:szCs w:val="18"/>
               </w:rPr>
-              <w:t xml:space="preserve"> for all seven logs took 5 minutes 21 seconds</w:t>
+              <w:t xml:space="preserve"> for all seven logs took 6 minutes 6 seconds</w:t>
             </w:r>
           </w:p>
         </w:tc>
@@ -31670,7 +31670,7 @@
           <w:sz w:val="24"/>
           <w:szCs w:val="24"/>
         </w:rPr>
-        <w:t xml:space="preserve">The main cost is the team's time, much of it spent on verification. The monetary cost is nil.</w:t>
+        <w:t xml:space="preserve">The principal cost is the team's time, much of it spent on verification; the monetary cost is nil.</w:t>
       </w:r>
     </w:p>
     <w:p>
@@ -31736,7 +31736,7 @@
           <w:sz w:val="24"/>
           <w:szCs w:val="24"/>
         </w:rPr>
-        <w:t xml:space="preserve">First, a reproducible and verified pipeline has been built. It downloads and verifies seven public logs, converts two of them to OCEL 2.0, computes distortion metrics for 38 case notions and compares standard outputs between flat and object-centric views. A second, plain-Python implementation reproduces the distortion metrics exactly on all seven full logs, other independent checks agree with the parts they cover, and the checks caught three bugs of our own, which we fixed.</w:t>
+        <w:t xml:space="preserve">First, a reproducible and verified pipeline has been built; it downloads and verifies seven public logs, converts two of them to OCEL 2.0, computes distortion metrics for 38 case notions and compares standard outputs between flat and object-centric views. A second, plain-Python implementation reproduces the distortion metrics exactly on all seven full logs, other independent checks agree with the parts they cover, and the checks caught three bugs of our own, which we fixed.</w:t>
       </w:r>
     </w:p>
     <w:p>
@@ -31750,7 +31750,7 @@
           <w:sz w:val="24"/>
           <w:szCs w:val="24"/>
         </w:rPr>
-        <w:t xml:space="preserve">Second, flattening does not mainly duplicate events. Duplication is large only in the fan-out logs, up to 81.65 copies of an event in Angular, and only 2 of 38 case notions fall below a rank correlation of 0.95 because of duplication alone.</w:t>
+        <w:t xml:space="preserve">Second, flattening does not mainly duplicate events. Duplication is large only in the fan-out logs, up to 81.65 copies of an event in Angular, and only 2 of 38 case notions fall below a rank correlation of 0.95 on account of duplication alone.</w:t>
       </w:r>
     </w:p>
     <w:p>
@@ -31764,7 +31764,7 @@
           <w:sz w:val="24"/>
           <w:szCs w:val="24"/>
         </w:rPr>
-        <w:t xml:space="preserve">Third, the larger effect is narrowing. In 20 of 38 case notions the flat log shows fewer than half of the process's activities. Most of that comes from the structure of the logs, but 2 of the 15 case notions that cover at least half of their log are narrowed too, and in two logs no case notion covers half of the events. The counts hold across every threshold we tried and in every bootstrap replicate.</w:t>
+        <w:t xml:space="preserve">Third, the larger effect is narrowing. In 20 of 38 case notions the flat log shows fewer than half of the process's activities. Most of that comes from the structure of the logs; yet 2 of the 15 case notions that cover at least half of their log are narrowed too, and in two logs no case notion covers half of the events. The counts hold across every threshold we tried and in every bootstrap replicate.</w:t>
       </w:r>
     </w:p>
     <w:p>
@@ -31778,7 +31778,7 @@
           <w:sz w:val="24"/>
           <w:szCs w:val="24"/>
         </w:rPr>
-        <w:t xml:space="preserve">Fourth, the usual quality checks do not detect narrowing. A model discovered from a narrowed flat log still replays that log with a fitness of 0.955 or more, and divergence turns into loops that accept almost any order of events.</w:t>
+        <w:t xml:space="preserve">Fourth, the usual quality checks do not detect narrowing: a model discovered from a narrowed flat log still replays that log with a fitness of 0.955 or more, and divergence turns into loops that accept almost any order of events.</w:t>
       </w:r>
     </w:p>
     <w:p>
@@ -31792,7 +31792,7 @@
           <w:sz w:val="24"/>
           <w:szCs w:val="24"/>
         </w:rPr>
-        <w:t xml:space="preserve">Fifth, careless counting from a flat export can be seriously misleading. Worst-case entity rankings reach a rank correlation of 0.16 (Enron), -0.01 (Ethereum) and -0.41 (Age of Empires II), and none of the bootstrap intervals exceeds 0.2.</w:t>
+        <w:t xml:space="preserve">Fifth, careless counting from a flat export can be seriously misleading: worst-case entity rankings reach a rank correlation of 0.16 (Enron), -0.01 (Ethereum) and -0.41 (Age of Empires II), and none of the bootstrap intervals exceeds 0.2.</w:t>
       </w:r>
     </w:p>
     <w:p>
@@ -31806,7 +31806,7 @@
           <w:sz w:val="24"/>
           <w:szCs w:val="24"/>
         </w:rPr>
-        <w:t xml:space="preserve">Sixth, the capstone model remains a design. We could not test it on portal data, and we claim nothing about how real capstone teams behave.</w:t>
+        <w:t xml:space="preserve">Sixth, the capstone model remains a design. We could not test it on portal data, and nothing is claimed about how real capstone teams behave.</w:t>
       </w:r>
     </w:p>
     <w:p>
@@ -31838,7 +31838,7 @@
           <w:sz w:val="24"/>
           <w:szCs w:val="24"/>
         </w:rPr>
-        <w:t xml:space="preserve">, which we submitted to the Journal of Intelligent Information Systems (Springer) in October 2026. It is under review.</w:t>
+        <w:t xml:space="preserve">, which we submitted to the Journal of Intelligent Information Systems (Springer) in October 2026; it is under review.</w:t>
       </w:r>
     </w:p>
     <w:p>
@@ -31871,7 +31871,7 @@
           <w:sz w:val="24"/>
           <w:szCs w:val="24"/>
         </w:rPr>
-        <w:t xml:space="preserve">We have seven logs from five domains, and one of them is a window. The thresholds are ours, and the idea of a plausible case notion came after we had seen the first results. The checks are independent of the code under test but not of the team, no one outside the team has labelled the findings, and the activity-ranking numbers are re-computed only by the bootstrap code. The discovery comparison uses one miner. The rule-based engine covers eleven rules on two logs, and we use it for no conclusion.</w:t>
+        <w:t xml:space="preserve">We have seven logs from five domains, and one of them is a window. The thresholds are ours, and the idea of a plausible case notion came after we had seen the first results. The checks are independent of the code under test but not of the team, no one outside the team has labelled the findings, and the activity-ranking numbers are re-computed only by the bootstrap code. The discovery comparison applies one miner, and the rule-based engine covers eleven rules on two logs, which we use for no conclusion.</w:t>
       </w:r>
     </w:p>
     <w:p>

--- a/docs/review-3/Team1_BCSE497J_Project_I_Report.docx
+++ b/docs/review-3/Team1_BCSE497J_Project_I_Report.docx
@@ -3089,7 +3089,7 @@
                 <w:sz w:val="22"/>
                 <w:szCs w:val="22"/>
               </w:rPr>
-              <w:t>4</w:t>
+              <w:t>5</w:t>
             </w:r>
             <w:r>
               <w:rPr>
@@ -3283,7 +3283,7 @@
                 <w:sz w:val="22"/>
                 <w:szCs w:val="22"/>
               </w:rPr>
-              <w:t>6</w:t>
+              <w:t>7</w:t>
             </w:r>
             <w:r>
               <w:rPr>
@@ -3373,7 +3373,7 @@
                 <w:sz w:val="22"/>
                 <w:szCs w:val="22"/>
               </w:rPr>
-              <w:t>6</w:t>
+              <w:t>7</w:t>
             </w:r>
             <w:r>
               <w:rPr>
@@ -3462,7 +3462,7 @@
                 <w:sz w:val="22"/>
                 <w:szCs w:val="22"/>
               </w:rPr>
-              <w:t>6</w:t>
+              <w:t>7</w:t>
             </w:r>
             <w:r>
               <w:rPr>
@@ -3551,7 +3551,7 @@
                 <w:sz w:val="22"/>
                 <w:szCs w:val="22"/>
               </w:rPr>
-              <w:t>6</w:t>
+              <w:t>7</w:t>
             </w:r>
             <w:r>
               <w:rPr>
@@ -3640,7 +3640,7 @@
                 <w:sz w:val="22"/>
                 <w:szCs w:val="22"/>
               </w:rPr>
-              <w:t>6</w:t>
+              <w:t>7</w:t>
             </w:r>
             <w:r>
               <w:rPr>
@@ -3729,7 +3729,7 @@
                 <w:sz w:val="22"/>
                 <w:szCs w:val="22"/>
               </w:rPr>
-              <w:t>6</w:t>
+              <w:t>7</w:t>
             </w:r>
             <w:r>
               <w:rPr>
@@ -3818,7 +3818,7 @@
                 <w:sz w:val="22"/>
                 <w:szCs w:val="22"/>
               </w:rPr>
-              <w:t>7</w:t>
+              <w:t>8</w:t>
             </w:r>
             <w:r>
               <w:rPr>
@@ -3907,7 +3907,7 @@
                 <w:sz w:val="22"/>
                 <w:szCs w:val="22"/>
               </w:rPr>
-              <w:t>7</w:t>
+              <w:t>8</w:t>
             </w:r>
             <w:r>
               <w:rPr>
@@ -3996,7 +3996,7 @@
                 <w:sz w:val="22"/>
                 <w:szCs w:val="22"/>
               </w:rPr>
-              <w:t>7</w:t>
+              <w:t>8</w:t>
             </w:r>
             <w:r>
               <w:rPr>
@@ -4085,7 +4085,7 @@
                 <w:sz w:val="22"/>
                 <w:szCs w:val="22"/>
               </w:rPr>
-              <w:t>7</w:t>
+              <w:t>8</w:t>
             </w:r>
             <w:r>
               <w:rPr>
@@ -4174,7 +4174,7 @@
                 <w:sz w:val="22"/>
                 <w:szCs w:val="22"/>
               </w:rPr>
-              <w:t>8</w:t>
+              <w:t>9</w:t>
             </w:r>
             <w:r>
               <w:rPr>
@@ -4279,7 +4279,7 @@
                 <w:sz w:val="22"/>
                 <w:szCs w:val="22"/>
               </w:rPr>
-              <w:t>9</w:t>
+              <w:t>10</w:t>
             </w:r>
             <w:r>
               <w:rPr>
@@ -4369,7 +4369,7 @@
                 <w:sz w:val="22"/>
                 <w:szCs w:val="22"/>
               </w:rPr>
-              <w:t>9</w:t>
+              <w:t>10</w:t>
             </w:r>
             <w:r>
               <w:rPr>
@@ -4458,7 +4458,7 @@
                 <w:sz w:val="22"/>
                 <w:szCs w:val="22"/>
               </w:rPr>
-              <w:t>9</w:t>
+              <w:t>10</w:t>
             </w:r>
             <w:r>
               <w:rPr>
@@ -4547,7 +4547,7 @@
                 <w:sz w:val="22"/>
                 <w:szCs w:val="22"/>
               </w:rPr>
-              <w:t>9</w:t>
+              <w:t>10</w:t>
             </w:r>
             <w:r>
               <w:rPr>
@@ -4636,7 +4636,7 @@
                 <w:sz w:val="22"/>
                 <w:szCs w:val="22"/>
               </w:rPr>
-              <w:t>10</w:t>
+              <w:t>11</w:t>
             </w:r>
             <w:r>
               <w:rPr>
@@ -4725,7 +4725,7 @@
                 <w:sz w:val="22"/>
                 <w:szCs w:val="22"/>
               </w:rPr>
-              <w:t>11</w:t>
+              <w:t>12</w:t>
             </w:r>
             <w:r>
               <w:rPr>
@@ -4814,7 +4814,7 @@
                 <w:sz w:val="22"/>
                 <w:szCs w:val="22"/>
               </w:rPr>
-              <w:t>12</w:t>
+              <w:t>13</w:t>
             </w:r>
             <w:r>
               <w:rPr>
@@ -4903,7 +4903,7 @@
                 <w:sz w:val="22"/>
                 <w:szCs w:val="22"/>
               </w:rPr>
-              <w:t>12</w:t>
+              <w:t>13</w:t>
             </w:r>
             <w:r>
               <w:rPr>
@@ -5008,7 +5008,7 @@
                 <w:sz w:val="22"/>
                 <w:szCs w:val="22"/>
               </w:rPr>
-              <w:t>14</w:t>
+              <w:t>15</w:t>
             </w:r>
             <w:r>
               <w:rPr>
@@ -5098,7 +5098,7 @@
                 <w:sz w:val="22"/>
                 <w:szCs w:val="22"/>
               </w:rPr>
-              <w:t>14</w:t>
+              <w:t>15</w:t>
             </w:r>
             <w:r>
               <w:rPr>
@@ -5187,7 +5187,7 @@
                 <w:sz w:val="22"/>
                 <w:szCs w:val="22"/>
               </w:rPr>
-              <w:t>14</w:t>
+              <w:t>15</w:t>
             </w:r>
             <w:r>
               <w:rPr>
@@ -5276,7 +5276,7 @@
                 <w:sz w:val="22"/>
                 <w:szCs w:val="22"/>
               </w:rPr>
-              <w:t>14</w:t>
+              <w:t>15</w:t>
             </w:r>
             <w:r>
               <w:rPr>
@@ -5365,7 +5365,7 @@
                 <w:sz w:val="22"/>
                 <w:szCs w:val="22"/>
               </w:rPr>
-              <w:t>15</w:t>
+              <w:t>16</w:t>
             </w:r>
             <w:r>
               <w:rPr>
@@ -5454,7 +5454,7 @@
                 <w:sz w:val="22"/>
                 <w:szCs w:val="22"/>
               </w:rPr>
-              <w:t>15</w:t>
+              <w:t>16</w:t>
             </w:r>
             <w:r>
               <w:rPr>
@@ -5543,7 +5543,7 @@
                 <w:sz w:val="22"/>
                 <w:szCs w:val="22"/>
               </w:rPr>
-              <w:t>16</w:t>
+              <w:t>17</w:t>
             </w:r>
             <w:r>
               <w:rPr>
@@ -5632,7 +5632,7 @@
                 <w:sz w:val="22"/>
                 <w:szCs w:val="22"/>
               </w:rPr>
-              <w:t>17</w:t>
+              <w:t>18</w:t>
             </w:r>
             <w:r>
               <w:rPr>
@@ -5721,7 +5721,7 @@
                 <w:sz w:val="22"/>
                 <w:szCs w:val="22"/>
               </w:rPr>
-              <w:t>17</w:t>
+              <w:t>18</w:t>
             </w:r>
             <w:r>
               <w:rPr>
@@ -5810,7 +5810,7 @@
                 <w:sz w:val="22"/>
                 <w:szCs w:val="22"/>
               </w:rPr>
-              <w:t>17</w:t>
+              <w:t>18</w:t>
             </w:r>
             <w:r>
               <w:rPr>
@@ -5915,7 +5915,7 @@
                 <w:sz w:val="22"/>
                 <w:szCs w:val="22"/>
               </w:rPr>
-              <w:t>19</w:t>
+              <w:t>20</w:t>
             </w:r>
             <w:r>
               <w:rPr>
@@ -6005,7 +6005,7 @@
                 <w:sz w:val="22"/>
                 <w:szCs w:val="22"/>
               </w:rPr>
-              <w:t>19</w:t>
+              <w:t>20</w:t>
             </w:r>
             <w:r>
               <w:rPr>
@@ -6094,7 +6094,7 @@
                 <w:sz w:val="22"/>
                 <w:szCs w:val="22"/>
               </w:rPr>
-              <w:t>19</w:t>
+              <w:t>20</w:t>
             </w:r>
             <w:r>
               <w:rPr>
@@ -6183,7 +6183,7 @@
                 <w:sz w:val="22"/>
                 <w:szCs w:val="22"/>
               </w:rPr>
-              <w:t>19</w:t>
+              <w:t>20</w:t>
             </w:r>
             <w:r>
               <w:rPr>
@@ -6272,7 +6272,7 @@
                 <w:sz w:val="22"/>
                 <w:szCs w:val="22"/>
               </w:rPr>
-              <w:t>20</w:t>
+              <w:t>21</w:t>
             </w:r>
             <w:r>
               <w:rPr>
@@ -6361,7 +6361,7 @@
                 <w:sz w:val="22"/>
                 <w:szCs w:val="22"/>
               </w:rPr>
-              <w:t>20</w:t>
+              <w:t>21</w:t>
             </w:r>
             <w:r>
               <w:rPr>
@@ -6466,7 +6466,7 @@
                 <w:sz w:val="22"/>
                 <w:szCs w:val="22"/>
               </w:rPr>
-              <w:t>21</w:t>
+              <w:t>22</w:t>
             </w:r>
             <w:r>
               <w:rPr>
@@ -6556,7 +6556,7 @@
                 <w:sz w:val="22"/>
                 <w:szCs w:val="22"/>
               </w:rPr>
-              <w:t>21</w:t>
+              <w:t>22</w:t>
             </w:r>
             <w:r>
               <w:rPr>
@@ -6645,7 +6645,7 @@
                 <w:sz w:val="22"/>
                 <w:szCs w:val="22"/>
               </w:rPr>
-              <w:t>21</w:t>
+              <w:t>22</w:t>
             </w:r>
             <w:r>
               <w:rPr>
@@ -6734,7 +6734,7 @@
                 <w:sz w:val="22"/>
                 <w:szCs w:val="22"/>
               </w:rPr>
-              <w:t>23</w:t>
+              <w:t>24</w:t>
             </w:r>
             <w:r>
               <w:rPr>
@@ -6823,7 +6823,7 @@
                 <w:sz w:val="22"/>
                 <w:szCs w:val="22"/>
               </w:rPr>
-              <w:t>25</w:t>
+              <w:t>26</w:t>
             </w:r>
             <w:r>
               <w:rPr>
@@ -6912,7 +6912,7 @@
                 <w:sz w:val="22"/>
                 <w:szCs w:val="22"/>
               </w:rPr>
-              <w:t>26</w:t>
+              <w:t>27</w:t>
             </w:r>
             <w:r>
               <w:rPr>
@@ -7001,7 +7001,7 @@
                 <w:sz w:val="22"/>
                 <w:szCs w:val="22"/>
               </w:rPr>
-              <w:t>27</w:t>
+              <w:t>28</w:t>
             </w:r>
             <w:r>
               <w:rPr>
@@ -7090,7 +7090,7 @@
                 <w:sz w:val="22"/>
                 <w:szCs w:val="22"/>
               </w:rPr>
-              <w:t>27</w:t>
+              <w:t>28</w:t>
             </w:r>
             <w:r>
               <w:rPr>
@@ -7195,7 +7195,7 @@
                 <w:sz w:val="22"/>
                 <w:szCs w:val="22"/>
               </w:rPr>
-              <w:t>28</w:t>
+              <w:t>29</w:t>
             </w:r>
             <w:r>
               <w:rPr>
@@ -7285,7 +7285,7 @@
                 <w:sz w:val="22"/>
                 <w:szCs w:val="22"/>
               </w:rPr>
-              <w:t>28</w:t>
+              <w:t>29</w:t>
             </w:r>
             <w:r>
               <w:rPr>
@@ -7374,7 +7374,7 @@
                 <w:sz w:val="22"/>
                 <w:szCs w:val="22"/>
               </w:rPr>
-              <w:t>29</w:t>
+              <w:t>30</w:t>
             </w:r>
             <w:r>
               <w:rPr>
@@ -7479,7 +7479,7 @@
                 <w:sz w:val="22"/>
                 <w:szCs w:val="22"/>
               </w:rPr>
-              <w:t>30</w:t>
+              <w:t>31</w:t>
             </w:r>
             <w:r>
               <w:rPr>
@@ -7575,7 +7575,7 @@
                 <w:sz w:val="22"/>
                 <w:szCs w:val="22"/>
               </w:rPr>
-              <w:t>32</w:t>
+              <w:t>33</w:t>
             </w:r>
             <w:r>
               <w:rPr>
@@ -7882,7 +7882,7 @@
                 <w:sz w:val="22"/>
                 <w:szCs w:val="22"/>
               </w:rPr>
-              <w:t>9</w:t>
+              <w:t>10</w:t>
             </w:r>
             <w:r>
               <w:rPr>
@@ -7979,7 +7979,7 @@
                 <w:sz w:val="22"/>
                 <w:szCs w:val="22"/>
               </w:rPr>
-              <w:t>10</w:t>
+              <w:t>11</w:t>
             </w:r>
             <w:r>
               <w:rPr>
@@ -8076,7 +8076,7 @@
                 <w:sz w:val="22"/>
                 <w:szCs w:val="22"/>
               </w:rPr>
-              <w:t>10</w:t>
+              <w:t>11</w:t>
             </w:r>
             <w:r>
               <w:rPr>
@@ -8173,7 +8173,7 @@
                 <w:sz w:val="22"/>
                 <w:szCs w:val="22"/>
               </w:rPr>
-              <w:t>11</w:t>
+              <w:t>12</w:t>
             </w:r>
             <w:r>
               <w:rPr>
@@ -8270,7 +8270,7 @@
                 <w:sz w:val="22"/>
                 <w:szCs w:val="22"/>
               </w:rPr>
-              <w:t>11</w:t>
+              <w:t>12</w:t>
             </w:r>
             <w:r>
               <w:rPr>
@@ -8367,7 +8367,7 @@
                 <w:sz w:val="22"/>
                 <w:szCs w:val="22"/>
               </w:rPr>
-              <w:t>12</w:t>
+              <w:t>13</w:t>
             </w:r>
             <w:r>
               <w:rPr>
@@ -8464,7 +8464,7 @@
                 <w:sz w:val="22"/>
                 <w:szCs w:val="22"/>
               </w:rPr>
-              <w:t>13</w:t>
+              <w:t>14</w:t>
             </w:r>
             <w:r>
               <w:rPr>
@@ -8561,7 +8561,7 @@
                 <w:sz w:val="22"/>
                 <w:szCs w:val="22"/>
               </w:rPr>
-              <w:t>22</w:t>
+              <w:t>23</w:t>
             </w:r>
             <w:r>
               <w:rPr>
@@ -8658,7 +8658,7 @@
                 <w:sz w:val="22"/>
                 <w:szCs w:val="22"/>
               </w:rPr>
-              <w:t>22</w:t>
+              <w:t>23</w:t>
             </w:r>
             <w:r>
               <w:rPr>
@@ -8755,7 +8755,7 @@
                 <w:sz w:val="22"/>
                 <w:szCs w:val="22"/>
               </w:rPr>
-              <w:t>24</w:t>
+              <w:t>25</w:t>
             </w:r>
             <w:r>
               <w:rPr>
@@ -8852,7 +8852,7 @@
                 <w:sz w:val="22"/>
                 <w:szCs w:val="22"/>
               </w:rPr>
-              <w:t>24</w:t>
+              <w:t>25</w:t>
             </w:r>
             <w:r>
               <w:rPr>
@@ -8949,7 +8949,7 @@
                 <w:sz w:val="22"/>
                 <w:szCs w:val="22"/>
               </w:rPr>
-              <w:t>25</w:t>
+              <w:t>26</w:t>
             </w:r>
             <w:r>
               <w:rPr>
@@ -9046,7 +9046,7 @@
                 <w:sz w:val="22"/>
                 <w:szCs w:val="22"/>
               </w:rPr>
-              <w:t>26</w:t>
+              <w:t>27</w:t>
             </w:r>
             <w:r>
               <w:rPr>
@@ -9546,7 +9546,7 @@
                 <w:sz w:val="22"/>
                 <w:szCs w:val="22"/>
               </w:rPr>
-              <w:t>6</w:t>
+              <w:t>7</w:t>
             </w:r>
             <w:r>
               <w:rPr>
@@ -9643,7 +9643,7 @@
                 <w:sz w:val="22"/>
                 <w:szCs w:val="22"/>
               </w:rPr>
-              <w:t>6</w:t>
+              <w:t>7</w:t>
             </w:r>
             <w:r>
               <w:rPr>
@@ -9740,7 +9740,7 @@
                 <w:sz w:val="22"/>
                 <w:szCs w:val="22"/>
               </w:rPr>
-              <w:t>7</w:t>
+              <w:t>8</w:t>
             </w:r>
             <w:r>
               <w:rPr>
@@ -9837,7 +9837,7 @@
                 <w:sz w:val="22"/>
                 <w:szCs w:val="22"/>
               </w:rPr>
-              <w:t>7</w:t>
+              <w:t>8</w:t>
             </w:r>
             <w:r>
               <w:rPr>
@@ -9934,7 +9934,7 @@
                 <w:sz w:val="22"/>
                 <w:szCs w:val="22"/>
               </w:rPr>
-              <w:t>8</w:t>
+              <w:t>9</w:t>
             </w:r>
             <w:r>
               <w:rPr>
@@ -10031,7 +10031,7 @@
                 <w:sz w:val="22"/>
                 <w:szCs w:val="22"/>
               </w:rPr>
-              <w:t>13</w:t>
+              <w:t>14</w:t>
             </w:r>
             <w:r>
               <w:rPr>
@@ -10128,7 +10128,7 @@
                 <w:sz w:val="22"/>
                 <w:szCs w:val="22"/>
               </w:rPr>
-              <w:t>14</w:t>
+              <w:t>15</w:t>
             </w:r>
             <w:r>
               <w:rPr>
@@ -10225,7 +10225,7 @@
                 <w:sz w:val="22"/>
                 <w:szCs w:val="22"/>
               </w:rPr>
-              <w:t>15</w:t>
+              <w:t>16</w:t>
             </w:r>
             <w:r>
               <w:rPr>
@@ -10322,7 +10322,7 @@
                 <w:sz w:val="22"/>
                 <w:szCs w:val="22"/>
               </w:rPr>
-              <w:t>17</w:t>
+              <w:t>18</w:t>
             </w:r>
             <w:r>
               <w:rPr>
@@ -10419,7 +10419,7 @@
                 <w:sz w:val="22"/>
                 <w:szCs w:val="22"/>
               </w:rPr>
-              <w:t>19</w:t>
+              <w:t>20</w:t>
             </w:r>
             <w:r>
               <w:rPr>
@@ -10516,7 +10516,7 @@
                 <w:sz w:val="22"/>
                 <w:szCs w:val="22"/>
               </w:rPr>
-              <w:t>21</w:t>
+              <w:t>22</w:t>
             </w:r>
             <w:r>
               <w:rPr>
@@ -10613,7 +10613,7 @@
                 <w:sz w:val="22"/>
                 <w:szCs w:val="22"/>
               </w:rPr>
-              <w:t>21</w:t>
+              <w:t>22</w:t>
             </w:r>
             <w:r>
               <w:rPr>
@@ -10710,7 +10710,7 @@
                 <w:sz w:val="22"/>
                 <w:szCs w:val="22"/>
               </w:rPr>
-              <w:t>23</w:t>
+              <w:t>24</w:t>
             </w:r>
             <w:r>
               <w:rPr>
@@ -10807,7 +10807,7 @@
                 <w:sz w:val="22"/>
                 <w:szCs w:val="22"/>
               </w:rPr>
-              <w:t>25</w:t>
+              <w:t>26</w:t>
             </w:r>
             <w:r>
               <w:rPr>
@@ -10904,7 +10904,7 @@
                 <w:sz w:val="22"/>
                 <w:szCs w:val="22"/>
               </w:rPr>
-              <w:t>27</w:t>
+              <w:t>28</w:t>
             </w:r>
             <w:r>
               <w:rPr>
@@ -14505,7 +14505,7 @@
           <w:sz w:val="24"/>
           <w:szCs w:val="24"/>
         </w:rPr>
-        <w:t xml:space="preserve">First, flattening problems are named but not measured: convergence and divergence appear in small or single-case examples, and most of the object-centric evidence we found uses simulated logs.</w:t>
+        <w:t xml:space="preserve">First, flattening is described but not measured. Convergence, divergence and deficiency are defined conceptually [1], [4] and shown on single case studies [5], but no study we found reports how often they occur across several real logs from different domains. We address this with distortion metrics for 38 case notions on seven real public logs, which sort the logs into three regimes.</w:t>
       </w:r>
     </w:p>
     <w:p>
@@ -14519,7 +14519,7 @@
           <w:sz w:val="24"/>
           <w:szCs w:val="24"/>
         </w:rPr>
-        <w:t xml:space="preserve">Second, work on education and capstones relies on learning-platform data, since object-centric educational mining uses Moodle activity. A review lifecycle with submit, review, reject, resubmit and score has no public object-centric dataset.</w:t>
+        <w:t xml:space="preserve">Second, the effect of flattening on what an analyst reads is unknown. Earlier work compares machine-learning performance [3] or classifies data-quality issues [6], but none measures, across logs, whether flattening changes activity rankings, process paths or discovered models, or separates duplication, which can be fixed, from narrowing, which cannot. We address this by comparing five standard outputs (C1 to C5) with an object-centric reference, with bootstrap intervals on the headline numbers.</w:t>
       </w:r>
     </w:p>
     <w:p>
@@ -14533,7 +14533,7 @@
           <w:sz w:val="24"/>
           <w:szCs w:val="24"/>
         </w:rPr>
-        <w:t xml:space="preserve">Third, capstone portal logs are not available. Searches of Zenodo, 4TU and the web found no public capstone or thesis-management event log, so we cannot test the capstone claim directly.</w:t>
+        <w:t xml:space="preserve">Third, review workflows have no object-centric model. Object-centric educational mining uses learning-platform activity [7], and review processes have been mined with a single case notion only [11]. A lifecycle of submit, review, reject, resubmit and score has no object-centric model that we could find, and no public capstone or thesis-management event log exists. We address this with an OCEL 2.0 model of the capstone lifecycle, and by measuring on real logs that have a review shape (code review and student assessment).</w:t>
       </w:r>
     </w:p>
     <w:p>
@@ -14547,7 +14547,7 @@
           <w:sz w:val="24"/>
           <w:szCs w:val="24"/>
         </w:rPr>
-        <w:t xml:space="preserve">Our strategy is therefore to measure flattening on real review-like and multi-entity logs, to give the capstone an OCEL 2.0 model, and to state the limits explicitly.</w:t>
+        <w:t xml:space="preserve">Our approach is therefore to measure first, on real data only, and to check every number with independent code.</w:t>
       </w:r>
     </w:p>
     <w:p>
